--- a/Report/SiteSafeReport.docx
+++ b/Report/SiteSafeReport.docx
@@ -556,7 +556,7 @@
           <w:szCs w:val="32"/>
         </w:rPr>
         <w:drawing>
-          <wp:anchor distT="0" distB="0" distL="114300" distR="114300" simplePos="0" relativeHeight="251540480" behindDoc="0" locked="0" layoutInCell="1" allowOverlap="1" wp14:anchorId="1AE65912" wp14:editId="44FD2F26">
+          <wp:anchor distT="0" distB="0" distL="114300" distR="114300" simplePos="0" relativeHeight="251540480" behindDoc="0" locked="0" layoutInCell="1" allowOverlap="1" wp14:anchorId="1AE65912" wp14:editId="236A2EF4">
             <wp:simplePos x="0" y="0"/>
             <wp:positionH relativeFrom="column">
               <wp:posOffset>60960</wp:posOffset>
@@ -835,21 +835,12 @@
                               </w:rPr>
                               <w:t xml:space="preserve"> </w:t>
                             </w:r>
-                            <w:proofErr w:type="spellStart"/>
                             <w:r>
                               <w:rPr>
                                 <w:sz w:val="18"/>
                                 <w:szCs w:val="18"/>
                               </w:rPr>
-                              <w:t>SiteSafe</w:t>
-                            </w:r>
-                            <w:proofErr w:type="spellEnd"/>
-                            <w:r>
-                              <w:rPr>
-                                <w:sz w:val="18"/>
-                                <w:szCs w:val="18"/>
-                              </w:rPr>
-                              <w:t xml:space="preserve"> Logo</w:t>
+                              <w:t>SiteSafe Logo</w:t>
                             </w:r>
                           </w:p>
                         </w:txbxContent>
@@ -916,21 +907,12 @@
                         </w:rPr>
                         <w:t xml:space="preserve"> </w:t>
                       </w:r>
-                      <w:proofErr w:type="spellStart"/>
                       <w:r>
                         <w:rPr>
                           <w:sz w:val="18"/>
                           <w:szCs w:val="18"/>
                         </w:rPr>
-                        <w:t>SiteSafe</w:t>
-                      </w:r>
-                      <w:proofErr w:type="spellEnd"/>
-                      <w:r>
-                        <w:rPr>
-                          <w:sz w:val="18"/>
-                          <w:szCs w:val="18"/>
-                        </w:rPr>
-                        <w:t xml:space="preserve"> Logo</w:t>
+                        <w:t>SiteSafe Logo</w:t>
                       </w:r>
                     </w:p>
                   </w:txbxContent>
@@ -1844,11 +1826,517 @@
     </w:p>
     <w:p>
       <w:pPr>
+        <w:rPr>
+          <w:lang w:val="en-GB"/>
+        </w:rPr>
+      </w:pPr>
+    </w:p>
+    <w:p>
+      <w:pPr>
+        <w:rPr>
+          <w:lang w:val="en-GB"/>
+        </w:rPr>
+      </w:pPr>
+    </w:p>
+    <w:p>
+      <w:r>
+        <w:lastRenderedPageBreak/>
+        <w:t>Initially, when the user accesses the application, if they haven't logged in before, they are directed to the login screen. If they have a user account linked to a company, they can log in here. Alternatively, they can navigate to the registration screen to register a new company along with an initial admin user. Both normal users and admin users use the same screen to log in.</w:t>
+      </w:r>
+    </w:p>
+    <w:p>
+      <w:pPr>
+        <w:rPr>
+          <w:lang w:val="en-GB"/>
+        </w:rPr>
+      </w:pPr>
+      <w:r>
+        <w:rPr>
+          <w:noProof/>
+          <w:lang w:val="en-GB"/>
+        </w:rPr>
+        <w:drawing>
+          <wp:inline distT="0" distB="0" distL="0" distR="0" wp14:anchorId="30365AF8" wp14:editId="736922D5">
+            <wp:extent cx="5731510" cy="2722880"/>
+            <wp:effectExtent l="0" t="0" r="2540" b="1270"/>
+            <wp:docPr id="1380574632" name="Picture 5"/>
+            <wp:cNvGraphicFramePr>
+              <a:graphicFrameLocks xmlns:a="http://schemas.openxmlformats.org/drawingml/2006/main" noChangeAspect="1"/>
+            </wp:cNvGraphicFramePr>
+            <a:graphic xmlns:a="http://schemas.openxmlformats.org/drawingml/2006/main">
+              <a:graphicData uri="http://schemas.openxmlformats.org/drawingml/2006/picture">
+                <pic:pic xmlns:pic="http://schemas.openxmlformats.org/drawingml/2006/picture">
+                  <pic:nvPicPr>
+                    <pic:cNvPr id="1380574632" name="Picture 1380574632"/>
+                    <pic:cNvPicPr/>
+                  </pic:nvPicPr>
+                  <pic:blipFill>
+                    <a:blip r:embed="rId14" cstate="print">
+                      <a:extLst>
+                        <a:ext uri="{28A0092B-C50C-407E-A947-70E740481C1C}">
+                          <a14:useLocalDpi xmlns:a14="http://schemas.microsoft.com/office/drawing/2010/main" val="0"/>
+                        </a:ext>
+                      </a:extLst>
+                    </a:blip>
+                    <a:stretch>
+                      <a:fillRect/>
+                    </a:stretch>
+                  </pic:blipFill>
+                  <pic:spPr>
+                    <a:xfrm>
+                      <a:off x="0" y="0"/>
+                      <a:ext cx="5731510" cy="2722880"/>
+                    </a:xfrm>
+                    <a:prstGeom prst="rect">
+                      <a:avLst/>
+                    </a:prstGeom>
+                  </pic:spPr>
+                </pic:pic>
+              </a:graphicData>
+            </a:graphic>
+          </wp:inline>
+        </w:drawing>
+      </w:r>
+    </w:p>
+    <w:p>
+      <w:r>
+        <w:t>If the “Don’t have an account? Register here” button is pressed, the user is taken to a screen where they can create a new company and an initial admin account. From there, the user can log in as the admin and manage the account.</w:t>
+      </w:r>
+    </w:p>
+    <w:p>
+      <w:pPr>
+        <w:rPr>
+          <w:lang w:val="en-GB"/>
+        </w:rPr>
+      </w:pPr>
+      <w:r>
+        <w:rPr>
+          <w:noProof/>
+          <w:lang w:val="en-GB"/>
+        </w:rPr>
+        <w:drawing>
+          <wp:inline distT="0" distB="0" distL="0" distR="0" wp14:anchorId="53A945EF" wp14:editId="0DD65AE1">
+            <wp:extent cx="5731510" cy="2737485"/>
+            <wp:effectExtent l="0" t="0" r="2540" b="5715"/>
+            <wp:docPr id="1129281438" name="Picture 6" descr="A registration form with red and blue text&#10;&#10;AI-generated content may be incorrect."/>
+            <wp:cNvGraphicFramePr>
+              <a:graphicFrameLocks xmlns:a="http://schemas.openxmlformats.org/drawingml/2006/main" noChangeAspect="1"/>
+            </wp:cNvGraphicFramePr>
+            <a:graphic xmlns:a="http://schemas.openxmlformats.org/drawingml/2006/main">
+              <a:graphicData uri="http://schemas.openxmlformats.org/drawingml/2006/picture">
+                <pic:pic xmlns:pic="http://schemas.openxmlformats.org/drawingml/2006/picture">
+                  <pic:nvPicPr>
+                    <pic:cNvPr id="1129281438" name="Picture 6" descr="A registration form with red and blue text&#10;&#10;AI-generated content may be incorrect."/>
+                    <pic:cNvPicPr/>
+                  </pic:nvPicPr>
+                  <pic:blipFill>
+                    <a:blip r:embed="rId15" cstate="print">
+                      <a:extLst>
+                        <a:ext uri="{28A0092B-C50C-407E-A947-70E740481C1C}">
+                          <a14:useLocalDpi xmlns:a14="http://schemas.microsoft.com/office/drawing/2010/main" val="0"/>
+                        </a:ext>
+                      </a:extLst>
+                    </a:blip>
+                    <a:stretch>
+                      <a:fillRect/>
+                    </a:stretch>
+                  </pic:blipFill>
+                  <pic:spPr>
+                    <a:xfrm>
+                      <a:off x="0" y="0"/>
+                      <a:ext cx="5731510" cy="2737485"/>
+                    </a:xfrm>
+                    <a:prstGeom prst="rect">
+                      <a:avLst/>
+                    </a:prstGeom>
+                  </pic:spPr>
+                </pic:pic>
+              </a:graphicData>
+            </a:graphic>
+          </wp:inline>
+        </w:drawing>
+      </w:r>
+    </w:p>
+    <w:p>
+      <w:pPr>
+        <w:rPr>
+          <w:lang w:val="en-GB"/>
+        </w:rPr>
+      </w:pPr>
+    </w:p>
+    <w:p>
+      <w:pPr>
+        <w:rPr>
+          <w:lang w:val="en-GB"/>
+        </w:rPr>
+      </w:pPr>
+    </w:p>
+    <w:p>
+      <w:pPr>
+        <w:rPr>
+          <w:lang w:val="en-GB"/>
+        </w:rPr>
+      </w:pPr>
+    </w:p>
+    <w:p>
+      <w:pPr>
+        <w:rPr>
+          <w:lang w:val="en-GB"/>
+        </w:rPr>
+      </w:pPr>
+    </w:p>
+    <w:p>
+      <w:pPr>
+        <w:rPr>
+          <w:lang w:val="en-GB"/>
+        </w:rPr>
+      </w:pPr>
+      <w:r>
+        <w:rPr>
+          <w:lang w:val="en-GB"/>
+        </w:rPr>
+        <w:lastRenderedPageBreak/>
+        <w:t xml:space="preserve">Once the user logs in, they are brought to the main screen, which contains </w:t>
+      </w:r>
+      <w:proofErr w:type="gramStart"/>
+      <w:r>
+        <w:rPr>
+          <w:lang w:val="en-GB"/>
+        </w:rPr>
+        <w:t>the majority of</w:t>
+      </w:r>
+      <w:proofErr w:type="gramEnd"/>
+      <w:r>
+        <w:rPr>
+          <w:lang w:val="en-GB"/>
+        </w:rPr>
+        <w:t xml:space="preserve"> the options available to them. The main screen features a clean and simple design, eliminating the need for complicated user manuals </w:t>
+      </w:r>
+      <w:r>
+        <w:rPr>
+          <w:lang w:val="en-GB"/>
+        </w:rPr>
+        <w:t>and</w:t>
+      </w:r>
+      <w:r>
+        <w:rPr>
+          <w:lang w:val="en-GB"/>
+        </w:rPr>
+        <w:t xml:space="preserve"> costly training for the company. All buttons are intuitive and clearly </w:t>
+      </w:r>
+      <w:r>
+        <w:rPr>
+          <w:lang w:val="en-GB"/>
+        </w:rPr>
+        <w:t>labelled</w:t>
+      </w:r>
+      <w:r>
+        <w:rPr>
+          <w:lang w:val="en-GB"/>
+        </w:rPr>
+        <w:t>, giving the user a clear understanding of their function.</w:t>
+      </w:r>
+    </w:p>
+    <w:p>
+      <w:pPr>
+        <w:rPr>
+          <w:lang w:val="en-GB"/>
+        </w:rPr>
+      </w:pPr>
+      <w:r>
+        <w:rPr>
+          <w:lang w:val="en-GB"/>
+        </w:rPr>
+        <w:t>At the top, there is a menu with all the essential options the user may need, such as managing users, cameras, and detections. There are also options to view the documentation, read a project description, and contact the creator. On the far right of the menu, the logged-in user’s name is displayed. When clicked, it reveals an option to log out.</w:t>
+      </w:r>
+    </w:p>
+    <w:p>
+      <w:pPr>
+        <w:rPr>
+          <w:lang w:val="en-GB"/>
+        </w:rPr>
+      </w:pPr>
+      <w:r>
+        <w:rPr>
+          <w:lang w:val="en-GB"/>
+        </w:rPr>
+        <w:t xml:space="preserve">In the main section, the application’s logo is displayed in the top left. In the </w:t>
+      </w:r>
+      <w:proofErr w:type="spellStart"/>
+      <w:r>
+        <w:rPr>
+          <w:lang w:val="en-GB"/>
+        </w:rPr>
+        <w:t>center</w:t>
+      </w:r>
+      <w:proofErr w:type="spellEnd"/>
+      <w:r>
+        <w:rPr>
+          <w:lang w:val="en-GB"/>
+        </w:rPr>
+        <w:t>, users can see options like “Choose Camera,” “Settings,” “Dashboard,” and “Add Second Camera,” all of which are self-explanatory.</w:t>
+      </w:r>
+    </w:p>
+    <w:p>
+      <w:pPr>
+        <w:rPr>
+          <w:lang w:val="en-GB"/>
+        </w:rPr>
+      </w:pPr>
+      <w:r>
+        <w:rPr>
+          <w:noProof/>
+          <w:lang w:val="en-GB"/>
+        </w:rPr>
+        <w:drawing>
+          <wp:inline distT="0" distB="0" distL="0" distR="0" wp14:anchorId="6303F170" wp14:editId="694B6E60">
+            <wp:extent cx="5731510" cy="2588895"/>
+            <wp:effectExtent l="0" t="0" r="2540" b="1905"/>
+            <wp:docPr id="796709349" name="Picture 7" descr="A screenshot of a computer&#10;&#10;AI-generated content may be incorrect."/>
+            <wp:cNvGraphicFramePr>
+              <a:graphicFrameLocks xmlns:a="http://schemas.openxmlformats.org/drawingml/2006/main" noChangeAspect="1"/>
+            </wp:cNvGraphicFramePr>
+            <a:graphic xmlns:a="http://schemas.openxmlformats.org/drawingml/2006/main">
+              <a:graphicData uri="http://schemas.openxmlformats.org/drawingml/2006/picture">
+                <pic:pic xmlns:pic="http://schemas.openxmlformats.org/drawingml/2006/picture">
+                  <pic:nvPicPr>
+                    <pic:cNvPr id="796709349" name="Picture 7" descr="A screenshot of a computer&#10;&#10;AI-generated content may be incorrect."/>
+                    <pic:cNvPicPr/>
+                  </pic:nvPicPr>
+                  <pic:blipFill>
+                    <a:blip r:embed="rId16" cstate="print">
+                      <a:extLst>
+                        <a:ext uri="{28A0092B-C50C-407E-A947-70E740481C1C}">
+                          <a14:useLocalDpi xmlns:a14="http://schemas.microsoft.com/office/drawing/2010/main" val="0"/>
+                        </a:ext>
+                      </a:extLst>
+                    </a:blip>
+                    <a:stretch>
+                      <a:fillRect/>
+                    </a:stretch>
+                  </pic:blipFill>
+                  <pic:spPr>
+                    <a:xfrm>
+                      <a:off x="0" y="0"/>
+                      <a:ext cx="5731510" cy="2588895"/>
+                    </a:xfrm>
+                    <a:prstGeom prst="rect">
+                      <a:avLst/>
+                    </a:prstGeom>
+                  </pic:spPr>
+                </pic:pic>
+              </a:graphicData>
+            </a:graphic>
+          </wp:inline>
+        </w:drawing>
+      </w:r>
+    </w:p>
+    <w:p>
+      <w:pPr>
+        <w:rPr>
+          <w:lang w:val="en-GB"/>
+        </w:rPr>
+      </w:pPr>
+      <w:r>
+        <w:rPr>
+          <w:lang w:val="en-GB"/>
+        </w:rPr>
+        <w:t>The Description menu option brings the user to a simple description of the application and the technologies used to make the application work.</w:t>
+      </w:r>
+    </w:p>
+    <w:p>
+      <w:pPr>
+        <w:rPr>
+          <w:lang w:val="en-GB"/>
+        </w:rPr>
+      </w:pPr>
+      <w:r>
+        <w:rPr>
+          <w:noProof/>
+          <w:lang w:val="en-GB"/>
+        </w:rPr>
+        <w:drawing>
+          <wp:inline distT="0" distB="0" distL="0" distR="0" wp14:anchorId="4E677B2D" wp14:editId="0C975852">
+            <wp:extent cx="5731510" cy="2597785"/>
+            <wp:effectExtent l="0" t="0" r="2540" b="0"/>
+            <wp:docPr id="945243528" name="Picture 8" descr="A screenshot of a computer&#10;&#10;AI-generated content may be incorrect."/>
+            <wp:cNvGraphicFramePr>
+              <a:graphicFrameLocks xmlns:a="http://schemas.openxmlformats.org/drawingml/2006/main" noChangeAspect="1"/>
+            </wp:cNvGraphicFramePr>
+            <a:graphic xmlns:a="http://schemas.openxmlformats.org/drawingml/2006/main">
+              <a:graphicData uri="http://schemas.openxmlformats.org/drawingml/2006/picture">
+                <pic:pic xmlns:pic="http://schemas.openxmlformats.org/drawingml/2006/picture">
+                  <pic:nvPicPr>
+                    <pic:cNvPr id="945243528" name="Picture 8" descr="A screenshot of a computer&#10;&#10;AI-generated content may be incorrect."/>
+                    <pic:cNvPicPr/>
+                  </pic:nvPicPr>
+                  <pic:blipFill>
+                    <a:blip r:embed="rId17" cstate="print">
+                      <a:extLst>
+                        <a:ext uri="{28A0092B-C50C-407E-A947-70E740481C1C}">
+                          <a14:useLocalDpi xmlns:a14="http://schemas.microsoft.com/office/drawing/2010/main" val="0"/>
+                        </a:ext>
+                      </a:extLst>
+                    </a:blip>
+                    <a:stretch>
+                      <a:fillRect/>
+                    </a:stretch>
+                  </pic:blipFill>
+                  <pic:spPr>
+                    <a:xfrm>
+                      <a:off x="0" y="0"/>
+                      <a:ext cx="5731510" cy="2597785"/>
+                    </a:xfrm>
+                    <a:prstGeom prst="rect">
+                      <a:avLst/>
+                    </a:prstGeom>
+                  </pic:spPr>
+                </pic:pic>
+              </a:graphicData>
+            </a:graphic>
+          </wp:inline>
+        </w:drawing>
+      </w:r>
+    </w:p>
+    <w:p>
+      <w:pPr>
+        <w:rPr>
+          <w:lang w:val="en-GB"/>
+        </w:rPr>
+      </w:pPr>
+    </w:p>
+    <w:p>
+      <w:pPr>
+        <w:rPr>
+          <w:lang w:val="en-GB"/>
+        </w:rPr>
+      </w:pPr>
+    </w:p>
+    <w:p>
+      <w:pPr>
+        <w:rPr>
+          <w:lang w:val="en-GB"/>
+        </w:rPr>
+      </w:pPr>
+    </w:p>
+    <w:p>
+      <w:pPr>
+        <w:rPr>
+          <w:lang w:val="en-GB"/>
+        </w:rPr>
+      </w:pPr>
+    </w:p>
+    <w:p>
+      <w:pPr>
+        <w:rPr>
+          <w:lang w:val="en-GB"/>
+        </w:rPr>
+      </w:pPr>
+    </w:p>
+    <w:p>
+      <w:pPr>
+        <w:rPr>
+          <w:lang w:val="en-GB"/>
+        </w:rPr>
+      </w:pPr>
+    </w:p>
+    <w:p>
+      <w:pPr>
+        <w:rPr>
+          <w:lang w:val="en-GB"/>
+        </w:rPr>
+      </w:pPr>
+    </w:p>
+    <w:p>
+      <w:pPr>
+        <w:rPr>
+          <w:lang w:val="en-GB"/>
+        </w:rPr>
+      </w:pPr>
+    </w:p>
+    <w:p>
+      <w:pPr>
+        <w:rPr>
+          <w:lang w:val="en-GB"/>
+        </w:rPr>
+      </w:pPr>
+    </w:p>
+    <w:p>
+      <w:pPr>
+        <w:rPr>
+          <w:lang w:val="en-GB"/>
+        </w:rPr>
+      </w:pPr>
+    </w:p>
+    <w:p>
+      <w:pPr>
+        <w:rPr>
+          <w:lang w:val="en-GB"/>
+        </w:rPr>
+      </w:pPr>
+    </w:p>
+    <w:p>
+      <w:pPr>
+        <w:rPr>
+          <w:lang w:val="en-GB"/>
+        </w:rPr>
+      </w:pPr>
+    </w:p>
+    <w:p>
+      <w:pPr>
+        <w:rPr>
+          <w:lang w:val="en-GB"/>
+        </w:rPr>
+      </w:pPr>
+    </w:p>
+    <w:p>
+      <w:pPr>
+        <w:rPr>
+          <w:lang w:val="en-GB"/>
+        </w:rPr>
+      </w:pPr>
+    </w:p>
+    <w:p>
+      <w:pPr>
+        <w:rPr>
+          <w:lang w:val="en-GB"/>
+        </w:rPr>
+      </w:pPr>
+    </w:p>
+    <w:p>
+      <w:pPr>
+        <w:rPr>
+          <w:lang w:val="en-GB"/>
+        </w:rPr>
+      </w:pPr>
+    </w:p>
+    <w:p>
+      <w:pPr>
+        <w:rPr>
+          <w:lang w:val="en-GB"/>
+        </w:rPr>
+      </w:pPr>
+    </w:p>
+    <w:p>
+      <w:pPr>
+        <w:rPr>
+          <w:lang w:val="en-GB"/>
+        </w:rPr>
+      </w:pPr>
+    </w:p>
+    <w:p>
+      <w:pPr>
+        <w:rPr>
+          <w:lang w:val="en-GB"/>
+        </w:rPr>
+      </w:pPr>
+    </w:p>
+    <w:p>
+      <w:pPr>
         <w:pStyle w:val="Heading1"/>
       </w:pPr>
       <w:bookmarkStart w:id="3" w:name="_Toc190422317"/>
       <w:r>
-        <w:lastRenderedPageBreak/>
         <w:t>Technologies</w:t>
       </w:r>
       <w:bookmarkEnd w:id="3"/>
@@ -1963,6 +2451,7 @@
           <w:bCs/>
           <w:lang w:val="en-GB"/>
         </w:rPr>
+        <w:lastRenderedPageBreak/>
         <w:t>Ultralytics</w:t>
       </w:r>
       <w:proofErr w:type="spellEnd"/>
@@ -2210,7 +2699,6 @@
       </w:pPr>
       <w:bookmarkStart w:id="4" w:name="_Toc190422318"/>
       <w:r>
-        <w:lastRenderedPageBreak/>
         <w:t>Demo Site &amp; Company Site</w:t>
       </w:r>
       <w:bookmarkEnd w:id="4"/>
@@ -2299,6 +2787,7 @@
           <w:bCs/>
           <w:lang w:val="en-GB"/>
         </w:rPr>
+        <w:lastRenderedPageBreak/>
         <w:t>Default Settings</w:t>
       </w:r>
       <w:r>
@@ -2514,24 +3003,276 @@
       </w:pPr>
       <w:bookmarkStart w:id="7" w:name="_Toc190422321"/>
       <w:r>
+        <w:t xml:space="preserve">Personal Protective Equipment </w:t>
+      </w:r>
+      <w:r>
+        <w:t>Detection</w:t>
+      </w:r>
+      <w:bookmarkEnd w:id="7"/>
+    </w:p>
+    <w:p/>
+    <w:p>
+      <w:pPr>
+        <w:pStyle w:val="Heading2"/>
+      </w:pPr>
+      <w:bookmarkStart w:id="8" w:name="_Toc190422322"/>
+      <w:r>
+        <w:t>Helmet Detection</w:t>
+      </w:r>
+      <w:bookmarkEnd w:id="8"/>
+    </w:p>
+    <w:p/>
+    <w:p>
+      <w:pPr>
+        <w:rPr>
+          <w:lang w:val="en-GB"/>
+        </w:rPr>
+      </w:pPr>
+      <w:r>
+        <w:rPr>
+          <w:lang w:val="en-GB"/>
+        </w:rPr>
+        <w:t>Ensuring workers on construction sites wear helmets is critical for reducing the risk of head injuries caused by accidents or falling objects. The effectiveness of helmet detection using AI is one of the key features of this project, aligning with its objective of improving construction site safety. As such, selecting the most effective methodology for implementing helmet detection is a crucial design decision.</w:t>
+      </w:r>
+    </w:p>
+    <w:p>
+      <w:pPr>
+        <w:rPr>
+          <w:lang w:val="en-GB"/>
+        </w:rPr>
+      </w:pPr>
+      <w:r>
+        <w:rPr>
+          <w:lang w:val="en-GB"/>
+        </w:rPr>
         <w:lastRenderedPageBreak/>
-        <w:t xml:space="preserve">Personal Protective Equipment </w:t>
-      </w:r>
-      <w:r>
-        <w:t>Detection</w:t>
-      </w:r>
-      <w:bookmarkEnd w:id="7"/>
+        <w:t>Recent advancements in machine learning provide a strong foundation for this system’s design. Helmet detection primarily involves analysing visual input to identify key features of helmets on individuals in a live video feed. Techniques such as object detection using convolutional neural networks (CNNs) have proven effective in similar applications.</w:t>
+      </w:r>
+    </w:p>
+    <w:p>
+      <w:pPr>
+        <w:rPr>
+          <w:lang w:val="en-GB"/>
+        </w:rPr>
+      </w:pPr>
+      <w:r>
+        <w:rPr>
+          <w:lang w:val="en-GB"/>
+        </w:rPr>
+        <w:t>Focusing</w:t>
+      </w:r>
+      <w:r>
+        <w:rPr>
+          <w:lang w:val="en-GB"/>
+        </w:rPr>
+        <w:t xml:space="preserve"> on helmets allows for a more streamlined and accurate first iteration. For this reason, the initial implementation will prioriti</w:t>
+      </w:r>
+      <w:r>
+        <w:rPr>
+          <w:lang w:val="en-GB"/>
+        </w:rPr>
+        <w:t>s</w:t>
+      </w:r>
+      <w:r>
+        <w:rPr>
+          <w:lang w:val="en-GB"/>
+        </w:rPr>
+        <w:t>e helmet detection based on trained object detection models, such as YOLO (You Only Look Once), due to its speed and precision in real-time environments.</w:t>
+      </w:r>
+    </w:p>
+    <w:p>
+      <w:pPr>
+        <w:rPr>
+          <w:lang w:val="en-GB"/>
+        </w:rPr>
+      </w:pPr>
+      <w:r>
+        <w:rPr>
+          <w:lang w:val="en-GB"/>
+        </w:rPr>
+        <w:t xml:space="preserve">Subsequent iterations of the system </w:t>
+      </w:r>
+      <w:r>
+        <w:rPr>
+          <w:lang w:val="en-GB"/>
+        </w:rPr>
+        <w:t>will</w:t>
+      </w:r>
+      <w:r>
+        <w:rPr>
+          <w:lang w:val="en-GB"/>
+        </w:rPr>
+        <w:t xml:space="preserve"> expand to include </w:t>
+      </w:r>
+      <w:r>
+        <w:rPr>
+          <w:lang w:val="en-GB"/>
+        </w:rPr>
+        <w:t>high-visibility jackets</w:t>
+      </w:r>
+      <w:r>
+        <w:rPr>
+          <w:lang w:val="en-GB"/>
+        </w:rPr>
+        <w:t xml:space="preserve"> alongside helmets. </w:t>
+      </w:r>
+      <w:r>
+        <w:t>Research has shown that combining multiple safety indicators can significantly enhance the overall reliability of site safety systems (</w:t>
+      </w:r>
+      <w:r>
+        <w:t xml:space="preserve">Fig 4. </w:t>
+      </w:r>
+      <w:r>
+        <w:t>Work Health Safety Research, 2015).</w:t>
+      </w:r>
+      <w:r>
+        <w:rPr>
+          <w:lang w:val="en-GB"/>
+        </w:rPr>
+        <w:t xml:space="preserve"> </w:t>
+      </w:r>
+      <w:r>
+        <w:rPr>
+          <w:lang w:val="en-GB"/>
+        </w:rPr>
+        <w:t>By starting with helmets as the primary focus, this project aims to deliver high accuracy and responsiveness, laying the groundwork for broader functionality in future updates.</w:t>
+      </w:r>
     </w:p>
     <w:p/>
     <w:p>
       <w:pPr>
         <w:pStyle w:val="Heading2"/>
       </w:pPr>
-      <w:bookmarkStart w:id="8" w:name="_Toc190422322"/>
-      <w:r>
-        <w:t>Helmet Detection</w:t>
-      </w:r>
-      <w:bookmarkEnd w:id="8"/>
+      <w:bookmarkStart w:id="9" w:name="_Toc190422323"/>
+      <w:r>
+        <w:t>High-Visibility Jacket Detection</w:t>
+      </w:r>
+      <w:bookmarkEnd w:id="9"/>
+    </w:p>
+    <w:p>
+      <w:pPr>
+        <w:rPr>
+          <w:lang w:val="en-GB"/>
+        </w:rPr>
+      </w:pPr>
+    </w:p>
+    <w:p>
+      <w:pPr>
+        <w:rPr>
+          <w:lang w:val="en-GB"/>
+        </w:rPr>
+      </w:pPr>
+      <w:r>
+        <w:rPr>
+          <w:lang w:val="en-GB"/>
+        </w:rPr>
+        <w:t>The detection of high-visibility jackets is a vital component of ensuring worker compliance with safety regulations on construction sites. The chosen methodology for identifying high-visibility jackets relies on leveraging object detection models trained to recogni</w:t>
+      </w:r>
+      <w:r>
+        <w:rPr>
+          <w:lang w:val="en-GB"/>
+        </w:rPr>
+        <w:t>s</w:t>
+      </w:r>
+      <w:r>
+        <w:rPr>
+          <w:lang w:val="en-GB"/>
+        </w:rPr>
+        <w:t xml:space="preserve">e the unique </w:t>
+      </w:r>
+      <w:r>
+        <w:rPr>
+          <w:lang w:val="en-GB"/>
+        </w:rPr>
+        <w:t>colour</w:t>
+      </w:r>
+      <w:r>
+        <w:rPr>
+          <w:lang w:val="en-GB"/>
+        </w:rPr>
+        <w:t xml:space="preserve">, shape and </w:t>
+      </w:r>
+      <w:r>
+        <w:rPr>
+          <w:lang w:val="en-GB"/>
+        </w:rPr>
+        <w:t>reflective properties of such jackets.</w:t>
+      </w:r>
+    </w:p>
+    <w:p>
+      <w:pPr>
+        <w:rPr>
+          <w:lang w:val="en-GB"/>
+        </w:rPr>
+      </w:pPr>
+      <w:r>
+        <w:rPr>
+          <w:lang w:val="en-GB"/>
+        </w:rPr>
+        <w:t xml:space="preserve">Object detection libraries and frameworks provide the foundation for this functionality. Pretrained models like YOLO (You Only Look Once) have been evaluated for their suitability in identifying </w:t>
+      </w:r>
+      <w:r>
+        <w:rPr>
+          <w:lang w:val="en-GB"/>
+        </w:rPr>
+        <w:t>helmets, transitioning this to high-visibility jackets should be achievable.</w:t>
+      </w:r>
+      <w:r>
+        <w:rPr>
+          <w:lang w:val="en-GB"/>
+        </w:rPr>
+        <w:t xml:space="preserve"> YOLO is particularly advantageous due to its ability to process frames in real-time, a crucial feature for live video monitoring.</w:t>
+      </w:r>
+    </w:p>
+    <w:p>
+      <w:pPr>
+        <w:rPr>
+          <w:lang w:val="en-GB"/>
+        </w:rPr>
+      </w:pPr>
+      <w:r>
+        <w:rPr>
+          <w:lang w:val="en-GB"/>
+        </w:rPr>
+        <w:t xml:space="preserve">For initial implementation, YOLO will be employed for its speed and compatibility with a range of </w:t>
+      </w:r>
+      <w:r>
+        <w:rPr>
+          <w:lang w:val="en-GB"/>
+        </w:rPr>
+        <w:t>camera sources</w:t>
+      </w:r>
+      <w:r>
+        <w:rPr>
+          <w:lang w:val="en-GB"/>
+        </w:rPr>
+        <w:t xml:space="preserve">. The system will be trained using datasets containing diverse examples of high-visibility jackets across varying lighting and weather conditions to ensure robustness. One limitation of YOLO, however, is that its accuracy may decrease when distinguishing between jackets and similarly </w:t>
+      </w:r>
+      <w:r>
+        <w:rPr>
+          <w:lang w:val="en-GB"/>
+        </w:rPr>
+        <w:t>coloured</w:t>
+      </w:r>
+      <w:r>
+        <w:rPr>
+          <w:lang w:val="en-GB"/>
+        </w:rPr>
+        <w:t xml:space="preserve"> or reflective objects, which will be addressed through iterative model refinement.</w:t>
+      </w:r>
+    </w:p>
+    <w:p>
+      <w:pPr>
+        <w:pStyle w:val="Heading2"/>
+      </w:pPr>
+      <w:bookmarkStart w:id="10" w:name="_Toc190422324"/>
+      <w:r>
+        <w:t>Evaluation</w:t>
+      </w:r>
+      <w:r>
+        <w:t xml:space="preserve"> of detection model</w:t>
+      </w:r>
+      <w:bookmarkEnd w:id="10"/>
     </w:p>
     <w:p/>
     <w:p>
@@ -2544,39 +3285,19 @@
         <w:rPr>
           <w:lang w:val="en-GB"/>
         </w:rPr>
-        <w:t>Ensuring workers on construction sites wear helmets is critical for reducing the risk of head injuries caused by accidents or falling objects. The effectiveness of helmet detection using AI is one of the key features of this project, aligning with its objective of improving construction site safety. As such, selecting the most effective methodology for implementing helmet detection is a crucial design decision.</w:t>
-      </w:r>
-    </w:p>
-    <w:p>
-      <w:pPr>
-        <w:rPr>
-          <w:lang w:val="en-GB"/>
-        </w:rPr>
-      </w:pPr>
-      <w:r>
-        <w:rPr>
-          <w:lang w:val="en-GB"/>
-        </w:rPr>
-        <w:t>Recent advancements in machine learning provide a strong foundation for this system’s design. Helmet detection primarily involves analysing visual input to identify key features of helmets on individuals in a live video feed. Techniques such as object detection using convolutional neural networks (CNNs) have proven effective in similar applications.</w:t>
-      </w:r>
-    </w:p>
-    <w:p>
-      <w:pPr>
-        <w:rPr>
-          <w:lang w:val="en-GB"/>
-        </w:rPr>
-      </w:pPr>
-      <w:r>
-        <w:rPr>
-          <w:lang w:val="en-GB"/>
-        </w:rPr>
-        <w:t>Focusing</w:t>
-      </w:r>
-      <w:r>
-        <w:rPr>
-          <w:lang w:val="en-GB"/>
-        </w:rPr>
-        <w:t xml:space="preserve"> on helmets allows for a more streamlined and accurate first iteration. For this reason, the initial implementation will prioriti</w:t>
+        <w:t>The evaluation of detection models for helmets and high-visibility jackets will focus on key performance metrics to ensure the system meets safety monitoring standards. Metrics such as</w:t>
+      </w:r>
+      <w:r>
+        <w:rPr>
+          <w:lang w:val="en-GB"/>
+        </w:rPr>
+        <w:t xml:space="preserve"> confusion matrix,</w:t>
+      </w:r>
+      <w:r>
+        <w:rPr>
+          <w:lang w:val="en-GB"/>
+        </w:rPr>
+        <w:t xml:space="preserve"> precision, recall, and the F1-score will be used to assess the balance between the model's accuracy and its ability to minimi</w:t>
       </w:r>
       <w:r>
         <w:rPr>
@@ -2588,240 +3309,14 @@
         <w:rPr>
           <w:lang w:val="en-GB"/>
         </w:rPr>
-        <w:t>e helmet detection based on trained object detection models, such as YOLO (You Only Look Once), due to its speed and precision in real-time environments.</w:t>
-      </w:r>
-    </w:p>
-    <w:p>
-      <w:pPr>
-        <w:rPr>
-          <w:lang w:val="en-GB"/>
-        </w:rPr>
-      </w:pPr>
-      <w:r>
-        <w:rPr>
-          <w:lang w:val="en-GB"/>
-        </w:rPr>
-        <w:t xml:space="preserve">Subsequent iterations of the system </w:t>
-      </w:r>
-      <w:r>
-        <w:rPr>
-          <w:lang w:val="en-GB"/>
-        </w:rPr>
-        <w:t>will</w:t>
-      </w:r>
-      <w:r>
-        <w:rPr>
-          <w:lang w:val="en-GB"/>
-        </w:rPr>
-        <w:t xml:space="preserve"> expand to include </w:t>
-      </w:r>
-      <w:r>
-        <w:rPr>
-          <w:lang w:val="en-GB"/>
-        </w:rPr>
-        <w:t>high-visibility jackets</w:t>
-      </w:r>
-      <w:r>
-        <w:rPr>
-          <w:lang w:val="en-GB"/>
-        </w:rPr>
-        <w:t xml:space="preserve"> alongside helmets. </w:t>
-      </w:r>
-      <w:r>
-        <w:t>Research has shown that combining multiple safety indicators can significantly enhance the overall reliability of site safety systems (</w:t>
-      </w:r>
-      <w:r>
-        <w:t xml:space="preserve">Fig 4. </w:t>
-      </w:r>
-      <w:r>
-        <w:t>Work Health Safety Research, 2015).</w:t>
-      </w:r>
-      <w:r>
-        <w:rPr>
-          <w:lang w:val="en-GB"/>
-        </w:rPr>
-        <w:t xml:space="preserve"> </w:t>
-      </w:r>
-      <w:r>
-        <w:rPr>
-          <w:lang w:val="en-GB"/>
-        </w:rPr>
-        <w:t>By starting with helmets as the primary focus, this project aims to deliver high accuracy and responsiveness, laying the groundwork for broader functionality in future updates.</w:t>
-      </w:r>
-    </w:p>
-    <w:p/>
-    <w:p>
-      <w:pPr>
-        <w:pStyle w:val="Heading2"/>
-      </w:pPr>
-      <w:bookmarkStart w:id="9" w:name="_Toc190422323"/>
-      <w:r>
-        <w:t>High-Visibility Jacket Detection</w:t>
-      </w:r>
-      <w:bookmarkEnd w:id="9"/>
-    </w:p>
-    <w:p>
-      <w:pPr>
-        <w:rPr>
-          <w:lang w:val="en-GB"/>
-        </w:rPr>
-      </w:pPr>
-    </w:p>
-    <w:p>
-      <w:pPr>
-        <w:rPr>
-          <w:lang w:val="en-GB"/>
-        </w:rPr>
-      </w:pPr>
-      <w:r>
-        <w:rPr>
-          <w:lang w:val="en-GB"/>
-        </w:rPr>
-        <w:t>The detection of high-visibility jackets is a vital component of ensuring worker compliance with safety regulations on construction sites. The chosen methodology for identifying high-visibility jackets relies on leveraging object detection models trained to recogni</w:t>
-      </w:r>
-      <w:r>
-        <w:rPr>
-          <w:lang w:val="en-GB"/>
-        </w:rPr>
-        <w:t>s</w:t>
-      </w:r>
-      <w:r>
-        <w:rPr>
-          <w:lang w:val="en-GB"/>
-        </w:rPr>
-        <w:t xml:space="preserve">e the unique </w:t>
-      </w:r>
-      <w:r>
-        <w:rPr>
-          <w:lang w:val="en-GB"/>
-        </w:rPr>
-        <w:t>colour</w:t>
-      </w:r>
-      <w:r>
-        <w:rPr>
-          <w:lang w:val="en-GB"/>
-        </w:rPr>
-        <w:t xml:space="preserve">, shape and </w:t>
-      </w:r>
-      <w:r>
-        <w:rPr>
-          <w:lang w:val="en-GB"/>
-        </w:rPr>
-        <w:t>reflective properties of such jackets.</w:t>
-      </w:r>
-    </w:p>
-    <w:p>
-      <w:pPr>
-        <w:rPr>
-          <w:lang w:val="en-GB"/>
-        </w:rPr>
-      </w:pPr>
-      <w:r>
-        <w:rPr>
-          <w:lang w:val="en-GB"/>
-        </w:rPr>
-        <w:t xml:space="preserve">Object detection libraries and frameworks provide the foundation for this functionality. Pretrained models like YOLO (You Only Look Once) have been evaluated for their suitability in identifying </w:t>
-      </w:r>
-      <w:r>
-        <w:rPr>
-          <w:lang w:val="en-GB"/>
-        </w:rPr>
-        <w:t>helmets, transitioning this to high-visibility jackets should be achievable.</w:t>
-      </w:r>
-      <w:r>
-        <w:rPr>
-          <w:lang w:val="en-GB"/>
-        </w:rPr>
-        <w:t xml:space="preserve"> YOLO is particularly advantageous due to its ability to process frames in real-time, a crucial feature for live video monitoring.</w:t>
-      </w:r>
-    </w:p>
-    <w:p>
-      <w:pPr>
-        <w:rPr>
-          <w:lang w:val="en-GB"/>
-        </w:rPr>
-      </w:pPr>
+        <w:t xml:space="preserve">e false </w:t>
+      </w:r>
       <w:r>
         <w:rPr>
           <w:lang w:val="en-GB"/>
         </w:rPr>
         <w:lastRenderedPageBreak/>
-        <w:t xml:space="preserve">For initial implementation, YOLO will be employed for its speed and compatibility with a range of </w:t>
-      </w:r>
-      <w:r>
-        <w:rPr>
-          <w:lang w:val="en-GB"/>
-        </w:rPr>
-        <w:t>camera sources</w:t>
-      </w:r>
-      <w:r>
-        <w:rPr>
-          <w:lang w:val="en-GB"/>
-        </w:rPr>
-        <w:t xml:space="preserve">. The system will be trained using datasets containing diverse examples of high-visibility jackets across varying lighting and weather conditions to ensure robustness. One limitation of YOLO, however, is that its accuracy may decrease when distinguishing between jackets and similarly </w:t>
-      </w:r>
-      <w:r>
-        <w:rPr>
-          <w:lang w:val="en-GB"/>
-        </w:rPr>
-        <w:t>coloured</w:t>
-      </w:r>
-      <w:r>
-        <w:rPr>
-          <w:lang w:val="en-GB"/>
-        </w:rPr>
-        <w:t xml:space="preserve"> or reflective objects, which will be addressed through iterative model refinement.</w:t>
-      </w:r>
-    </w:p>
-    <w:p>
-      <w:pPr>
-        <w:pStyle w:val="Heading2"/>
-      </w:pPr>
-      <w:bookmarkStart w:id="10" w:name="_Toc190422324"/>
-      <w:r>
-        <w:t>Evaluation</w:t>
-      </w:r>
-      <w:r>
-        <w:t xml:space="preserve"> of detection model</w:t>
-      </w:r>
-      <w:bookmarkEnd w:id="10"/>
-    </w:p>
-    <w:p/>
-    <w:p>
-      <w:pPr>
-        <w:rPr>
-          <w:lang w:val="en-GB"/>
-        </w:rPr>
-      </w:pPr>
-      <w:r>
-        <w:rPr>
-          <w:lang w:val="en-GB"/>
-        </w:rPr>
-        <w:t>The evaluation of detection models for helmets and high-visibility jackets will focus on key performance metrics to ensure the system meets safety monitoring standards. Metrics such as</w:t>
-      </w:r>
-      <w:r>
-        <w:rPr>
-          <w:lang w:val="en-GB"/>
-        </w:rPr>
-        <w:t xml:space="preserve"> confusion matrix,</w:t>
-      </w:r>
-      <w:r>
-        <w:rPr>
-          <w:lang w:val="en-GB"/>
-        </w:rPr>
-        <w:t xml:space="preserve"> precision, recall, and the F1-score will be used to assess the balance between the model's accuracy and its ability to minimi</w:t>
-      </w:r>
-      <w:r>
-        <w:rPr>
-          <w:lang w:val="en-GB"/>
-        </w:rPr>
-        <w:t>s</w:t>
-      </w:r>
-      <w:r>
-        <w:rPr>
-          <w:lang w:val="en-GB"/>
-        </w:rPr>
-        <w:t>e false positives and false negatives. A confusion matrix will provide a detailed breakdown of true positives, false positives, true negatives, and false negatives, offering insights into areas of improvement for the model.</w:t>
+        <w:t>positives and false negatives. A confusion matrix will provide a detailed breakdown of true positives, false positives, true negatives, and false negatives, offering insights into areas of improvement for the model.</w:t>
       </w:r>
     </w:p>
     <w:p>
@@ -2962,7 +3457,7 @@
                     </pic:cNvPicPr>
                   </pic:nvPicPr>
                   <pic:blipFill>
-                    <a:blip r:embed="rId14" cstate="print">
+                    <a:blip r:embed="rId18" cstate="print">
                       <a:extLst>
                         <a:ext uri="{28A0092B-C50C-407E-A947-70E740481C1C}">
                           <a14:useLocalDpi xmlns:a14="http://schemas.microsoft.com/office/drawing/2010/main" val="0"/>
@@ -3068,7 +3563,6 @@
         <w:rPr>
           <w:noProof/>
         </w:rPr>
-        <w:lastRenderedPageBreak/>
         <w:drawing>
           <wp:anchor distT="0" distB="0" distL="114300" distR="114300" simplePos="0" relativeHeight="251802624" behindDoc="0" locked="0" layoutInCell="1" allowOverlap="1" wp14:anchorId="2B88D112" wp14:editId="6A698C96">
             <wp:simplePos x="0" y="0"/>
@@ -3095,7 +3589,7 @@
                     </pic:cNvPicPr>
                   </pic:nvPicPr>
                   <pic:blipFill>
-                    <a:blip r:embed="rId15" cstate="print">
+                    <a:blip r:embed="rId19" cstate="print">
                       <a:extLst>
                         <a:ext uri="{28A0092B-C50C-407E-A947-70E740481C1C}">
                           <a14:useLocalDpi xmlns:a14="http://schemas.microsoft.com/office/drawing/2010/main" val="0"/>
@@ -3283,7 +3777,7 @@
                     </pic:cNvPicPr>
                   </pic:nvPicPr>
                   <pic:blipFill>
-                    <a:blip r:embed="rId16" cstate="print">
+                    <a:blip r:embed="rId20" cstate="print">
                       <a:extLst>
                         <a:ext uri="{28A0092B-C50C-407E-A947-70E740481C1C}">
                           <a14:useLocalDpi xmlns:a14="http://schemas.microsoft.com/office/drawing/2010/main" val="0"/>
@@ -3361,7 +3855,7 @@
                     </pic:cNvPicPr>
                   </pic:nvPicPr>
                   <pic:blipFill>
-                    <a:blip r:embed="rId17" cstate="print">
+                    <a:blip r:embed="rId21" cstate="print">
                       <a:extLst>
                         <a:ext uri="{28A0092B-C50C-407E-A947-70E740481C1C}">
                           <a14:useLocalDpi xmlns:a14="http://schemas.microsoft.com/office/drawing/2010/main" val="0"/>
@@ -3438,7 +3932,7 @@
                     </pic:cNvPicPr>
                   </pic:nvPicPr>
                   <pic:blipFill>
-                    <a:blip r:embed="rId18" cstate="print">
+                    <a:blip r:embed="rId22" cstate="print">
                       <a:extLst>
                         <a:ext uri="{28A0092B-C50C-407E-A947-70E740481C1C}">
                           <a14:useLocalDpi xmlns:a14="http://schemas.microsoft.com/office/drawing/2010/main" val="0"/>
@@ -3773,7 +4267,7 @@
           <w:lang w:val="en-GB"/>
         </w:rPr>
         <w:drawing>
-          <wp:anchor distT="0" distB="0" distL="114300" distR="114300" simplePos="0" relativeHeight="251804672" behindDoc="0" locked="0" layoutInCell="1" allowOverlap="1" wp14:anchorId="69356E40" wp14:editId="0587C780">
+          <wp:anchor distT="0" distB="0" distL="114300" distR="114300" simplePos="0" relativeHeight="251804672" behindDoc="0" locked="0" layoutInCell="1" allowOverlap="1" wp14:anchorId="69356E40" wp14:editId="78337639">
             <wp:simplePos x="0" y="0"/>
             <wp:positionH relativeFrom="column">
               <wp:posOffset>-441960</wp:posOffset>
@@ -3798,7 +4292,7 @@
                     </pic:cNvPicPr>
                   </pic:nvPicPr>
                   <pic:blipFill>
-                    <a:blip r:embed="rId19" cstate="print">
+                    <a:blip r:embed="rId23" cstate="print">
                       <a:extLst>
                         <a:ext uri="{28A0092B-C50C-407E-A947-70E740481C1C}">
                           <a14:useLocalDpi xmlns:a14="http://schemas.microsoft.com/office/drawing/2010/main" val="0"/>
@@ -3966,7 +4460,7 @@
                     </pic:cNvPicPr>
                   </pic:nvPicPr>
                   <pic:blipFill>
-                    <a:blip r:embed="rId20" cstate="print">
+                    <a:blip r:embed="rId24" cstate="print">
                       <a:extLst>
                         <a:ext uri="{28A0092B-C50C-407E-A947-70E740481C1C}">
                           <a14:useLocalDpi xmlns:a14="http://schemas.microsoft.com/office/drawing/2010/main" val="0"/>
@@ -4873,7 +5367,7 @@
                     </pic:cNvPicPr>
                   </pic:nvPicPr>
                   <pic:blipFill>
-                    <a:blip r:embed="rId21">
+                    <a:blip r:embed="rId25">
                       <a:extLst>
                         <a:ext uri="{28A0092B-C50C-407E-A947-70E740481C1C}">
                           <a14:useLocalDpi xmlns:a14="http://schemas.microsoft.com/office/drawing/2010/main" val="0"/>
@@ -4959,7 +5453,7 @@
             <wp:cNvGraphicFramePr/>
             <a:graphic xmlns:a="http://schemas.openxmlformats.org/drawingml/2006/main">
               <a:graphicData uri="http://schemas.openxmlformats.org/drawingml/2006/diagram">
-                <dgm:relIds xmlns:dgm="http://schemas.openxmlformats.org/drawingml/2006/diagram" xmlns:r="http://schemas.openxmlformats.org/officeDocument/2006/relationships" r:dm="rId22" r:lo="rId23" r:qs="rId24" r:cs="rId25"/>
+                <dgm:relIds xmlns:dgm="http://schemas.openxmlformats.org/drawingml/2006/diagram" xmlns:r="http://schemas.openxmlformats.org/officeDocument/2006/relationships" r:dm="rId26" r:lo="rId27" r:qs="rId28" r:cs="rId29"/>
               </a:graphicData>
             </a:graphic>
           </wp:inline>
@@ -4996,7 +5490,7 @@
             <wp:cNvGraphicFramePr/>
             <a:graphic xmlns:a="http://schemas.openxmlformats.org/drawingml/2006/main">
               <a:graphicData uri="http://schemas.openxmlformats.org/drawingml/2006/diagram">
-                <dgm:relIds xmlns:dgm="http://schemas.openxmlformats.org/drawingml/2006/diagram" xmlns:r="http://schemas.openxmlformats.org/officeDocument/2006/relationships" r:dm="rId27" r:lo="rId28" r:qs="rId29" r:cs="rId30"/>
+                <dgm:relIds xmlns:dgm="http://schemas.openxmlformats.org/drawingml/2006/diagram" xmlns:r="http://schemas.openxmlformats.org/officeDocument/2006/relationships" r:dm="rId31" r:lo="rId32" r:qs="rId33" r:cs="rId34"/>
               </a:graphicData>
             </a:graphic>
           </wp:inline>
@@ -5033,7 +5527,7 @@
             <wp:cNvGraphicFramePr/>
             <a:graphic xmlns:a="http://schemas.openxmlformats.org/drawingml/2006/main">
               <a:graphicData uri="http://schemas.openxmlformats.org/drawingml/2006/diagram">
-                <dgm:relIds xmlns:dgm="http://schemas.openxmlformats.org/drawingml/2006/diagram" xmlns:r="http://schemas.openxmlformats.org/officeDocument/2006/relationships" r:dm="rId32" r:lo="rId33" r:qs="rId34" r:cs="rId35"/>
+                <dgm:relIds xmlns:dgm="http://schemas.openxmlformats.org/drawingml/2006/diagram" xmlns:r="http://schemas.openxmlformats.org/officeDocument/2006/relationships" r:dm="rId36" r:lo="rId37" r:qs="rId38" r:cs="rId39"/>
               </a:graphicData>
             </a:graphic>
           </wp:inline>
@@ -5070,7 +5564,7 @@
             <wp:cNvGraphicFramePr/>
             <a:graphic xmlns:a="http://schemas.openxmlformats.org/drawingml/2006/main">
               <a:graphicData uri="http://schemas.openxmlformats.org/drawingml/2006/diagram">
-                <dgm:relIds xmlns:dgm="http://schemas.openxmlformats.org/drawingml/2006/diagram" xmlns:r="http://schemas.openxmlformats.org/officeDocument/2006/relationships" r:dm="rId37" r:lo="rId38" r:qs="rId39" r:cs="rId40"/>
+                <dgm:relIds xmlns:dgm="http://schemas.openxmlformats.org/drawingml/2006/diagram" xmlns:r="http://schemas.openxmlformats.org/officeDocument/2006/relationships" r:dm="rId41" r:lo="rId42" r:qs="rId43" r:cs="rId44"/>
               </a:graphicData>
             </a:graphic>
           </wp:inline>
@@ -5165,7 +5659,7 @@
                     </pic:cNvPicPr>
                   </pic:nvPicPr>
                   <pic:blipFill>
-                    <a:blip r:embed="rId42" cstate="print">
+                    <a:blip r:embed="rId46" cstate="print">
                       <a:extLst>
                         <a:ext uri="{28A0092B-C50C-407E-A947-70E740481C1C}">
                           <a14:useLocalDpi xmlns:a14="http://schemas.microsoft.com/office/drawing/2010/main" val="0"/>
@@ -5243,7 +5737,7 @@
                     </pic:cNvPicPr>
                   </pic:nvPicPr>
                   <pic:blipFill>
-                    <a:blip r:embed="rId43" cstate="print">
+                    <a:blip r:embed="rId47" cstate="print">
                       <a:extLst>
                         <a:ext uri="{28A0092B-C50C-407E-A947-70E740481C1C}">
                           <a14:useLocalDpi xmlns:a14="http://schemas.microsoft.com/office/drawing/2010/main" val="0"/>
@@ -5315,7 +5809,7 @@
                     </pic:cNvPicPr>
                   </pic:nvPicPr>
                   <pic:blipFill>
-                    <a:blip r:embed="rId44" cstate="print">
+                    <a:blip r:embed="rId48" cstate="print">
                       <a:extLst>
                         <a:ext uri="{28A0092B-C50C-407E-A947-70E740481C1C}">
                           <a14:useLocalDpi xmlns:a14="http://schemas.microsoft.com/office/drawing/2010/main" val="0"/>
@@ -5390,7 +5884,7 @@
                     </pic:cNvPicPr>
                   </pic:nvPicPr>
                   <pic:blipFill>
-                    <a:blip r:embed="rId45" cstate="print">
+                    <a:blip r:embed="rId49" cstate="print">
                       <a:extLst>
                         <a:ext uri="{28A0092B-C50C-407E-A947-70E740481C1C}">
                           <a14:useLocalDpi xmlns:a14="http://schemas.microsoft.com/office/drawing/2010/main" val="0"/>
@@ -5465,7 +5959,7 @@
                     </pic:cNvPicPr>
                   </pic:nvPicPr>
                   <pic:blipFill>
-                    <a:blip r:embed="rId46" cstate="print">
+                    <a:blip r:embed="rId50" cstate="print">
                       <a:extLst>
                         <a:ext uri="{28A0092B-C50C-407E-A947-70E740481C1C}">
                           <a14:useLocalDpi xmlns:a14="http://schemas.microsoft.com/office/drawing/2010/main" val="0"/>
@@ -5524,7 +6018,7 @@
                     </pic:cNvPicPr>
                   </pic:nvPicPr>
                   <pic:blipFill>
-                    <a:blip r:embed="rId47" cstate="print">
+                    <a:blip r:embed="rId51" cstate="print">
                       <a:extLst>
                         <a:ext uri="{28A0092B-C50C-407E-A947-70E740481C1C}">
                           <a14:useLocalDpi xmlns:a14="http://schemas.microsoft.com/office/drawing/2010/main" val="0"/>
@@ -5598,7 +6092,7 @@
                     </pic:cNvPicPr>
                   </pic:nvPicPr>
                   <pic:blipFill>
-                    <a:blip r:embed="rId48" cstate="print">
+                    <a:blip r:embed="rId52" cstate="print">
                       <a:extLst>
                         <a:ext uri="{28A0092B-C50C-407E-A947-70E740481C1C}">
                           <a14:useLocalDpi xmlns:a14="http://schemas.microsoft.com/office/drawing/2010/main" val="0"/>
@@ -5665,7 +6159,7 @@
                     </pic:cNvPicPr>
                   </pic:nvPicPr>
                   <pic:blipFill>
-                    <a:blip r:embed="rId49" cstate="print">
+                    <a:blip r:embed="rId53" cstate="print">
                       <a:extLst>
                         <a:ext uri="{28A0092B-C50C-407E-A947-70E740481C1C}">
                           <a14:useLocalDpi xmlns:a14="http://schemas.microsoft.com/office/drawing/2010/main" val="0"/>
@@ -5744,7 +6238,7 @@
                     </pic:cNvPicPr>
                   </pic:nvPicPr>
                   <pic:blipFill>
-                    <a:blip r:embed="rId50">
+                    <a:blip r:embed="rId54">
                       <a:extLst>
                         <a:ext uri="{28A0092B-C50C-407E-A947-70E740481C1C}">
                           <a14:useLocalDpi xmlns:a14="http://schemas.microsoft.com/office/drawing/2010/main" val="0"/>
@@ -5972,7 +6466,7 @@
                     </pic:cNvPicPr>
                   </pic:nvPicPr>
                   <pic:blipFill>
-                    <a:blip r:embed="rId51">
+                    <a:blip r:embed="rId55">
                       <a:extLst>
                         <a:ext uri="{28A0092B-C50C-407E-A947-70E740481C1C}">
                           <a14:useLocalDpi xmlns:a14="http://schemas.microsoft.com/office/drawing/2010/main" val="0"/>
@@ -6186,7 +6680,7 @@
                     </pic:cNvPicPr>
                   </pic:nvPicPr>
                   <pic:blipFill>
-                    <a:blip r:embed="rId52">
+                    <a:blip r:embed="rId56">
                       <a:extLst>
                         <a:ext uri="{28A0092B-C50C-407E-A947-70E740481C1C}">
                           <a14:useLocalDpi xmlns:a14="http://schemas.microsoft.com/office/drawing/2010/main" val="0"/>
@@ -6371,7 +6865,7 @@
                     </pic:cNvPicPr>
                   </pic:nvPicPr>
                   <pic:blipFill>
-                    <a:blip r:embed="rId53">
+                    <a:blip r:embed="rId57">
                       <a:extLst>
                         <a:ext uri="{28A0092B-C50C-407E-A947-70E740481C1C}">
                           <a14:useLocalDpi xmlns:a14="http://schemas.microsoft.com/office/drawing/2010/main" val="0"/>
@@ -6564,7 +7058,7 @@
                     </pic:cNvPicPr>
                   </pic:nvPicPr>
                   <pic:blipFill>
-                    <a:blip r:embed="rId54">
+                    <a:blip r:embed="rId58">
                       <a:extLst>
                         <a:ext uri="{28A0092B-C50C-407E-A947-70E740481C1C}">
                           <a14:useLocalDpi xmlns:a14="http://schemas.microsoft.com/office/drawing/2010/main" val="0"/>
@@ -6663,7 +7157,7 @@
                     </pic:cNvPicPr>
                   </pic:nvPicPr>
                   <pic:blipFill>
-                    <a:blip r:embed="rId55">
+                    <a:blip r:embed="rId59">
                       <a:extLst>
                         <a:ext uri="{28A0092B-C50C-407E-A947-70E740481C1C}">
                           <a14:useLocalDpi xmlns:a14="http://schemas.microsoft.com/office/drawing/2010/main" val="0"/>
@@ -6937,7 +7431,7 @@
                     <pic:cNvPicPr/>
                   </pic:nvPicPr>
                   <pic:blipFill>
-                    <a:blip r:embed="rId56">
+                    <a:blip r:embed="rId60">
                       <a:extLst>
                         <a:ext uri="{28A0092B-C50C-407E-A947-70E740481C1C}">
                           <a14:useLocalDpi xmlns:a14="http://schemas.microsoft.com/office/drawing/2010/main" val="0"/>
@@ -7295,7 +7789,7 @@
                     <pic:cNvPicPr/>
                   </pic:nvPicPr>
                   <pic:blipFill>
-                    <a:blip r:embed="rId57">
+                    <a:blip r:embed="rId61">
                       <a:extLst>
                         <a:ext uri="{28A0092B-C50C-407E-A947-70E740481C1C}">
                           <a14:useLocalDpi xmlns:a14="http://schemas.microsoft.com/office/drawing/2010/main" val="0"/>
@@ -7381,7 +7875,7 @@
                     <pic:cNvPicPr/>
                   </pic:nvPicPr>
                   <pic:blipFill>
-                    <a:blip r:embed="rId58">
+                    <a:blip r:embed="rId62">
                       <a:extLst>
                         <a:ext uri="{28A0092B-C50C-407E-A947-70E740481C1C}">
                           <a14:useLocalDpi xmlns:a14="http://schemas.microsoft.com/office/drawing/2010/main" val="0"/>
@@ -7441,7 +7935,7 @@
                     <pic:cNvPicPr/>
                   </pic:nvPicPr>
                   <pic:blipFill>
-                    <a:blip r:embed="rId59">
+                    <a:blip r:embed="rId63">
                       <a:extLst>
                         <a:ext uri="{28A0092B-C50C-407E-A947-70E740481C1C}">
                           <a14:useLocalDpi xmlns:a14="http://schemas.microsoft.com/office/drawing/2010/main" val="0"/>
@@ -7508,7 +8002,7 @@
                     <pic:cNvPicPr/>
                   </pic:nvPicPr>
                   <pic:blipFill>
-                    <a:blip r:embed="rId60">
+                    <a:blip r:embed="rId64">
                       <a:extLst>
                         <a:ext uri="{28A0092B-C50C-407E-A947-70E740481C1C}">
                           <a14:useLocalDpi xmlns:a14="http://schemas.microsoft.com/office/drawing/2010/main" val="0"/>
@@ -7611,7 +8105,7 @@
         </w:rPr>
         <w:t xml:space="preserve">Fig 1. SETU Logo: </w:t>
       </w:r>
-      <w:hyperlink r:id="rId61" w:tgtFrame="_new" w:history="1">
+      <w:hyperlink r:id="rId65" w:tgtFrame="_new" w:history="1">
         <w:r>
           <w:rPr>
             <w:rStyle w:val="Hyperlink"/>
@@ -7663,7 +8157,7 @@
         </w:rPr>
         <w:t xml:space="preserve"> </w:t>
       </w:r>
-      <w:hyperlink r:id="rId62" w:history="1">
+      <w:hyperlink r:id="rId66" w:history="1">
         <w:r>
           <w:rPr>
             <w:rStyle w:val="Hyperlink"/>
@@ -7697,7 +8191,7 @@
         </w:rPr>
         <w:t xml:space="preserve">: </w:t>
       </w:r>
-      <w:hyperlink r:id="rId63" w:history="1">
+      <w:hyperlink r:id="rId67" w:history="1">
         <w:r>
           <w:rPr>
             <w:rStyle w:val="Hyperlink"/>
@@ -7735,7 +8229,7 @@
         </w:rPr>
         <w:t xml:space="preserve">: </w:t>
       </w:r>
-      <w:hyperlink r:id="rId64" w:history="1">
+      <w:hyperlink r:id="rId68" w:history="1">
         <w:r>
           <w:rPr>
             <w:rStyle w:val="Hyperlink"/>
@@ -7751,7 +8245,7 @@
       <w:r>
         <w:t xml:space="preserve">Fig 5. YOLO Training Code: </w:t>
       </w:r>
-      <w:hyperlink r:id="rId65" w:history="1">
+      <w:hyperlink r:id="rId69" w:history="1">
         <w:r>
           <w:rPr>
             <w:rStyle w:val="Hyperlink"/>
@@ -7809,7 +8303,7 @@
         </w:rPr>
         <w:t xml:space="preserve"> </w:t>
       </w:r>
-      <w:hyperlink r:id="rId66" w:tgtFrame="_new" w:history="1">
+      <w:hyperlink r:id="rId70" w:tgtFrame="_new" w:history="1">
         <w:r>
           <w:rPr>
             <w:rStyle w:val="Hyperlink"/>
@@ -7856,7 +8350,7 @@
         </w:rPr>
         <w:t xml:space="preserve"> </w:t>
       </w:r>
-      <w:hyperlink r:id="rId67" w:history="1">
+      <w:hyperlink r:id="rId71" w:history="1">
         <w:r>
           <w:rPr>
             <w:rStyle w:val="Hyperlink"/>
@@ -7899,7 +8393,7 @@
         </w:rPr>
         <w:t xml:space="preserve">: </w:t>
       </w:r>
-      <w:hyperlink r:id="rId68" w:history="1">
+      <w:hyperlink r:id="rId72" w:history="1">
         <w:r>
           <w:rPr>
             <w:rStyle w:val="Hyperlink"/>
@@ -7940,7 +8434,7 @@
         </w:rPr>
         <w:t xml:space="preserve">: </w:t>
       </w:r>
-      <w:hyperlink r:id="rId69" w:history="1">
+      <w:hyperlink r:id="rId73" w:history="1">
         <w:r>
           <w:rPr>
             <w:rStyle w:val="Hyperlink"/>
@@ -7981,7 +8475,7 @@
         </w:rPr>
         <w:t xml:space="preserve">: </w:t>
       </w:r>
-      <w:hyperlink r:id="rId70" w:history="1">
+      <w:hyperlink r:id="rId74" w:history="1">
         <w:r>
           <w:rPr>
             <w:rStyle w:val="Hyperlink"/>
@@ -8022,7 +8516,7 @@
         </w:rPr>
         <w:t xml:space="preserve">: </w:t>
       </w:r>
-      <w:hyperlink r:id="rId71" w:history="1">
+      <w:hyperlink r:id="rId75" w:history="1">
         <w:r>
           <w:rPr>
             <w:rStyle w:val="Hyperlink"/>
@@ -8069,7 +8563,7 @@
         </w:rPr>
         <w:t xml:space="preserve"> </w:t>
       </w:r>
-      <w:hyperlink r:id="rId72" w:history="1">
+      <w:hyperlink r:id="rId76" w:history="1">
         <w:r>
           <w:rPr>
             <w:rStyle w:val="Hyperlink"/>
@@ -8118,7 +8612,7 @@
         </w:rPr>
         <w:t xml:space="preserve"> </w:t>
       </w:r>
-      <w:hyperlink r:id="rId73" w:tgtFrame="_new" w:history="1">
+      <w:hyperlink r:id="rId77" w:tgtFrame="_new" w:history="1">
         <w:r>
           <w:rPr>
             <w:rStyle w:val="Hyperlink"/>
@@ -8133,7 +8627,7 @@
     <w:p/>
     <w:p/>
     <w:sectPr>
-      <w:footerReference w:type="default" r:id="rId74"/>
+      <w:footerReference w:type="default" r:id="rId78"/>
       <w:pgSz w:w="11906" w:h="16838"/>
       <w:pgMar w:top="1440" w:right="1440" w:bottom="1440" w:left="1440" w:header="708" w:footer="708" w:gutter="0"/>
       <w:pgBorders w:offsetFrom="page">
@@ -16534,7 +17028,7 @@
   <dgm:whole/>
   <dgm:extLst>
     <a:ext uri="http://schemas.microsoft.com/office/drawing/2008/diagram">
-      <dsp:dataModelExt xmlns:dsp="http://schemas.microsoft.com/office/drawing/2008/diagram" relId="rId26" minVer="http://schemas.openxmlformats.org/drawingml/2006/diagram"/>
+      <dsp:dataModelExt xmlns:dsp="http://schemas.microsoft.com/office/drawing/2008/diagram" relId="rId30" minVer="http://schemas.openxmlformats.org/drawingml/2006/diagram"/>
     </a:ext>
   </dgm:extLst>
 </dgm:dataModel>
@@ -17155,7 +17649,7 @@
   <dgm:whole/>
   <dgm:extLst>
     <a:ext uri="http://schemas.microsoft.com/office/drawing/2008/diagram">
-      <dsp:dataModelExt xmlns:dsp="http://schemas.microsoft.com/office/drawing/2008/diagram" relId="rId31" minVer="http://schemas.openxmlformats.org/drawingml/2006/diagram"/>
+      <dsp:dataModelExt xmlns:dsp="http://schemas.microsoft.com/office/drawing/2008/diagram" relId="rId35" minVer="http://schemas.openxmlformats.org/drawingml/2006/diagram"/>
     </a:ext>
   </dgm:extLst>
 </dgm:dataModel>
@@ -17441,7 +17935,7 @@
   <dgm:whole/>
   <dgm:extLst>
     <a:ext uri="http://schemas.microsoft.com/office/drawing/2008/diagram">
-      <dsp:dataModelExt xmlns:dsp="http://schemas.microsoft.com/office/drawing/2008/diagram" relId="rId36" minVer="http://schemas.openxmlformats.org/drawingml/2006/diagram"/>
+      <dsp:dataModelExt xmlns:dsp="http://schemas.microsoft.com/office/drawing/2008/diagram" relId="rId40" minVer="http://schemas.openxmlformats.org/drawingml/2006/diagram"/>
     </a:ext>
   </dgm:extLst>
 </dgm:dataModel>
@@ -17963,7 +18457,7 @@
   <dgm:whole/>
   <dgm:extLst>
     <a:ext uri="http://schemas.microsoft.com/office/drawing/2008/diagram">
-      <dsp:dataModelExt xmlns:dsp="http://schemas.microsoft.com/office/drawing/2008/diagram" relId="rId41" minVer="http://schemas.openxmlformats.org/drawingml/2006/diagram"/>
+      <dsp:dataModelExt xmlns:dsp="http://schemas.microsoft.com/office/drawing/2008/diagram" relId="rId45" minVer="http://schemas.openxmlformats.org/drawingml/2006/diagram"/>
     </a:ext>
   </dgm:extLst>
 </dgm:dataModel>
@@ -26123,6 +26617,23 @@
 </file>
 
 <file path=customXml/item1.xml><?xml version="1.0" encoding="utf-8"?>
+<?mso-contentType ?>
+<FormTemplates xmlns="http://schemas.microsoft.com/sharepoint/v3/contenttype/forms">
+  <Display>DocumentLibraryForm</Display>
+  <Edit>DocumentLibraryForm</Edit>
+  <New>DocumentLibraryForm</New>
+</FormTemplates>
+</file>
+
+<file path=customXml/item2.xml><?xml version="1.0" encoding="utf-8"?>
+<p:properties xmlns:p="http://schemas.microsoft.com/office/2006/metadata/properties" xmlns:xsi="http://www.w3.org/2001/XMLSchema-instance" xmlns:pc="http://schemas.microsoft.com/office/infopath/2007/PartnerControls">
+  <documentManagement>
+    <_activity xmlns="d71ff2ac-62c7-44d6-abd7-1383af8796a8" xsi:nil="true"/>
+  </documentManagement>
+</p:properties>
+</file>
+
+<file path=customXml/item3.xml><?xml version="1.0" encoding="utf-8"?>
 <ct:contentTypeSchema xmlns:ct="http://schemas.microsoft.com/office/2006/metadata/contentType" xmlns:ma="http://schemas.microsoft.com/office/2006/metadata/properties/metaAttributes" ct:_="" ma:_="" ma:contentTypeName="Document" ma:contentTypeID="0x0101009908F051F1A7FA40B6E0D78DFA896E6F" ma:contentTypeVersion="15" ma:contentTypeDescription="Create a new document." ma:contentTypeScope="" ma:versionID="16bd8ccdb24192f5a23e1f50082beb91">
   <xsd:schema xmlns:xsd="http://www.w3.org/2001/XMLSchema" xmlns:xs="http://www.w3.org/2001/XMLSchema" xmlns:p="http://schemas.microsoft.com/office/2006/metadata/properties" xmlns:ns3="d71ff2ac-62c7-44d6-abd7-1383af8796a8" xmlns:ns4="19621f95-9056-4b81-ab21-41233ae0d36d" targetNamespace="http://schemas.microsoft.com/office/2006/metadata/properties" ma:root="true" ma:fieldsID="4a6057a7fc35ca9381604f182b6a209d" ns3:_="" ns4:_="">
     <xsd:import namespace="d71ff2ac-62c7-44d6-abd7-1383af8796a8"/>
@@ -26355,28 +26866,29 @@
 </ct:contentTypeSchema>
 </file>
 
-<file path=customXml/item2.xml><?xml version="1.0" encoding="utf-8"?>
-<?mso-contentType ?>
-<FormTemplates xmlns="http://schemas.microsoft.com/sharepoint/v3/contenttype/forms">
-  <Display>DocumentLibraryForm</Display>
-  <Edit>DocumentLibraryForm</Edit>
-  <New>DocumentLibraryForm</New>
-</FormTemplates>
-</file>
-
-<file path=customXml/item3.xml><?xml version="1.0" encoding="utf-8"?>
-<p:properties xmlns:p="http://schemas.microsoft.com/office/2006/metadata/properties" xmlns:xsi="http://www.w3.org/2001/XMLSchema-instance" xmlns:pc="http://schemas.microsoft.com/office/infopath/2007/PartnerControls">
-  <documentManagement>
-    <_activity xmlns="d71ff2ac-62c7-44d6-abd7-1383af8796a8" xsi:nil="true"/>
-  </documentManagement>
-</p:properties>
-</file>
-
 <file path=customXml/item4.xml><?xml version="1.0" encoding="utf-8"?>
 <b:Sources xmlns:b="http://schemas.openxmlformats.org/officeDocument/2006/bibliography" xmlns="http://schemas.openxmlformats.org/officeDocument/2006/bibliography" SelectedStyle="\APASixthEditionOfficeOnline.xsl" StyleName="APA" Version="6"/>
 </file>
 
 <file path=customXml/itemProps1.xml><?xml version="1.0" encoding="utf-8"?>
+<ds:datastoreItem xmlns:ds="http://schemas.openxmlformats.org/officeDocument/2006/customXml" ds:itemID="{DBC131DF-4F18-448B-B46F-936BB86E1BD6}">
+  <ds:schemaRefs>
+    <ds:schemaRef ds:uri="http://schemas.microsoft.com/sharepoint/v3/contenttype/forms"/>
+  </ds:schemaRefs>
+</ds:datastoreItem>
+</file>
+
+<file path=customXml/itemProps2.xml><?xml version="1.0" encoding="utf-8"?>
+<ds:datastoreItem xmlns:ds="http://schemas.openxmlformats.org/officeDocument/2006/customXml" ds:itemID="{3F2AE3CF-AF0A-42C7-BC75-AAA91D189F19}">
+  <ds:schemaRefs>
+    <ds:schemaRef ds:uri="http://schemas.microsoft.com/office/2006/metadata/properties"/>
+    <ds:schemaRef ds:uri="http://schemas.microsoft.com/office/infopath/2007/PartnerControls"/>
+    <ds:schemaRef ds:uri="d71ff2ac-62c7-44d6-abd7-1383af8796a8"/>
+  </ds:schemaRefs>
+</ds:datastoreItem>
+</file>
+
+<file path=customXml/itemProps3.xml><?xml version="1.0" encoding="utf-8"?>
 <ds:datastoreItem xmlns:ds="http://schemas.openxmlformats.org/officeDocument/2006/customXml" ds:itemID="{9E4FD10E-ECE4-47FC-B486-A980A4B50C09}">
   <ds:schemaRefs>
     <ds:schemaRef ds:uri="http://schemas.microsoft.com/office/2006/metadata/contentType"/>
@@ -26395,24 +26907,6 @@
 </ds:datastoreItem>
 </file>
 
-<file path=customXml/itemProps2.xml><?xml version="1.0" encoding="utf-8"?>
-<ds:datastoreItem xmlns:ds="http://schemas.openxmlformats.org/officeDocument/2006/customXml" ds:itemID="{DBC131DF-4F18-448B-B46F-936BB86E1BD6}">
-  <ds:schemaRefs>
-    <ds:schemaRef ds:uri="http://schemas.microsoft.com/sharepoint/v3/contenttype/forms"/>
-  </ds:schemaRefs>
-</ds:datastoreItem>
-</file>
-
-<file path=customXml/itemProps3.xml><?xml version="1.0" encoding="utf-8"?>
-<ds:datastoreItem xmlns:ds="http://schemas.openxmlformats.org/officeDocument/2006/customXml" ds:itemID="{3F2AE3CF-AF0A-42C7-BC75-AAA91D189F19}">
-  <ds:schemaRefs>
-    <ds:schemaRef ds:uri="http://schemas.microsoft.com/office/2006/metadata/properties"/>
-    <ds:schemaRef ds:uri="http://schemas.microsoft.com/office/infopath/2007/PartnerControls"/>
-    <ds:schemaRef ds:uri="d71ff2ac-62c7-44d6-abd7-1383af8796a8"/>
-  </ds:schemaRefs>
-</ds:datastoreItem>
-</file>
-
 <file path=customXml/itemProps4.xml><?xml version="1.0" encoding="utf-8"?>
 <ds:datastoreItem xmlns:ds="http://schemas.openxmlformats.org/officeDocument/2006/customXml" ds:itemID="{500AA85C-6BEF-45D1-AD66-44E6B9A5378D}">
   <ds:schemaRefs>

--- a/Report/SiteSafeReport.docx
+++ b/Report/SiteSafeReport.docx
@@ -556,7 +556,7 @@
           <w:szCs w:val="32"/>
         </w:rPr>
         <w:drawing>
-          <wp:anchor distT="0" distB="0" distL="114300" distR="114300" simplePos="0" relativeHeight="251540480" behindDoc="0" locked="0" layoutInCell="1" allowOverlap="1" wp14:anchorId="1AE65912" wp14:editId="236A2EF4">
+          <wp:anchor distT="0" distB="0" distL="114300" distR="114300" simplePos="0" relativeHeight="251540480" behindDoc="0" locked="0" layoutInCell="1" allowOverlap="1" wp14:anchorId="1AE65912" wp14:editId="59866C51">
             <wp:simplePos x="0" y="0"/>
             <wp:positionH relativeFrom="column">
               <wp:posOffset>60960</wp:posOffset>
@@ -833,14 +833,7 @@
                                 <w:sz w:val="18"/>
                                 <w:szCs w:val="18"/>
                               </w:rPr>
-                              <w:t xml:space="preserve"> </w:t>
-                            </w:r>
-                            <w:r>
-                              <w:rPr>
-                                <w:sz w:val="18"/>
-                                <w:szCs w:val="18"/>
-                              </w:rPr>
-                              <w:t>SiteSafe Logo</w:t>
+                              <w:t xml:space="preserve"> SiteSafe Logo</w:t>
                             </w:r>
                           </w:p>
                         </w:txbxContent>
@@ -905,14 +898,7 @@
                           <w:sz w:val="18"/>
                           <w:szCs w:val="18"/>
                         </w:rPr>
-                        <w:t xml:space="preserve"> </w:t>
-                      </w:r>
-                      <w:r>
-                        <w:rPr>
-                          <w:sz w:val="18"/>
-                          <w:szCs w:val="18"/>
-                        </w:rPr>
-                        <w:t>SiteSafe Logo</w:t>
+                        <w:t xml:space="preserve"> SiteSafe Logo</w:t>
                       </w:r>
                     </w:p>
                   </w:txbxContent>
@@ -1915,7 +1901,7 @@
           <w:lang w:val="en-GB"/>
         </w:rPr>
         <w:drawing>
-          <wp:inline distT="0" distB="0" distL="0" distR="0" wp14:anchorId="53A945EF" wp14:editId="0DD65AE1">
+          <wp:inline distT="0" distB="0" distL="0" distR="0" wp14:anchorId="53A945EF" wp14:editId="481E9D54">
             <wp:extent cx="5731510" cy="2737485"/>
             <wp:effectExtent l="0" t="0" r="2540" b="5715"/>
             <wp:docPr id="1129281438" name="Picture 6" descr="A registration form with red and blue text&#10;&#10;AI-generated content may be incorrect."/>
@@ -2022,19 +2008,7 @@
         <w:rPr>
           <w:lang w:val="en-GB"/>
         </w:rPr>
-        <w:t xml:space="preserve"> costly training for the company. All buttons are intuitive and clearly </w:t>
-      </w:r>
-      <w:r>
-        <w:rPr>
-          <w:lang w:val="en-GB"/>
-        </w:rPr>
-        <w:t>labelled</w:t>
-      </w:r>
-      <w:r>
-        <w:rPr>
-          <w:lang w:val="en-GB"/>
-        </w:rPr>
-        <w:t>, giving the user a clear understanding of their function.</w:t>
+        <w:t xml:space="preserve"> costly training for the company. All buttons are intuitive and clearly labelled, giving the user a clear understanding of their function.</w:t>
       </w:r>
     </w:p>
     <w:p>
@@ -2141,7 +2115,19 @@
         <w:rPr>
           <w:lang w:val="en-GB"/>
         </w:rPr>
-        <w:t>The Description menu option brings the user to a simple description of the application and the technologies used to make the application work.</w:t>
+        <w:t>The Description menu option brings the user to a simple</w:t>
+      </w:r>
+      <w:r>
+        <w:rPr>
+          <w:lang w:val="en-GB"/>
+        </w:rPr>
+        <w:t xml:space="preserve"> overview of the</w:t>
+      </w:r>
+      <w:r>
+        <w:rPr>
+          <w:lang w:val="en-GB"/>
+        </w:rPr>
+        <w:t xml:space="preserve"> description of the application and the technologies used to make the application work.</w:t>
       </w:r>
     </w:p>
     <w:p>
@@ -2156,7 +2142,7 @@
           <w:lang w:val="en-GB"/>
         </w:rPr>
         <w:drawing>
-          <wp:inline distT="0" distB="0" distL="0" distR="0" wp14:anchorId="4E677B2D" wp14:editId="0C975852">
+          <wp:inline distT="0" distB="0" distL="0" distR="0" wp14:anchorId="4E677B2D" wp14:editId="61F9D2F3">
             <wp:extent cx="5731510" cy="2597785"/>
             <wp:effectExtent l="0" t="0" r="2540" b="0"/>
             <wp:docPr id="945243528" name="Picture 8" descr="A screenshot of a computer&#10;&#10;AI-generated content may be incorrect."/>
@@ -2204,97 +2190,1024 @@
           <w:lang w:val="en-GB"/>
         </w:rPr>
       </w:pPr>
-    </w:p>
-    <w:p>
-      <w:pPr>
-        <w:rPr>
-          <w:lang w:val="en-GB"/>
-        </w:rPr>
-      </w:pPr>
-    </w:p>
-    <w:p>
-      <w:pPr>
-        <w:rPr>
-          <w:lang w:val="en-GB"/>
-        </w:rPr>
-      </w:pPr>
-    </w:p>
-    <w:p>
-      <w:pPr>
-        <w:rPr>
-          <w:lang w:val="en-GB"/>
-        </w:rPr>
-      </w:pPr>
-    </w:p>
-    <w:p>
-      <w:pPr>
-        <w:rPr>
-          <w:lang w:val="en-GB"/>
-        </w:rPr>
-      </w:pPr>
-    </w:p>
-    <w:p>
-      <w:pPr>
-        <w:rPr>
-          <w:lang w:val="en-GB"/>
-        </w:rPr>
-      </w:pPr>
-    </w:p>
-    <w:p>
-      <w:pPr>
-        <w:rPr>
-          <w:lang w:val="en-GB"/>
-        </w:rPr>
-      </w:pPr>
-    </w:p>
-    <w:p>
-      <w:pPr>
-        <w:rPr>
-          <w:lang w:val="en-GB"/>
-        </w:rPr>
-      </w:pPr>
-    </w:p>
-    <w:p>
-      <w:pPr>
-        <w:rPr>
-          <w:lang w:val="en-GB"/>
-        </w:rPr>
-      </w:pPr>
-    </w:p>
-    <w:p>
-      <w:pPr>
-        <w:rPr>
-          <w:lang w:val="en-GB"/>
-        </w:rPr>
-      </w:pPr>
-    </w:p>
-    <w:p>
-      <w:pPr>
-        <w:rPr>
-          <w:lang w:val="en-GB"/>
-        </w:rPr>
-      </w:pPr>
-    </w:p>
-    <w:p>
-      <w:pPr>
-        <w:rPr>
-          <w:lang w:val="en-GB"/>
-        </w:rPr>
-      </w:pPr>
-    </w:p>
-    <w:p>
-      <w:pPr>
-        <w:rPr>
-          <w:lang w:val="en-GB"/>
-        </w:rPr>
-      </w:pPr>
-    </w:p>
-    <w:p>
-      <w:pPr>
-        <w:rPr>
-          <w:lang w:val="en-GB"/>
-        </w:rPr>
-      </w:pPr>
+      <w:r>
+        <w:rPr>
+          <w:lang w:val="en-GB"/>
+        </w:rPr>
+        <w:lastRenderedPageBreak/>
+        <w:t>The documentation section is used to give the users access to the pdf documents for the Specifications, Poster, Design and Report documents.</w:t>
+      </w:r>
+    </w:p>
+    <w:p>
+      <w:pPr>
+        <w:rPr>
+          <w:lang w:val="en-GB"/>
+        </w:rPr>
+      </w:pPr>
+      <w:r>
+        <w:rPr>
+          <w:noProof/>
+          <w:lang w:val="en-GB"/>
+        </w:rPr>
+        <w:drawing>
+          <wp:inline distT="0" distB="0" distL="0" distR="0" wp14:anchorId="5DB46E21" wp14:editId="5491370D">
+            <wp:extent cx="5731510" cy="1578610"/>
+            <wp:effectExtent l="0" t="0" r="2540" b="2540"/>
+            <wp:docPr id="517492343" name="Picture 5" descr="A screenshot of a computer&#10;&#10;AI-generated content may be incorrect."/>
+            <wp:cNvGraphicFramePr>
+              <a:graphicFrameLocks xmlns:a="http://schemas.openxmlformats.org/drawingml/2006/main" noChangeAspect="1"/>
+            </wp:cNvGraphicFramePr>
+            <a:graphic xmlns:a="http://schemas.openxmlformats.org/drawingml/2006/main">
+              <a:graphicData uri="http://schemas.openxmlformats.org/drawingml/2006/picture">
+                <pic:pic xmlns:pic="http://schemas.openxmlformats.org/drawingml/2006/picture">
+                  <pic:nvPicPr>
+                    <pic:cNvPr id="517492343" name="Picture 5" descr="A screenshot of a computer&#10;&#10;AI-generated content may be incorrect."/>
+                    <pic:cNvPicPr/>
+                  </pic:nvPicPr>
+                  <pic:blipFill>
+                    <a:blip r:embed="rId18" cstate="print">
+                      <a:extLst>
+                        <a:ext uri="{28A0092B-C50C-407E-A947-70E740481C1C}">
+                          <a14:useLocalDpi xmlns:a14="http://schemas.microsoft.com/office/drawing/2010/main" val="0"/>
+                        </a:ext>
+                      </a:extLst>
+                    </a:blip>
+                    <a:stretch>
+                      <a:fillRect/>
+                    </a:stretch>
+                  </pic:blipFill>
+                  <pic:spPr>
+                    <a:xfrm>
+                      <a:off x="0" y="0"/>
+                      <a:ext cx="5731510" cy="1578610"/>
+                    </a:xfrm>
+                    <a:prstGeom prst="rect">
+                      <a:avLst/>
+                    </a:prstGeom>
+                  </pic:spPr>
+                </pic:pic>
+              </a:graphicData>
+            </a:graphic>
+          </wp:inline>
+        </w:drawing>
+      </w:r>
+    </w:p>
+    <w:p>
+      <w:pPr>
+        <w:rPr>
+          <w:lang w:val="en-GB"/>
+        </w:rPr>
+      </w:pPr>
+    </w:p>
+    <w:p>
+      <w:pPr>
+        <w:rPr>
+          <w:lang w:val="en-GB"/>
+        </w:rPr>
+      </w:pPr>
+      <w:r>
+        <w:rPr>
+          <w:lang w:val="en-GB"/>
+        </w:rPr>
+        <w:t xml:space="preserve">The contact section is used to be able to contact the creator for any support associated with the application. There are multiple ways to make contact like email, phone, </w:t>
+      </w:r>
+      <w:proofErr w:type="spellStart"/>
+      <w:r>
+        <w:rPr>
+          <w:lang w:val="en-GB"/>
+        </w:rPr>
+        <w:t>github</w:t>
+      </w:r>
+      <w:proofErr w:type="spellEnd"/>
+      <w:r>
+        <w:rPr>
+          <w:lang w:val="en-GB"/>
+        </w:rPr>
+        <w:t xml:space="preserve"> and </w:t>
+      </w:r>
+      <w:proofErr w:type="spellStart"/>
+      <w:r>
+        <w:rPr>
+          <w:lang w:val="en-GB"/>
+        </w:rPr>
+        <w:t>linkedIn</w:t>
+      </w:r>
+      <w:proofErr w:type="spellEnd"/>
+      <w:r>
+        <w:rPr>
+          <w:lang w:val="en-GB"/>
+        </w:rPr>
+        <w:t>. The users may contact the creator for any queries or questions.</w:t>
+      </w:r>
+    </w:p>
+    <w:p>
+      <w:pPr>
+        <w:rPr>
+          <w:lang w:val="en-GB"/>
+        </w:rPr>
+      </w:pPr>
+      <w:r>
+        <w:rPr>
+          <w:noProof/>
+          <w:lang w:val="en-GB"/>
+        </w:rPr>
+        <w:drawing>
+          <wp:inline distT="0" distB="0" distL="0" distR="0" wp14:anchorId="4194B509" wp14:editId="185D7654">
+            <wp:extent cx="5731510" cy="1369060"/>
+            <wp:effectExtent l="0" t="0" r="2540" b="2540"/>
+            <wp:docPr id="144874586" name="Picture 6" descr="A screenshot of a computer&#10;&#10;AI-generated content may be incorrect."/>
+            <wp:cNvGraphicFramePr>
+              <a:graphicFrameLocks xmlns:a="http://schemas.openxmlformats.org/drawingml/2006/main" noChangeAspect="1"/>
+            </wp:cNvGraphicFramePr>
+            <a:graphic xmlns:a="http://schemas.openxmlformats.org/drawingml/2006/main">
+              <a:graphicData uri="http://schemas.openxmlformats.org/drawingml/2006/picture">
+                <pic:pic xmlns:pic="http://schemas.openxmlformats.org/drawingml/2006/picture">
+                  <pic:nvPicPr>
+                    <pic:cNvPr id="144874586" name="Picture 6" descr="A screenshot of a computer&#10;&#10;AI-generated content may be incorrect."/>
+                    <pic:cNvPicPr/>
+                  </pic:nvPicPr>
+                  <pic:blipFill>
+                    <a:blip r:embed="rId19" cstate="print">
+                      <a:extLst>
+                        <a:ext uri="{28A0092B-C50C-407E-A947-70E740481C1C}">
+                          <a14:useLocalDpi xmlns:a14="http://schemas.microsoft.com/office/drawing/2010/main" val="0"/>
+                        </a:ext>
+                      </a:extLst>
+                    </a:blip>
+                    <a:stretch>
+                      <a:fillRect/>
+                    </a:stretch>
+                  </pic:blipFill>
+                  <pic:spPr>
+                    <a:xfrm>
+                      <a:off x="0" y="0"/>
+                      <a:ext cx="5731510" cy="1369060"/>
+                    </a:xfrm>
+                    <a:prstGeom prst="rect">
+                      <a:avLst/>
+                    </a:prstGeom>
+                  </pic:spPr>
+                </pic:pic>
+              </a:graphicData>
+            </a:graphic>
+          </wp:inline>
+        </w:drawing>
+      </w:r>
+    </w:p>
+    <w:p>
+      <w:pPr>
+        <w:rPr>
+          <w:lang w:val="en-GB"/>
+        </w:rPr>
+      </w:pPr>
+    </w:p>
+    <w:p>
+      <w:pPr>
+        <w:rPr>
+          <w:lang w:val="en-GB"/>
+        </w:rPr>
+      </w:pPr>
+      <w:r>
+        <w:rPr>
+          <w:lang w:val="en-GB"/>
+        </w:rPr>
+        <w:t>The next major section of the application is the Users section</w:t>
+      </w:r>
+      <w:r>
+        <w:rPr>
+          <w:lang w:val="en-GB"/>
+        </w:rPr>
+        <w:t xml:space="preserve">. This section is only available to the admin user. The normal user does not have access to this page. </w:t>
+      </w:r>
+    </w:p>
+    <w:p>
+      <w:pPr>
+        <w:rPr>
+          <w:lang w:val="en-GB"/>
+        </w:rPr>
+      </w:pPr>
+      <w:r>
+        <w:rPr>
+          <w:lang w:val="en-GB"/>
+        </w:rPr>
+        <w:t xml:space="preserve">When entering the User page, the page displays a table of all the users for the company that the admin is </w:t>
+      </w:r>
+      <w:proofErr w:type="spellStart"/>
+      <w:r>
+        <w:rPr>
+          <w:lang w:val="en-GB"/>
+        </w:rPr>
+        <w:t>loged</w:t>
+      </w:r>
+      <w:proofErr w:type="spellEnd"/>
+      <w:r>
+        <w:rPr>
+          <w:lang w:val="en-GB"/>
+        </w:rPr>
+        <w:t xml:space="preserve"> in for, including their own account. This is where the admin </w:t>
+      </w:r>
+      <w:proofErr w:type="gramStart"/>
+      <w:r>
+        <w:rPr>
+          <w:lang w:val="en-GB"/>
+        </w:rPr>
+        <w:t>is able to</w:t>
+      </w:r>
+      <w:proofErr w:type="gramEnd"/>
+      <w:r>
+        <w:rPr>
+          <w:lang w:val="en-GB"/>
+        </w:rPr>
+        <w:t xml:space="preserve"> adjust all the users for that company. They </w:t>
+      </w:r>
+      <w:proofErr w:type="gramStart"/>
+      <w:r>
+        <w:rPr>
+          <w:lang w:val="en-GB"/>
+        </w:rPr>
+        <w:t>are able to</w:t>
+      </w:r>
+      <w:proofErr w:type="gramEnd"/>
+      <w:r>
+        <w:rPr>
+          <w:lang w:val="en-GB"/>
+        </w:rPr>
+        <w:t xml:space="preserve"> review any details for any user including other admin users. On each row at the </w:t>
+      </w:r>
+      <w:proofErr w:type="gramStart"/>
+      <w:r>
+        <w:rPr>
+          <w:lang w:val="en-GB"/>
+        </w:rPr>
+        <w:t>right hand</w:t>
+      </w:r>
+      <w:proofErr w:type="gramEnd"/>
+      <w:r>
+        <w:rPr>
+          <w:lang w:val="en-GB"/>
+        </w:rPr>
+        <w:t xml:space="preserve"> side there is two buttons. The edit button that lets the user edit user details and the delete button which deleted the user that the row is on.</w:t>
+      </w:r>
+    </w:p>
+    <w:p>
+      <w:pPr>
+        <w:rPr>
+          <w:lang w:val="en-GB"/>
+        </w:rPr>
+      </w:pPr>
+      <w:r>
+        <w:rPr>
+          <w:lang w:val="en-GB"/>
+        </w:rPr>
+        <w:t>There are two buttons at the top of the page. The first on the left is used to go back to the main page. The second button on the right is used to add a new user which may be a normal user or an admin user.</w:t>
+      </w:r>
+    </w:p>
+    <w:p>
+      <w:pPr>
+        <w:rPr>
+          <w:lang w:val="en-GB"/>
+        </w:rPr>
+      </w:pPr>
+    </w:p>
+    <w:p>
+      <w:pPr>
+        <w:rPr>
+          <w:lang w:val="en-GB"/>
+        </w:rPr>
+      </w:pPr>
+      <w:r>
+        <w:rPr>
+          <w:noProof/>
+          <w:lang w:val="en-GB"/>
+        </w:rPr>
+        <w:lastRenderedPageBreak/>
+        <w:drawing>
+          <wp:inline distT="0" distB="0" distL="0" distR="0" wp14:anchorId="7B8810E3" wp14:editId="5702900F">
+            <wp:extent cx="5731510" cy="1880235"/>
+            <wp:effectExtent l="0" t="0" r="2540" b="5715"/>
+            <wp:docPr id="1217441291" name="Picture 7" descr="A screenshot of a user list&#10;&#10;AI-generated content may be incorrect."/>
+            <wp:cNvGraphicFramePr>
+              <a:graphicFrameLocks xmlns:a="http://schemas.openxmlformats.org/drawingml/2006/main" noChangeAspect="1"/>
+            </wp:cNvGraphicFramePr>
+            <a:graphic xmlns:a="http://schemas.openxmlformats.org/drawingml/2006/main">
+              <a:graphicData uri="http://schemas.openxmlformats.org/drawingml/2006/picture">
+                <pic:pic xmlns:pic="http://schemas.openxmlformats.org/drawingml/2006/picture">
+                  <pic:nvPicPr>
+                    <pic:cNvPr id="1217441291" name="Picture 7" descr="A screenshot of a user list&#10;&#10;AI-generated content may be incorrect."/>
+                    <pic:cNvPicPr/>
+                  </pic:nvPicPr>
+                  <pic:blipFill>
+                    <a:blip r:embed="rId20" cstate="print">
+                      <a:extLst>
+                        <a:ext uri="{28A0092B-C50C-407E-A947-70E740481C1C}">
+                          <a14:useLocalDpi xmlns:a14="http://schemas.microsoft.com/office/drawing/2010/main" val="0"/>
+                        </a:ext>
+                      </a:extLst>
+                    </a:blip>
+                    <a:stretch>
+                      <a:fillRect/>
+                    </a:stretch>
+                  </pic:blipFill>
+                  <pic:spPr>
+                    <a:xfrm>
+                      <a:off x="0" y="0"/>
+                      <a:ext cx="5731510" cy="1880235"/>
+                    </a:xfrm>
+                    <a:prstGeom prst="rect">
+                      <a:avLst/>
+                    </a:prstGeom>
+                  </pic:spPr>
+                </pic:pic>
+              </a:graphicData>
+            </a:graphic>
+          </wp:inline>
+        </w:drawing>
+      </w:r>
+    </w:p>
+    <w:p>
+      <w:pPr>
+        <w:rPr>
+          <w:lang w:val="en-GB"/>
+        </w:rPr>
+      </w:pPr>
+      <w:r>
+        <w:rPr>
+          <w:lang w:val="en-GB"/>
+        </w:rPr>
+        <w:t xml:space="preserve">Once the edit button is clicked on the user row. A </w:t>
+      </w:r>
+      <w:proofErr w:type="gramStart"/>
+      <w:r>
+        <w:rPr>
+          <w:lang w:val="en-GB"/>
+        </w:rPr>
+        <w:t>user friendly</w:t>
+      </w:r>
+      <w:proofErr w:type="gramEnd"/>
+      <w:r>
+        <w:rPr>
+          <w:lang w:val="en-GB"/>
+        </w:rPr>
+        <w:t xml:space="preserve"> model pops up, if the cancel is clicked or clicked outside this model it will close the edit user going back to the user list, not saving any changes.</w:t>
+      </w:r>
+    </w:p>
+    <w:p>
+      <w:pPr>
+        <w:rPr>
+          <w:lang w:val="en-GB"/>
+        </w:rPr>
+      </w:pPr>
+      <w:r>
+        <w:rPr>
+          <w:lang w:val="en-GB"/>
+        </w:rPr>
+        <w:t>The admin may change the First Name, Last Name, Email and the status of access. Only when the save button is clicked that the details are then saved to the database. When the save button is clicked the user is also brought back to the user list page.</w:t>
+      </w:r>
+    </w:p>
+    <w:p>
+      <w:pPr>
+        <w:rPr>
+          <w:lang w:val="en-GB"/>
+        </w:rPr>
+      </w:pPr>
+      <w:r>
+        <w:rPr>
+          <w:noProof/>
+          <w:lang w:val="en-GB"/>
+        </w:rPr>
+        <w:drawing>
+          <wp:inline distT="0" distB="0" distL="0" distR="0" wp14:anchorId="084D132E" wp14:editId="5C487350">
+            <wp:extent cx="5731510" cy="2586355"/>
+            <wp:effectExtent l="0" t="0" r="2540" b="4445"/>
+            <wp:docPr id="1450264916" name="Picture 8" descr="A screenshot of a computer&#10;&#10;AI-generated content may be incorrect."/>
+            <wp:cNvGraphicFramePr>
+              <a:graphicFrameLocks xmlns:a="http://schemas.openxmlformats.org/drawingml/2006/main" noChangeAspect="1"/>
+            </wp:cNvGraphicFramePr>
+            <a:graphic xmlns:a="http://schemas.openxmlformats.org/drawingml/2006/main">
+              <a:graphicData uri="http://schemas.openxmlformats.org/drawingml/2006/picture">
+                <pic:pic xmlns:pic="http://schemas.openxmlformats.org/drawingml/2006/picture">
+                  <pic:nvPicPr>
+                    <pic:cNvPr id="1450264916" name="Picture 8" descr="A screenshot of a computer&#10;&#10;AI-generated content may be incorrect."/>
+                    <pic:cNvPicPr/>
+                  </pic:nvPicPr>
+                  <pic:blipFill>
+                    <a:blip r:embed="rId21" cstate="print">
+                      <a:extLst>
+                        <a:ext uri="{28A0092B-C50C-407E-A947-70E740481C1C}">
+                          <a14:useLocalDpi xmlns:a14="http://schemas.microsoft.com/office/drawing/2010/main" val="0"/>
+                        </a:ext>
+                      </a:extLst>
+                    </a:blip>
+                    <a:stretch>
+                      <a:fillRect/>
+                    </a:stretch>
+                  </pic:blipFill>
+                  <pic:spPr>
+                    <a:xfrm>
+                      <a:off x="0" y="0"/>
+                      <a:ext cx="5731510" cy="2586355"/>
+                    </a:xfrm>
+                    <a:prstGeom prst="rect">
+                      <a:avLst/>
+                    </a:prstGeom>
+                  </pic:spPr>
+                </pic:pic>
+              </a:graphicData>
+            </a:graphic>
+          </wp:inline>
+        </w:drawing>
+      </w:r>
+    </w:p>
+    <w:p>
+      <w:pPr>
+        <w:rPr>
+          <w:lang w:val="en-GB"/>
+        </w:rPr>
+      </w:pPr>
+    </w:p>
+    <w:p>
+      <w:pPr>
+        <w:rPr>
+          <w:lang w:val="en-GB"/>
+        </w:rPr>
+      </w:pPr>
+      <w:r>
+        <w:rPr>
+          <w:lang w:val="en-GB"/>
+        </w:rPr>
+        <w:t>When the Add User button is clicked the user is brought to the Add User page. Once all the required details are entered a new user is added to the database for that company. The page also gives the user two options for returning to the main screen or the user list.</w:t>
+      </w:r>
+    </w:p>
+    <w:p>
+      <w:pPr>
+        <w:rPr>
+          <w:lang w:val="en-GB"/>
+        </w:rPr>
+      </w:pPr>
+    </w:p>
+    <w:p>
+      <w:pPr>
+        <w:rPr>
+          <w:lang w:val="en-GB"/>
+        </w:rPr>
+      </w:pPr>
+      <w:r>
+        <w:rPr>
+          <w:noProof/>
+          <w:lang w:val="en-GB"/>
+        </w:rPr>
+        <w:lastRenderedPageBreak/>
+        <w:drawing>
+          <wp:inline distT="0" distB="0" distL="0" distR="0" wp14:anchorId="0684A97B" wp14:editId="35B18B5E">
+            <wp:extent cx="5731510" cy="2590800"/>
+            <wp:effectExtent l="0" t="0" r="2540" b="0"/>
+            <wp:docPr id="1210981076" name="Picture 9" descr="A white paper with blue text and red text&#10;&#10;AI-generated content may be incorrect."/>
+            <wp:cNvGraphicFramePr>
+              <a:graphicFrameLocks xmlns:a="http://schemas.openxmlformats.org/drawingml/2006/main" noChangeAspect="1"/>
+            </wp:cNvGraphicFramePr>
+            <a:graphic xmlns:a="http://schemas.openxmlformats.org/drawingml/2006/main">
+              <a:graphicData uri="http://schemas.openxmlformats.org/drawingml/2006/picture">
+                <pic:pic xmlns:pic="http://schemas.openxmlformats.org/drawingml/2006/picture">
+                  <pic:nvPicPr>
+                    <pic:cNvPr id="1210981076" name="Picture 9" descr="A white paper with blue text and red text&#10;&#10;AI-generated content may be incorrect."/>
+                    <pic:cNvPicPr/>
+                  </pic:nvPicPr>
+                  <pic:blipFill>
+                    <a:blip r:embed="rId22" cstate="print">
+                      <a:extLst>
+                        <a:ext uri="{28A0092B-C50C-407E-A947-70E740481C1C}">
+                          <a14:useLocalDpi xmlns:a14="http://schemas.microsoft.com/office/drawing/2010/main" val="0"/>
+                        </a:ext>
+                      </a:extLst>
+                    </a:blip>
+                    <a:stretch>
+                      <a:fillRect/>
+                    </a:stretch>
+                  </pic:blipFill>
+                  <pic:spPr>
+                    <a:xfrm>
+                      <a:off x="0" y="0"/>
+                      <a:ext cx="5731510" cy="2590800"/>
+                    </a:xfrm>
+                    <a:prstGeom prst="rect">
+                      <a:avLst/>
+                    </a:prstGeom>
+                  </pic:spPr>
+                </pic:pic>
+              </a:graphicData>
+            </a:graphic>
+          </wp:inline>
+        </w:drawing>
+      </w:r>
+    </w:p>
+    <w:p>
+      <w:pPr>
+        <w:rPr>
+          <w:lang w:val="en-GB"/>
+        </w:rPr>
+      </w:pPr>
+    </w:p>
+    <w:p>
+      <w:pPr>
+        <w:rPr>
+          <w:lang w:val="en-GB"/>
+        </w:rPr>
+      </w:pPr>
+      <w:r>
+        <w:rPr>
+          <w:lang w:val="en-GB"/>
+        </w:rPr>
+        <w:t xml:space="preserve">The next major section is the Camera section. In this admin user </w:t>
+      </w:r>
+      <w:proofErr w:type="gramStart"/>
+      <w:r>
+        <w:rPr>
+          <w:lang w:val="en-GB"/>
+        </w:rPr>
+        <w:t>is able to</w:t>
+      </w:r>
+      <w:proofErr w:type="gramEnd"/>
+      <w:r>
+        <w:rPr>
+          <w:lang w:val="en-GB"/>
+        </w:rPr>
+        <w:t xml:space="preserve"> create, review, update and delete cameras. The cameras are then brought up as a list when connecting to the camera, where the user </w:t>
+      </w:r>
+      <w:proofErr w:type="gramStart"/>
+      <w:r>
+        <w:rPr>
+          <w:lang w:val="en-GB"/>
+        </w:rPr>
+        <w:t>is able to</w:t>
+      </w:r>
+      <w:proofErr w:type="gramEnd"/>
+      <w:r>
+        <w:rPr>
+          <w:lang w:val="en-GB"/>
+        </w:rPr>
+        <w:t xml:space="preserve"> connect the camera chosen from this table.</w:t>
+      </w:r>
+    </w:p>
+    <w:p>
+      <w:pPr>
+        <w:rPr>
+          <w:lang w:val="en-GB"/>
+        </w:rPr>
+      </w:pPr>
+      <w:proofErr w:type="gramStart"/>
+      <w:r>
+        <w:rPr>
+          <w:lang w:val="en-GB"/>
+        </w:rPr>
+        <w:t>Similar to</w:t>
+      </w:r>
+      <w:proofErr w:type="gramEnd"/>
+      <w:r>
+        <w:rPr>
+          <w:lang w:val="en-GB"/>
+        </w:rPr>
+        <w:t xml:space="preserve"> the user screen, the options at the top are to </w:t>
+      </w:r>
+      <w:proofErr w:type="gramStart"/>
+      <w:r>
+        <w:rPr>
+          <w:lang w:val="en-GB"/>
+        </w:rPr>
+        <w:t>go  back</w:t>
+      </w:r>
+      <w:proofErr w:type="gramEnd"/>
+      <w:r>
+        <w:rPr>
+          <w:lang w:val="en-GB"/>
+        </w:rPr>
+        <w:t xml:space="preserve"> to the main page of the left button and to add a new camera on the right button. Also, the edit and delete buttons are on the rows of the camera. These buttons correspond with the camera row.</w:t>
+      </w:r>
+    </w:p>
+    <w:p>
+      <w:pPr>
+        <w:rPr>
+          <w:lang w:val="en-GB"/>
+        </w:rPr>
+      </w:pPr>
+      <w:r>
+        <w:rPr>
+          <w:noProof/>
+          <w:lang w:val="en-GB"/>
+        </w:rPr>
+        <w:drawing>
+          <wp:inline distT="0" distB="0" distL="0" distR="0" wp14:anchorId="2FF49B6E" wp14:editId="6B9B08E8">
+            <wp:extent cx="5731510" cy="1545590"/>
+            <wp:effectExtent l="0" t="0" r="2540" b="0"/>
+            <wp:docPr id="2087845771" name="Picture 10" descr="A screenshot of a computer&#10;&#10;AI-generated content may be incorrect."/>
+            <wp:cNvGraphicFramePr>
+              <a:graphicFrameLocks xmlns:a="http://schemas.openxmlformats.org/drawingml/2006/main" noChangeAspect="1"/>
+            </wp:cNvGraphicFramePr>
+            <a:graphic xmlns:a="http://schemas.openxmlformats.org/drawingml/2006/main">
+              <a:graphicData uri="http://schemas.openxmlformats.org/drawingml/2006/picture">
+                <pic:pic xmlns:pic="http://schemas.openxmlformats.org/drawingml/2006/picture">
+                  <pic:nvPicPr>
+                    <pic:cNvPr id="2087845771" name="Picture 10" descr="A screenshot of a computer&#10;&#10;AI-generated content may be incorrect."/>
+                    <pic:cNvPicPr/>
+                  </pic:nvPicPr>
+                  <pic:blipFill>
+                    <a:blip r:embed="rId23" cstate="print">
+                      <a:extLst>
+                        <a:ext uri="{28A0092B-C50C-407E-A947-70E740481C1C}">
+                          <a14:useLocalDpi xmlns:a14="http://schemas.microsoft.com/office/drawing/2010/main" val="0"/>
+                        </a:ext>
+                      </a:extLst>
+                    </a:blip>
+                    <a:stretch>
+                      <a:fillRect/>
+                    </a:stretch>
+                  </pic:blipFill>
+                  <pic:spPr>
+                    <a:xfrm>
+                      <a:off x="0" y="0"/>
+                      <a:ext cx="5731510" cy="1545590"/>
+                    </a:xfrm>
+                    <a:prstGeom prst="rect">
+                      <a:avLst/>
+                    </a:prstGeom>
+                  </pic:spPr>
+                </pic:pic>
+              </a:graphicData>
+            </a:graphic>
+          </wp:inline>
+        </w:drawing>
+      </w:r>
+    </w:p>
+    <w:p>
+      <w:pPr>
+        <w:rPr>
+          <w:lang w:val="en-GB"/>
+        </w:rPr>
+      </w:pPr>
+    </w:p>
+    <w:p>
+      <w:pPr>
+        <w:rPr>
+          <w:lang w:val="en-GB"/>
+        </w:rPr>
+      </w:pPr>
+      <w:r>
+        <w:rPr>
+          <w:lang w:val="en-GB"/>
+        </w:rPr>
+        <w:t xml:space="preserve">The edit button allows the user to edit the following fields. Camera name and location that the camera is placed. </w:t>
+      </w:r>
+    </w:p>
+    <w:p>
+      <w:pPr>
+        <w:rPr>
+          <w:lang w:val="en-GB"/>
+        </w:rPr>
+      </w:pPr>
+      <w:r>
+        <w:rPr>
+          <w:noProof/>
+          <w:lang w:val="en-GB"/>
+        </w:rPr>
+        <w:lastRenderedPageBreak/>
+        <w:drawing>
+          <wp:inline distT="0" distB="0" distL="0" distR="0" wp14:anchorId="48AA710E" wp14:editId="4DF92F5E">
+            <wp:extent cx="5731510" cy="2587625"/>
+            <wp:effectExtent l="0" t="0" r="2540" b="3175"/>
+            <wp:docPr id="1097623260" name="Picture 11" descr="A screen shot of a camera list&#10;&#10;AI-generated content may be incorrect."/>
+            <wp:cNvGraphicFramePr>
+              <a:graphicFrameLocks xmlns:a="http://schemas.openxmlformats.org/drawingml/2006/main" noChangeAspect="1"/>
+            </wp:cNvGraphicFramePr>
+            <a:graphic xmlns:a="http://schemas.openxmlformats.org/drawingml/2006/main">
+              <a:graphicData uri="http://schemas.openxmlformats.org/drawingml/2006/picture">
+                <pic:pic xmlns:pic="http://schemas.openxmlformats.org/drawingml/2006/picture">
+                  <pic:nvPicPr>
+                    <pic:cNvPr id="1097623260" name="Picture 11" descr="A screen shot of a camera list&#10;&#10;AI-generated content may be incorrect."/>
+                    <pic:cNvPicPr/>
+                  </pic:nvPicPr>
+                  <pic:blipFill>
+                    <a:blip r:embed="rId24" cstate="print">
+                      <a:extLst>
+                        <a:ext uri="{28A0092B-C50C-407E-A947-70E740481C1C}">
+                          <a14:useLocalDpi xmlns:a14="http://schemas.microsoft.com/office/drawing/2010/main" val="0"/>
+                        </a:ext>
+                      </a:extLst>
+                    </a:blip>
+                    <a:stretch>
+                      <a:fillRect/>
+                    </a:stretch>
+                  </pic:blipFill>
+                  <pic:spPr>
+                    <a:xfrm>
+                      <a:off x="0" y="0"/>
+                      <a:ext cx="5731510" cy="2587625"/>
+                    </a:xfrm>
+                    <a:prstGeom prst="rect">
+                      <a:avLst/>
+                    </a:prstGeom>
+                  </pic:spPr>
+                </pic:pic>
+              </a:graphicData>
+            </a:graphic>
+          </wp:inline>
+        </w:drawing>
+      </w:r>
+    </w:p>
+    <w:p>
+      <w:pPr>
+        <w:rPr>
+          <w:lang w:val="en-GB"/>
+        </w:rPr>
+      </w:pPr>
+    </w:p>
+    <w:p>
+      <w:pPr>
+        <w:rPr>
+          <w:lang w:val="en-GB"/>
+        </w:rPr>
+      </w:pPr>
+      <w:r>
+        <w:rPr>
+          <w:lang w:val="en-GB"/>
+        </w:rPr>
+        <w:t>The add camera page only required the user to enter in two fields. The camera name and the location.</w:t>
+      </w:r>
+    </w:p>
+    <w:p>
+      <w:pPr>
+        <w:rPr>
+          <w:lang w:val="en-GB"/>
+        </w:rPr>
+      </w:pPr>
+      <w:r>
+        <w:rPr>
+          <w:noProof/>
+          <w:lang w:val="en-GB"/>
+        </w:rPr>
+        <w:drawing>
+          <wp:inline distT="0" distB="0" distL="0" distR="0" wp14:anchorId="4AD3EB72" wp14:editId="789F5B07">
+            <wp:extent cx="5731510" cy="2578735"/>
+            <wp:effectExtent l="0" t="0" r="2540" b="0"/>
+            <wp:docPr id="1110908656" name="Picture 12" descr="A white box with blue text&#10;&#10;AI-generated content may be incorrect."/>
+            <wp:cNvGraphicFramePr>
+              <a:graphicFrameLocks xmlns:a="http://schemas.openxmlformats.org/drawingml/2006/main" noChangeAspect="1"/>
+            </wp:cNvGraphicFramePr>
+            <a:graphic xmlns:a="http://schemas.openxmlformats.org/drawingml/2006/main">
+              <a:graphicData uri="http://schemas.openxmlformats.org/drawingml/2006/picture">
+                <pic:pic xmlns:pic="http://schemas.openxmlformats.org/drawingml/2006/picture">
+                  <pic:nvPicPr>
+                    <pic:cNvPr id="1110908656" name="Picture 12" descr="A white box with blue text&#10;&#10;AI-generated content may be incorrect."/>
+                    <pic:cNvPicPr/>
+                  </pic:nvPicPr>
+                  <pic:blipFill>
+                    <a:blip r:embed="rId25" cstate="print">
+                      <a:extLst>
+                        <a:ext uri="{28A0092B-C50C-407E-A947-70E740481C1C}">
+                          <a14:useLocalDpi xmlns:a14="http://schemas.microsoft.com/office/drawing/2010/main" val="0"/>
+                        </a:ext>
+                      </a:extLst>
+                    </a:blip>
+                    <a:stretch>
+                      <a:fillRect/>
+                    </a:stretch>
+                  </pic:blipFill>
+                  <pic:spPr>
+                    <a:xfrm>
+                      <a:off x="0" y="0"/>
+                      <a:ext cx="5731510" cy="2578735"/>
+                    </a:xfrm>
+                    <a:prstGeom prst="rect">
+                      <a:avLst/>
+                    </a:prstGeom>
+                  </pic:spPr>
+                </pic:pic>
+              </a:graphicData>
+            </a:graphic>
+          </wp:inline>
+        </w:drawing>
+      </w:r>
+    </w:p>
+    <w:p>
+      <w:pPr>
+        <w:rPr>
+          <w:lang w:val="en-GB"/>
+        </w:rPr>
+      </w:pPr>
+    </w:p>
+    <w:p>
+      <w:pPr>
+        <w:rPr>
+          <w:lang w:val="en-GB"/>
+        </w:rPr>
+      </w:pPr>
+      <w:r>
+        <w:rPr>
+          <w:lang w:val="en-GB"/>
+        </w:rPr>
+        <w:t xml:space="preserve">The next major section is the Detection page. This section is a bit different form the user and camera sections. There is no button to add a detection, the detections are added automatically by the system once a no helmet detection had occurred. </w:t>
+      </w:r>
+    </w:p>
+    <w:p>
+      <w:pPr>
+        <w:rPr>
+          <w:lang w:val="en-GB"/>
+        </w:rPr>
+      </w:pPr>
+      <w:r>
+        <w:rPr>
+          <w:lang w:val="en-GB"/>
+        </w:rPr>
+        <w:t xml:space="preserve">Each detection row has some unique features for the detection table. </w:t>
+      </w:r>
+      <w:r>
+        <w:rPr>
+          <w:lang w:val="en-GB"/>
+        </w:rPr>
+        <w:t>We can see that on the very right of the row we still have the delete button for any false detections that may have occurred.</w:t>
+      </w:r>
+      <w:r>
+        <w:rPr>
+          <w:lang w:val="en-GB"/>
+        </w:rPr>
+        <w:t xml:space="preserve"> The image column just before the delete button, once clicked enlarges the image to assist in the reviewing. The review column allows the user to tick or untick the checkbox to display if the detection has been </w:t>
+      </w:r>
+      <w:proofErr w:type="gramStart"/>
+      <w:r>
+        <w:rPr>
+          <w:lang w:val="en-GB"/>
+        </w:rPr>
+        <w:t>review</w:t>
+      </w:r>
+      <w:proofErr w:type="gramEnd"/>
+      <w:r>
+        <w:rPr>
+          <w:lang w:val="en-GB"/>
+        </w:rPr>
+        <w:t xml:space="preserve">. This button can be dynamic based on the company needs. Some companies might have a procedure of checking the image, while other companies might have other actions to be taken before the review button is ticked, for example reviewing the automatic email </w:t>
+      </w:r>
+      <w:proofErr w:type="spellStart"/>
+      <w:r>
+        <w:rPr>
+          <w:lang w:val="en-GB"/>
+        </w:rPr>
+        <w:t>aswell</w:t>
+      </w:r>
+      <w:proofErr w:type="spellEnd"/>
+      <w:r>
+        <w:rPr>
+          <w:lang w:val="en-GB"/>
+        </w:rPr>
+        <w:t>.</w:t>
+      </w:r>
+    </w:p>
+    <w:p>
+      <w:pPr>
+        <w:rPr>
+          <w:lang w:val="en-GB"/>
+        </w:rPr>
+      </w:pPr>
+      <w:r>
+        <w:rPr>
+          <w:noProof/>
+          <w:lang w:val="en-GB"/>
+        </w:rPr>
+        <w:lastRenderedPageBreak/>
+        <w:drawing>
+          <wp:inline distT="0" distB="0" distL="0" distR="0" wp14:anchorId="55C52EFF" wp14:editId="179CE239">
+            <wp:extent cx="5731510" cy="2587625"/>
+            <wp:effectExtent l="0" t="0" r="2540" b="3175"/>
+            <wp:docPr id="2017330561" name="Picture 13" descr="A screenshot of a computer&#10;&#10;AI-generated content may be incorrect."/>
+            <wp:cNvGraphicFramePr>
+              <a:graphicFrameLocks xmlns:a="http://schemas.openxmlformats.org/drawingml/2006/main" noChangeAspect="1"/>
+            </wp:cNvGraphicFramePr>
+            <a:graphic xmlns:a="http://schemas.openxmlformats.org/drawingml/2006/main">
+              <a:graphicData uri="http://schemas.openxmlformats.org/drawingml/2006/picture">
+                <pic:pic xmlns:pic="http://schemas.openxmlformats.org/drawingml/2006/picture">
+                  <pic:nvPicPr>
+                    <pic:cNvPr id="2017330561" name="Picture 13" descr="A screenshot of a computer&#10;&#10;AI-generated content may be incorrect."/>
+                    <pic:cNvPicPr/>
+                  </pic:nvPicPr>
+                  <pic:blipFill>
+                    <a:blip r:embed="rId26" cstate="print">
+                      <a:extLst>
+                        <a:ext uri="{28A0092B-C50C-407E-A947-70E740481C1C}">
+                          <a14:useLocalDpi xmlns:a14="http://schemas.microsoft.com/office/drawing/2010/main" val="0"/>
+                        </a:ext>
+                      </a:extLst>
+                    </a:blip>
+                    <a:stretch>
+                      <a:fillRect/>
+                    </a:stretch>
+                  </pic:blipFill>
+                  <pic:spPr>
+                    <a:xfrm>
+                      <a:off x="0" y="0"/>
+                      <a:ext cx="5731510" cy="2587625"/>
+                    </a:xfrm>
+                    <a:prstGeom prst="rect">
+                      <a:avLst/>
+                    </a:prstGeom>
+                  </pic:spPr>
+                </pic:pic>
+              </a:graphicData>
+            </a:graphic>
+          </wp:inline>
+        </w:drawing>
+      </w:r>
+    </w:p>
+    <w:p>
+      <w:pPr>
+        <w:rPr>
+          <w:lang w:val="en-GB"/>
+        </w:rPr>
+      </w:pPr>
+    </w:p>
+    <w:p>
+      <w:pPr>
+        <w:rPr>
+          <w:lang w:val="en-GB"/>
+        </w:rPr>
+      </w:pPr>
+      <w:r>
+        <w:rPr>
+          <w:lang w:val="en-GB"/>
+        </w:rPr>
+        <w:t xml:space="preserve">The enlarged image view allows the user to see a much clearer and zoomed image of the detection. The reviewer should then be able to identify the </w:t>
+      </w:r>
+      <w:proofErr w:type="gramStart"/>
+      <w:r>
+        <w:rPr>
+          <w:lang w:val="en-GB"/>
+        </w:rPr>
+        <w:t>infraction</w:t>
+      </w:r>
+      <w:proofErr w:type="gramEnd"/>
+      <w:r>
+        <w:rPr>
+          <w:lang w:val="en-GB"/>
+        </w:rPr>
+        <w:t xml:space="preserve"> and the person/people involved.</w:t>
+      </w:r>
+    </w:p>
+    <w:p>
+      <w:pPr>
+        <w:rPr>
+          <w:lang w:val="en-GB"/>
+        </w:rPr>
+      </w:pPr>
+    </w:p>
+    <w:p>
+      <w:pPr>
+        <w:rPr>
+          <w:lang w:val="en-GB"/>
+        </w:rPr>
+      </w:pPr>
+      <w:r>
+        <w:rPr>
+          <w:noProof/>
+          <w:lang w:val="en-GB"/>
+        </w:rPr>
+        <w:drawing>
+          <wp:inline distT="0" distB="0" distL="0" distR="0" wp14:anchorId="5AF4E687" wp14:editId="48BC9451">
+            <wp:extent cx="5731510" cy="2592070"/>
+            <wp:effectExtent l="0" t="0" r="2540" b="0"/>
+            <wp:docPr id="991892066" name="Picture 14" descr="A screenshot of a person wearing headphones&#10;&#10;AI-generated content may be incorrect."/>
+            <wp:cNvGraphicFramePr>
+              <a:graphicFrameLocks xmlns:a="http://schemas.openxmlformats.org/drawingml/2006/main" noChangeAspect="1"/>
+            </wp:cNvGraphicFramePr>
+            <a:graphic xmlns:a="http://schemas.openxmlformats.org/drawingml/2006/main">
+              <a:graphicData uri="http://schemas.openxmlformats.org/drawingml/2006/picture">
+                <pic:pic xmlns:pic="http://schemas.openxmlformats.org/drawingml/2006/picture">
+                  <pic:nvPicPr>
+                    <pic:cNvPr id="991892066" name="Picture 14" descr="A screenshot of a person wearing headphones&#10;&#10;AI-generated content may be incorrect."/>
+                    <pic:cNvPicPr/>
+                  </pic:nvPicPr>
+                  <pic:blipFill>
+                    <a:blip r:embed="rId27" cstate="print">
+                      <a:extLst>
+                        <a:ext uri="{28A0092B-C50C-407E-A947-70E740481C1C}">
+                          <a14:useLocalDpi xmlns:a14="http://schemas.microsoft.com/office/drawing/2010/main" val="0"/>
+                        </a:ext>
+                      </a:extLst>
+                    </a:blip>
+                    <a:stretch>
+                      <a:fillRect/>
+                    </a:stretch>
+                  </pic:blipFill>
+                  <pic:spPr>
+                    <a:xfrm>
+                      <a:off x="0" y="0"/>
+                      <a:ext cx="5731510" cy="2592070"/>
+                    </a:xfrm>
+                    <a:prstGeom prst="rect">
+                      <a:avLst/>
+                    </a:prstGeom>
+                  </pic:spPr>
+                </pic:pic>
+              </a:graphicData>
+            </a:graphic>
+          </wp:inline>
+        </w:drawing>
+      </w:r>
     </w:p>
     <w:p>
       <w:pPr>
@@ -2337,6 +3250,7 @@
       </w:pPr>
       <w:bookmarkStart w:id="3" w:name="_Toc190422317"/>
       <w:r>
+        <w:lastRenderedPageBreak/>
         <w:t>Technologies</w:t>
       </w:r>
       <w:bookmarkEnd w:id="3"/>
@@ -2451,7 +3365,6 @@
           <w:bCs/>
           <w:lang w:val="en-GB"/>
         </w:rPr>
-        <w:lastRenderedPageBreak/>
         <w:t>Ultralytics</w:t>
       </w:r>
       <w:proofErr w:type="spellEnd"/>
@@ -2699,6 +3612,7 @@
       </w:pPr>
       <w:bookmarkStart w:id="4" w:name="_Toc190422318"/>
       <w:r>
+        <w:lastRenderedPageBreak/>
         <w:t>Demo Site &amp; Company Site</w:t>
       </w:r>
       <w:bookmarkEnd w:id="4"/>
@@ -2787,7 +3701,6 @@
           <w:bCs/>
           <w:lang w:val="en-GB"/>
         </w:rPr>
-        <w:lastRenderedPageBreak/>
         <w:t>Default Settings</w:t>
       </w:r>
       <w:r>
@@ -3003,6 +3916,7 @@
       </w:pPr>
       <w:bookmarkStart w:id="7" w:name="_Toc190422321"/>
       <w:r>
+        <w:lastRenderedPageBreak/>
         <w:t xml:space="preserve">Personal Protective Equipment </w:t>
       </w:r>
       <w:r>
@@ -3045,27 +3959,259 @@
         <w:rPr>
           <w:lang w:val="en-GB"/>
         </w:rPr>
+        <w:t>Recent advancements in machine learning provide a strong foundation for this system’s design. Helmet detection primarily involves analysing visual input to identify key features of helmets on individuals in a live video feed. Techniques such as object detection using convolutional neural networks (CNNs) have proven effective in similar applications.</w:t>
+      </w:r>
+    </w:p>
+    <w:p>
+      <w:pPr>
+        <w:rPr>
+          <w:lang w:val="en-GB"/>
+        </w:rPr>
+      </w:pPr>
+      <w:r>
+        <w:rPr>
+          <w:lang w:val="en-GB"/>
+        </w:rPr>
+        <w:t>Focusing</w:t>
+      </w:r>
+      <w:r>
+        <w:rPr>
+          <w:lang w:val="en-GB"/>
+        </w:rPr>
+        <w:t xml:space="preserve"> on helmets allows for a more streamlined and accurate first iteration. For this reason, the initial implementation will prioriti</w:t>
+      </w:r>
+      <w:r>
+        <w:rPr>
+          <w:lang w:val="en-GB"/>
+        </w:rPr>
+        <w:t>s</w:t>
+      </w:r>
+      <w:r>
+        <w:rPr>
+          <w:lang w:val="en-GB"/>
+        </w:rPr>
+        <w:t>e helmet detection based on trained object detection models, such as YOLO (You Only Look Once), due to its speed and precision in real-time environments.</w:t>
+      </w:r>
+    </w:p>
+    <w:p>
+      <w:pPr>
+        <w:rPr>
+          <w:lang w:val="en-GB"/>
+        </w:rPr>
+      </w:pPr>
+      <w:r>
+        <w:rPr>
+          <w:lang w:val="en-GB"/>
+        </w:rPr>
+        <w:t xml:space="preserve">Subsequent iterations of the system </w:t>
+      </w:r>
+      <w:r>
+        <w:rPr>
+          <w:lang w:val="en-GB"/>
+        </w:rPr>
+        <w:t>will</w:t>
+      </w:r>
+      <w:r>
+        <w:rPr>
+          <w:lang w:val="en-GB"/>
+        </w:rPr>
+        <w:t xml:space="preserve"> expand to include </w:t>
+      </w:r>
+      <w:r>
+        <w:rPr>
+          <w:lang w:val="en-GB"/>
+        </w:rPr>
+        <w:t>high-visibility jackets</w:t>
+      </w:r>
+      <w:r>
+        <w:rPr>
+          <w:lang w:val="en-GB"/>
+        </w:rPr>
+        <w:t xml:space="preserve"> alongside helmets. </w:t>
+      </w:r>
+      <w:r>
+        <w:t>Research has shown that combining multiple safety indicators can significantly enhance the overall reliability of site safety systems (</w:t>
+      </w:r>
+      <w:r>
+        <w:t xml:space="preserve">Fig 4. </w:t>
+      </w:r>
+      <w:r>
+        <w:t>Work Health Safety Research, 2015).</w:t>
+      </w:r>
+      <w:r>
+        <w:rPr>
+          <w:lang w:val="en-GB"/>
+        </w:rPr>
+        <w:t xml:space="preserve"> </w:t>
+      </w:r>
+      <w:r>
+        <w:rPr>
+          <w:lang w:val="en-GB"/>
+        </w:rPr>
+        <w:t>By starting with helmets as the primary focus, this project aims to deliver high accuracy and responsiveness, laying the groundwork for broader functionality in future updates.</w:t>
+      </w:r>
+    </w:p>
+    <w:p/>
+    <w:p>
+      <w:pPr>
+        <w:pStyle w:val="Heading2"/>
+      </w:pPr>
+      <w:bookmarkStart w:id="9" w:name="_Toc190422323"/>
+      <w:r>
+        <w:t>High-Visibility Jacket Detection</w:t>
+      </w:r>
+      <w:bookmarkEnd w:id="9"/>
+    </w:p>
+    <w:p>
+      <w:pPr>
+        <w:rPr>
+          <w:lang w:val="en-GB"/>
+        </w:rPr>
+      </w:pPr>
+    </w:p>
+    <w:p>
+      <w:pPr>
+        <w:rPr>
+          <w:lang w:val="en-GB"/>
+        </w:rPr>
+      </w:pPr>
+      <w:r>
+        <w:rPr>
+          <w:lang w:val="en-GB"/>
+        </w:rPr>
+        <w:t>The detection of high-visibility jackets is a vital component of ensuring worker compliance with safety regulations on construction sites. The chosen methodology for identifying high-visibility jackets relies on leveraging object detection models trained to recogni</w:t>
+      </w:r>
+      <w:r>
+        <w:rPr>
+          <w:lang w:val="en-GB"/>
+        </w:rPr>
+        <w:t>s</w:t>
+      </w:r>
+      <w:r>
+        <w:rPr>
+          <w:lang w:val="en-GB"/>
+        </w:rPr>
+        <w:t xml:space="preserve">e the unique </w:t>
+      </w:r>
+      <w:r>
+        <w:rPr>
+          <w:lang w:val="en-GB"/>
+        </w:rPr>
+        <w:t>colour</w:t>
+      </w:r>
+      <w:r>
+        <w:rPr>
+          <w:lang w:val="en-GB"/>
+        </w:rPr>
+        <w:t xml:space="preserve">, shape and </w:t>
+      </w:r>
+      <w:r>
+        <w:rPr>
+          <w:lang w:val="en-GB"/>
+        </w:rPr>
+        <w:t>reflective properties of such jackets.</w:t>
+      </w:r>
+    </w:p>
+    <w:p>
+      <w:pPr>
+        <w:rPr>
+          <w:lang w:val="en-GB"/>
+        </w:rPr>
+      </w:pPr>
+      <w:r>
+        <w:rPr>
+          <w:lang w:val="en-GB"/>
+        </w:rPr>
+        <w:t xml:space="preserve">Object detection libraries and frameworks provide the foundation for this functionality. Pretrained models like YOLO (You Only Look Once) have been evaluated for their suitability in identifying </w:t>
+      </w:r>
+      <w:r>
+        <w:rPr>
+          <w:lang w:val="en-GB"/>
+        </w:rPr>
+        <w:t>helmets, transitioning this to high-visibility jackets should be achievable.</w:t>
+      </w:r>
+      <w:r>
+        <w:rPr>
+          <w:lang w:val="en-GB"/>
+        </w:rPr>
+        <w:t xml:space="preserve"> YOLO is particularly advantageous due to its ability to process frames in real-time, a crucial feature for live video monitoring.</w:t>
+      </w:r>
+    </w:p>
+    <w:p>
+      <w:pPr>
+        <w:rPr>
+          <w:lang w:val="en-GB"/>
+        </w:rPr>
+      </w:pPr>
+      <w:r>
+        <w:rPr>
+          <w:lang w:val="en-GB"/>
+        </w:rPr>
         <w:lastRenderedPageBreak/>
-        <w:t>Recent advancements in machine learning provide a strong foundation for this system’s design. Helmet detection primarily involves analysing visual input to identify key features of helmets on individuals in a live video feed. Techniques such as object detection using convolutional neural networks (CNNs) have proven effective in similar applications.</w:t>
-      </w:r>
-    </w:p>
-    <w:p>
-      <w:pPr>
-        <w:rPr>
-          <w:lang w:val="en-GB"/>
-        </w:rPr>
-      </w:pPr>
-      <w:r>
-        <w:rPr>
-          <w:lang w:val="en-GB"/>
-        </w:rPr>
-        <w:t>Focusing</w:t>
-      </w:r>
-      <w:r>
-        <w:rPr>
-          <w:lang w:val="en-GB"/>
-        </w:rPr>
-        <w:t xml:space="preserve"> on helmets allows for a more streamlined and accurate first iteration. For this reason, the initial implementation will prioriti</w:t>
+        <w:t xml:space="preserve">For initial implementation, YOLO will be employed for its speed and compatibility with a range of </w:t>
+      </w:r>
+      <w:r>
+        <w:rPr>
+          <w:lang w:val="en-GB"/>
+        </w:rPr>
+        <w:t>camera sources</w:t>
+      </w:r>
+      <w:r>
+        <w:rPr>
+          <w:lang w:val="en-GB"/>
+        </w:rPr>
+        <w:t xml:space="preserve">. The system will be trained using datasets containing diverse examples of high-visibility jackets across varying lighting and weather conditions to ensure robustness. One limitation of YOLO, however, is that its accuracy may decrease when distinguishing between jackets and similarly </w:t>
+      </w:r>
+      <w:r>
+        <w:rPr>
+          <w:lang w:val="en-GB"/>
+        </w:rPr>
+        <w:t>coloured</w:t>
+      </w:r>
+      <w:r>
+        <w:rPr>
+          <w:lang w:val="en-GB"/>
+        </w:rPr>
+        <w:t xml:space="preserve"> or reflective objects, which will be addressed through iterative model refinement.</w:t>
+      </w:r>
+    </w:p>
+    <w:p>
+      <w:pPr>
+        <w:pStyle w:val="Heading2"/>
+      </w:pPr>
+      <w:bookmarkStart w:id="10" w:name="_Toc190422324"/>
+      <w:r>
+        <w:t>Evaluation</w:t>
+      </w:r>
+      <w:r>
+        <w:t xml:space="preserve"> of detection model</w:t>
+      </w:r>
+      <w:bookmarkEnd w:id="10"/>
+    </w:p>
+    <w:p/>
+    <w:p>
+      <w:pPr>
+        <w:rPr>
+          <w:lang w:val="en-GB"/>
+        </w:rPr>
+      </w:pPr>
+      <w:r>
+        <w:rPr>
+          <w:lang w:val="en-GB"/>
+        </w:rPr>
+        <w:t>The evaluation of detection models for helmets and high-visibility jackets will focus on key performance metrics to ensure the system meets safety monitoring standards. Metrics such as</w:t>
+      </w:r>
+      <w:r>
+        <w:rPr>
+          <w:lang w:val="en-GB"/>
+        </w:rPr>
+        <w:t xml:space="preserve"> confusion matrix,</w:t>
+      </w:r>
+      <w:r>
+        <w:rPr>
+          <w:lang w:val="en-GB"/>
+        </w:rPr>
+        <w:t xml:space="preserve"> precision, recall, and the F1-score will be used to assess the balance between the model's accuracy and its ability to minimi</w:t>
       </w:r>
       <w:r>
         <w:rPr>
@@ -3077,246 +4223,7 @@
         <w:rPr>
           <w:lang w:val="en-GB"/>
         </w:rPr>
-        <w:t>e helmet detection based on trained object detection models, such as YOLO (You Only Look Once), due to its speed and precision in real-time environments.</w:t>
-      </w:r>
-    </w:p>
-    <w:p>
-      <w:pPr>
-        <w:rPr>
-          <w:lang w:val="en-GB"/>
-        </w:rPr>
-      </w:pPr>
-      <w:r>
-        <w:rPr>
-          <w:lang w:val="en-GB"/>
-        </w:rPr>
-        <w:t xml:space="preserve">Subsequent iterations of the system </w:t>
-      </w:r>
-      <w:r>
-        <w:rPr>
-          <w:lang w:val="en-GB"/>
-        </w:rPr>
-        <w:t>will</w:t>
-      </w:r>
-      <w:r>
-        <w:rPr>
-          <w:lang w:val="en-GB"/>
-        </w:rPr>
-        <w:t xml:space="preserve"> expand to include </w:t>
-      </w:r>
-      <w:r>
-        <w:rPr>
-          <w:lang w:val="en-GB"/>
-        </w:rPr>
-        <w:t>high-visibility jackets</w:t>
-      </w:r>
-      <w:r>
-        <w:rPr>
-          <w:lang w:val="en-GB"/>
-        </w:rPr>
-        <w:t xml:space="preserve"> alongside helmets. </w:t>
-      </w:r>
-      <w:r>
-        <w:t>Research has shown that combining multiple safety indicators can significantly enhance the overall reliability of site safety systems (</w:t>
-      </w:r>
-      <w:r>
-        <w:t xml:space="preserve">Fig 4. </w:t>
-      </w:r>
-      <w:r>
-        <w:t>Work Health Safety Research, 2015).</w:t>
-      </w:r>
-      <w:r>
-        <w:rPr>
-          <w:lang w:val="en-GB"/>
-        </w:rPr>
-        <w:t xml:space="preserve"> </w:t>
-      </w:r>
-      <w:r>
-        <w:rPr>
-          <w:lang w:val="en-GB"/>
-        </w:rPr>
-        <w:t>By starting with helmets as the primary focus, this project aims to deliver high accuracy and responsiveness, laying the groundwork for broader functionality in future updates.</w:t>
-      </w:r>
-    </w:p>
-    <w:p/>
-    <w:p>
-      <w:pPr>
-        <w:pStyle w:val="Heading2"/>
-      </w:pPr>
-      <w:bookmarkStart w:id="9" w:name="_Toc190422323"/>
-      <w:r>
-        <w:t>High-Visibility Jacket Detection</w:t>
-      </w:r>
-      <w:bookmarkEnd w:id="9"/>
-    </w:p>
-    <w:p>
-      <w:pPr>
-        <w:rPr>
-          <w:lang w:val="en-GB"/>
-        </w:rPr>
-      </w:pPr>
-    </w:p>
-    <w:p>
-      <w:pPr>
-        <w:rPr>
-          <w:lang w:val="en-GB"/>
-        </w:rPr>
-      </w:pPr>
-      <w:r>
-        <w:rPr>
-          <w:lang w:val="en-GB"/>
-        </w:rPr>
-        <w:t>The detection of high-visibility jackets is a vital component of ensuring worker compliance with safety regulations on construction sites. The chosen methodology for identifying high-visibility jackets relies on leveraging object detection models trained to recogni</w:t>
-      </w:r>
-      <w:r>
-        <w:rPr>
-          <w:lang w:val="en-GB"/>
-        </w:rPr>
-        <w:t>s</w:t>
-      </w:r>
-      <w:r>
-        <w:rPr>
-          <w:lang w:val="en-GB"/>
-        </w:rPr>
-        <w:t xml:space="preserve">e the unique </w:t>
-      </w:r>
-      <w:r>
-        <w:rPr>
-          <w:lang w:val="en-GB"/>
-        </w:rPr>
-        <w:t>colour</w:t>
-      </w:r>
-      <w:r>
-        <w:rPr>
-          <w:lang w:val="en-GB"/>
-        </w:rPr>
-        <w:t xml:space="preserve">, shape and </w:t>
-      </w:r>
-      <w:r>
-        <w:rPr>
-          <w:lang w:val="en-GB"/>
-        </w:rPr>
-        <w:t>reflective properties of such jackets.</w:t>
-      </w:r>
-    </w:p>
-    <w:p>
-      <w:pPr>
-        <w:rPr>
-          <w:lang w:val="en-GB"/>
-        </w:rPr>
-      </w:pPr>
-      <w:r>
-        <w:rPr>
-          <w:lang w:val="en-GB"/>
-        </w:rPr>
-        <w:t xml:space="preserve">Object detection libraries and frameworks provide the foundation for this functionality. Pretrained models like YOLO (You Only Look Once) have been evaluated for their suitability in identifying </w:t>
-      </w:r>
-      <w:r>
-        <w:rPr>
-          <w:lang w:val="en-GB"/>
-        </w:rPr>
-        <w:t>helmets, transitioning this to high-visibility jackets should be achievable.</w:t>
-      </w:r>
-      <w:r>
-        <w:rPr>
-          <w:lang w:val="en-GB"/>
-        </w:rPr>
-        <w:t xml:space="preserve"> YOLO is particularly advantageous due to its ability to process frames in real-time, a crucial feature for live video monitoring.</w:t>
-      </w:r>
-    </w:p>
-    <w:p>
-      <w:pPr>
-        <w:rPr>
-          <w:lang w:val="en-GB"/>
-        </w:rPr>
-      </w:pPr>
-      <w:r>
-        <w:rPr>
-          <w:lang w:val="en-GB"/>
-        </w:rPr>
-        <w:t xml:space="preserve">For initial implementation, YOLO will be employed for its speed and compatibility with a range of </w:t>
-      </w:r>
-      <w:r>
-        <w:rPr>
-          <w:lang w:val="en-GB"/>
-        </w:rPr>
-        <w:t>camera sources</w:t>
-      </w:r>
-      <w:r>
-        <w:rPr>
-          <w:lang w:val="en-GB"/>
-        </w:rPr>
-        <w:t xml:space="preserve">. The system will be trained using datasets containing diverse examples of high-visibility jackets across varying lighting and weather conditions to ensure robustness. One limitation of YOLO, however, is that its accuracy may decrease when distinguishing between jackets and similarly </w:t>
-      </w:r>
-      <w:r>
-        <w:rPr>
-          <w:lang w:val="en-GB"/>
-        </w:rPr>
-        <w:t>coloured</w:t>
-      </w:r>
-      <w:r>
-        <w:rPr>
-          <w:lang w:val="en-GB"/>
-        </w:rPr>
-        <w:t xml:space="preserve"> or reflective objects, which will be addressed through iterative model refinement.</w:t>
-      </w:r>
-    </w:p>
-    <w:p>
-      <w:pPr>
-        <w:pStyle w:val="Heading2"/>
-      </w:pPr>
-      <w:bookmarkStart w:id="10" w:name="_Toc190422324"/>
-      <w:r>
-        <w:t>Evaluation</w:t>
-      </w:r>
-      <w:r>
-        <w:t xml:space="preserve"> of detection model</w:t>
-      </w:r>
-      <w:bookmarkEnd w:id="10"/>
-    </w:p>
-    <w:p/>
-    <w:p>
-      <w:pPr>
-        <w:rPr>
-          <w:lang w:val="en-GB"/>
-        </w:rPr>
-      </w:pPr>
-      <w:r>
-        <w:rPr>
-          <w:lang w:val="en-GB"/>
-        </w:rPr>
-        <w:t>The evaluation of detection models for helmets and high-visibility jackets will focus on key performance metrics to ensure the system meets safety monitoring standards. Metrics such as</w:t>
-      </w:r>
-      <w:r>
-        <w:rPr>
-          <w:lang w:val="en-GB"/>
-        </w:rPr>
-        <w:t xml:space="preserve"> confusion matrix,</w:t>
-      </w:r>
-      <w:r>
-        <w:rPr>
-          <w:lang w:val="en-GB"/>
-        </w:rPr>
-        <w:t xml:space="preserve"> precision, recall, and the F1-score will be used to assess the balance between the model's accuracy and its ability to minimi</w:t>
-      </w:r>
-      <w:r>
-        <w:rPr>
-          <w:lang w:val="en-GB"/>
-        </w:rPr>
-        <w:t>s</w:t>
-      </w:r>
-      <w:r>
-        <w:rPr>
-          <w:lang w:val="en-GB"/>
-        </w:rPr>
-        <w:t xml:space="preserve">e false </w:t>
-      </w:r>
-      <w:r>
-        <w:rPr>
-          <w:lang w:val="en-GB"/>
-        </w:rPr>
-        <w:lastRenderedPageBreak/>
-        <w:t>positives and false negatives. A confusion matrix will provide a detailed breakdown of true positives, false positives, true negatives, and false negatives, offering insights into areas of improvement for the model.</w:t>
+        <w:t>e false positives and false negatives. A confusion matrix will provide a detailed breakdown of true positives, false positives, true negatives, and false negatives, offering insights into areas of improvement for the model.</w:t>
       </w:r>
     </w:p>
     <w:p>
@@ -3457,7 +4364,7 @@
                     </pic:cNvPicPr>
                   </pic:nvPicPr>
                   <pic:blipFill>
-                    <a:blip r:embed="rId18" cstate="print">
+                    <a:blip r:embed="rId28" cstate="print">
                       <a:extLst>
                         <a:ext uri="{28A0092B-C50C-407E-A947-70E740481C1C}">
                           <a14:useLocalDpi xmlns:a14="http://schemas.microsoft.com/office/drawing/2010/main" val="0"/>
@@ -3563,6 +4470,7 @@
         <w:rPr>
           <w:noProof/>
         </w:rPr>
+        <w:lastRenderedPageBreak/>
         <w:drawing>
           <wp:anchor distT="0" distB="0" distL="114300" distR="114300" simplePos="0" relativeHeight="251802624" behindDoc="0" locked="0" layoutInCell="1" allowOverlap="1" wp14:anchorId="2B88D112" wp14:editId="6A698C96">
             <wp:simplePos x="0" y="0"/>
@@ -3589,7 +4497,7 @@
                     </pic:cNvPicPr>
                   </pic:nvPicPr>
                   <pic:blipFill>
-                    <a:blip r:embed="rId19" cstate="print">
+                    <a:blip r:embed="rId29" cstate="print">
                       <a:extLst>
                         <a:ext uri="{28A0092B-C50C-407E-A947-70E740481C1C}">
                           <a14:useLocalDpi xmlns:a14="http://schemas.microsoft.com/office/drawing/2010/main" val="0"/>
@@ -3777,7 +4685,7 @@
                     </pic:cNvPicPr>
                   </pic:nvPicPr>
                   <pic:blipFill>
-                    <a:blip r:embed="rId20" cstate="print">
+                    <a:blip r:embed="rId30" cstate="print">
                       <a:extLst>
                         <a:ext uri="{28A0092B-C50C-407E-A947-70E740481C1C}">
                           <a14:useLocalDpi xmlns:a14="http://schemas.microsoft.com/office/drawing/2010/main" val="0"/>
@@ -3855,7 +4763,7 @@
                     </pic:cNvPicPr>
                   </pic:nvPicPr>
                   <pic:blipFill>
-                    <a:blip r:embed="rId21" cstate="print">
+                    <a:blip r:embed="rId31" cstate="print">
                       <a:extLst>
                         <a:ext uri="{28A0092B-C50C-407E-A947-70E740481C1C}">
                           <a14:useLocalDpi xmlns:a14="http://schemas.microsoft.com/office/drawing/2010/main" val="0"/>
@@ -3932,7 +4840,7 @@
                     </pic:cNvPicPr>
                   </pic:nvPicPr>
                   <pic:blipFill>
-                    <a:blip r:embed="rId22" cstate="print">
+                    <a:blip r:embed="rId32" cstate="print">
                       <a:extLst>
                         <a:ext uri="{28A0092B-C50C-407E-A947-70E740481C1C}">
                           <a14:useLocalDpi xmlns:a14="http://schemas.microsoft.com/office/drawing/2010/main" val="0"/>
@@ -4267,7 +5175,7 @@
           <w:lang w:val="en-GB"/>
         </w:rPr>
         <w:drawing>
-          <wp:anchor distT="0" distB="0" distL="114300" distR="114300" simplePos="0" relativeHeight="251804672" behindDoc="0" locked="0" layoutInCell="1" allowOverlap="1" wp14:anchorId="69356E40" wp14:editId="78337639">
+          <wp:anchor distT="0" distB="0" distL="114300" distR="114300" simplePos="0" relativeHeight="251804672" behindDoc="0" locked="0" layoutInCell="1" allowOverlap="1" wp14:anchorId="69356E40" wp14:editId="2F0B13C7">
             <wp:simplePos x="0" y="0"/>
             <wp:positionH relativeFrom="column">
               <wp:posOffset>-441960</wp:posOffset>
@@ -4292,7 +5200,7 @@
                     </pic:cNvPicPr>
                   </pic:nvPicPr>
                   <pic:blipFill>
-                    <a:blip r:embed="rId23" cstate="print">
+                    <a:blip r:embed="rId33" cstate="print">
                       <a:extLst>
                         <a:ext uri="{28A0092B-C50C-407E-A947-70E740481C1C}">
                           <a14:useLocalDpi xmlns:a14="http://schemas.microsoft.com/office/drawing/2010/main" val="0"/>
@@ -4460,7 +5368,7 @@
                     </pic:cNvPicPr>
                   </pic:nvPicPr>
                   <pic:blipFill>
-                    <a:blip r:embed="rId24" cstate="print">
+                    <a:blip r:embed="rId34" cstate="print">
                       <a:extLst>
                         <a:ext uri="{28A0092B-C50C-407E-A947-70E740481C1C}">
                           <a14:useLocalDpi xmlns:a14="http://schemas.microsoft.com/office/drawing/2010/main" val="0"/>
@@ -5367,7 +6275,7 @@
                     </pic:cNvPicPr>
                   </pic:nvPicPr>
                   <pic:blipFill>
-                    <a:blip r:embed="rId25">
+                    <a:blip r:embed="rId35">
                       <a:extLst>
                         <a:ext uri="{28A0092B-C50C-407E-A947-70E740481C1C}">
                           <a14:useLocalDpi xmlns:a14="http://schemas.microsoft.com/office/drawing/2010/main" val="0"/>
@@ -5453,7 +6361,7 @@
             <wp:cNvGraphicFramePr/>
             <a:graphic xmlns:a="http://schemas.openxmlformats.org/drawingml/2006/main">
               <a:graphicData uri="http://schemas.openxmlformats.org/drawingml/2006/diagram">
-                <dgm:relIds xmlns:dgm="http://schemas.openxmlformats.org/drawingml/2006/diagram" xmlns:r="http://schemas.openxmlformats.org/officeDocument/2006/relationships" r:dm="rId26" r:lo="rId27" r:qs="rId28" r:cs="rId29"/>
+                <dgm:relIds xmlns:dgm="http://schemas.openxmlformats.org/drawingml/2006/diagram" xmlns:r="http://schemas.openxmlformats.org/officeDocument/2006/relationships" r:dm="rId36" r:lo="rId37" r:qs="rId38" r:cs="rId39"/>
               </a:graphicData>
             </a:graphic>
           </wp:inline>
@@ -5490,7 +6398,7 @@
             <wp:cNvGraphicFramePr/>
             <a:graphic xmlns:a="http://schemas.openxmlformats.org/drawingml/2006/main">
               <a:graphicData uri="http://schemas.openxmlformats.org/drawingml/2006/diagram">
-                <dgm:relIds xmlns:dgm="http://schemas.openxmlformats.org/drawingml/2006/diagram" xmlns:r="http://schemas.openxmlformats.org/officeDocument/2006/relationships" r:dm="rId31" r:lo="rId32" r:qs="rId33" r:cs="rId34"/>
+                <dgm:relIds xmlns:dgm="http://schemas.openxmlformats.org/drawingml/2006/diagram" xmlns:r="http://schemas.openxmlformats.org/officeDocument/2006/relationships" r:dm="rId41" r:lo="rId42" r:qs="rId43" r:cs="rId44"/>
               </a:graphicData>
             </a:graphic>
           </wp:inline>
@@ -5527,7 +6435,7 @@
             <wp:cNvGraphicFramePr/>
             <a:graphic xmlns:a="http://schemas.openxmlformats.org/drawingml/2006/main">
               <a:graphicData uri="http://schemas.openxmlformats.org/drawingml/2006/diagram">
-                <dgm:relIds xmlns:dgm="http://schemas.openxmlformats.org/drawingml/2006/diagram" xmlns:r="http://schemas.openxmlformats.org/officeDocument/2006/relationships" r:dm="rId36" r:lo="rId37" r:qs="rId38" r:cs="rId39"/>
+                <dgm:relIds xmlns:dgm="http://schemas.openxmlformats.org/drawingml/2006/diagram" xmlns:r="http://schemas.openxmlformats.org/officeDocument/2006/relationships" r:dm="rId46" r:lo="rId47" r:qs="rId48" r:cs="rId49"/>
               </a:graphicData>
             </a:graphic>
           </wp:inline>
@@ -5564,7 +6472,7 @@
             <wp:cNvGraphicFramePr/>
             <a:graphic xmlns:a="http://schemas.openxmlformats.org/drawingml/2006/main">
               <a:graphicData uri="http://schemas.openxmlformats.org/drawingml/2006/diagram">
-                <dgm:relIds xmlns:dgm="http://schemas.openxmlformats.org/drawingml/2006/diagram" xmlns:r="http://schemas.openxmlformats.org/officeDocument/2006/relationships" r:dm="rId41" r:lo="rId42" r:qs="rId43" r:cs="rId44"/>
+                <dgm:relIds xmlns:dgm="http://schemas.openxmlformats.org/drawingml/2006/diagram" xmlns:r="http://schemas.openxmlformats.org/officeDocument/2006/relationships" r:dm="rId51" r:lo="rId52" r:qs="rId53" r:cs="rId54"/>
               </a:graphicData>
             </a:graphic>
           </wp:inline>
@@ -5659,7 +6567,7 @@
                     </pic:cNvPicPr>
                   </pic:nvPicPr>
                   <pic:blipFill>
-                    <a:blip r:embed="rId46" cstate="print">
+                    <a:blip r:embed="rId56" cstate="print">
                       <a:extLst>
                         <a:ext uri="{28A0092B-C50C-407E-A947-70E740481C1C}">
                           <a14:useLocalDpi xmlns:a14="http://schemas.microsoft.com/office/drawing/2010/main" val="0"/>
@@ -5737,7 +6645,7 @@
                     </pic:cNvPicPr>
                   </pic:nvPicPr>
                   <pic:blipFill>
-                    <a:blip r:embed="rId47" cstate="print">
+                    <a:blip r:embed="rId57" cstate="print">
                       <a:extLst>
                         <a:ext uri="{28A0092B-C50C-407E-A947-70E740481C1C}">
                           <a14:useLocalDpi xmlns:a14="http://schemas.microsoft.com/office/drawing/2010/main" val="0"/>
@@ -5809,7 +6717,7 @@
                     </pic:cNvPicPr>
                   </pic:nvPicPr>
                   <pic:blipFill>
-                    <a:blip r:embed="rId48" cstate="print">
+                    <a:blip r:embed="rId58" cstate="print">
                       <a:extLst>
                         <a:ext uri="{28A0092B-C50C-407E-A947-70E740481C1C}">
                           <a14:useLocalDpi xmlns:a14="http://schemas.microsoft.com/office/drawing/2010/main" val="0"/>
@@ -5884,7 +6792,7 @@
                     </pic:cNvPicPr>
                   </pic:nvPicPr>
                   <pic:blipFill>
-                    <a:blip r:embed="rId49" cstate="print">
+                    <a:blip r:embed="rId59" cstate="print">
                       <a:extLst>
                         <a:ext uri="{28A0092B-C50C-407E-A947-70E740481C1C}">
                           <a14:useLocalDpi xmlns:a14="http://schemas.microsoft.com/office/drawing/2010/main" val="0"/>
@@ -5959,7 +6867,7 @@
                     </pic:cNvPicPr>
                   </pic:nvPicPr>
                   <pic:blipFill>
-                    <a:blip r:embed="rId50" cstate="print">
+                    <a:blip r:embed="rId60" cstate="print">
                       <a:extLst>
                         <a:ext uri="{28A0092B-C50C-407E-A947-70E740481C1C}">
                           <a14:useLocalDpi xmlns:a14="http://schemas.microsoft.com/office/drawing/2010/main" val="0"/>
@@ -6018,7 +6926,7 @@
                     </pic:cNvPicPr>
                   </pic:nvPicPr>
                   <pic:blipFill>
-                    <a:blip r:embed="rId51" cstate="print">
+                    <a:blip r:embed="rId61" cstate="print">
                       <a:extLst>
                         <a:ext uri="{28A0092B-C50C-407E-A947-70E740481C1C}">
                           <a14:useLocalDpi xmlns:a14="http://schemas.microsoft.com/office/drawing/2010/main" val="0"/>
@@ -6092,7 +7000,7 @@
                     </pic:cNvPicPr>
                   </pic:nvPicPr>
                   <pic:blipFill>
-                    <a:blip r:embed="rId52" cstate="print">
+                    <a:blip r:embed="rId62" cstate="print">
                       <a:extLst>
                         <a:ext uri="{28A0092B-C50C-407E-A947-70E740481C1C}">
                           <a14:useLocalDpi xmlns:a14="http://schemas.microsoft.com/office/drawing/2010/main" val="0"/>
@@ -6159,7 +7067,7 @@
                     </pic:cNvPicPr>
                   </pic:nvPicPr>
                   <pic:blipFill>
-                    <a:blip r:embed="rId53" cstate="print">
+                    <a:blip r:embed="rId63" cstate="print">
                       <a:extLst>
                         <a:ext uri="{28A0092B-C50C-407E-A947-70E740481C1C}">
                           <a14:useLocalDpi xmlns:a14="http://schemas.microsoft.com/office/drawing/2010/main" val="0"/>
@@ -6238,7 +7146,7 @@
                     </pic:cNvPicPr>
                   </pic:nvPicPr>
                   <pic:blipFill>
-                    <a:blip r:embed="rId54">
+                    <a:blip r:embed="rId64">
                       <a:extLst>
                         <a:ext uri="{28A0092B-C50C-407E-A947-70E740481C1C}">
                           <a14:useLocalDpi xmlns:a14="http://schemas.microsoft.com/office/drawing/2010/main" val="0"/>
@@ -6466,7 +7374,7 @@
                     </pic:cNvPicPr>
                   </pic:nvPicPr>
                   <pic:blipFill>
-                    <a:blip r:embed="rId55">
+                    <a:blip r:embed="rId65">
                       <a:extLst>
                         <a:ext uri="{28A0092B-C50C-407E-A947-70E740481C1C}">
                           <a14:useLocalDpi xmlns:a14="http://schemas.microsoft.com/office/drawing/2010/main" val="0"/>
@@ -6680,7 +7588,7 @@
                     </pic:cNvPicPr>
                   </pic:nvPicPr>
                   <pic:blipFill>
-                    <a:blip r:embed="rId56">
+                    <a:blip r:embed="rId66">
                       <a:extLst>
                         <a:ext uri="{28A0092B-C50C-407E-A947-70E740481C1C}">
                           <a14:useLocalDpi xmlns:a14="http://schemas.microsoft.com/office/drawing/2010/main" val="0"/>
@@ -6865,7 +7773,7 @@
                     </pic:cNvPicPr>
                   </pic:nvPicPr>
                   <pic:blipFill>
-                    <a:blip r:embed="rId57">
+                    <a:blip r:embed="rId67">
                       <a:extLst>
                         <a:ext uri="{28A0092B-C50C-407E-A947-70E740481C1C}">
                           <a14:useLocalDpi xmlns:a14="http://schemas.microsoft.com/office/drawing/2010/main" val="0"/>
@@ -7058,7 +7966,7 @@
                     </pic:cNvPicPr>
                   </pic:nvPicPr>
                   <pic:blipFill>
-                    <a:blip r:embed="rId58">
+                    <a:blip r:embed="rId68">
                       <a:extLst>
                         <a:ext uri="{28A0092B-C50C-407E-A947-70E740481C1C}">
                           <a14:useLocalDpi xmlns:a14="http://schemas.microsoft.com/office/drawing/2010/main" val="0"/>
@@ -7157,7 +8065,7 @@
                     </pic:cNvPicPr>
                   </pic:nvPicPr>
                   <pic:blipFill>
-                    <a:blip r:embed="rId59">
+                    <a:blip r:embed="rId69">
                       <a:extLst>
                         <a:ext uri="{28A0092B-C50C-407E-A947-70E740481C1C}">
                           <a14:useLocalDpi xmlns:a14="http://schemas.microsoft.com/office/drawing/2010/main" val="0"/>
@@ -7431,7 +8339,7 @@
                     <pic:cNvPicPr/>
                   </pic:nvPicPr>
                   <pic:blipFill>
-                    <a:blip r:embed="rId60">
+                    <a:blip r:embed="rId70">
                       <a:extLst>
                         <a:ext uri="{28A0092B-C50C-407E-A947-70E740481C1C}">
                           <a14:useLocalDpi xmlns:a14="http://schemas.microsoft.com/office/drawing/2010/main" val="0"/>
@@ -7789,7 +8697,7 @@
                     <pic:cNvPicPr/>
                   </pic:nvPicPr>
                   <pic:blipFill>
-                    <a:blip r:embed="rId61">
+                    <a:blip r:embed="rId71">
                       <a:extLst>
                         <a:ext uri="{28A0092B-C50C-407E-A947-70E740481C1C}">
                           <a14:useLocalDpi xmlns:a14="http://schemas.microsoft.com/office/drawing/2010/main" val="0"/>
@@ -7875,7 +8783,7 @@
                     <pic:cNvPicPr/>
                   </pic:nvPicPr>
                   <pic:blipFill>
-                    <a:blip r:embed="rId62">
+                    <a:blip r:embed="rId72">
                       <a:extLst>
                         <a:ext uri="{28A0092B-C50C-407E-A947-70E740481C1C}">
                           <a14:useLocalDpi xmlns:a14="http://schemas.microsoft.com/office/drawing/2010/main" val="0"/>
@@ -7935,7 +8843,7 @@
                     <pic:cNvPicPr/>
                   </pic:nvPicPr>
                   <pic:blipFill>
-                    <a:blip r:embed="rId63">
+                    <a:blip r:embed="rId73">
                       <a:extLst>
                         <a:ext uri="{28A0092B-C50C-407E-A947-70E740481C1C}">
                           <a14:useLocalDpi xmlns:a14="http://schemas.microsoft.com/office/drawing/2010/main" val="0"/>
@@ -8002,7 +8910,7 @@
                     <pic:cNvPicPr/>
                   </pic:nvPicPr>
                   <pic:blipFill>
-                    <a:blip r:embed="rId64">
+                    <a:blip r:embed="rId74">
                       <a:extLst>
                         <a:ext uri="{28A0092B-C50C-407E-A947-70E740481C1C}">
                           <a14:useLocalDpi xmlns:a14="http://schemas.microsoft.com/office/drawing/2010/main" val="0"/>
@@ -8105,7 +9013,7 @@
         </w:rPr>
         <w:t xml:space="preserve">Fig 1. SETU Logo: </w:t>
       </w:r>
-      <w:hyperlink r:id="rId65" w:tgtFrame="_new" w:history="1">
+      <w:hyperlink r:id="rId75" w:tgtFrame="_new" w:history="1">
         <w:r>
           <w:rPr>
             <w:rStyle w:val="Hyperlink"/>
@@ -8157,7 +9065,7 @@
         </w:rPr>
         <w:t xml:space="preserve"> </w:t>
       </w:r>
-      <w:hyperlink r:id="rId66" w:history="1">
+      <w:hyperlink r:id="rId76" w:history="1">
         <w:r>
           <w:rPr>
             <w:rStyle w:val="Hyperlink"/>
@@ -8191,7 +9099,7 @@
         </w:rPr>
         <w:t xml:space="preserve">: </w:t>
       </w:r>
-      <w:hyperlink r:id="rId67" w:history="1">
+      <w:hyperlink r:id="rId77" w:history="1">
         <w:r>
           <w:rPr>
             <w:rStyle w:val="Hyperlink"/>
@@ -8229,7 +9137,7 @@
         </w:rPr>
         <w:t xml:space="preserve">: </w:t>
       </w:r>
-      <w:hyperlink r:id="rId68" w:history="1">
+      <w:hyperlink r:id="rId78" w:history="1">
         <w:r>
           <w:rPr>
             <w:rStyle w:val="Hyperlink"/>
@@ -8245,7 +9153,7 @@
       <w:r>
         <w:t xml:space="preserve">Fig 5. YOLO Training Code: </w:t>
       </w:r>
-      <w:hyperlink r:id="rId69" w:history="1">
+      <w:hyperlink r:id="rId79" w:history="1">
         <w:r>
           <w:rPr>
             <w:rStyle w:val="Hyperlink"/>
@@ -8303,7 +9211,7 @@
         </w:rPr>
         <w:t xml:space="preserve"> </w:t>
       </w:r>
-      <w:hyperlink r:id="rId70" w:tgtFrame="_new" w:history="1">
+      <w:hyperlink r:id="rId80" w:tgtFrame="_new" w:history="1">
         <w:r>
           <w:rPr>
             <w:rStyle w:val="Hyperlink"/>
@@ -8350,7 +9258,7 @@
         </w:rPr>
         <w:t xml:space="preserve"> </w:t>
       </w:r>
-      <w:hyperlink r:id="rId71" w:history="1">
+      <w:hyperlink r:id="rId81" w:history="1">
         <w:r>
           <w:rPr>
             <w:rStyle w:val="Hyperlink"/>
@@ -8393,7 +9301,7 @@
         </w:rPr>
         <w:t xml:space="preserve">: </w:t>
       </w:r>
-      <w:hyperlink r:id="rId72" w:history="1">
+      <w:hyperlink r:id="rId82" w:history="1">
         <w:r>
           <w:rPr>
             <w:rStyle w:val="Hyperlink"/>
@@ -8434,7 +9342,7 @@
         </w:rPr>
         <w:t xml:space="preserve">: </w:t>
       </w:r>
-      <w:hyperlink r:id="rId73" w:history="1">
+      <w:hyperlink r:id="rId83" w:history="1">
         <w:r>
           <w:rPr>
             <w:rStyle w:val="Hyperlink"/>
@@ -8475,7 +9383,7 @@
         </w:rPr>
         <w:t xml:space="preserve">: </w:t>
       </w:r>
-      <w:hyperlink r:id="rId74" w:history="1">
+      <w:hyperlink r:id="rId84" w:history="1">
         <w:r>
           <w:rPr>
             <w:rStyle w:val="Hyperlink"/>
@@ -8516,7 +9424,7 @@
         </w:rPr>
         <w:t xml:space="preserve">: </w:t>
       </w:r>
-      <w:hyperlink r:id="rId75" w:history="1">
+      <w:hyperlink r:id="rId85" w:history="1">
         <w:r>
           <w:rPr>
             <w:rStyle w:val="Hyperlink"/>
@@ -8563,7 +9471,7 @@
         </w:rPr>
         <w:t xml:space="preserve"> </w:t>
       </w:r>
-      <w:hyperlink r:id="rId76" w:history="1">
+      <w:hyperlink r:id="rId86" w:history="1">
         <w:r>
           <w:rPr>
             <w:rStyle w:val="Hyperlink"/>
@@ -8612,7 +9520,7 @@
         </w:rPr>
         <w:t xml:space="preserve"> </w:t>
       </w:r>
-      <w:hyperlink r:id="rId77" w:tgtFrame="_new" w:history="1">
+      <w:hyperlink r:id="rId87" w:tgtFrame="_new" w:history="1">
         <w:r>
           <w:rPr>
             <w:rStyle w:val="Hyperlink"/>
@@ -8627,7 +9535,7 @@
     <w:p/>
     <w:p/>
     <w:sectPr>
-      <w:footerReference w:type="default" r:id="rId78"/>
+      <w:footerReference w:type="default" r:id="rId88"/>
       <w:pgSz w:w="11906" w:h="16838"/>
       <w:pgMar w:top="1440" w:right="1440" w:bottom="1440" w:left="1440" w:header="708" w:footer="708" w:gutter="0"/>
       <w:pgBorders w:offsetFrom="page">
@@ -13061,6 +13969,7 @@
   <w:style w:type="character" w:default="1" w:styleId="DefaultParagraphFont">
     <w:name w:val="Default Paragraph Font"/>
     <w:uiPriority w:val="1"/>
+    <w:semiHidden/>
     <w:unhideWhenUsed/>
   </w:style>
   <w:style w:type="table" w:default="1" w:styleId="TableNormal">
@@ -17028,7 +17937,7 @@
   <dgm:whole/>
   <dgm:extLst>
     <a:ext uri="http://schemas.microsoft.com/office/drawing/2008/diagram">
-      <dsp:dataModelExt xmlns:dsp="http://schemas.microsoft.com/office/drawing/2008/diagram" relId="rId30" minVer="http://schemas.openxmlformats.org/drawingml/2006/diagram"/>
+      <dsp:dataModelExt xmlns:dsp="http://schemas.microsoft.com/office/drawing/2008/diagram" relId="rId40" minVer="http://schemas.openxmlformats.org/drawingml/2006/diagram"/>
     </a:ext>
   </dgm:extLst>
 </dgm:dataModel>
@@ -17649,7 +18558,7 @@
   <dgm:whole/>
   <dgm:extLst>
     <a:ext uri="http://schemas.microsoft.com/office/drawing/2008/diagram">
-      <dsp:dataModelExt xmlns:dsp="http://schemas.microsoft.com/office/drawing/2008/diagram" relId="rId35" minVer="http://schemas.openxmlformats.org/drawingml/2006/diagram"/>
+      <dsp:dataModelExt xmlns:dsp="http://schemas.microsoft.com/office/drawing/2008/diagram" relId="rId45" minVer="http://schemas.openxmlformats.org/drawingml/2006/diagram"/>
     </a:ext>
   </dgm:extLst>
 </dgm:dataModel>
@@ -17935,7 +18844,7 @@
   <dgm:whole/>
   <dgm:extLst>
     <a:ext uri="http://schemas.microsoft.com/office/drawing/2008/diagram">
-      <dsp:dataModelExt xmlns:dsp="http://schemas.microsoft.com/office/drawing/2008/diagram" relId="rId40" minVer="http://schemas.openxmlformats.org/drawingml/2006/diagram"/>
+      <dsp:dataModelExt xmlns:dsp="http://schemas.microsoft.com/office/drawing/2008/diagram" relId="rId50" minVer="http://schemas.openxmlformats.org/drawingml/2006/diagram"/>
     </a:ext>
   </dgm:extLst>
 </dgm:dataModel>
@@ -18457,7 +19366,7 @@
   <dgm:whole/>
   <dgm:extLst>
     <a:ext uri="http://schemas.microsoft.com/office/drawing/2008/diagram">
-      <dsp:dataModelExt xmlns:dsp="http://schemas.microsoft.com/office/drawing/2008/diagram" relId="rId45" minVer="http://schemas.openxmlformats.org/drawingml/2006/diagram"/>
+      <dsp:dataModelExt xmlns:dsp="http://schemas.microsoft.com/office/drawing/2008/diagram" relId="rId55" minVer="http://schemas.openxmlformats.org/drawingml/2006/diagram"/>
     </a:ext>
   </dgm:extLst>
 </dgm:dataModel>
@@ -26617,23 +27526,6 @@
 </file>
 
 <file path=customXml/item1.xml><?xml version="1.0" encoding="utf-8"?>
-<?mso-contentType ?>
-<FormTemplates xmlns="http://schemas.microsoft.com/sharepoint/v3/contenttype/forms">
-  <Display>DocumentLibraryForm</Display>
-  <Edit>DocumentLibraryForm</Edit>
-  <New>DocumentLibraryForm</New>
-</FormTemplates>
-</file>
-
-<file path=customXml/item2.xml><?xml version="1.0" encoding="utf-8"?>
-<p:properties xmlns:p="http://schemas.microsoft.com/office/2006/metadata/properties" xmlns:xsi="http://www.w3.org/2001/XMLSchema-instance" xmlns:pc="http://schemas.microsoft.com/office/infopath/2007/PartnerControls">
-  <documentManagement>
-    <_activity xmlns="d71ff2ac-62c7-44d6-abd7-1383af8796a8" xsi:nil="true"/>
-  </documentManagement>
-</p:properties>
-</file>
-
-<file path=customXml/item3.xml><?xml version="1.0" encoding="utf-8"?>
 <ct:contentTypeSchema xmlns:ct="http://schemas.microsoft.com/office/2006/metadata/contentType" xmlns:ma="http://schemas.microsoft.com/office/2006/metadata/properties/metaAttributes" ct:_="" ma:_="" ma:contentTypeName="Document" ma:contentTypeID="0x0101009908F051F1A7FA40B6E0D78DFA896E6F" ma:contentTypeVersion="15" ma:contentTypeDescription="Create a new document." ma:contentTypeScope="" ma:versionID="16bd8ccdb24192f5a23e1f50082beb91">
   <xsd:schema xmlns:xsd="http://www.w3.org/2001/XMLSchema" xmlns:xs="http://www.w3.org/2001/XMLSchema" xmlns:p="http://schemas.microsoft.com/office/2006/metadata/properties" xmlns:ns3="d71ff2ac-62c7-44d6-abd7-1383af8796a8" xmlns:ns4="19621f95-9056-4b81-ab21-41233ae0d36d" targetNamespace="http://schemas.microsoft.com/office/2006/metadata/properties" ma:root="true" ma:fieldsID="4a6057a7fc35ca9381604f182b6a209d" ns3:_="" ns4:_="">
     <xsd:import namespace="d71ff2ac-62c7-44d6-abd7-1383af8796a8"/>
@@ -26866,29 +27758,28 @@
 </ct:contentTypeSchema>
 </file>
 
-<file path=customXml/item4.xml><?xml version="1.0" encoding="utf-8"?>
+<file path=customXml/item2.xml><?xml version="1.0" encoding="utf-8"?>
+<?mso-contentType ?>
+<FormTemplates xmlns="http://schemas.microsoft.com/sharepoint/v3/contenttype/forms">
+  <Display>DocumentLibraryForm</Display>
+  <Edit>DocumentLibraryForm</Edit>
+  <New>DocumentLibraryForm</New>
+</FormTemplates>
+</file>
+
+<file path=customXml/item3.xml><?xml version="1.0" encoding="utf-8"?>
 <b:Sources xmlns:b="http://schemas.openxmlformats.org/officeDocument/2006/bibliography" xmlns="http://schemas.openxmlformats.org/officeDocument/2006/bibliography" SelectedStyle="\APASixthEditionOfficeOnline.xsl" StyleName="APA" Version="6"/>
 </file>
 
-<file path=customXml/itemProps1.xml><?xml version="1.0" encoding="utf-8"?>
-<ds:datastoreItem xmlns:ds="http://schemas.openxmlformats.org/officeDocument/2006/customXml" ds:itemID="{DBC131DF-4F18-448B-B46F-936BB86E1BD6}">
-  <ds:schemaRefs>
-    <ds:schemaRef ds:uri="http://schemas.microsoft.com/sharepoint/v3/contenttype/forms"/>
-  </ds:schemaRefs>
-</ds:datastoreItem>
+<file path=customXml/item4.xml><?xml version="1.0" encoding="utf-8"?>
+<p:properties xmlns:p="http://schemas.microsoft.com/office/2006/metadata/properties" xmlns:xsi="http://www.w3.org/2001/XMLSchema-instance" xmlns:pc="http://schemas.microsoft.com/office/infopath/2007/PartnerControls">
+  <documentManagement>
+    <_activity xmlns="d71ff2ac-62c7-44d6-abd7-1383af8796a8" xsi:nil="true"/>
+  </documentManagement>
+</p:properties>
 </file>
 
-<file path=customXml/itemProps2.xml><?xml version="1.0" encoding="utf-8"?>
-<ds:datastoreItem xmlns:ds="http://schemas.openxmlformats.org/officeDocument/2006/customXml" ds:itemID="{3F2AE3CF-AF0A-42C7-BC75-AAA91D189F19}">
-  <ds:schemaRefs>
-    <ds:schemaRef ds:uri="http://schemas.microsoft.com/office/2006/metadata/properties"/>
-    <ds:schemaRef ds:uri="http://schemas.microsoft.com/office/infopath/2007/PartnerControls"/>
-    <ds:schemaRef ds:uri="d71ff2ac-62c7-44d6-abd7-1383af8796a8"/>
-  </ds:schemaRefs>
-</ds:datastoreItem>
-</file>
-
-<file path=customXml/itemProps3.xml><?xml version="1.0" encoding="utf-8"?>
+<file path=customXml/itemProps1.xml><?xml version="1.0" encoding="utf-8"?>
 <ds:datastoreItem xmlns:ds="http://schemas.openxmlformats.org/officeDocument/2006/customXml" ds:itemID="{9E4FD10E-ECE4-47FC-B486-A980A4B50C09}">
   <ds:schemaRefs>
     <ds:schemaRef ds:uri="http://schemas.microsoft.com/office/2006/metadata/contentType"/>
@@ -26907,10 +27798,28 @@
 </ds:datastoreItem>
 </file>
 
-<file path=customXml/itemProps4.xml><?xml version="1.0" encoding="utf-8"?>
+<file path=customXml/itemProps2.xml><?xml version="1.0" encoding="utf-8"?>
+<ds:datastoreItem xmlns:ds="http://schemas.openxmlformats.org/officeDocument/2006/customXml" ds:itemID="{DBC131DF-4F18-448B-B46F-936BB86E1BD6}">
+  <ds:schemaRefs>
+    <ds:schemaRef ds:uri="http://schemas.microsoft.com/sharepoint/v3/contenttype/forms"/>
+  </ds:schemaRefs>
+</ds:datastoreItem>
+</file>
+
+<file path=customXml/itemProps3.xml><?xml version="1.0" encoding="utf-8"?>
 <ds:datastoreItem xmlns:ds="http://schemas.openxmlformats.org/officeDocument/2006/customXml" ds:itemID="{500AA85C-6BEF-45D1-AD66-44E6B9A5378D}">
   <ds:schemaRefs>
     <ds:schemaRef ds:uri="http://schemas.openxmlformats.org/officeDocument/2006/bibliography"/>
   </ds:schemaRefs>
 </ds:datastoreItem>
+</file>
+
+<file path=customXml/itemProps4.xml><?xml version="1.0" encoding="utf-8"?>
+<ds:datastoreItem xmlns:ds="http://schemas.openxmlformats.org/officeDocument/2006/customXml" ds:itemID="{3F2AE3CF-AF0A-42C7-BC75-AAA91D189F19}">
+  <ds:schemaRefs>
+    <ds:schemaRef ds:uri="http://schemas.microsoft.com/office/2006/metadata/properties"/>
+    <ds:schemaRef ds:uri="http://schemas.microsoft.com/office/infopath/2007/PartnerControls"/>
+    <ds:schemaRef ds:uri="d71ff2ac-62c7-44d6-abd7-1383af8796a8"/>
+  </ds:schemaRefs>
+</ds:datastoreItem>
 </file>
--- a/Report/SiteSafeReport.docx
+++ b/Report/SiteSafeReport.docx
@@ -556,7 +556,7 @@
           <w:szCs w:val="32"/>
         </w:rPr>
         <w:drawing>
-          <wp:anchor distT="0" distB="0" distL="114300" distR="114300" simplePos="0" relativeHeight="251540480" behindDoc="0" locked="0" layoutInCell="1" allowOverlap="1" wp14:anchorId="1AE65912" wp14:editId="4AA89624">
+          <wp:anchor distT="0" distB="0" distL="114300" distR="114300" simplePos="0" relativeHeight="251540480" behindDoc="0" locked="0" layoutInCell="1" allowOverlap="1" wp14:anchorId="1AE65912" wp14:editId="3AC84E16">
             <wp:simplePos x="0" y="0"/>
             <wp:positionH relativeFrom="column">
               <wp:posOffset>60960</wp:posOffset>
@@ -735,6 +735,7 @@
       <w:bookmarkStart w:id="0" w:name="_Toc190421392"/>
       <w:bookmarkStart w:id="1" w:name="_Toc190422315"/>
       <w:bookmarkStart w:id="2" w:name="_Toc196420724"/>
+      <w:bookmarkStart w:id="3" w:name="_Toc196423896"/>
       <w:r>
         <w:rPr>
           <w:b/>
@@ -944,6 +945,7 @@
       <w:bookmarkEnd w:id="0"/>
       <w:bookmarkEnd w:id="1"/>
       <w:bookmarkEnd w:id="2"/>
+      <w:bookmarkEnd w:id="3"/>
     </w:p>
     <w:p>
       <w:pPr>
@@ -954,6 +956,11 @@
     <w:sdt>
       <w:sdtPr>
         <w:rPr>
+          <w:rFonts w:eastAsia="Arial"/>
+          <w:b w:val="0"/>
+          <w:color w:val="auto"/>
+          <w:sz w:val="24"/>
+          <w:szCs w:val="22"/>
           <w:lang w:val="en-GB"/>
         </w:rPr>
         <w:id w:val="1323926640"/>
@@ -964,11 +971,7 @@
       </w:sdtPr>
       <w:sdtEndPr>
         <w:rPr>
-          <w:rFonts w:eastAsia="Arial"/>
           <w:bCs/>
-          <w:color w:val="auto"/>
-          <w:sz w:val="24"/>
-          <w:szCs w:val="22"/>
           <w:lang w:val="en-IE"/>
         </w:rPr>
       </w:sdtEndPr>
@@ -977,8 +980,6 @@
           <w:pPr>
             <w:pStyle w:val="TOCHeading"/>
             <w:rPr>
-              <w:b w:val="0"/>
-              <w:bCs/>
               <w:noProof/>
             </w:rPr>
           </w:pPr>
@@ -1005,13 +1006,15 @@
             <w:pStyle w:val="TOC1"/>
             <w:rPr>
               <w:rFonts w:asciiTheme="minorHAnsi" w:eastAsiaTheme="minorEastAsia" w:hAnsiTheme="minorHAnsi" w:cstheme="minorBidi"/>
+              <w:b w:val="0"/>
+              <w:bCs w:val="0"/>
               <w:kern w:val="2"/>
               <w:szCs w:val="24"/>
               <w:lang w:val="en-GB" w:eastAsia="en-GB"/>
               <w14:ligatures w14:val="standardContextual"/>
             </w:rPr>
           </w:pPr>
-          <w:hyperlink w:anchor="_Toc196420726" w:history="1">
+          <w:hyperlink w:anchor="_Toc196423897" w:history="1">
             <w:r>
               <w:rPr>
                 <w:rStyle w:val="Hyperlink"/>
@@ -1034,7 +1037,7 @@
               <w:rPr>
                 <w:webHidden/>
               </w:rPr>
-              <w:instrText xml:space="preserve"> PAGEREF _Toc196420726 \h </w:instrText>
+              <w:instrText xml:space="preserve"> PAGEREF _Toc196423897 \h </w:instrText>
             </w:r>
             <w:r>
               <w:rPr>
@@ -1066,13 +1069,15 @@
             <w:pStyle w:val="TOC1"/>
             <w:rPr>
               <w:rFonts w:asciiTheme="minorHAnsi" w:eastAsiaTheme="minorEastAsia" w:hAnsiTheme="minorHAnsi" w:cstheme="minorBidi"/>
+              <w:b w:val="0"/>
+              <w:bCs w:val="0"/>
               <w:kern w:val="2"/>
               <w:szCs w:val="24"/>
               <w:lang w:val="en-GB" w:eastAsia="en-GB"/>
               <w14:ligatures w14:val="standardContextual"/>
             </w:rPr>
           </w:pPr>
-          <w:hyperlink w:anchor="_Toc196420727" w:history="1">
+          <w:hyperlink w:anchor="_Toc196423898" w:history="1">
             <w:r>
               <w:rPr>
                 <w:rStyle w:val="Hyperlink"/>
@@ -1096,7 +1101,7 @@
               <w:rPr>
                 <w:webHidden/>
               </w:rPr>
-              <w:instrText xml:space="preserve"> PAGEREF _Toc196420727 \h </w:instrText>
+              <w:instrText xml:space="preserve"> PAGEREF _Toc196423898 \h </w:instrText>
             </w:r>
             <w:r>
               <w:rPr>
@@ -1138,7 +1143,7 @@
               <w14:ligatures w14:val="standardContextual"/>
             </w:rPr>
           </w:pPr>
-          <w:hyperlink w:anchor="_Toc196420728" w:history="1">
+          <w:hyperlink w:anchor="_Toc196423899" w:history="1">
             <w:r>
               <w:rPr>
                 <w:rStyle w:val="Hyperlink"/>
@@ -1166,7 +1171,7 @@
                 <w:noProof/>
                 <w:webHidden/>
               </w:rPr>
-              <w:instrText xml:space="preserve"> PAGEREF _Toc196420728 \h </w:instrText>
+              <w:instrText xml:space="preserve"> PAGEREF _Toc196423899 \h </w:instrText>
             </w:r>
             <w:r>
               <w:rPr>
@@ -1212,7 +1217,7 @@
               <w14:ligatures w14:val="standardContextual"/>
             </w:rPr>
           </w:pPr>
-          <w:hyperlink w:anchor="_Toc196420729" w:history="1">
+          <w:hyperlink w:anchor="_Toc196423900" w:history="1">
             <w:r>
               <w:rPr>
                 <w:rStyle w:val="Hyperlink"/>
@@ -1239,7 +1244,7 @@
                 <w:noProof/>
                 <w:webHidden/>
               </w:rPr>
-              <w:instrText xml:space="preserve"> PAGEREF _Toc196420729 \h </w:instrText>
+              <w:instrText xml:space="preserve"> PAGEREF _Toc196423900 \h </w:instrText>
             </w:r>
             <w:r>
               <w:rPr>
@@ -1285,7 +1290,7 @@
               <w14:ligatures w14:val="standardContextual"/>
             </w:rPr>
           </w:pPr>
-          <w:hyperlink w:anchor="_Toc196420730" w:history="1">
+          <w:hyperlink w:anchor="_Toc196423901" w:history="1">
             <w:r>
               <w:rPr>
                 <w:rStyle w:val="Hyperlink"/>
@@ -1312,7 +1317,7 @@
                 <w:noProof/>
                 <w:webHidden/>
               </w:rPr>
-              <w:instrText xml:space="preserve"> PAGEREF _Toc196420730 \h </w:instrText>
+              <w:instrText xml:space="preserve"> PAGEREF _Toc196423901 \h </w:instrText>
             </w:r>
             <w:r>
               <w:rPr>
@@ -1358,7 +1363,7 @@
               <w14:ligatures w14:val="standardContextual"/>
             </w:rPr>
           </w:pPr>
-          <w:hyperlink w:anchor="_Toc196420731" w:history="1">
+          <w:hyperlink w:anchor="_Toc196423902" w:history="1">
             <w:r>
               <w:rPr>
                 <w:rStyle w:val="Hyperlink"/>
@@ -1385,7 +1390,7 @@
                 <w:noProof/>
                 <w:webHidden/>
               </w:rPr>
-              <w:instrText xml:space="preserve"> PAGEREF _Toc196420731 \h </w:instrText>
+              <w:instrText xml:space="preserve"> PAGEREF _Toc196423902 \h </w:instrText>
             </w:r>
             <w:r>
               <w:rPr>
@@ -1431,7 +1436,7 @@
               <w14:ligatures w14:val="standardContextual"/>
             </w:rPr>
           </w:pPr>
-          <w:hyperlink w:anchor="_Toc196420732" w:history="1">
+          <w:hyperlink w:anchor="_Toc196423903" w:history="1">
             <w:r>
               <w:rPr>
                 <w:rStyle w:val="Hyperlink"/>
@@ -1458,7 +1463,7 @@
                 <w:noProof/>
                 <w:webHidden/>
               </w:rPr>
-              <w:instrText xml:space="preserve"> PAGEREF _Toc196420732 \h </w:instrText>
+              <w:instrText xml:space="preserve"> PAGEREF _Toc196423903 \h </w:instrText>
             </w:r>
             <w:r>
               <w:rPr>
@@ -1504,7 +1509,7 @@
               <w14:ligatures w14:val="standardContextual"/>
             </w:rPr>
           </w:pPr>
-          <w:hyperlink w:anchor="_Toc196420733" w:history="1">
+          <w:hyperlink w:anchor="_Toc196423904" w:history="1">
             <w:r>
               <w:rPr>
                 <w:rStyle w:val="Hyperlink"/>
@@ -1531,7 +1536,7 @@
                 <w:noProof/>
                 <w:webHidden/>
               </w:rPr>
-              <w:instrText xml:space="preserve"> PAGEREF _Toc196420733 \h </w:instrText>
+              <w:instrText xml:space="preserve"> PAGEREF _Toc196423904 \h </w:instrText>
             </w:r>
             <w:r>
               <w:rPr>
@@ -1577,7 +1582,7 @@
               <w14:ligatures w14:val="standardContextual"/>
             </w:rPr>
           </w:pPr>
-          <w:hyperlink w:anchor="_Toc196420734" w:history="1">
+          <w:hyperlink w:anchor="_Toc196423905" w:history="1">
             <w:r>
               <w:rPr>
                 <w:rStyle w:val="Hyperlink"/>
@@ -1604,7 +1609,7 @@
                 <w:noProof/>
                 <w:webHidden/>
               </w:rPr>
-              <w:instrText xml:space="preserve"> PAGEREF _Toc196420734 \h </w:instrText>
+              <w:instrText xml:space="preserve"> PAGEREF _Toc196423905 \h </w:instrText>
             </w:r>
             <w:r>
               <w:rPr>
@@ -1650,7 +1655,7 @@
               <w14:ligatures w14:val="standardContextual"/>
             </w:rPr>
           </w:pPr>
-          <w:hyperlink w:anchor="_Toc196420735" w:history="1">
+          <w:hyperlink w:anchor="_Toc196423906" w:history="1">
             <w:r>
               <w:rPr>
                 <w:rStyle w:val="Hyperlink"/>
@@ -1677,7 +1682,7 @@
                 <w:noProof/>
                 <w:webHidden/>
               </w:rPr>
-              <w:instrText xml:space="preserve"> PAGEREF _Toc196420735 \h </w:instrText>
+              <w:instrText xml:space="preserve"> PAGEREF _Toc196423906 \h </w:instrText>
             </w:r>
             <w:r>
               <w:rPr>
@@ -1723,7 +1728,7 @@
               <w14:ligatures w14:val="standardContextual"/>
             </w:rPr>
           </w:pPr>
-          <w:hyperlink w:anchor="_Toc196420736" w:history="1">
+          <w:hyperlink w:anchor="_Toc196423907" w:history="1">
             <w:r>
               <w:rPr>
                 <w:rStyle w:val="Hyperlink"/>
@@ -1751,7 +1756,7 @@
                 <w:noProof/>
                 <w:webHidden/>
               </w:rPr>
-              <w:instrText xml:space="preserve"> PAGEREF _Toc196420736 \h </w:instrText>
+              <w:instrText xml:space="preserve"> PAGEREF _Toc196423907 \h </w:instrText>
             </w:r>
             <w:r>
               <w:rPr>
@@ -1797,7 +1802,7 @@
               <w14:ligatures w14:val="standardContextual"/>
             </w:rPr>
           </w:pPr>
-          <w:hyperlink w:anchor="_Toc196420737" w:history="1">
+          <w:hyperlink w:anchor="_Toc196423908" w:history="1">
             <w:r>
               <w:rPr>
                 <w:rStyle w:val="Hyperlink"/>
@@ -1825,7 +1830,7 @@
                 <w:noProof/>
                 <w:webHidden/>
               </w:rPr>
-              <w:instrText xml:space="preserve"> PAGEREF _Toc196420737 \h </w:instrText>
+              <w:instrText xml:space="preserve"> PAGEREF _Toc196423908 \h </w:instrText>
             </w:r>
             <w:r>
               <w:rPr>
@@ -1871,7 +1876,7 @@
               <w14:ligatures w14:val="standardContextual"/>
             </w:rPr>
           </w:pPr>
-          <w:hyperlink w:anchor="_Toc196420738" w:history="1">
+          <w:hyperlink w:anchor="_Toc196423909" w:history="1">
             <w:r>
               <w:rPr>
                 <w:rStyle w:val="Hyperlink"/>
@@ -1899,7 +1904,7 @@
                 <w:noProof/>
                 <w:webHidden/>
               </w:rPr>
-              <w:instrText xml:space="preserve"> PAGEREF _Toc196420738 \h </w:instrText>
+              <w:instrText xml:space="preserve"> PAGEREF _Toc196423909 \h </w:instrText>
             </w:r>
             <w:r>
               <w:rPr>
@@ -1945,7 +1950,7 @@
               <w14:ligatures w14:val="standardContextual"/>
             </w:rPr>
           </w:pPr>
-          <w:hyperlink w:anchor="_Toc196420739" w:history="1">
+          <w:hyperlink w:anchor="_Toc196423910" w:history="1">
             <w:r>
               <w:rPr>
                 <w:rStyle w:val="Hyperlink"/>
@@ -1973,7 +1978,7 @@
                 <w:noProof/>
                 <w:webHidden/>
               </w:rPr>
-              <w:instrText xml:space="preserve"> PAGEREF _Toc196420739 \h </w:instrText>
+              <w:instrText xml:space="preserve"> PAGEREF _Toc196423910 \h </w:instrText>
             </w:r>
             <w:r>
               <w:rPr>
@@ -2019,7 +2024,7 @@
               <w14:ligatures w14:val="standardContextual"/>
             </w:rPr>
           </w:pPr>
-          <w:hyperlink w:anchor="_Toc196420740" w:history="1">
+          <w:hyperlink w:anchor="_Toc196423911" w:history="1">
             <w:r>
               <w:rPr>
                 <w:rStyle w:val="Hyperlink"/>
@@ -2047,7 +2052,7 @@
                 <w:noProof/>
                 <w:webHidden/>
               </w:rPr>
-              <w:instrText xml:space="preserve"> PAGEREF _Toc196420740 \h </w:instrText>
+              <w:instrText xml:space="preserve"> PAGEREF _Toc196423911 \h </w:instrText>
             </w:r>
             <w:r>
               <w:rPr>
@@ -2067,7 +2072,7 @@
                 <w:noProof/>
                 <w:webHidden/>
               </w:rPr>
-              <w:t>8</w:t>
+              <w:t>7</w:t>
             </w:r>
             <w:r>
               <w:rPr>
@@ -2093,7 +2098,7 @@
               <w14:ligatures w14:val="standardContextual"/>
             </w:rPr>
           </w:pPr>
-          <w:hyperlink w:anchor="_Toc196420741" w:history="1">
+          <w:hyperlink w:anchor="_Toc196423912" w:history="1">
             <w:r>
               <w:rPr>
                 <w:rStyle w:val="Hyperlink"/>
@@ -2121,7 +2126,7 @@
                 <w:noProof/>
                 <w:webHidden/>
               </w:rPr>
-              <w:instrText xml:space="preserve"> PAGEREF _Toc196420741 \h </w:instrText>
+              <w:instrText xml:space="preserve"> PAGEREF _Toc196423912 \h </w:instrText>
             </w:r>
             <w:r>
               <w:rPr>
@@ -2167,7 +2172,7 @@
               <w14:ligatures w14:val="standardContextual"/>
             </w:rPr>
           </w:pPr>
-          <w:hyperlink w:anchor="_Toc196420742" w:history="1">
+          <w:hyperlink w:anchor="_Toc196423913" w:history="1">
             <w:r>
               <w:rPr>
                 <w:rStyle w:val="Hyperlink"/>
@@ -2195,7 +2200,7 @@
                 <w:noProof/>
                 <w:webHidden/>
               </w:rPr>
-              <w:instrText xml:space="preserve"> PAGEREF _Toc196420742 \h </w:instrText>
+              <w:instrText xml:space="preserve"> PAGEREF _Toc196423913 \h </w:instrText>
             </w:r>
             <w:r>
               <w:rPr>
@@ -2241,7 +2246,7 @@
               <w14:ligatures w14:val="standardContextual"/>
             </w:rPr>
           </w:pPr>
-          <w:hyperlink w:anchor="_Toc196420743" w:history="1">
+          <w:hyperlink w:anchor="_Toc196423914" w:history="1">
             <w:r>
               <w:rPr>
                 <w:rStyle w:val="Hyperlink"/>
@@ -2269,7 +2274,7 @@
                 <w:noProof/>
                 <w:webHidden/>
               </w:rPr>
-              <w:instrText xml:space="preserve"> PAGEREF _Toc196420743 \h </w:instrText>
+              <w:instrText xml:space="preserve"> PAGEREF _Toc196423914 \h </w:instrText>
             </w:r>
             <w:r>
               <w:rPr>
@@ -2315,7 +2320,7 @@
               <w14:ligatures w14:val="standardContextual"/>
             </w:rPr>
           </w:pPr>
-          <w:hyperlink w:anchor="_Toc196420744" w:history="1">
+          <w:hyperlink w:anchor="_Toc196423915" w:history="1">
             <w:r>
               <w:rPr>
                 <w:rStyle w:val="Hyperlink"/>
@@ -2343,7 +2348,7 @@
                 <w:noProof/>
                 <w:webHidden/>
               </w:rPr>
-              <w:instrText xml:space="preserve"> PAGEREF _Toc196420744 \h </w:instrText>
+              <w:instrText xml:space="preserve"> PAGEREF _Toc196423915 \h </w:instrText>
             </w:r>
             <w:r>
               <w:rPr>
@@ -2389,7 +2394,7 @@
               <w14:ligatures w14:val="standardContextual"/>
             </w:rPr>
           </w:pPr>
-          <w:hyperlink w:anchor="_Toc196420745" w:history="1">
+          <w:hyperlink w:anchor="_Toc196423916" w:history="1">
             <w:r>
               <w:rPr>
                 <w:rStyle w:val="Hyperlink"/>
@@ -2417,7 +2422,7 @@
                 <w:noProof/>
                 <w:webHidden/>
               </w:rPr>
-              <w:instrText xml:space="preserve"> PAGEREF _Toc196420745 \h </w:instrText>
+              <w:instrText xml:space="preserve"> PAGEREF _Toc196423916 \h </w:instrText>
             </w:r>
             <w:r>
               <w:rPr>
@@ -2437,7 +2442,7 @@
                 <w:noProof/>
                 <w:webHidden/>
               </w:rPr>
-              <w:t>10</w:t>
+              <w:t>9</w:t>
             </w:r>
             <w:r>
               <w:rPr>
@@ -2463,7 +2468,7 @@
               <w14:ligatures w14:val="standardContextual"/>
             </w:rPr>
           </w:pPr>
-          <w:hyperlink w:anchor="_Toc196420746" w:history="1">
+          <w:hyperlink w:anchor="_Toc196423917" w:history="1">
             <w:r>
               <w:rPr>
                 <w:rStyle w:val="Hyperlink"/>
@@ -2491,7 +2496,7 @@
                 <w:noProof/>
                 <w:webHidden/>
               </w:rPr>
-              <w:instrText xml:space="preserve"> PAGEREF _Toc196420746 \h </w:instrText>
+              <w:instrText xml:space="preserve"> PAGEREF _Toc196423917 \h </w:instrText>
             </w:r>
             <w:r>
               <w:rPr>
@@ -2537,7 +2542,7 @@
               <w14:ligatures w14:val="standardContextual"/>
             </w:rPr>
           </w:pPr>
-          <w:hyperlink w:anchor="_Toc196420747" w:history="1">
+          <w:hyperlink w:anchor="_Toc196423918" w:history="1">
             <w:r>
               <w:rPr>
                 <w:rStyle w:val="Hyperlink"/>
@@ -2565,7 +2570,7 @@
                 <w:noProof/>
                 <w:webHidden/>
               </w:rPr>
-              <w:instrText xml:space="preserve"> PAGEREF _Toc196420747 \h </w:instrText>
+              <w:instrText xml:space="preserve"> PAGEREF _Toc196423918 \h </w:instrText>
             </w:r>
             <w:r>
               <w:rPr>
@@ -2585,7 +2590,7 @@
                 <w:noProof/>
                 <w:webHidden/>
               </w:rPr>
-              <w:t>11</w:t>
+              <w:t>10</w:t>
             </w:r>
             <w:r>
               <w:rPr>
@@ -2611,7 +2616,7 @@
               <w14:ligatures w14:val="standardContextual"/>
             </w:rPr>
           </w:pPr>
-          <w:hyperlink w:anchor="_Toc196420748" w:history="1">
+          <w:hyperlink w:anchor="_Toc196423919" w:history="1">
             <w:r>
               <w:rPr>
                 <w:rStyle w:val="Hyperlink"/>
@@ -2639,7 +2644,7 @@
                 <w:noProof/>
                 <w:webHidden/>
               </w:rPr>
-              <w:instrText xml:space="preserve"> PAGEREF _Toc196420748 \h </w:instrText>
+              <w:instrText xml:space="preserve"> PAGEREF _Toc196423919 \h </w:instrText>
             </w:r>
             <w:r>
               <w:rPr>
@@ -2685,7 +2690,7 @@
               <w14:ligatures w14:val="standardContextual"/>
             </w:rPr>
           </w:pPr>
-          <w:hyperlink w:anchor="_Toc196420749" w:history="1">
+          <w:hyperlink w:anchor="_Toc196423920" w:history="1">
             <w:r>
               <w:rPr>
                 <w:rStyle w:val="Hyperlink"/>
@@ -2713,7 +2718,7 @@
                 <w:noProof/>
                 <w:webHidden/>
               </w:rPr>
-              <w:instrText xml:space="preserve"> PAGEREF _Toc196420749 \h </w:instrText>
+              <w:instrText xml:space="preserve"> PAGEREF _Toc196423920 \h </w:instrText>
             </w:r>
             <w:r>
               <w:rPr>
@@ -2733,7 +2738,7 @@
                 <w:noProof/>
                 <w:webHidden/>
               </w:rPr>
-              <w:t>12</w:t>
+              <w:t>11</w:t>
             </w:r>
             <w:r>
               <w:rPr>
@@ -2759,7 +2764,7 @@
               <w14:ligatures w14:val="standardContextual"/>
             </w:rPr>
           </w:pPr>
-          <w:hyperlink w:anchor="_Toc196420750" w:history="1">
+          <w:hyperlink w:anchor="_Toc196423921" w:history="1">
             <w:r>
               <w:rPr>
                 <w:rStyle w:val="Hyperlink"/>
@@ -2787,7 +2792,7 @@
                 <w:noProof/>
                 <w:webHidden/>
               </w:rPr>
-              <w:instrText xml:space="preserve"> PAGEREF _Toc196420750 \h </w:instrText>
+              <w:instrText xml:space="preserve"> PAGEREF _Toc196423921 \h </w:instrText>
             </w:r>
             <w:r>
               <w:rPr>
@@ -2833,7 +2838,7 @@
               <w14:ligatures w14:val="standardContextual"/>
             </w:rPr>
           </w:pPr>
-          <w:hyperlink w:anchor="_Toc196420751" w:history="1">
+          <w:hyperlink w:anchor="_Toc196423922" w:history="1">
             <w:r>
               <w:rPr>
                 <w:rStyle w:val="Hyperlink"/>
@@ -2861,7 +2866,7 @@
                 <w:noProof/>
                 <w:webHidden/>
               </w:rPr>
-              <w:instrText xml:space="preserve"> PAGEREF _Toc196420751 \h </w:instrText>
+              <w:instrText xml:space="preserve"> PAGEREF _Toc196423922 \h </w:instrText>
             </w:r>
             <w:r>
               <w:rPr>
@@ -2881,7 +2886,7 @@
                 <w:noProof/>
                 <w:webHidden/>
               </w:rPr>
-              <w:t>13</w:t>
+              <w:t>12</w:t>
             </w:r>
             <w:r>
               <w:rPr>
@@ -2907,7 +2912,7 @@
               <w14:ligatures w14:val="standardContextual"/>
             </w:rPr>
           </w:pPr>
-          <w:hyperlink w:anchor="_Toc196420752" w:history="1">
+          <w:hyperlink w:anchor="_Toc196423923" w:history="1">
             <w:r>
               <w:rPr>
                 <w:rStyle w:val="Hyperlink"/>
@@ -2935,7 +2940,7 @@
                 <w:noProof/>
                 <w:webHidden/>
               </w:rPr>
-              <w:instrText xml:space="preserve"> PAGEREF _Toc196420752 \h </w:instrText>
+              <w:instrText xml:space="preserve"> PAGEREF _Toc196423923 \h </w:instrText>
             </w:r>
             <w:r>
               <w:rPr>
@@ -2981,7 +2986,7 @@
               <w14:ligatures w14:val="standardContextual"/>
             </w:rPr>
           </w:pPr>
-          <w:hyperlink w:anchor="_Toc196420753" w:history="1">
+          <w:hyperlink w:anchor="_Toc196423924" w:history="1">
             <w:r>
               <w:rPr>
                 <w:rStyle w:val="Hyperlink"/>
@@ -3009,7 +3014,7 @@
                 <w:noProof/>
                 <w:webHidden/>
               </w:rPr>
-              <w:instrText xml:space="preserve"> PAGEREF _Toc196420753 \h </w:instrText>
+              <w:instrText xml:space="preserve"> PAGEREF _Toc196423924 \h </w:instrText>
             </w:r>
             <w:r>
               <w:rPr>
@@ -3029,7 +3034,7 @@
                 <w:noProof/>
                 <w:webHidden/>
               </w:rPr>
-              <w:t>14</w:t>
+              <w:t>13</w:t>
             </w:r>
             <w:r>
               <w:rPr>
@@ -3055,7 +3060,7 @@
               <w14:ligatures w14:val="standardContextual"/>
             </w:rPr>
           </w:pPr>
-          <w:hyperlink w:anchor="_Toc196420754" w:history="1">
+          <w:hyperlink w:anchor="_Toc196423925" w:history="1">
             <w:r>
               <w:rPr>
                 <w:rStyle w:val="Hyperlink"/>
@@ -3083,7 +3088,7 @@
                 <w:noProof/>
                 <w:webHidden/>
               </w:rPr>
-              <w:instrText xml:space="preserve"> PAGEREF _Toc196420754 \h </w:instrText>
+              <w:instrText xml:space="preserve"> PAGEREF _Toc196423925 \h </w:instrText>
             </w:r>
             <w:r>
               <w:rPr>
@@ -3129,7 +3134,7 @@
               <w14:ligatures w14:val="standardContextual"/>
             </w:rPr>
           </w:pPr>
-          <w:hyperlink w:anchor="_Toc196420755" w:history="1">
+          <w:hyperlink w:anchor="_Toc196423926" w:history="1">
             <w:r>
               <w:rPr>
                 <w:rStyle w:val="Hyperlink"/>
@@ -3157,7 +3162,7 @@
                 <w:noProof/>
                 <w:webHidden/>
               </w:rPr>
-              <w:instrText xml:space="preserve"> PAGEREF _Toc196420755 \h </w:instrText>
+              <w:instrText xml:space="preserve"> PAGEREF _Toc196423926 \h </w:instrText>
             </w:r>
             <w:r>
               <w:rPr>
@@ -3203,7 +3208,7 @@
               <w14:ligatures w14:val="standardContextual"/>
             </w:rPr>
           </w:pPr>
-          <w:hyperlink w:anchor="_Toc196420756" w:history="1">
+          <w:hyperlink w:anchor="_Toc196423927" w:history="1">
             <w:r>
               <w:rPr>
                 <w:rStyle w:val="Hyperlink"/>
@@ -3231,7 +3236,7 @@
                 <w:noProof/>
                 <w:webHidden/>
               </w:rPr>
-              <w:instrText xml:space="preserve"> PAGEREF _Toc196420756 \h </w:instrText>
+              <w:instrText xml:space="preserve"> PAGEREF _Toc196423927 \h </w:instrText>
             </w:r>
             <w:r>
               <w:rPr>
@@ -3277,7 +3282,7 @@
               <w14:ligatures w14:val="standardContextual"/>
             </w:rPr>
           </w:pPr>
-          <w:hyperlink w:anchor="_Toc196420757" w:history="1">
+          <w:hyperlink w:anchor="_Toc196423928" w:history="1">
             <w:r>
               <w:rPr>
                 <w:rStyle w:val="Hyperlink"/>
@@ -3305,7 +3310,7 @@
                 <w:noProof/>
                 <w:webHidden/>
               </w:rPr>
-              <w:instrText xml:space="preserve"> PAGEREF _Toc196420757 \h </w:instrText>
+              <w:instrText xml:space="preserve"> PAGEREF _Toc196423928 \h </w:instrText>
             </w:r>
             <w:r>
               <w:rPr>
@@ -3325,7 +3330,7 @@
                 <w:noProof/>
                 <w:webHidden/>
               </w:rPr>
-              <w:t>16</w:t>
+              <w:t>15</w:t>
             </w:r>
             <w:r>
               <w:rPr>
@@ -3351,7 +3356,7 @@
               <w14:ligatures w14:val="standardContextual"/>
             </w:rPr>
           </w:pPr>
-          <w:hyperlink w:anchor="_Toc196420758" w:history="1">
+          <w:hyperlink w:anchor="_Toc196423929" w:history="1">
             <w:r>
               <w:rPr>
                 <w:rStyle w:val="Hyperlink"/>
@@ -3379,7 +3384,7 @@
                 <w:noProof/>
                 <w:webHidden/>
               </w:rPr>
-              <w:instrText xml:space="preserve"> PAGEREF _Toc196420758 \h </w:instrText>
+              <w:instrText xml:space="preserve"> PAGEREF _Toc196423929 \h </w:instrText>
             </w:r>
             <w:r>
               <w:rPr>
@@ -3399,7 +3404,7 @@
                 <w:noProof/>
                 <w:webHidden/>
               </w:rPr>
-              <w:t>17</w:t>
+              <w:t>16</w:t>
             </w:r>
             <w:r>
               <w:rPr>
@@ -3425,7 +3430,7 @@
               <w14:ligatures w14:val="standardContextual"/>
             </w:rPr>
           </w:pPr>
-          <w:hyperlink w:anchor="_Toc196420759" w:history="1">
+          <w:hyperlink w:anchor="_Toc196423930" w:history="1">
             <w:r>
               <w:rPr>
                 <w:rStyle w:val="Hyperlink"/>
@@ -3453,7 +3458,7 @@
                 <w:noProof/>
                 <w:webHidden/>
               </w:rPr>
-              <w:instrText xml:space="preserve"> PAGEREF _Toc196420759 \h </w:instrText>
+              <w:instrText xml:space="preserve"> PAGEREF _Toc196423930 \h </w:instrText>
             </w:r>
             <w:r>
               <w:rPr>
@@ -3473,7 +3478,7 @@
                 <w:noProof/>
                 <w:webHidden/>
               </w:rPr>
-              <w:t>17</w:t>
+              <w:t>16</w:t>
             </w:r>
             <w:r>
               <w:rPr>
@@ -3499,7 +3504,7 @@
               <w14:ligatures w14:val="standardContextual"/>
             </w:rPr>
           </w:pPr>
-          <w:hyperlink w:anchor="_Toc196420760" w:history="1">
+          <w:hyperlink w:anchor="_Toc196423931" w:history="1">
             <w:r>
               <w:rPr>
                 <w:rStyle w:val="Hyperlink"/>
@@ -3527,7 +3532,7 @@
                 <w:noProof/>
                 <w:webHidden/>
               </w:rPr>
-              <w:instrText xml:space="preserve"> PAGEREF _Toc196420760 \h </w:instrText>
+              <w:instrText xml:space="preserve"> PAGEREF _Toc196423931 \h </w:instrText>
             </w:r>
             <w:r>
               <w:rPr>
@@ -3547,7 +3552,7 @@
                 <w:noProof/>
                 <w:webHidden/>
               </w:rPr>
-              <w:t>18</w:t>
+              <w:t>17</w:t>
             </w:r>
             <w:r>
               <w:rPr>
@@ -3573,7 +3578,7 @@
               <w14:ligatures w14:val="standardContextual"/>
             </w:rPr>
           </w:pPr>
-          <w:hyperlink w:anchor="_Toc196420761" w:history="1">
+          <w:hyperlink w:anchor="_Toc196423932" w:history="1">
             <w:r>
               <w:rPr>
                 <w:rStyle w:val="Hyperlink"/>
@@ -3600,7 +3605,80 @@
                 <w:noProof/>
                 <w:webHidden/>
               </w:rPr>
-              <w:instrText xml:space="preserve"> PAGEREF _Toc196420761 \h </w:instrText>
+              <w:instrText xml:space="preserve"> PAGEREF _Toc196423932 \h </w:instrText>
+            </w:r>
+            <w:r>
+              <w:rPr>
+                <w:noProof/>
+                <w:webHidden/>
+              </w:rPr>
+            </w:r>
+            <w:r>
+              <w:rPr>
+                <w:noProof/>
+                <w:webHidden/>
+              </w:rPr>
+              <w:fldChar w:fldCharType="separate"/>
+            </w:r>
+            <w:r>
+              <w:rPr>
+                <w:noProof/>
+                <w:webHidden/>
+              </w:rPr>
+              <w:t>17</w:t>
+            </w:r>
+            <w:r>
+              <w:rPr>
+                <w:noProof/>
+                <w:webHidden/>
+              </w:rPr>
+              <w:fldChar w:fldCharType="end"/>
+            </w:r>
+          </w:hyperlink>
+        </w:p>
+        <w:p>
+          <w:pPr>
+            <w:pStyle w:val="TOC3"/>
+            <w:tabs>
+              <w:tab w:val="right" w:leader="dot" w:pos="9016"/>
+            </w:tabs>
+            <w:rPr>
+              <w:rFonts w:asciiTheme="minorHAnsi" w:eastAsiaTheme="minorEastAsia" w:hAnsiTheme="minorHAnsi" w:cstheme="minorBidi"/>
+              <w:noProof/>
+              <w:kern w:val="2"/>
+              <w:szCs w:val="24"/>
+              <w:lang w:val="en-GB" w:eastAsia="en-GB"/>
+              <w14:ligatures w14:val="standardContextual"/>
+            </w:rPr>
+          </w:pPr>
+          <w:hyperlink w:anchor="_Toc196423933" w:history="1">
+            <w:r>
+              <w:rPr>
+                <w:rStyle w:val="Hyperlink"/>
+                <w:noProof/>
+              </w:rPr>
+              <w:t>Entity Relationship Diagram (ERD)</w:t>
+            </w:r>
+            <w:r>
+              <w:rPr>
+                <w:noProof/>
+                <w:webHidden/>
+              </w:rPr>
+              <w:tab/>
+            </w:r>
+            <w:r>
+              <w:rPr>
+                <w:noProof/>
+                <w:webHidden/>
+              </w:rPr>
+              <w:fldChar w:fldCharType="begin"/>
+            </w:r>
+            <w:r>
+              <w:rPr>
+                <w:noProof/>
+                <w:webHidden/>
+              </w:rPr>
+              <w:instrText xml:space="preserve"> PAGEREF _Toc196423933 \h </w:instrText>
             </w:r>
             <w:r>
               <w:rPr>
@@ -3646,13 +3724,13 @@
               <w14:ligatures w14:val="standardContextual"/>
             </w:rPr>
           </w:pPr>
-          <w:hyperlink w:anchor="_Toc196420762" w:history="1">
+          <w:hyperlink w:anchor="_Toc196423934" w:history="1">
             <w:r>
               <w:rPr>
                 <w:rStyle w:val="Hyperlink"/>
                 <w:noProof/>
               </w:rPr>
-              <w:t>Entity Relationship Diagram (ERD)</w:t>
+              <w:t>Evaluation of detection model</w:t>
             </w:r>
             <w:r>
               <w:rPr>
@@ -3673,7 +3751,7 @@
                 <w:noProof/>
                 <w:webHidden/>
               </w:rPr>
-              <w:instrText xml:space="preserve"> PAGEREF _Toc196420762 \h </w:instrText>
+              <w:instrText xml:space="preserve"> PAGEREF _Toc196423934 \h </w:instrText>
             </w:r>
             <w:r>
               <w:rPr>
@@ -3693,226 +3771,7 @@
                 <w:noProof/>
                 <w:webHidden/>
               </w:rPr>
-              <w:t>19</w:t>
-            </w:r>
-            <w:r>
-              <w:rPr>
-                <w:noProof/>
-                <w:webHidden/>
-              </w:rPr>
-              <w:fldChar w:fldCharType="end"/>
-            </w:r>
-          </w:hyperlink>
-        </w:p>
-        <w:p>
-          <w:pPr>
-            <w:pStyle w:val="TOC2"/>
-            <w:tabs>
-              <w:tab w:val="right" w:leader="dot" w:pos="9016"/>
-            </w:tabs>
-            <w:rPr>
-              <w:rFonts w:asciiTheme="minorHAnsi" w:eastAsiaTheme="minorEastAsia" w:hAnsiTheme="minorHAnsi" w:cstheme="minorBidi"/>
-              <w:noProof/>
-              <w:kern w:val="2"/>
-              <w:szCs w:val="24"/>
-              <w:lang w:val="en-GB" w:eastAsia="en-GB"/>
-              <w14:ligatures w14:val="standardContextual"/>
-            </w:rPr>
-          </w:pPr>
-          <w:hyperlink w:anchor="_Toc196420763" w:history="1">
-            <w:r>
-              <w:rPr>
-                <w:rStyle w:val="Hyperlink"/>
-                <w:noProof/>
-              </w:rPr>
-              <w:t>Running inference on images with the model</w:t>
-            </w:r>
-            <w:r>
-              <w:rPr>
-                <w:noProof/>
-                <w:webHidden/>
-              </w:rPr>
-              <w:tab/>
-            </w:r>
-            <w:r>
-              <w:rPr>
-                <w:noProof/>
-                <w:webHidden/>
-              </w:rPr>
-              <w:fldChar w:fldCharType="begin"/>
-            </w:r>
-            <w:r>
-              <w:rPr>
-                <w:noProof/>
-                <w:webHidden/>
-              </w:rPr>
-              <w:instrText xml:space="preserve"> PAGEREF _Toc196420763 \h </w:instrText>
-            </w:r>
-            <w:r>
-              <w:rPr>
-                <w:noProof/>
-                <w:webHidden/>
-              </w:rPr>
-            </w:r>
-            <w:r>
-              <w:rPr>
-                <w:noProof/>
-                <w:webHidden/>
-              </w:rPr>
-              <w:fldChar w:fldCharType="separate"/>
-            </w:r>
-            <w:r>
-              <w:rPr>
-                <w:noProof/>
-                <w:webHidden/>
-              </w:rPr>
-              <w:t>19</w:t>
-            </w:r>
-            <w:r>
-              <w:rPr>
-                <w:noProof/>
-                <w:webHidden/>
-              </w:rPr>
-              <w:fldChar w:fldCharType="end"/>
-            </w:r>
-          </w:hyperlink>
-        </w:p>
-        <w:p>
-          <w:pPr>
-            <w:pStyle w:val="TOC2"/>
-            <w:tabs>
-              <w:tab w:val="right" w:leader="dot" w:pos="9016"/>
-            </w:tabs>
-            <w:rPr>
-              <w:rFonts w:asciiTheme="minorHAnsi" w:eastAsiaTheme="minorEastAsia" w:hAnsiTheme="minorHAnsi" w:cstheme="minorBidi"/>
-              <w:noProof/>
-              <w:kern w:val="2"/>
-              <w:szCs w:val="24"/>
-              <w:lang w:val="en-GB" w:eastAsia="en-GB"/>
-              <w14:ligatures w14:val="standardContextual"/>
-            </w:rPr>
-          </w:pPr>
-          <w:hyperlink w:anchor="_Toc196420764" w:history="1">
-            <w:r>
-              <w:rPr>
-                <w:rStyle w:val="Hyperlink"/>
-                <w:noProof/>
-              </w:rPr>
-              <w:t>Adding a detection row to the database if the last 8/10 detections contain a noHelmet object with a dequeue</w:t>
-            </w:r>
-            <w:r>
-              <w:rPr>
-                <w:noProof/>
-                <w:webHidden/>
-              </w:rPr>
-              <w:tab/>
-            </w:r>
-            <w:r>
-              <w:rPr>
-                <w:noProof/>
-                <w:webHidden/>
-              </w:rPr>
-              <w:fldChar w:fldCharType="begin"/>
-            </w:r>
-            <w:r>
-              <w:rPr>
-                <w:noProof/>
-                <w:webHidden/>
-              </w:rPr>
-              <w:instrText xml:space="preserve"> PAGEREF _Toc196420764 \h </w:instrText>
-            </w:r>
-            <w:r>
-              <w:rPr>
-                <w:noProof/>
-                <w:webHidden/>
-              </w:rPr>
-            </w:r>
-            <w:r>
-              <w:rPr>
-                <w:noProof/>
-                <w:webHidden/>
-              </w:rPr>
-              <w:fldChar w:fldCharType="separate"/>
-            </w:r>
-            <w:r>
-              <w:rPr>
-                <w:noProof/>
-                <w:webHidden/>
-              </w:rPr>
-              <w:t>20</w:t>
-            </w:r>
-            <w:r>
-              <w:rPr>
-                <w:noProof/>
-                <w:webHidden/>
-              </w:rPr>
-              <w:fldChar w:fldCharType="end"/>
-            </w:r>
-          </w:hyperlink>
-        </w:p>
-        <w:p>
-          <w:pPr>
-            <w:pStyle w:val="TOC2"/>
-            <w:tabs>
-              <w:tab w:val="right" w:leader="dot" w:pos="9016"/>
-            </w:tabs>
-            <w:rPr>
-              <w:rFonts w:asciiTheme="minorHAnsi" w:eastAsiaTheme="minorEastAsia" w:hAnsiTheme="minorHAnsi" w:cstheme="minorBidi"/>
-              <w:noProof/>
-              <w:kern w:val="2"/>
-              <w:szCs w:val="24"/>
-              <w:lang w:val="en-GB" w:eastAsia="en-GB"/>
-              <w14:ligatures w14:val="standardContextual"/>
-            </w:rPr>
-          </w:pPr>
-          <w:hyperlink w:anchor="_Toc196420765" w:history="1">
-            <w:r>
-              <w:rPr>
-                <w:rStyle w:val="Hyperlink"/>
-                <w:noProof/>
-              </w:rPr>
-              <w:t>Evaluation of detection model</w:t>
-            </w:r>
-            <w:r>
-              <w:rPr>
-                <w:noProof/>
-                <w:webHidden/>
-              </w:rPr>
-              <w:tab/>
-            </w:r>
-            <w:r>
-              <w:rPr>
-                <w:noProof/>
-                <w:webHidden/>
-              </w:rPr>
-              <w:fldChar w:fldCharType="begin"/>
-            </w:r>
-            <w:r>
-              <w:rPr>
-                <w:noProof/>
-                <w:webHidden/>
-              </w:rPr>
-              <w:instrText xml:space="preserve"> PAGEREF _Toc196420765 \h </w:instrText>
-            </w:r>
-            <w:r>
-              <w:rPr>
-                <w:noProof/>
-                <w:webHidden/>
-              </w:rPr>
-            </w:r>
-            <w:r>
-              <w:rPr>
-                <w:noProof/>
-                <w:webHidden/>
-              </w:rPr>
-              <w:fldChar w:fldCharType="separate"/>
-            </w:r>
-            <w:r>
-              <w:rPr>
-                <w:noProof/>
-                <w:webHidden/>
-              </w:rPr>
-              <w:t>21</w:t>
+              <w:t>18</w:t>
             </w:r>
             <w:r>
               <w:rPr>
@@ -3938,7 +3797,7 @@
               <w14:ligatures w14:val="standardContextual"/>
             </w:rPr>
           </w:pPr>
-          <w:hyperlink w:anchor="_Toc196420766" w:history="1">
+          <w:hyperlink w:anchor="_Toc196423935" w:history="1">
             <w:r>
               <w:rPr>
                 <w:rStyle w:val="Hyperlink"/>
@@ -3966,7 +3825,7 @@
                 <w:noProof/>
                 <w:webHidden/>
               </w:rPr>
-              <w:instrText xml:space="preserve"> PAGEREF _Toc196420766 \h </w:instrText>
+              <w:instrText xml:space="preserve"> PAGEREF _Toc196423935 \h </w:instrText>
             </w:r>
             <w:r>
               <w:rPr>
@@ -3986,7 +3845,7 @@
                 <w:noProof/>
                 <w:webHidden/>
               </w:rPr>
-              <w:t>21</w:t>
+              <w:t>19</w:t>
             </w:r>
             <w:r>
               <w:rPr>
@@ -4012,7 +3871,7 @@
               <w14:ligatures w14:val="standardContextual"/>
             </w:rPr>
           </w:pPr>
-          <w:hyperlink w:anchor="_Toc196420767" w:history="1">
+          <w:hyperlink w:anchor="_Toc196423936" w:history="1">
             <w:r>
               <w:rPr>
                 <w:rStyle w:val="Hyperlink"/>
@@ -4040,7 +3899,7 @@
                 <w:noProof/>
                 <w:webHidden/>
               </w:rPr>
-              <w:instrText xml:space="preserve"> PAGEREF _Toc196420767 \h </w:instrText>
+              <w:instrText xml:space="preserve"> PAGEREF _Toc196423936 \h </w:instrText>
             </w:r>
             <w:r>
               <w:rPr>
@@ -4060,7 +3919,7 @@
                 <w:noProof/>
                 <w:webHidden/>
               </w:rPr>
-              <w:t>22</w:t>
+              <w:t>19</w:t>
             </w:r>
             <w:r>
               <w:rPr>
@@ -4086,7 +3945,7 @@
               <w14:ligatures w14:val="standardContextual"/>
             </w:rPr>
           </w:pPr>
-          <w:hyperlink w:anchor="_Toc196420768" w:history="1">
+          <w:hyperlink w:anchor="_Toc196423937" w:history="1">
             <w:r>
               <w:rPr>
                 <w:rStyle w:val="Hyperlink"/>
@@ -4114,7 +3973,7 @@
                 <w:noProof/>
                 <w:webHidden/>
               </w:rPr>
-              <w:instrText xml:space="preserve"> PAGEREF _Toc196420768 \h </w:instrText>
+              <w:instrText xml:space="preserve"> PAGEREF _Toc196423937 \h </w:instrText>
             </w:r>
             <w:r>
               <w:rPr>
@@ -4134,7 +3993,7 @@
                 <w:noProof/>
                 <w:webHidden/>
               </w:rPr>
-              <w:t>22</w:t>
+              <w:t>20</w:t>
             </w:r>
             <w:r>
               <w:rPr>
@@ -4160,7 +4019,7 @@
               <w14:ligatures w14:val="standardContextual"/>
             </w:rPr>
           </w:pPr>
-          <w:hyperlink w:anchor="_Toc196420769" w:history="1">
+          <w:hyperlink w:anchor="_Toc196423938" w:history="1">
             <w:r>
               <w:rPr>
                 <w:rStyle w:val="Hyperlink"/>
@@ -4188,7 +4047,7 @@
                 <w:noProof/>
                 <w:webHidden/>
               </w:rPr>
-              <w:instrText xml:space="preserve"> PAGEREF _Toc196420769 \h </w:instrText>
+              <w:instrText xml:space="preserve"> PAGEREF _Toc196423938 \h </w:instrText>
             </w:r>
             <w:r>
               <w:rPr>
@@ -4208,7 +4067,7 @@
                 <w:noProof/>
                 <w:webHidden/>
               </w:rPr>
-              <w:t>23</w:t>
+              <w:t>20</w:t>
             </w:r>
             <w:r>
               <w:rPr>
@@ -4234,7 +4093,7 @@
               <w14:ligatures w14:val="standardContextual"/>
             </w:rPr>
           </w:pPr>
-          <w:hyperlink w:anchor="_Toc196420770" w:history="1">
+          <w:hyperlink w:anchor="_Toc196423939" w:history="1">
             <w:r>
               <w:rPr>
                 <w:rStyle w:val="Hyperlink"/>
@@ -4262,7 +4121,7 @@
                 <w:noProof/>
                 <w:webHidden/>
               </w:rPr>
-              <w:instrText xml:space="preserve"> PAGEREF _Toc196420770 \h </w:instrText>
+              <w:instrText xml:space="preserve"> PAGEREF _Toc196423939 \h </w:instrText>
             </w:r>
             <w:r>
               <w:rPr>
@@ -4282,7 +4141,7 @@
                 <w:noProof/>
                 <w:webHidden/>
               </w:rPr>
-              <w:t>23</w:t>
+              <w:t>21</w:t>
             </w:r>
             <w:r>
               <w:rPr>
@@ -4298,13 +4157,15 @@
             <w:pStyle w:val="TOC1"/>
             <w:rPr>
               <w:rFonts w:asciiTheme="minorHAnsi" w:eastAsiaTheme="minorEastAsia" w:hAnsiTheme="minorHAnsi" w:cstheme="minorBidi"/>
+              <w:b w:val="0"/>
+              <w:bCs w:val="0"/>
               <w:kern w:val="2"/>
               <w:szCs w:val="24"/>
               <w:lang w:val="en-GB" w:eastAsia="en-GB"/>
               <w14:ligatures w14:val="standardContextual"/>
             </w:rPr>
           </w:pPr>
-          <w:hyperlink w:anchor="_Toc196420771" w:history="1">
+          <w:hyperlink w:anchor="_Toc196423940" w:history="1">
             <w:r>
               <w:rPr>
                 <w:rStyle w:val="Hyperlink"/>
@@ -4327,7 +4188,7 @@
               <w:rPr>
                 <w:webHidden/>
               </w:rPr>
-              <w:instrText xml:space="preserve"> PAGEREF _Toc196420771 \h </w:instrText>
+              <w:instrText xml:space="preserve"> PAGEREF _Toc196423940 \h </w:instrText>
             </w:r>
             <w:r>
               <w:rPr>
@@ -4344,7 +4205,7 @@
               <w:rPr>
                 <w:webHidden/>
               </w:rPr>
-              <w:t>24</w:t>
+              <w:t>22</w:t>
             </w:r>
             <w:r>
               <w:rPr>
@@ -4370,7 +4231,7 @@
               <w14:ligatures w14:val="standardContextual"/>
             </w:rPr>
           </w:pPr>
-          <w:hyperlink w:anchor="_Toc196420772" w:history="1">
+          <w:hyperlink w:anchor="_Toc196423941" w:history="1">
             <w:r>
               <w:rPr>
                 <w:rStyle w:val="Hyperlink"/>
@@ -4417,7 +4278,7 @@
                 <w:noProof/>
                 <w:webHidden/>
               </w:rPr>
-              <w:instrText xml:space="preserve"> PAGEREF _Toc196420772 \h </w:instrText>
+              <w:instrText xml:space="preserve"> PAGEREF _Toc196423941 \h </w:instrText>
             </w:r>
             <w:r>
               <w:rPr>
@@ -4437,7 +4298,7 @@
                 <w:noProof/>
                 <w:webHidden/>
               </w:rPr>
-              <w:t>24</w:t>
+              <w:t>22</w:t>
             </w:r>
             <w:r>
               <w:rPr>
@@ -4464,7 +4325,7 @@
               <w14:ligatures w14:val="standardContextual"/>
             </w:rPr>
           </w:pPr>
-          <w:hyperlink w:anchor="_Toc196420773" w:history="1">
+          <w:hyperlink w:anchor="_Toc196423942" w:history="1">
             <w:r>
               <w:rPr>
                 <w:rStyle w:val="Hyperlink"/>
@@ -4511,7 +4372,7 @@
                 <w:noProof/>
                 <w:webHidden/>
               </w:rPr>
-              <w:instrText xml:space="preserve"> PAGEREF _Toc196420773 \h </w:instrText>
+              <w:instrText xml:space="preserve"> PAGEREF _Toc196423942 \h </w:instrText>
             </w:r>
             <w:r>
               <w:rPr>
@@ -4531,7 +4392,7 @@
                 <w:noProof/>
                 <w:webHidden/>
               </w:rPr>
-              <w:t>24</w:t>
+              <w:t>22</w:t>
             </w:r>
             <w:r>
               <w:rPr>
@@ -4558,7 +4419,7 @@
               <w14:ligatures w14:val="standardContextual"/>
             </w:rPr>
           </w:pPr>
-          <w:hyperlink w:anchor="_Toc196420774" w:history="1">
+          <w:hyperlink w:anchor="_Toc196423943" w:history="1">
             <w:r>
               <w:rPr>
                 <w:rStyle w:val="Hyperlink"/>
@@ -4605,7 +4466,7 @@
                 <w:noProof/>
                 <w:webHidden/>
               </w:rPr>
-              <w:instrText xml:space="preserve"> PAGEREF _Toc196420774 \h </w:instrText>
+              <w:instrText xml:space="preserve"> PAGEREF _Toc196423943 \h </w:instrText>
             </w:r>
             <w:r>
               <w:rPr>
@@ -4625,7 +4486,7 @@
                 <w:noProof/>
                 <w:webHidden/>
               </w:rPr>
-              <w:t>24</w:t>
+              <w:t>22</w:t>
             </w:r>
             <w:r>
               <w:rPr>
@@ -4652,7 +4513,7 @@
               <w14:ligatures w14:val="standardContextual"/>
             </w:rPr>
           </w:pPr>
-          <w:hyperlink w:anchor="_Toc196420775" w:history="1">
+          <w:hyperlink w:anchor="_Toc196423944" w:history="1">
             <w:r>
               <w:rPr>
                 <w:rStyle w:val="Hyperlink"/>
@@ -4699,7 +4560,7 @@
                 <w:noProof/>
                 <w:webHidden/>
               </w:rPr>
-              <w:instrText xml:space="preserve"> PAGEREF _Toc196420775 \h </w:instrText>
+              <w:instrText xml:space="preserve"> PAGEREF _Toc196423944 \h </w:instrText>
             </w:r>
             <w:r>
               <w:rPr>
@@ -4719,7 +4580,7 @@
                 <w:noProof/>
                 <w:webHidden/>
               </w:rPr>
-              <w:t>24</w:t>
+              <w:t>22</w:t>
             </w:r>
             <w:r>
               <w:rPr>
@@ -4746,7 +4607,7 @@
               <w14:ligatures w14:val="standardContextual"/>
             </w:rPr>
           </w:pPr>
-          <w:hyperlink w:anchor="_Toc196420776" w:history="1">
+          <w:hyperlink w:anchor="_Toc196423945" w:history="1">
             <w:r>
               <w:rPr>
                 <w:rStyle w:val="Hyperlink"/>
@@ -4793,7 +4654,7 @@
                 <w:noProof/>
                 <w:webHidden/>
               </w:rPr>
-              <w:instrText xml:space="preserve"> PAGEREF _Toc196420776 \h </w:instrText>
+              <w:instrText xml:space="preserve"> PAGEREF _Toc196423945 \h </w:instrText>
             </w:r>
             <w:r>
               <w:rPr>
@@ -4813,7 +4674,7 @@
                 <w:noProof/>
                 <w:webHidden/>
               </w:rPr>
-              <w:t>24</w:t>
+              <w:t>22</w:t>
             </w:r>
             <w:r>
               <w:rPr>
@@ -4840,7 +4701,7 @@
               <w14:ligatures w14:val="standardContextual"/>
             </w:rPr>
           </w:pPr>
-          <w:hyperlink w:anchor="_Toc196420777" w:history="1">
+          <w:hyperlink w:anchor="_Toc196423946" w:history="1">
             <w:r>
               <w:rPr>
                 <w:rStyle w:val="Hyperlink"/>
@@ -4887,7 +4748,7 @@
                 <w:noProof/>
                 <w:webHidden/>
               </w:rPr>
-              <w:instrText xml:space="preserve"> PAGEREF _Toc196420777 \h </w:instrText>
+              <w:instrText xml:space="preserve"> PAGEREF _Toc196423946 \h </w:instrText>
             </w:r>
             <w:r>
               <w:rPr>
@@ -4907,7 +4768,7 @@
                 <w:noProof/>
                 <w:webHidden/>
               </w:rPr>
-              <w:t>24</w:t>
+              <w:t>22</w:t>
             </w:r>
             <w:r>
               <w:rPr>
@@ -4934,7 +4795,7 @@
               <w14:ligatures w14:val="standardContextual"/>
             </w:rPr>
           </w:pPr>
-          <w:hyperlink w:anchor="_Toc196420778" w:history="1">
+          <w:hyperlink w:anchor="_Toc196423947" w:history="1">
             <w:r>
               <w:rPr>
                 <w:rStyle w:val="Hyperlink"/>
@@ -4981,7 +4842,7 @@
                 <w:noProof/>
                 <w:webHidden/>
               </w:rPr>
-              <w:instrText xml:space="preserve"> PAGEREF _Toc196420778 \h </w:instrText>
+              <w:instrText xml:space="preserve"> PAGEREF _Toc196423947 \h </w:instrText>
             </w:r>
             <w:r>
               <w:rPr>
@@ -5001,7 +4862,7 @@
                 <w:noProof/>
                 <w:webHidden/>
               </w:rPr>
-              <w:t>24</w:t>
+              <w:t>22</w:t>
             </w:r>
             <w:r>
               <w:rPr>
@@ -5028,7 +4889,7 @@
               <w14:ligatures w14:val="standardContextual"/>
             </w:rPr>
           </w:pPr>
-          <w:hyperlink w:anchor="_Toc196420779" w:history="1">
+          <w:hyperlink w:anchor="_Toc196423948" w:history="1">
             <w:r>
               <w:rPr>
                 <w:rStyle w:val="Hyperlink"/>
@@ -5075,7 +4936,7 @@
                 <w:noProof/>
                 <w:webHidden/>
               </w:rPr>
-              <w:instrText xml:space="preserve"> PAGEREF _Toc196420779 \h </w:instrText>
+              <w:instrText xml:space="preserve"> PAGEREF _Toc196423948 \h </w:instrText>
             </w:r>
             <w:r>
               <w:rPr>
@@ -5095,7 +4956,7 @@
                 <w:noProof/>
                 <w:webHidden/>
               </w:rPr>
-              <w:t>24</w:t>
+              <w:t>22</w:t>
             </w:r>
             <w:r>
               <w:rPr>
@@ -5111,13 +4972,15 @@
             <w:pStyle w:val="TOC1"/>
             <w:rPr>
               <w:rFonts w:asciiTheme="minorHAnsi" w:eastAsiaTheme="minorEastAsia" w:hAnsiTheme="minorHAnsi" w:cstheme="minorBidi"/>
+              <w:b w:val="0"/>
+              <w:bCs w:val="0"/>
               <w:kern w:val="2"/>
               <w:szCs w:val="24"/>
               <w:lang w:val="en-GB" w:eastAsia="en-GB"/>
               <w14:ligatures w14:val="standardContextual"/>
             </w:rPr>
           </w:pPr>
-          <w:hyperlink w:anchor="_Toc196420780" w:history="1">
+          <w:hyperlink w:anchor="_Toc196423949" w:history="1">
             <w:r>
               <w:rPr>
                 <w:rStyle w:val="Hyperlink"/>
@@ -5141,7 +5004,7 @@
               <w:rPr>
                 <w:webHidden/>
               </w:rPr>
-              <w:instrText xml:space="preserve"> PAGEREF _Toc196420780 \h </w:instrText>
+              <w:instrText xml:space="preserve"> PAGEREF _Toc196423949 \h </w:instrText>
             </w:r>
             <w:r>
               <w:rPr>
@@ -5158,7 +5021,7 @@
               <w:rPr>
                 <w:webHidden/>
               </w:rPr>
-              <w:t>25</w:t>
+              <w:t>23</w:t>
             </w:r>
             <w:r>
               <w:rPr>
@@ -5184,7 +5047,7 @@
               <w14:ligatures w14:val="standardContextual"/>
             </w:rPr>
           </w:pPr>
-          <w:hyperlink w:anchor="_Toc196420781" w:history="1">
+          <w:hyperlink w:anchor="_Toc196423950" w:history="1">
             <w:r>
               <w:rPr>
                 <w:rStyle w:val="Hyperlink"/>
@@ -5231,7 +5094,7 @@
                 <w:noProof/>
                 <w:webHidden/>
               </w:rPr>
-              <w:instrText xml:space="preserve"> PAGEREF _Toc196420781 \h </w:instrText>
+              <w:instrText xml:space="preserve"> PAGEREF _Toc196423950 \h </w:instrText>
             </w:r>
             <w:r>
               <w:rPr>
@@ -5251,7 +5114,7 @@
                 <w:noProof/>
                 <w:webHidden/>
               </w:rPr>
-              <w:t>25</w:t>
+              <w:t>23</w:t>
             </w:r>
             <w:r>
               <w:rPr>
@@ -5278,7 +5141,7 @@
               <w14:ligatures w14:val="standardContextual"/>
             </w:rPr>
           </w:pPr>
-          <w:hyperlink w:anchor="_Toc196420782" w:history="1">
+          <w:hyperlink w:anchor="_Toc196423951" w:history="1">
             <w:r>
               <w:rPr>
                 <w:rStyle w:val="Hyperlink"/>
@@ -5325,7 +5188,7 @@
                 <w:noProof/>
                 <w:webHidden/>
               </w:rPr>
-              <w:instrText xml:space="preserve"> PAGEREF _Toc196420782 \h </w:instrText>
+              <w:instrText xml:space="preserve"> PAGEREF _Toc196423951 \h </w:instrText>
             </w:r>
             <w:r>
               <w:rPr>
@@ -5345,7 +5208,7 @@
                 <w:noProof/>
                 <w:webHidden/>
               </w:rPr>
-              <w:t>25</w:t>
+              <w:t>23</w:t>
             </w:r>
             <w:r>
               <w:rPr>
@@ -5372,7 +5235,7 @@
               <w14:ligatures w14:val="standardContextual"/>
             </w:rPr>
           </w:pPr>
-          <w:hyperlink w:anchor="_Toc196420783" w:history="1">
+          <w:hyperlink w:anchor="_Toc196423952" w:history="1">
             <w:r>
               <w:rPr>
                 <w:rStyle w:val="Hyperlink"/>
@@ -5419,7 +5282,7 @@
                 <w:noProof/>
                 <w:webHidden/>
               </w:rPr>
-              <w:instrText xml:space="preserve"> PAGEREF _Toc196420783 \h </w:instrText>
+              <w:instrText xml:space="preserve"> PAGEREF _Toc196423952 \h </w:instrText>
             </w:r>
             <w:r>
               <w:rPr>
@@ -5439,7 +5302,7 @@
                 <w:noProof/>
                 <w:webHidden/>
               </w:rPr>
-              <w:t>25</w:t>
+              <w:t>23</w:t>
             </w:r>
             <w:r>
               <w:rPr>
@@ -5466,7 +5329,7 @@
               <w14:ligatures w14:val="standardContextual"/>
             </w:rPr>
           </w:pPr>
-          <w:hyperlink w:anchor="_Toc196420784" w:history="1">
+          <w:hyperlink w:anchor="_Toc196423953" w:history="1">
             <w:r>
               <w:rPr>
                 <w:rStyle w:val="Hyperlink"/>
@@ -5513,7 +5376,7 @@
                 <w:noProof/>
                 <w:webHidden/>
               </w:rPr>
-              <w:instrText xml:space="preserve"> PAGEREF _Toc196420784 \h </w:instrText>
+              <w:instrText xml:space="preserve"> PAGEREF _Toc196423953 \h </w:instrText>
             </w:r>
             <w:r>
               <w:rPr>
@@ -5533,7 +5396,7 @@
                 <w:noProof/>
                 <w:webHidden/>
               </w:rPr>
-              <w:t>25</w:t>
+              <w:t>23</w:t>
             </w:r>
             <w:r>
               <w:rPr>
@@ -5560,7 +5423,7 @@
               <w14:ligatures w14:val="standardContextual"/>
             </w:rPr>
           </w:pPr>
-          <w:hyperlink w:anchor="_Toc196420785" w:history="1">
+          <w:hyperlink w:anchor="_Toc196423954" w:history="1">
             <w:r>
               <w:rPr>
                 <w:rStyle w:val="Hyperlink"/>
@@ -5607,7 +5470,7 @@
                 <w:noProof/>
                 <w:webHidden/>
               </w:rPr>
-              <w:instrText xml:space="preserve"> PAGEREF _Toc196420785 \h </w:instrText>
+              <w:instrText xml:space="preserve"> PAGEREF _Toc196423954 \h </w:instrText>
             </w:r>
             <w:r>
               <w:rPr>
@@ -5627,7 +5490,7 @@
                 <w:noProof/>
                 <w:webHidden/>
               </w:rPr>
-              <w:t>26</w:t>
+              <w:t>24</w:t>
             </w:r>
             <w:r>
               <w:rPr>
@@ -5643,13 +5506,15 @@
             <w:pStyle w:val="TOC1"/>
             <w:rPr>
               <w:rFonts w:asciiTheme="minorHAnsi" w:eastAsiaTheme="minorEastAsia" w:hAnsiTheme="minorHAnsi" w:cstheme="minorBidi"/>
+              <w:b w:val="0"/>
+              <w:bCs w:val="0"/>
               <w:kern w:val="2"/>
               <w:szCs w:val="24"/>
               <w:lang w:val="en-GB" w:eastAsia="en-GB"/>
               <w14:ligatures w14:val="standardContextual"/>
             </w:rPr>
           </w:pPr>
-          <w:hyperlink w:anchor="_Toc196420786" w:history="1">
+          <w:hyperlink w:anchor="_Toc196423955" w:history="1">
             <w:r>
               <w:rPr>
                 <w:rStyle w:val="Hyperlink"/>
@@ -5673,7 +5538,7 @@
               <w:rPr>
                 <w:webHidden/>
               </w:rPr>
-              <w:instrText xml:space="preserve"> PAGEREF _Toc196420786 \h </w:instrText>
+              <w:instrText xml:space="preserve"> PAGEREF _Toc196423955 \h </w:instrText>
             </w:r>
             <w:r>
               <w:rPr>
@@ -5690,7 +5555,7 @@
               <w:rPr>
                 <w:webHidden/>
               </w:rPr>
-              <w:t>27</w:t>
+              <w:t>25</w:t>
             </w:r>
             <w:r>
               <w:rPr>
@@ -5716,7 +5581,7 @@
               <w14:ligatures w14:val="standardContextual"/>
             </w:rPr>
           </w:pPr>
-          <w:hyperlink w:anchor="_Toc196420787" w:history="1">
+          <w:hyperlink w:anchor="_Toc196423956" w:history="1">
             <w:r>
               <w:rPr>
                 <w:rStyle w:val="Hyperlink"/>
@@ -5763,7 +5628,7 @@
                 <w:noProof/>
                 <w:webHidden/>
               </w:rPr>
-              <w:instrText xml:space="preserve"> PAGEREF _Toc196420787 \h </w:instrText>
+              <w:instrText xml:space="preserve"> PAGEREF _Toc196423956 \h </w:instrText>
             </w:r>
             <w:r>
               <w:rPr>
@@ -5783,7 +5648,7 @@
                 <w:noProof/>
                 <w:webHidden/>
               </w:rPr>
-              <w:t>27</w:t>
+              <w:t>25</w:t>
             </w:r>
             <w:r>
               <w:rPr>
@@ -5810,7 +5675,7 @@
               <w14:ligatures w14:val="standardContextual"/>
             </w:rPr>
           </w:pPr>
-          <w:hyperlink w:anchor="_Toc196420788" w:history="1">
+          <w:hyperlink w:anchor="_Toc196423957" w:history="1">
             <w:r>
               <w:rPr>
                 <w:rStyle w:val="Hyperlink"/>
@@ -5855,7 +5720,7 @@
                 <w:noProof/>
                 <w:webHidden/>
               </w:rPr>
-              <w:instrText xml:space="preserve"> PAGEREF _Toc196420788 \h </w:instrText>
+              <w:instrText xml:space="preserve"> PAGEREF _Toc196423957 \h </w:instrText>
             </w:r>
             <w:r>
               <w:rPr>
@@ -5875,7 +5740,7 @@
                 <w:noProof/>
                 <w:webHidden/>
               </w:rPr>
-              <w:t>27</w:t>
+              <w:t>25</w:t>
             </w:r>
             <w:r>
               <w:rPr>
@@ -5902,7 +5767,7 @@
               <w14:ligatures w14:val="standardContextual"/>
             </w:rPr>
           </w:pPr>
-          <w:hyperlink w:anchor="_Toc196420789" w:history="1">
+          <w:hyperlink w:anchor="_Toc196423958" w:history="1">
             <w:r>
               <w:rPr>
                 <w:rStyle w:val="Hyperlink"/>
@@ -5949,7 +5814,7 @@
                 <w:noProof/>
                 <w:webHidden/>
               </w:rPr>
-              <w:instrText xml:space="preserve"> PAGEREF _Toc196420789 \h </w:instrText>
+              <w:instrText xml:space="preserve"> PAGEREF _Toc196423958 \h </w:instrText>
             </w:r>
             <w:r>
               <w:rPr>
@@ -5969,7 +5834,7 @@
                 <w:noProof/>
                 <w:webHidden/>
               </w:rPr>
-              <w:t>27</w:t>
+              <w:t>25</w:t>
             </w:r>
             <w:r>
               <w:rPr>
@@ -5996,7 +5861,7 @@
               <w14:ligatures w14:val="standardContextual"/>
             </w:rPr>
           </w:pPr>
-          <w:hyperlink w:anchor="_Toc196420790" w:history="1">
+          <w:hyperlink w:anchor="_Toc196423959" w:history="1">
             <w:r>
               <w:rPr>
                 <w:rStyle w:val="Hyperlink"/>
@@ -6043,7 +5908,7 @@
                 <w:noProof/>
                 <w:webHidden/>
               </w:rPr>
-              <w:instrText xml:space="preserve"> PAGEREF _Toc196420790 \h </w:instrText>
+              <w:instrText xml:space="preserve"> PAGEREF _Toc196423959 \h </w:instrText>
             </w:r>
             <w:r>
               <w:rPr>
@@ -6063,7 +5928,7 @@
                 <w:noProof/>
                 <w:webHidden/>
               </w:rPr>
-              <w:t>27</w:t>
+              <w:t>25</w:t>
             </w:r>
             <w:r>
               <w:rPr>
@@ -6079,13 +5944,15 @@
             <w:pStyle w:val="TOC1"/>
             <w:rPr>
               <w:rFonts w:asciiTheme="minorHAnsi" w:eastAsiaTheme="minorEastAsia" w:hAnsiTheme="minorHAnsi" w:cstheme="minorBidi"/>
+              <w:b w:val="0"/>
+              <w:bCs w:val="0"/>
               <w:kern w:val="2"/>
               <w:szCs w:val="24"/>
               <w:lang w:val="en-GB" w:eastAsia="en-GB"/>
               <w14:ligatures w14:val="standardContextual"/>
             </w:rPr>
           </w:pPr>
-          <w:hyperlink w:anchor="_Toc196420791" w:history="1">
+          <w:hyperlink w:anchor="_Toc196423960" w:history="1">
             <w:r>
               <w:rPr>
                 <w:rStyle w:val="Hyperlink"/>
@@ -6108,7 +5975,7 @@
               <w:rPr>
                 <w:webHidden/>
               </w:rPr>
-              <w:instrText xml:space="preserve"> PAGEREF _Toc196420791 \h </w:instrText>
+              <w:instrText xml:space="preserve"> PAGEREF _Toc196423960 \h </w:instrText>
             </w:r>
             <w:r>
               <w:rPr>
@@ -6125,7 +5992,7 @@
               <w:rPr>
                 <w:webHidden/>
               </w:rPr>
-              <w:t>28</w:t>
+              <w:t>26</w:t>
             </w:r>
             <w:r>
               <w:rPr>
@@ -6151,7 +6018,7 @@
               <w14:ligatures w14:val="standardContextual"/>
             </w:rPr>
           </w:pPr>
-          <w:hyperlink w:anchor="_Toc196420792" w:history="1">
+          <w:hyperlink w:anchor="_Toc196423961" w:history="1">
             <w:r>
               <w:rPr>
                 <w:rStyle w:val="Hyperlink"/>
@@ -6198,7 +6065,7 @@
                 <w:noProof/>
                 <w:webHidden/>
               </w:rPr>
-              <w:instrText xml:space="preserve"> PAGEREF _Toc196420792 \h </w:instrText>
+              <w:instrText xml:space="preserve"> PAGEREF _Toc196423961 \h </w:instrText>
             </w:r>
             <w:r>
               <w:rPr>
@@ -6218,7 +6085,7 @@
                 <w:noProof/>
                 <w:webHidden/>
               </w:rPr>
-              <w:t>28</w:t>
+              <w:t>26</w:t>
             </w:r>
             <w:r>
               <w:rPr>
@@ -6245,7 +6112,7 @@
               <w14:ligatures w14:val="standardContextual"/>
             </w:rPr>
           </w:pPr>
-          <w:hyperlink w:anchor="_Toc196420793" w:history="1">
+          <w:hyperlink w:anchor="_Toc196423962" w:history="1">
             <w:r>
               <w:rPr>
                 <w:rStyle w:val="Hyperlink"/>
@@ -6292,7 +6159,7 @@
                 <w:noProof/>
                 <w:webHidden/>
               </w:rPr>
-              <w:instrText xml:space="preserve"> PAGEREF _Toc196420793 \h </w:instrText>
+              <w:instrText xml:space="preserve"> PAGEREF _Toc196423962 \h </w:instrText>
             </w:r>
             <w:r>
               <w:rPr>
@@ -6312,7 +6179,7 @@
                 <w:noProof/>
                 <w:webHidden/>
               </w:rPr>
-              <w:t>28</w:t>
+              <w:t>26</w:t>
             </w:r>
             <w:r>
               <w:rPr>
@@ -6339,7 +6206,7 @@
               <w14:ligatures w14:val="standardContextual"/>
             </w:rPr>
           </w:pPr>
-          <w:hyperlink w:anchor="_Toc196420794" w:history="1">
+          <w:hyperlink w:anchor="_Toc196423963" w:history="1">
             <w:r>
               <w:rPr>
                 <w:rStyle w:val="Hyperlink"/>
@@ -6386,7 +6253,7 @@
                 <w:noProof/>
                 <w:webHidden/>
               </w:rPr>
-              <w:instrText xml:space="preserve"> PAGEREF _Toc196420794 \h </w:instrText>
+              <w:instrText xml:space="preserve"> PAGEREF _Toc196423963 \h </w:instrText>
             </w:r>
             <w:r>
               <w:rPr>
@@ -6406,7 +6273,7 @@
                 <w:noProof/>
                 <w:webHidden/>
               </w:rPr>
-              <w:t>28</w:t>
+              <w:t>26</w:t>
             </w:r>
             <w:r>
               <w:rPr>
@@ -6433,7 +6300,7 @@
               <w14:ligatures w14:val="standardContextual"/>
             </w:rPr>
           </w:pPr>
-          <w:hyperlink w:anchor="_Toc196420795" w:history="1">
+          <w:hyperlink w:anchor="_Toc196423964" w:history="1">
             <w:r>
               <w:rPr>
                 <w:rStyle w:val="Hyperlink"/>
@@ -6480,7 +6347,7 @@
                 <w:noProof/>
                 <w:webHidden/>
               </w:rPr>
-              <w:instrText xml:space="preserve"> PAGEREF _Toc196420795 \h </w:instrText>
+              <w:instrText xml:space="preserve"> PAGEREF _Toc196423964 \h </w:instrText>
             </w:r>
             <w:r>
               <w:rPr>
@@ -6500,7 +6367,7 @@
                 <w:noProof/>
                 <w:webHidden/>
               </w:rPr>
-              <w:t>28</w:t>
+              <w:t>26</w:t>
             </w:r>
             <w:r>
               <w:rPr>
@@ -6516,13 +6383,15 @@
             <w:pStyle w:val="TOC1"/>
             <w:rPr>
               <w:rFonts w:asciiTheme="minorHAnsi" w:eastAsiaTheme="minorEastAsia" w:hAnsiTheme="minorHAnsi" w:cstheme="minorBidi"/>
+              <w:b w:val="0"/>
+              <w:bCs w:val="0"/>
               <w:kern w:val="2"/>
               <w:szCs w:val="24"/>
               <w:lang w:val="en-GB" w:eastAsia="en-GB"/>
               <w14:ligatures w14:val="standardContextual"/>
             </w:rPr>
           </w:pPr>
-          <w:hyperlink w:anchor="_Toc196420796" w:history="1">
+          <w:hyperlink w:anchor="_Toc196423965" w:history="1">
             <w:r>
               <w:rPr>
                 <w:rStyle w:val="Hyperlink"/>
@@ -6545,7 +6414,7 @@
               <w:rPr>
                 <w:webHidden/>
               </w:rPr>
-              <w:instrText xml:space="preserve"> PAGEREF _Toc196420796 \h </w:instrText>
+              <w:instrText xml:space="preserve"> PAGEREF _Toc196423965 \h </w:instrText>
             </w:r>
             <w:r>
               <w:rPr>
@@ -6562,7 +6431,7 @@
               <w:rPr>
                 <w:webHidden/>
               </w:rPr>
-              <w:t>29</w:t>
+              <w:t>27</w:t>
             </w:r>
             <w:r>
               <w:rPr>
@@ -6587,7 +6456,7 @@
               <w14:ligatures w14:val="standardContextual"/>
             </w:rPr>
           </w:pPr>
-          <w:hyperlink w:anchor="_Toc196420797" w:history="1">
+          <w:hyperlink w:anchor="_Toc196423966" w:history="1">
             <w:r>
               <w:rPr>
                 <w:rStyle w:val="Hyperlink"/>
@@ -6615,7 +6484,7 @@
                 <w:noProof/>
                 <w:webHidden/>
               </w:rPr>
-              <w:instrText xml:space="preserve"> PAGEREF _Toc196420797 \h </w:instrText>
+              <w:instrText xml:space="preserve"> PAGEREF _Toc196423966 \h </w:instrText>
             </w:r>
             <w:r>
               <w:rPr>
@@ -6635,7 +6504,7 @@
                 <w:noProof/>
                 <w:webHidden/>
               </w:rPr>
-              <w:t>29</w:t>
+              <w:t>27</w:t>
             </w:r>
             <w:r>
               <w:rPr>
@@ -6661,7 +6530,7 @@
               <w14:ligatures w14:val="standardContextual"/>
             </w:rPr>
           </w:pPr>
-          <w:hyperlink w:anchor="_Toc196420798" w:history="1">
+          <w:hyperlink w:anchor="_Toc196423967" w:history="1">
             <w:r>
               <w:rPr>
                 <w:rStyle w:val="Hyperlink"/>
@@ -6689,7 +6558,7 @@
                 <w:noProof/>
                 <w:webHidden/>
               </w:rPr>
-              <w:instrText xml:space="preserve"> PAGEREF _Toc196420798 \h </w:instrText>
+              <w:instrText xml:space="preserve"> PAGEREF _Toc196423967 \h </w:instrText>
             </w:r>
             <w:r>
               <w:rPr>
@@ -6709,7 +6578,7 @@
                 <w:noProof/>
                 <w:webHidden/>
               </w:rPr>
-              <w:t>29</w:t>
+              <w:t>27</w:t>
             </w:r>
             <w:r>
               <w:rPr>
@@ -6725,13 +6594,15 @@
             <w:pStyle w:val="TOC1"/>
             <w:rPr>
               <w:rFonts w:asciiTheme="minorHAnsi" w:eastAsiaTheme="minorEastAsia" w:hAnsiTheme="minorHAnsi" w:cstheme="minorBidi"/>
+              <w:b w:val="0"/>
+              <w:bCs w:val="0"/>
               <w:kern w:val="2"/>
               <w:szCs w:val="24"/>
               <w:lang w:val="en-GB" w:eastAsia="en-GB"/>
               <w14:ligatures w14:val="standardContextual"/>
             </w:rPr>
           </w:pPr>
-          <w:hyperlink w:anchor="_Toc196420799" w:history="1">
+          <w:hyperlink w:anchor="_Toc196423968" w:history="1">
             <w:r>
               <w:rPr>
                 <w:rStyle w:val="Hyperlink"/>
@@ -6754,7 +6625,7 @@
               <w:rPr>
                 <w:webHidden/>
               </w:rPr>
-              <w:instrText xml:space="preserve"> PAGEREF _Toc196420799 \h </w:instrText>
+              <w:instrText xml:space="preserve"> PAGEREF _Toc196423968 \h </w:instrText>
             </w:r>
             <w:r>
               <w:rPr>
@@ -6771,7 +6642,7 @@
               <w:rPr>
                 <w:webHidden/>
               </w:rPr>
-              <w:t>30</w:t>
+              <w:t>28</w:t>
             </w:r>
             <w:r>
               <w:rPr>
@@ -6786,13 +6657,15 @@
             <w:pStyle w:val="TOC1"/>
             <w:rPr>
               <w:rFonts w:asciiTheme="minorHAnsi" w:eastAsiaTheme="minorEastAsia" w:hAnsiTheme="minorHAnsi" w:cstheme="minorBidi"/>
+              <w:b w:val="0"/>
+              <w:bCs w:val="0"/>
               <w:kern w:val="2"/>
               <w:szCs w:val="24"/>
               <w:lang w:val="en-GB" w:eastAsia="en-GB"/>
               <w14:ligatures w14:val="standardContextual"/>
             </w:rPr>
           </w:pPr>
-          <w:hyperlink w:anchor="_Toc196420800" w:history="1">
+          <w:hyperlink w:anchor="_Toc196423969" w:history="1">
             <w:r>
               <w:rPr>
                 <w:rStyle w:val="Hyperlink"/>
@@ -6816,7 +6689,7 @@
               <w:rPr>
                 <w:webHidden/>
               </w:rPr>
-              <w:instrText xml:space="preserve"> PAGEREF _Toc196420800 \h </w:instrText>
+              <w:instrText xml:space="preserve"> PAGEREF _Toc196423969 \h </w:instrText>
             </w:r>
             <w:r>
               <w:rPr>
@@ -6833,7 +6706,7 @@
               <w:rPr>
                 <w:webHidden/>
               </w:rPr>
-              <w:t>31</w:t>
+              <w:t>29</w:t>
             </w:r>
             <w:r>
               <w:rPr>
@@ -6858,7 +6731,7 @@
               <w14:ligatures w14:val="standardContextual"/>
             </w:rPr>
           </w:pPr>
-          <w:hyperlink w:anchor="_Toc196420801" w:history="1">
+          <w:hyperlink w:anchor="_Toc196423970" w:history="1">
             <w:r>
               <w:rPr>
                 <w:rStyle w:val="Hyperlink"/>
@@ -6886,7 +6759,7 @@
                 <w:noProof/>
                 <w:webHidden/>
               </w:rPr>
-              <w:instrText xml:space="preserve"> PAGEREF _Toc196420801 \h </w:instrText>
+              <w:instrText xml:space="preserve"> PAGEREF _Toc196423970 \h </w:instrText>
             </w:r>
             <w:r>
               <w:rPr>
@@ -6906,7 +6779,7 @@
                 <w:noProof/>
                 <w:webHidden/>
               </w:rPr>
-              <w:t>31</w:t>
+              <w:t>29</w:t>
             </w:r>
             <w:r>
               <w:rPr>
@@ -6932,7 +6805,7 @@
               <w14:ligatures w14:val="standardContextual"/>
             </w:rPr>
           </w:pPr>
-          <w:hyperlink w:anchor="_Toc196420802" w:history="1">
+          <w:hyperlink w:anchor="_Toc196423971" w:history="1">
             <w:r>
               <w:rPr>
                 <w:rStyle w:val="Hyperlink"/>
@@ -6960,7 +6833,7 @@
                 <w:noProof/>
                 <w:webHidden/>
               </w:rPr>
-              <w:instrText xml:space="preserve"> PAGEREF _Toc196420802 \h </w:instrText>
+              <w:instrText xml:space="preserve"> PAGEREF _Toc196423971 \h </w:instrText>
             </w:r>
             <w:r>
               <w:rPr>
@@ -6980,7 +6853,7 @@
                 <w:noProof/>
                 <w:webHidden/>
               </w:rPr>
-              <w:t>31</w:t>
+              <w:t>29</w:t>
             </w:r>
             <w:r>
               <w:rPr>
@@ -7006,7 +6879,7 @@
               <w14:ligatures w14:val="standardContextual"/>
             </w:rPr>
           </w:pPr>
-          <w:hyperlink w:anchor="_Toc196420803" w:history="1">
+          <w:hyperlink w:anchor="_Toc196423972" w:history="1">
             <w:r>
               <w:rPr>
                 <w:rStyle w:val="Hyperlink"/>
@@ -7034,7 +6907,7 @@
                 <w:noProof/>
                 <w:webHidden/>
               </w:rPr>
-              <w:instrText xml:space="preserve"> PAGEREF _Toc196420803 \h </w:instrText>
+              <w:instrText xml:space="preserve"> PAGEREF _Toc196423972 \h </w:instrText>
             </w:r>
             <w:r>
               <w:rPr>
@@ -7054,7 +6927,7 @@
                 <w:noProof/>
                 <w:webHidden/>
               </w:rPr>
-              <w:t>32</w:t>
+              <w:t>30</w:t>
             </w:r>
             <w:r>
               <w:rPr>
@@ -7080,7 +6953,7 @@
               <w14:ligatures w14:val="standardContextual"/>
             </w:rPr>
           </w:pPr>
-          <w:hyperlink w:anchor="_Toc196420804" w:history="1">
+          <w:hyperlink w:anchor="_Toc196423973" w:history="1">
             <w:r>
               <w:rPr>
                 <w:rStyle w:val="Hyperlink"/>
@@ -7108,7 +6981,7 @@
                 <w:noProof/>
                 <w:webHidden/>
               </w:rPr>
-              <w:instrText xml:space="preserve"> PAGEREF _Toc196420804 \h </w:instrText>
+              <w:instrText xml:space="preserve"> PAGEREF _Toc196423973 \h </w:instrText>
             </w:r>
             <w:r>
               <w:rPr>
@@ -7128,7 +7001,7 @@
                 <w:noProof/>
                 <w:webHidden/>
               </w:rPr>
-              <w:t>32</w:t>
+              <w:t>30</w:t>
             </w:r>
             <w:r>
               <w:rPr>
@@ -7154,7 +7027,7 @@
               <w14:ligatures w14:val="standardContextual"/>
             </w:rPr>
           </w:pPr>
-          <w:hyperlink w:anchor="_Toc196420805" w:history="1">
+          <w:hyperlink w:anchor="_Toc196423974" w:history="1">
             <w:r>
               <w:rPr>
                 <w:rStyle w:val="Hyperlink"/>
@@ -7182,7 +7055,7 @@
                 <w:noProof/>
                 <w:webHidden/>
               </w:rPr>
-              <w:instrText xml:space="preserve"> PAGEREF _Toc196420805 \h </w:instrText>
+              <w:instrText xml:space="preserve"> PAGEREF _Toc196423974 \h </w:instrText>
             </w:r>
             <w:r>
               <w:rPr>
@@ -7202,7 +7075,7 @@
                 <w:noProof/>
                 <w:webHidden/>
               </w:rPr>
-              <w:t>32</w:t>
+              <w:t>30</w:t>
             </w:r>
             <w:r>
               <w:rPr>
@@ -7218,16 +7091,82 @@
             <w:pStyle w:val="TOC1"/>
             <w:rPr>
               <w:rFonts w:asciiTheme="minorHAnsi" w:eastAsiaTheme="minorEastAsia" w:hAnsiTheme="minorHAnsi" w:cstheme="minorBidi"/>
+              <w:b w:val="0"/>
+              <w:bCs w:val="0"/>
               <w:kern w:val="2"/>
               <w:szCs w:val="24"/>
               <w:lang w:val="en-GB" w:eastAsia="en-GB"/>
               <w14:ligatures w14:val="standardContextual"/>
             </w:rPr>
           </w:pPr>
-          <w:hyperlink w:anchor="_Toc196420806" w:history="1">
+          <w:hyperlink w:anchor="_Toc196423975" w:history="1">
             <w:r>
               <w:rPr>
                 <w:rStyle w:val="Hyperlink"/>
+                <w:lang w:val="en-GB"/>
+              </w:rPr>
+              <w:t>Conclusion</w:t>
+            </w:r>
+            <w:r>
+              <w:rPr>
+                <w:webHidden/>
+              </w:rPr>
+              <w:tab/>
+            </w:r>
+            <w:r>
+              <w:rPr>
+                <w:webHidden/>
+              </w:rPr>
+              <w:fldChar w:fldCharType="begin"/>
+            </w:r>
+            <w:r>
+              <w:rPr>
+                <w:webHidden/>
+              </w:rPr>
+              <w:instrText xml:space="preserve"> PAGEREF _Toc196423975 \h </w:instrText>
+            </w:r>
+            <w:r>
+              <w:rPr>
+                <w:webHidden/>
+              </w:rPr>
+            </w:r>
+            <w:r>
+              <w:rPr>
+                <w:webHidden/>
+              </w:rPr>
+              <w:fldChar w:fldCharType="separate"/>
+            </w:r>
+            <w:r>
+              <w:rPr>
+                <w:webHidden/>
+              </w:rPr>
+              <w:t>31</w:t>
+            </w:r>
+            <w:r>
+              <w:rPr>
+                <w:webHidden/>
+              </w:rPr>
+              <w:fldChar w:fldCharType="end"/>
+            </w:r>
+          </w:hyperlink>
+        </w:p>
+        <w:p>
+          <w:pPr>
+            <w:pStyle w:val="TOC1"/>
+            <w:rPr>
+              <w:rFonts w:asciiTheme="minorHAnsi" w:eastAsiaTheme="minorEastAsia" w:hAnsiTheme="minorHAnsi" w:cstheme="minorBidi"/>
+              <w:b w:val="0"/>
+              <w:bCs w:val="0"/>
+              <w:kern w:val="2"/>
+              <w:szCs w:val="24"/>
+              <w:lang w:val="en-GB" w:eastAsia="en-GB"/>
+              <w14:ligatures w14:val="standardContextual"/>
+            </w:rPr>
+          </w:pPr>
+          <w:hyperlink w:anchor="_Toc196423976" w:history="1">
+            <w:r>
+              <w:rPr>
+                <w:rStyle w:val="Hyperlink"/>
               </w:rPr>
               <w:t>References</w:t>
             </w:r>
@@ -7247,7 +7186,7 @@
               <w:rPr>
                 <w:webHidden/>
               </w:rPr>
-              <w:instrText xml:space="preserve"> PAGEREF _Toc196420806 \h </w:instrText>
+              <w:instrText xml:space="preserve"> PAGEREF _Toc196423976 \h </w:instrText>
             </w:r>
             <w:r>
               <w:rPr>
@@ -7264,7 +7203,7 @@
               <w:rPr>
                 <w:webHidden/>
               </w:rPr>
-              <w:t>33</w:t>
+              <w:t>32</w:t>
             </w:r>
             <w:r>
               <w:rPr>
@@ -7289,13 +7228,86 @@
               <w14:ligatures w14:val="standardContextual"/>
             </w:rPr>
           </w:pPr>
-          <w:hyperlink w:anchor="_Toc196420807" w:history="1">
+          <w:hyperlink w:anchor="_Toc196423977" w:history="1">
             <w:r>
               <w:rPr>
                 <w:rStyle w:val="Hyperlink"/>
                 <w:noProof/>
                 <w:lang w:val="en-GB"/>
               </w:rPr>
+              <w:t>Figures</w:t>
+            </w:r>
+            <w:r>
+              <w:rPr>
+                <w:noProof/>
+                <w:webHidden/>
+              </w:rPr>
+              <w:tab/>
+            </w:r>
+            <w:r>
+              <w:rPr>
+                <w:noProof/>
+                <w:webHidden/>
+              </w:rPr>
+              <w:fldChar w:fldCharType="begin"/>
+            </w:r>
+            <w:r>
+              <w:rPr>
+                <w:noProof/>
+                <w:webHidden/>
+              </w:rPr>
+              <w:instrText xml:space="preserve"> PAGEREF _Toc196423977 \h </w:instrText>
+            </w:r>
+            <w:r>
+              <w:rPr>
+                <w:noProof/>
+                <w:webHidden/>
+              </w:rPr>
+            </w:r>
+            <w:r>
+              <w:rPr>
+                <w:noProof/>
+                <w:webHidden/>
+              </w:rPr>
+              <w:fldChar w:fldCharType="separate"/>
+            </w:r>
+            <w:r>
+              <w:rPr>
+                <w:noProof/>
+                <w:webHidden/>
+              </w:rPr>
+              <w:t>32</w:t>
+            </w:r>
+            <w:r>
+              <w:rPr>
+                <w:noProof/>
+                <w:webHidden/>
+              </w:rPr>
+              <w:fldChar w:fldCharType="end"/>
+            </w:r>
+          </w:hyperlink>
+        </w:p>
+        <w:p>
+          <w:pPr>
+            <w:pStyle w:val="TOC2"/>
+            <w:tabs>
+              <w:tab w:val="right" w:leader="dot" w:pos="9016"/>
+            </w:tabs>
+            <w:rPr>
+              <w:rFonts w:asciiTheme="minorHAnsi" w:eastAsiaTheme="minorEastAsia" w:hAnsiTheme="minorHAnsi" w:cstheme="minorBidi"/>
+              <w:noProof/>
+              <w:kern w:val="2"/>
+              <w:szCs w:val="24"/>
+              <w:lang w:val="en-GB" w:eastAsia="en-GB"/>
+              <w14:ligatures w14:val="standardContextual"/>
+            </w:rPr>
+          </w:pPr>
+          <w:hyperlink w:anchor="_Toc196423978" w:history="1">
+            <w:r>
+              <w:rPr>
+                <w:rStyle w:val="Hyperlink"/>
+                <w:noProof/>
+              </w:rPr>
               <w:t>General Information</w:t>
             </w:r>
             <w:r>
@@ -7317,7 +7329,7 @@
                 <w:noProof/>
                 <w:webHidden/>
               </w:rPr>
-              <w:instrText xml:space="preserve"> PAGEREF _Toc196420807 \h </w:instrText>
+              <w:instrText xml:space="preserve"> PAGEREF _Toc196423978 \h </w:instrText>
             </w:r>
             <w:r>
               <w:rPr>
@@ -7337,7 +7349,7 @@
                 <w:noProof/>
                 <w:webHidden/>
               </w:rPr>
-              <w:t>33</w:t>
+              <w:t>32</w:t>
             </w:r>
             <w:r>
               <w:rPr>
@@ -7369,18 +7381,19 @@
     <w:p/>
     <w:p/>
     <w:p/>
+    <w:p/>
     <w:p>
       <w:pPr>
         <w:pStyle w:val="Heading1"/>
       </w:pPr>
-      <w:bookmarkStart w:id="3" w:name="_Toc190422316"/>
-      <w:bookmarkStart w:id="4" w:name="_Toc196420726"/>
+      <w:bookmarkStart w:id="4" w:name="_Toc190422316"/>
+      <w:bookmarkStart w:id="5" w:name="_Toc196423897"/>
       <w:r>
         <w:lastRenderedPageBreak/>
         <w:t>Introduction</w:t>
       </w:r>
-      <w:bookmarkEnd w:id="3"/>
       <w:bookmarkEnd w:id="4"/>
+      <w:bookmarkEnd w:id="5"/>
     </w:p>
     <w:p/>
     <w:p>
@@ -7444,7 +7457,19 @@
         <w:rPr>
           <w:lang w:val="en-GB"/>
         </w:rPr>
-        <w:t>and the tools and technologies that powered the application, such as Flask, React, SQLite, OpenCV, and YOLOv11. Where design choices differed from my initial plans, those changes will be documented along with the reasoning behind them and any additional research that supported those decisions.</w:t>
+        <w:t xml:space="preserve">and the tools and technologies that powered the application, such as Flask, React, </w:t>
+      </w:r>
+      <w:r>
+        <w:rPr>
+          <w:lang w:val="en-GB"/>
+        </w:rPr>
+        <w:t>MySQL</w:t>
+      </w:r>
+      <w:r>
+        <w:rPr>
+          <w:lang w:val="en-GB"/>
+        </w:rPr>
+        <w:t>, OpenCV, and YOLOv11. Where design choices differed from my initial plans, those changes will be documented along with the reasoning behind them and any additional research that supported those decisions.</w:t>
       </w:r>
     </w:p>
     <w:p>
@@ -7573,7 +7598,7 @@
           <w:lang w:val="en-GB"/>
         </w:rPr>
       </w:pPr>
-      <w:bookmarkStart w:id="5" w:name="_Toc196420727"/>
+      <w:bookmarkStart w:id="6" w:name="_Toc196423898"/>
       <w:r>
         <w:rPr>
           <w:lang w:val="en-GB"/>
@@ -7587,7 +7612,7 @@
         </w:rPr>
         <w:t xml:space="preserve"> Overview</w:t>
       </w:r>
-      <w:bookmarkEnd w:id="5"/>
+      <w:bookmarkEnd w:id="6"/>
     </w:p>
     <w:p>
       <w:pPr>
@@ -7651,7 +7676,7 @@
         <w:rPr>
           <w:lang w:val="en-GB"/>
         </w:rPr>
-        <w:t>The application is built using a modern full-stack architecture. The backend is developed with Flask, which handles video frame routing, model inference using the YOLOv11 object detection algorithm, and system-level logic. The frontend, developed with React, presents a responsive, user-friendly interface for live video viewing, system configuration, and user</w:t>
+        <w:t>The application is built using a modern full-stack architecture. The backend is developed with Flask, which handles video frame routing, model inference using the YOLOv11 object detection algorithm. The frontend, developed with React, presents a responsive, user-friendly interface for live video viewing, system configuration, and user</w:t>
       </w:r>
       <w:r>
         <w:rPr>
@@ -7685,14 +7710,14 @@
           <w:lang w:val="en-GB"/>
         </w:rPr>
       </w:pPr>
-      <w:bookmarkStart w:id="6" w:name="_Toc196420728"/>
+      <w:bookmarkStart w:id="7" w:name="_Toc196423899"/>
       <w:r>
         <w:rPr>
           <w:lang w:val="en-GB"/>
         </w:rPr>
         <w:t>Key Features</w:t>
       </w:r>
-      <w:bookmarkEnd w:id="6"/>
+      <w:bookmarkEnd w:id="7"/>
     </w:p>
     <w:p>
       <w:pPr>
@@ -7701,14 +7726,14 @@
           <w:lang w:val="en-GB"/>
         </w:rPr>
       </w:pPr>
-      <w:bookmarkStart w:id="7" w:name="_Toc196420729"/>
+      <w:bookmarkStart w:id="8" w:name="_Toc196423900"/>
       <w:r>
         <w:rPr>
           <w:rStyle w:val="Heading3Char"/>
         </w:rPr>
         <w:t>1. Real-time Helmet Detection</w:t>
       </w:r>
-      <w:bookmarkEnd w:id="7"/>
+      <w:bookmarkEnd w:id="8"/>
       <w:r>
         <w:rPr>
           <w:lang w:val="en-GB"/>
@@ -7764,14 +7789,14 @@
           <w:lang w:val="en-GB"/>
         </w:rPr>
       </w:pPr>
-      <w:bookmarkStart w:id="8" w:name="_Toc196420730"/>
+      <w:bookmarkStart w:id="9" w:name="_Toc196423901"/>
       <w:r>
         <w:rPr>
           <w:rStyle w:val="Heading3Char"/>
         </w:rPr>
         <w:t>2. User Roles and Access Control</w:t>
       </w:r>
-      <w:bookmarkEnd w:id="8"/>
+      <w:bookmarkEnd w:id="9"/>
       <w:r>
         <w:rPr>
           <w:lang w:val="en-GB"/>
@@ -7858,14 +7883,14 @@
           <w:lang w:val="en-GB"/>
         </w:rPr>
       </w:pPr>
-      <w:bookmarkStart w:id="9" w:name="_Toc196420731"/>
+      <w:bookmarkStart w:id="10" w:name="_Toc196423902"/>
       <w:r>
         <w:rPr>
           <w:rStyle w:val="Heading3Char"/>
         </w:rPr>
         <w:t>3. Configurable Email Notification System</w:t>
       </w:r>
-      <w:bookmarkEnd w:id="9"/>
+      <w:bookmarkEnd w:id="10"/>
       <w:r>
         <w:rPr>
           <w:lang w:val="en-GB"/>
@@ -7918,7 +7943,7 @@
           <w:lang w:val="en-GB"/>
         </w:rPr>
       </w:pPr>
-      <w:bookmarkStart w:id="10" w:name="_Toc196420732"/>
+      <w:bookmarkStart w:id="11" w:name="_Toc196423903"/>
       <w:r>
         <w:rPr>
           <w:rStyle w:val="Heading3Char"/>
@@ -7926,7 +7951,7 @@
         <w:lastRenderedPageBreak/>
         <w:t>4. Company-Based Multi-Tenancy</w:t>
       </w:r>
-      <w:bookmarkEnd w:id="10"/>
+      <w:bookmarkEnd w:id="11"/>
       <w:r>
         <w:rPr>
           <w:lang w:val="en-GB"/>
@@ -7956,14 +7981,14 @@
           <w:lang w:val="en-GB"/>
         </w:rPr>
       </w:pPr>
-      <w:bookmarkStart w:id="11" w:name="_Toc196420733"/>
+      <w:bookmarkStart w:id="12" w:name="_Toc196423904"/>
       <w:r>
         <w:rPr>
           <w:rStyle w:val="Heading3Char"/>
         </w:rPr>
         <w:t>5. Camera Management</w:t>
       </w:r>
-      <w:bookmarkEnd w:id="11"/>
+      <w:bookmarkEnd w:id="12"/>
       <w:r>
         <w:rPr>
           <w:lang w:val="en-GB"/>
@@ -7981,7 +8006,19 @@
         <w:rPr>
           <w:lang w:val="en-GB"/>
         </w:rPr>
-        <w:t>e large installations and ensures that detections are linked to the correct site areas for efficient monitoring.</w:t>
+        <w:t xml:space="preserve">e large </w:t>
+      </w:r>
+      <w:r>
+        <w:rPr>
+          <w:lang w:val="en-GB"/>
+        </w:rPr>
+        <w:t>ranges of cameras</w:t>
+      </w:r>
+      <w:r>
+        <w:rPr>
+          <w:lang w:val="en-GB"/>
+        </w:rPr>
+        <w:t xml:space="preserve"> and ensures that detections are linked to the correct site areas for efficient monitoring.</w:t>
       </w:r>
     </w:p>
     <w:p>
@@ -7991,14 +8028,14 @@
           <w:lang w:val="en-GB"/>
         </w:rPr>
       </w:pPr>
-      <w:bookmarkStart w:id="12" w:name="_Toc196420734"/>
+      <w:bookmarkStart w:id="13" w:name="_Toc196423905"/>
       <w:r>
         <w:rPr>
           <w:rStyle w:val="Heading3Char"/>
         </w:rPr>
         <w:t>6. Adjustable Confidence Threshold</w:t>
       </w:r>
-      <w:bookmarkEnd w:id="12"/>
+      <w:bookmarkEnd w:id="13"/>
       <w:r>
         <w:rPr>
           <w:lang w:val="en-GB"/>
@@ -8014,14 +8051,14 @@
           <w:lang w:val="en-GB"/>
         </w:rPr>
       </w:pPr>
-      <w:bookmarkStart w:id="13" w:name="_Toc196420735"/>
+      <w:bookmarkStart w:id="14" w:name="_Toc196423906"/>
       <w:r>
         <w:rPr>
           <w:rStyle w:val="Heading3Char"/>
         </w:rPr>
         <w:t>7. Clean and Functional Interface</w:t>
       </w:r>
-      <w:bookmarkEnd w:id="13"/>
+      <w:bookmarkEnd w:id="14"/>
       <w:r>
         <w:rPr>
           <w:lang w:val="en-GB"/>
@@ -8049,14 +8086,14 @@
           <w:lang w:val="en-GB"/>
         </w:rPr>
       </w:pPr>
-      <w:bookmarkStart w:id="14" w:name="_Toc196420736"/>
+      <w:bookmarkStart w:id="15" w:name="_Toc196423907"/>
       <w:r>
         <w:rPr>
           <w:lang w:val="en-GB"/>
         </w:rPr>
         <w:t>System Workflow Summary</w:t>
       </w:r>
-      <w:bookmarkEnd w:id="14"/>
+      <w:bookmarkEnd w:id="15"/>
     </w:p>
     <w:p>
       <w:pPr>
@@ -8199,14 +8236,14 @@
           <w:lang w:val="en-GB"/>
         </w:rPr>
       </w:pPr>
-      <w:bookmarkStart w:id="15" w:name="_Toc196420737"/>
+      <w:bookmarkStart w:id="16" w:name="_Toc196423908"/>
       <w:r>
         <w:rPr>
           <w:lang w:val="en-GB"/>
         </w:rPr>
         <w:t>Process overview</w:t>
       </w:r>
-      <w:bookmarkEnd w:id="15"/>
+      <w:bookmarkEnd w:id="16"/>
     </w:p>
     <w:p>
       <w:pPr>
@@ -8215,14 +8252,14 @@
           <w:lang w:val="en-GB"/>
         </w:rPr>
       </w:pPr>
-      <w:bookmarkStart w:id="16" w:name="_Toc196420738"/>
+      <w:bookmarkStart w:id="17" w:name="_Toc196423909"/>
       <w:r>
         <w:rPr>
           <w:lang w:val="en-GB"/>
         </w:rPr>
         <w:t>Login Page</w:t>
       </w:r>
-      <w:bookmarkEnd w:id="16"/>
+      <w:bookmarkEnd w:id="17"/>
     </w:p>
     <w:p>
       <w:r>
@@ -8291,14 +8328,14 @@
           <w:lang w:val="en-GB"/>
         </w:rPr>
       </w:pPr>
-      <w:bookmarkStart w:id="17" w:name="_Toc196420739"/>
+      <w:bookmarkStart w:id="18" w:name="_Toc196423910"/>
       <w:r>
         <w:rPr>
           <w:lang w:val="en-GB"/>
         </w:rPr>
         <w:t>Company Registration</w:t>
       </w:r>
-      <w:bookmarkEnd w:id="17"/>
+      <w:bookmarkEnd w:id="18"/>
     </w:p>
     <w:p>
       <w:r>
@@ -8323,7 +8360,7 @@
           <w:lang w:val="en-GB"/>
         </w:rPr>
         <w:drawing>
-          <wp:inline distT="0" distB="0" distL="0" distR="0" wp14:anchorId="53A945EF" wp14:editId="4DB2425C">
+          <wp:inline distT="0" distB="0" distL="0" distR="0" wp14:anchorId="53A945EF" wp14:editId="4E47FD2C">
             <wp:extent cx="5731510" cy="2737485"/>
             <wp:effectExtent l="0" t="0" r="2540" b="5715"/>
             <wp:docPr id="1129281438" name="Picture 6" descr="A registration form with red and blue text&#10;&#10;AI-generated content may be incorrect."/>
@@ -8367,6 +8404,22 @@
     </w:p>
     <w:p>
       <w:pPr>
+        <w:pStyle w:val="Heading3"/>
+        <w:rPr>
+          <w:lang w:val="en-GB"/>
+        </w:rPr>
+      </w:pPr>
+      <w:bookmarkStart w:id="19" w:name="_Toc196423911"/>
+      <w:r>
+        <w:rPr>
+          <w:lang w:val="en-GB"/>
+        </w:rPr>
+        <w:t>Main Page Description</w:t>
+      </w:r>
+      <w:bookmarkEnd w:id="19"/>
+    </w:p>
+    <w:p>
+      <w:pPr>
         <w:rPr>
           <w:lang w:val="en-GB"/>
         </w:rPr>
@@ -8414,20 +8467,26 @@
         <w:rPr>
           <w:lang w:val="en-GB"/>
         </w:rPr>
-        <w:t>At the top, there is a menu with all the essential options the user may need, such as managing users, cameras, and detections. There are also options to view the documentation, read a project description, and contact the creator. On the far right of the menu, the logged-in user’s name is displayed. When clicked, it reveals an option to log out.</w:t>
-      </w:r>
-    </w:p>
-    <w:p>
-      <w:pPr>
-        <w:rPr>
-          <w:lang w:val="en-GB"/>
-        </w:rPr>
-      </w:pPr>
+        <w:t xml:space="preserve">At the top, there is a menu with all the essential options the user may need, such as managing users, cameras, and detections. There are also options to view the documentation, read a project description, and contact the creator. On the far right of </w:t>
+      </w:r>
       <w:r>
         <w:rPr>
           <w:lang w:val="en-GB"/>
         </w:rPr>
         <w:lastRenderedPageBreak/>
+        <w:t>the menu, the logged-in user’s name is displayed. When clicked, it reveals an option to log out.</w:t>
+      </w:r>
+    </w:p>
+    <w:p>
+      <w:pPr>
+        <w:rPr>
+          <w:lang w:val="en-GB"/>
+        </w:rPr>
+      </w:pPr>
+      <w:r>
+        <w:rPr>
+          <w:lang w:val="en-GB"/>
+        </w:rPr>
         <w:t xml:space="preserve">In the main section, the application’s logo is displayed in the top left. In the </w:t>
       </w:r>
       <w:proofErr w:type="spellStart"/>
@@ -8459,22 +8518,6 @@
     </w:p>
     <w:p>
       <w:pPr>
-        <w:pStyle w:val="Heading3"/>
-        <w:rPr>
-          <w:lang w:val="en-GB"/>
-        </w:rPr>
-      </w:pPr>
-      <w:bookmarkStart w:id="18" w:name="_Toc196420740"/>
-      <w:r>
-        <w:rPr>
-          <w:lang w:val="en-GB"/>
-        </w:rPr>
-        <w:t>Main Page Description</w:t>
-      </w:r>
-      <w:bookmarkEnd w:id="18"/>
-    </w:p>
-    <w:p>
-      <w:pPr>
         <w:rPr>
           <w:lang w:val="en-GB"/>
         </w:rPr>
@@ -8485,9 +8528,9 @@
           <w:lang w:val="en-GB"/>
         </w:rPr>
         <w:drawing>
-          <wp:inline distT="0" distB="0" distL="0" distR="0" wp14:anchorId="6303F170" wp14:editId="694B6E60">
-            <wp:extent cx="5731510" cy="2588895"/>
-            <wp:effectExtent l="0" t="0" r="2540" b="1905"/>
+          <wp:inline distT="0" distB="0" distL="0" distR="0" wp14:anchorId="6303F170" wp14:editId="344AB19A">
+            <wp:extent cx="5731510" cy="1953491"/>
+            <wp:effectExtent l="0" t="0" r="2540" b="8890"/>
             <wp:docPr id="796709349" name="Picture 7" descr="A screenshot of a computer&#10;&#10;AI-generated content may be incorrect."/>
             <wp:cNvGraphicFramePr>
               <a:graphicFrameLocks xmlns:a="http://schemas.openxmlformats.org/drawingml/2006/main" noChangeAspect="1"/>
@@ -8499,7 +8542,7 @@
                     <pic:cNvPr id="796709349" name="Picture 7" descr="A screenshot of a computer&#10;&#10;AI-generated content may be incorrect."/>
                     <pic:cNvPicPr/>
                   </pic:nvPicPr>
-                  <pic:blipFill>
+                  <pic:blipFill rotWithShape="1">
                     <a:blip r:embed="rId16" cstate="print">
                       <a:extLst>
                         <a:ext uri="{28A0092B-C50C-407E-A947-70E740481C1C}">
@@ -8507,18 +8550,25 @@
                         </a:ext>
                       </a:extLst>
                     </a:blip>
-                    <a:stretch>
-                      <a:fillRect/>
-                    </a:stretch>
+                    <a:srcRect b="24543"/>
+                    <a:stretch/>
                   </pic:blipFill>
-                  <pic:spPr>
+                  <pic:spPr bwMode="auto">
                     <a:xfrm>
                       <a:off x="0" y="0"/>
-                      <a:ext cx="5731510" cy="2588895"/>
+                      <a:ext cx="5731510" cy="1953491"/>
                     </a:xfrm>
                     <a:prstGeom prst="rect">
                       <a:avLst/>
                     </a:prstGeom>
+                    <a:ln>
+                      <a:noFill/>
+                    </a:ln>
+                    <a:extLst>
+                      <a:ext uri="{53640926-AAD7-44D8-BBD7-CCE9431645EC}">
+                        <a14:shadowObscured xmlns:a14="http://schemas.microsoft.com/office/drawing/2010/main"/>
+                      </a:ext>
+                    </a:extLst>
                   </pic:spPr>
                 </pic:pic>
               </a:graphicData>
@@ -8534,14 +8584,14 @@
           <w:lang w:val="en-GB"/>
         </w:rPr>
       </w:pPr>
-      <w:bookmarkStart w:id="19" w:name="_Toc196420741"/>
+      <w:bookmarkStart w:id="20" w:name="_Toc196423912"/>
       <w:r>
         <w:rPr>
           <w:lang w:val="en-GB"/>
         </w:rPr>
         <w:t>Project Summary</w:t>
       </w:r>
-      <w:bookmarkEnd w:id="19"/>
+      <w:bookmarkEnd w:id="20"/>
     </w:p>
     <w:p>
       <w:pPr>
@@ -8571,17 +8621,25 @@
     <w:p>
       <w:pPr>
         <w:rPr>
-          <w:lang w:val="en-GB"/>
-        </w:rPr>
-      </w:pPr>
-      <w:r>
-        <w:rPr>
           <w:noProof/>
           <w:lang w:val="en-GB"/>
         </w:rPr>
+      </w:pPr>
+    </w:p>
+    <w:p>
+      <w:pPr>
+        <w:rPr>
+          <w:lang w:val="en-GB"/>
+        </w:rPr>
+      </w:pPr>
+      <w:r>
+        <w:rPr>
+          <w:noProof/>
+          <w:lang w:val="en-GB"/>
+        </w:rPr>
         <w:drawing>
-          <wp:inline distT="0" distB="0" distL="0" distR="0" wp14:anchorId="4E677B2D" wp14:editId="2BB8055B">
-            <wp:extent cx="5731510" cy="2597785"/>
+          <wp:inline distT="0" distB="0" distL="0" distR="0" wp14:anchorId="4E677B2D" wp14:editId="75EFFDCE">
+            <wp:extent cx="5731510" cy="1981200"/>
             <wp:effectExtent l="0" t="0" r="2540" b="0"/>
             <wp:docPr id="945243528" name="Picture 8" descr="A screenshot of a computer&#10;&#10;AI-generated content may be incorrect."/>
             <wp:cNvGraphicFramePr>
@@ -8594,7 +8652,7 @@
                     <pic:cNvPr id="945243528" name="Picture 8" descr="A screenshot of a computer&#10;&#10;AI-generated content may be incorrect."/>
                     <pic:cNvPicPr/>
                   </pic:nvPicPr>
-                  <pic:blipFill>
+                  <pic:blipFill rotWithShape="1">
                     <a:blip r:embed="rId17" cstate="print">
                       <a:extLst>
                         <a:ext uri="{28A0092B-C50C-407E-A947-70E740481C1C}">
@@ -8602,18 +8660,25 @@
                         </a:ext>
                       </a:extLst>
                     </a:blip>
-                    <a:stretch>
-                      <a:fillRect/>
-                    </a:stretch>
+                    <a:srcRect b="23735"/>
+                    <a:stretch/>
                   </pic:blipFill>
-                  <pic:spPr>
+                  <pic:spPr bwMode="auto">
                     <a:xfrm>
                       <a:off x="0" y="0"/>
-                      <a:ext cx="5731510" cy="2597785"/>
+                      <a:ext cx="5731510" cy="1981200"/>
                     </a:xfrm>
                     <a:prstGeom prst="rect">
                       <a:avLst/>
                     </a:prstGeom>
+                    <a:ln>
+                      <a:noFill/>
+                    </a:ln>
+                    <a:extLst>
+                      <a:ext uri="{53640926-AAD7-44D8-BBD7-CCE9431645EC}">
+                        <a14:shadowObscured xmlns:a14="http://schemas.microsoft.com/office/drawing/2010/main"/>
+                      </a:ext>
+                    </a:extLst>
                   </pic:spPr>
                 </pic:pic>
               </a:graphicData>
@@ -8629,14 +8694,14 @@
           <w:lang w:val="en-GB"/>
         </w:rPr>
       </w:pPr>
-      <w:bookmarkStart w:id="20" w:name="_Toc196420742"/>
+      <w:bookmarkStart w:id="21" w:name="_Toc196423913"/>
       <w:r>
         <w:rPr>
           <w:lang w:val="en-GB"/>
         </w:rPr>
         <w:t>Documentation</w:t>
       </w:r>
-      <w:bookmarkEnd w:id="20"/>
+      <w:bookmarkEnd w:id="21"/>
     </w:p>
     <w:p>
       <w:pPr>
@@ -8662,9 +8727,8 @@
           <w:noProof/>
           <w:lang w:val="en-GB"/>
         </w:rPr>
-        <w:lastRenderedPageBreak/>
         <w:drawing>
-          <wp:inline distT="0" distB="0" distL="0" distR="0" wp14:anchorId="5DB46E21" wp14:editId="71DC4E62">
+          <wp:inline distT="0" distB="0" distL="0" distR="0" wp14:anchorId="5DB46E21" wp14:editId="67F8D9FE">
             <wp:extent cx="5731510" cy="1578610"/>
             <wp:effectExtent l="0" t="0" r="2540" b="2540"/>
             <wp:docPr id="517492343" name="Picture 5" descr="A screenshot of a computer&#10;&#10;AI-generated content may be incorrect."/>
@@ -8713,14 +8777,15 @@
           <w:lang w:val="en-GB"/>
         </w:rPr>
       </w:pPr>
-      <w:bookmarkStart w:id="21" w:name="_Toc196420743"/>
-      <w:r>
-        <w:rPr>
-          <w:lang w:val="en-GB"/>
-        </w:rPr>
+      <w:bookmarkStart w:id="22" w:name="_Toc196423914"/>
+      <w:r>
+        <w:rPr>
+          <w:lang w:val="en-GB"/>
+        </w:rPr>
+        <w:lastRenderedPageBreak/>
         <w:t>Contact</w:t>
       </w:r>
-      <w:bookmarkEnd w:id="21"/>
+      <w:bookmarkEnd w:id="22"/>
     </w:p>
     <w:p>
       <w:pPr>
@@ -8824,14 +8889,14 @@
           <w:lang w:val="en-GB"/>
         </w:rPr>
       </w:pPr>
-      <w:bookmarkStart w:id="22" w:name="_Toc196420744"/>
+      <w:bookmarkStart w:id="23" w:name="_Toc196423915"/>
       <w:r>
         <w:rPr>
           <w:lang w:val="en-GB"/>
         </w:rPr>
         <w:t>User List</w:t>
       </w:r>
-      <w:bookmarkEnd w:id="22"/>
+      <w:bookmarkEnd w:id="23"/>
     </w:p>
     <w:p>
       <w:pPr>
@@ -8939,9 +9004,8 @@
           <w:noProof/>
           <w:lang w:val="en-GB"/>
         </w:rPr>
-        <w:lastRenderedPageBreak/>
         <w:drawing>
-          <wp:inline distT="0" distB="0" distL="0" distR="0" wp14:anchorId="7B8810E3" wp14:editId="25135623">
+          <wp:inline distT="0" distB="0" distL="0" distR="0" wp14:anchorId="7B8810E3" wp14:editId="227119D6">
             <wp:extent cx="5731510" cy="1880235"/>
             <wp:effectExtent l="0" t="0" r="2540" b="5715"/>
             <wp:docPr id="1217441291" name="Picture 7" descr="A screenshot of a user list&#10;&#10;AI-generated content may be incorrect."/>
@@ -8990,14 +9054,14 @@
           <w:lang w:val="en-GB"/>
         </w:rPr>
       </w:pPr>
-      <w:bookmarkStart w:id="23" w:name="_Toc196420745"/>
+      <w:bookmarkStart w:id="24" w:name="_Toc196423916"/>
       <w:r>
         <w:rPr>
           <w:lang w:val="en-GB"/>
         </w:rPr>
         <w:t>Edit User</w:t>
       </w:r>
-      <w:bookmarkEnd w:id="23"/>
+      <w:bookmarkEnd w:id="24"/>
     </w:p>
     <w:p>
       <w:pPr>
@@ -9022,6 +9086,7 @@
         <w:rPr>
           <w:lang w:val="en-GB"/>
         </w:rPr>
+        <w:lastRenderedPageBreak/>
         <w:t>Within the modal, the admin can update the user’s First Name, Last Name, Email, and Access Status. Changes are only saved when the Save button is clicked. Upon saving, the updated information is stored in the database, and the admin is redirected back to the user list page.</w:t>
       </w:r>
     </w:p>
@@ -9086,14 +9151,14 @@
           <w:lang w:val="en-GB"/>
         </w:rPr>
       </w:pPr>
-      <w:bookmarkStart w:id="24" w:name="_Toc196420746"/>
+      <w:bookmarkStart w:id="25" w:name="_Toc196423917"/>
       <w:r>
         <w:rPr>
           <w:lang w:val="en-GB"/>
         </w:rPr>
         <w:t>Add User</w:t>
       </w:r>
-      <w:bookmarkEnd w:id="24"/>
+      <w:bookmarkEnd w:id="25"/>
     </w:p>
     <w:p>
       <w:r>
@@ -9111,7 +9176,6 @@
           <w:noProof/>
           <w:lang w:val="en-GB"/>
         </w:rPr>
-        <w:lastRenderedPageBreak/>
         <w:drawing>
           <wp:inline distT="0" distB="0" distL="0" distR="0" wp14:anchorId="0684A97B" wp14:editId="35B18B5E">
             <wp:extent cx="5731510" cy="2590800"/>
@@ -9162,14 +9226,14 @@
           <w:lang w:val="en-GB"/>
         </w:rPr>
       </w:pPr>
-      <w:bookmarkStart w:id="25" w:name="_Toc196420747"/>
+      <w:bookmarkStart w:id="26" w:name="_Toc196423918"/>
       <w:r>
         <w:rPr>
           <w:lang w:val="en-GB"/>
         </w:rPr>
         <w:t>Camera List</w:t>
       </w:r>
-      <w:bookmarkEnd w:id="25"/>
+      <w:bookmarkEnd w:id="26"/>
     </w:p>
     <w:p>
       <w:pPr>
@@ -9202,23 +9266,38 @@
         <w:rPr>
           <w:lang w:val="en-GB"/>
         </w:rPr>
-        <w:t xml:space="preserve"> the Users screen, there are two buttons at the top: the left button navigates back to the Main Page, and the right button is used to add a new camera. Each camera entry in the table also includes Edit and Delete buttons on the right-hand side, which correspond to the actions for that specific camera.</w:t>
-      </w:r>
-    </w:p>
-    <w:p>
-      <w:pPr>
-        <w:rPr>
-          <w:lang w:val="en-GB"/>
-        </w:rPr>
-      </w:pPr>
-      <w:r>
+        <w:t xml:space="preserve"> the Users screen, there are two buttons at the top: the left button navigates back to the Main Page, and the right button is used to add a new camera. Each camera </w:t>
+      </w:r>
+      <w:r>
+        <w:rPr>
+          <w:lang w:val="en-GB"/>
+        </w:rPr>
+        <w:lastRenderedPageBreak/>
+        <w:t>entry in the table also includes Edit and Delete buttons on the right-hand side, which correspond to the actions for that specific camera.</w:t>
+      </w:r>
+    </w:p>
+    <w:p>
+      <w:pPr>
         <w:rPr>
           <w:noProof/>
           <w:lang w:val="en-GB"/>
         </w:rPr>
+      </w:pPr>
+    </w:p>
+    <w:p>
+      <w:pPr>
+        <w:rPr>
+          <w:lang w:val="en-GB"/>
+        </w:rPr>
+      </w:pPr>
+      <w:r>
+        <w:rPr>
+          <w:noProof/>
+          <w:lang w:val="en-GB"/>
+        </w:rPr>
         <w:drawing>
-          <wp:inline distT="0" distB="0" distL="0" distR="0" wp14:anchorId="2FF49B6E" wp14:editId="6B9B08E8">
-            <wp:extent cx="5731510" cy="1545590"/>
+          <wp:inline distT="0" distB="0" distL="0" distR="0" wp14:anchorId="2FF49B6E" wp14:editId="1F4310BE">
+            <wp:extent cx="5731510" cy="942109"/>
             <wp:effectExtent l="0" t="0" r="2540" b="0"/>
             <wp:docPr id="2087845771" name="Picture 10" descr="A screenshot of a computer&#10;&#10;AI-generated content may be incorrect."/>
             <wp:cNvGraphicFramePr>
@@ -9231,7 +9310,7 @@
                     <pic:cNvPr id="2087845771" name="Picture 10" descr="A screenshot of a computer&#10;&#10;AI-generated content may be incorrect."/>
                     <pic:cNvPicPr/>
                   </pic:nvPicPr>
-                  <pic:blipFill>
+                  <pic:blipFill rotWithShape="1">
                     <a:blip r:embed="rId23" cstate="print">
                       <a:extLst>
                         <a:ext uri="{28A0092B-C50C-407E-A947-70E740481C1C}">
@@ -9239,18 +9318,25 @@
                         </a:ext>
                       </a:extLst>
                     </a:blip>
-                    <a:stretch>
-                      <a:fillRect/>
-                    </a:stretch>
+                    <a:srcRect b="39045"/>
+                    <a:stretch/>
                   </pic:blipFill>
-                  <pic:spPr>
+                  <pic:spPr bwMode="auto">
                     <a:xfrm>
                       <a:off x="0" y="0"/>
-                      <a:ext cx="5731510" cy="1545590"/>
+                      <a:ext cx="5731510" cy="942109"/>
                     </a:xfrm>
                     <a:prstGeom prst="rect">
                       <a:avLst/>
                     </a:prstGeom>
+                    <a:ln>
+                      <a:noFill/>
+                    </a:ln>
+                    <a:extLst>
+                      <a:ext uri="{53640926-AAD7-44D8-BBD7-CCE9431645EC}">
+                        <a14:shadowObscured xmlns:a14="http://schemas.microsoft.com/office/drawing/2010/main"/>
+                      </a:ext>
+                    </a:extLst>
                   </pic:spPr>
                 </pic:pic>
               </a:graphicData>
@@ -9266,14 +9352,14 @@
           <w:lang w:val="en-GB"/>
         </w:rPr>
       </w:pPr>
-      <w:bookmarkStart w:id="26" w:name="_Toc196420748"/>
+      <w:bookmarkStart w:id="27" w:name="_Toc196423919"/>
       <w:r>
         <w:rPr>
           <w:lang w:val="en-GB"/>
         </w:rPr>
         <w:t>Edit Camera</w:t>
       </w:r>
-      <w:bookmarkEnd w:id="26"/>
+      <w:bookmarkEnd w:id="27"/>
     </w:p>
     <w:p>
       <w:pPr>
@@ -9299,7 +9385,6 @@
           <w:noProof/>
           <w:lang w:val="en-GB"/>
         </w:rPr>
-        <w:lastRenderedPageBreak/>
         <w:drawing>
           <wp:inline distT="0" distB="0" distL="0" distR="0" wp14:anchorId="48AA710E" wp14:editId="4DF92F5E">
             <wp:extent cx="5731510" cy="2587625"/>
@@ -9350,26 +9435,38 @@
           <w:lang w:val="en-GB"/>
         </w:rPr>
       </w:pPr>
-      <w:bookmarkStart w:id="27" w:name="_Toc196420749"/>
+      <w:bookmarkStart w:id="28" w:name="_Toc196423920"/>
       <w:r>
         <w:rPr>
           <w:lang w:val="en-GB"/>
         </w:rPr>
         <w:t>Add Camera</w:t>
       </w:r>
-      <w:bookmarkEnd w:id="27"/>
-    </w:p>
-    <w:p>
-      <w:pPr>
-        <w:rPr>
-          <w:lang w:val="en-GB"/>
-        </w:rPr>
-      </w:pPr>
-      <w:r>
-        <w:rPr>
-          <w:lang w:val="en-GB"/>
-        </w:rPr>
-        <w:t>The add camera page only required the user to enter in two fields. The camera name and the location.</w:t>
+      <w:bookmarkEnd w:id="28"/>
+    </w:p>
+    <w:p>
+      <w:pPr>
+        <w:rPr>
+          <w:lang w:val="en-GB"/>
+        </w:rPr>
+      </w:pPr>
+      <w:r>
+        <w:rPr>
+          <w:lang w:val="en-GB"/>
+        </w:rPr>
+        <w:t>The add camera page only require</w:t>
+      </w:r>
+      <w:r>
+        <w:rPr>
+          <w:lang w:val="en-GB"/>
+        </w:rPr>
+        <w:t>s</w:t>
+      </w:r>
+      <w:r>
+        <w:rPr>
+          <w:lang w:val="en-GB"/>
+        </w:rPr>
+        <w:t xml:space="preserve"> the user to enter in two fields. The camera name and the location.</w:t>
       </w:r>
     </w:p>
     <w:p>
@@ -9433,14 +9530,15 @@
           <w:lang w:val="en-GB"/>
         </w:rPr>
       </w:pPr>
-      <w:bookmarkStart w:id="28" w:name="_Toc196420750"/>
-      <w:r>
-        <w:rPr>
-          <w:lang w:val="en-GB"/>
-        </w:rPr>
+      <w:bookmarkStart w:id="29" w:name="_Toc196423921"/>
+      <w:r>
+        <w:rPr>
+          <w:lang w:val="en-GB"/>
+        </w:rPr>
+        <w:lastRenderedPageBreak/>
         <w:t>Detections</w:t>
       </w:r>
-      <w:bookmarkEnd w:id="28"/>
+      <w:bookmarkEnd w:id="29"/>
     </w:p>
     <w:p>
       <w:pPr>
@@ -9514,14 +9612,7 @@
         <w:rPr>
           <w:lang w:val="en-GB"/>
         </w:rPr>
-        <w:t xml:space="preserve">This review process can be tailored to each company's workflow. For example, one company might require a visual check of the image before marking it as reviewed, </w:t>
-      </w:r>
-      <w:r>
-        <w:rPr>
-          <w:lang w:val="en-GB"/>
-        </w:rPr>
-        <w:lastRenderedPageBreak/>
-        <w:t>while another might require reviewing the automatic email notification as part of the process.</w:t>
+        <w:t>This review process can be tailored to each company's workflow. For example, one company might require a visual check of the image before marking it as reviewed, while another might require reviewing the automatic email notification as part of the process.</w:t>
       </w:r>
     </w:p>
     <w:p>
@@ -9585,14 +9676,14 @@
           <w:lang w:val="en-GB"/>
         </w:rPr>
       </w:pPr>
-      <w:bookmarkStart w:id="29" w:name="_Toc196420751"/>
+      <w:bookmarkStart w:id="30" w:name="_Toc196423922"/>
       <w:r>
         <w:rPr>
           <w:lang w:val="en-GB"/>
         </w:rPr>
         <w:t>Image Preview</w:t>
       </w:r>
-      <w:bookmarkEnd w:id="29"/>
+      <w:bookmarkEnd w:id="30"/>
     </w:p>
     <w:p>
       <w:pPr>
@@ -9623,6 +9714,7 @@
           <w:noProof/>
           <w:lang w:val="en-GB"/>
         </w:rPr>
+        <w:lastRenderedPageBreak/>
         <w:drawing>
           <wp:inline distT="0" distB="0" distL="0" distR="0" wp14:anchorId="5AF4E687" wp14:editId="48BC9451">
             <wp:extent cx="5731510" cy="2592070"/>
@@ -9673,14 +9765,14 @@
           <w:lang w:val="en-GB"/>
         </w:rPr>
       </w:pPr>
-      <w:bookmarkStart w:id="30" w:name="_Toc196420752"/>
+      <w:bookmarkStart w:id="31" w:name="_Toc196423923"/>
       <w:r>
         <w:rPr>
           <w:lang w:val="en-GB"/>
         </w:rPr>
         <w:t>Main Page Functionality</w:t>
       </w:r>
-      <w:bookmarkEnd w:id="30"/>
+      <w:bookmarkEnd w:id="31"/>
     </w:p>
     <w:p>
       <w:pPr>
@@ -9704,7 +9796,6 @@
           <w:noProof/>
           <w:lang w:val="en-GB"/>
         </w:rPr>
-        <w:lastRenderedPageBreak/>
         <w:drawing>
           <wp:inline distT="0" distB="0" distL="0" distR="0" wp14:anchorId="1C50EE71" wp14:editId="17B3C195">
             <wp:extent cx="5731510" cy="1661160"/>
@@ -9762,14 +9853,14 @@
           <w:lang w:val="en-GB"/>
         </w:rPr>
       </w:pPr>
-      <w:bookmarkStart w:id="31" w:name="_Toc196420753"/>
+      <w:bookmarkStart w:id="32" w:name="_Toc196423924"/>
       <w:r>
         <w:rPr>
           <w:lang w:val="en-GB"/>
         </w:rPr>
         <w:t>Dashboard</w:t>
       </w:r>
-      <w:bookmarkEnd w:id="31"/>
+      <w:bookmarkEnd w:id="32"/>
     </w:p>
     <w:p>
       <w:pPr>
@@ -9821,6 +9912,7 @@
           <w:noProof/>
           <w:lang w:val="en-GB"/>
         </w:rPr>
+        <w:lastRenderedPageBreak/>
         <w:drawing>
           <wp:inline distT="0" distB="0" distL="0" distR="0" wp14:anchorId="6B3C14F1" wp14:editId="7A0E7537">
             <wp:extent cx="5731510" cy="2557780"/>
@@ -9871,14 +9963,14 @@
           <w:lang w:val="en-GB"/>
         </w:rPr>
       </w:pPr>
-      <w:bookmarkStart w:id="32" w:name="_Toc196420754"/>
+      <w:bookmarkStart w:id="33" w:name="_Toc196423925"/>
       <w:r>
         <w:rPr>
           <w:lang w:val="en-GB"/>
         </w:rPr>
         <w:t>Change Settings</w:t>
       </w:r>
-      <w:bookmarkEnd w:id="32"/>
+      <w:bookmarkEnd w:id="33"/>
     </w:p>
     <w:p>
       <w:pPr>
@@ -9916,7 +10008,6 @@
         <w:rPr>
           <w:lang w:val="en-GB"/>
         </w:rPr>
-        <w:lastRenderedPageBreak/>
         <w:t>Below the email field, the sensitivity slider allows the admin to fine-tune the detection sensitivity. The slider’s range is from 30% to 90%, with 50% being the optimal setting based on testing. Values outside this range resulted in significantly diminished</w:t>
       </w:r>
       <w:r>
@@ -10000,19 +10091,27 @@
     </w:p>
     <w:p>
       <w:pPr>
+        <w:rPr>
+          <w:lang w:val="en-GB"/>
+        </w:rPr>
+      </w:pPr>
+    </w:p>
+    <w:p>
+      <w:pPr>
         <w:pStyle w:val="Heading3"/>
         <w:rPr>
           <w:lang w:val="en-GB"/>
         </w:rPr>
       </w:pPr>
-      <w:bookmarkStart w:id="33" w:name="_Toc196420755"/>
-      <w:r>
-        <w:rPr>
-          <w:lang w:val="en-GB"/>
-        </w:rPr>
+      <w:bookmarkStart w:id="34" w:name="_Toc196423926"/>
+      <w:r>
+        <w:rPr>
+          <w:lang w:val="en-GB"/>
+        </w:rPr>
+        <w:lastRenderedPageBreak/>
         <w:t>Email</w:t>
       </w:r>
-      <w:bookmarkEnd w:id="33"/>
+      <w:bookmarkEnd w:id="34"/>
     </w:p>
     <w:p>
       <w:r>
@@ -10080,18 +10179,36 @@
           <w:lang w:val="en-GB"/>
         </w:rPr>
       </w:pPr>
-      <w:bookmarkStart w:id="34" w:name="_Toc196420756"/>
+      <w:bookmarkStart w:id="35" w:name="_Toc196423927"/>
       <w:r>
         <w:rPr>
           <w:lang w:val="en-GB"/>
         </w:rPr>
         <w:t>Select Camera</w:t>
       </w:r>
-      <w:bookmarkEnd w:id="34"/>
-    </w:p>
-    <w:p>
-      <w:r>
-        <w:t>Now, the main feature: the Choose Camera button. When clicked, it displays a table of available cameras. The user can then select the camera they wish to connect to by clicking on the corresponding row, and the camera will be connected.</w:t>
+      <w:bookmarkEnd w:id="35"/>
+    </w:p>
+    <w:p>
+      <w:r>
+        <w:t>Now, the main feature</w:t>
+      </w:r>
+      <w:r>
+        <w:t>,</w:t>
+      </w:r>
+      <w:r>
+        <w:t xml:space="preserve"> the </w:t>
+      </w:r>
+      <w:r>
+        <w:t>“</w:t>
+      </w:r>
+      <w:r>
+        <w:t>Choose Camera</w:t>
+      </w:r>
+      <w:r>
+        <w:t>”</w:t>
+      </w:r>
+      <w:r>
+        <w:t xml:space="preserve"> button. When clicked, it displays a table of available cameras. The user can then select the camera they wish to connect to by clicking on the corresponding row, and the camera will be connected.</w:t>
       </w:r>
     </w:p>
     <w:p>
@@ -10105,7 +10222,6 @@
           <w:noProof/>
           <w:lang w:val="en-GB"/>
         </w:rPr>
-        <w:lastRenderedPageBreak/>
         <w:drawing>
           <wp:inline distT="0" distB="0" distL="0" distR="0" wp14:anchorId="247FB34D" wp14:editId="5374D36B">
             <wp:extent cx="5731510" cy="2599055"/>
@@ -10156,14 +10272,14 @@
           <w:lang w:val="en-GB"/>
         </w:rPr>
       </w:pPr>
-      <w:bookmarkStart w:id="35" w:name="_Toc196420757"/>
+      <w:bookmarkStart w:id="36" w:name="_Toc196423928"/>
       <w:r>
         <w:rPr>
           <w:lang w:val="en-GB"/>
         </w:rPr>
         <w:t>Main Page 1 Camera</w:t>
       </w:r>
-      <w:bookmarkEnd w:id="35"/>
+      <w:bookmarkEnd w:id="36"/>
     </w:p>
     <w:p>
       <w:pPr>
@@ -10188,7 +10304,31 @@
         <w:rPr>
           <w:lang w:val="en-GB"/>
         </w:rPr>
-        <w:t>Below the image detection, there's an Add Second Camera button, allowing the user to connect an additional camera.</w:t>
+        <w:t xml:space="preserve">Below the image detection, there's an </w:t>
+      </w:r>
+      <w:r>
+        <w:rPr>
+          <w:lang w:val="en-GB"/>
+        </w:rPr>
+        <w:t>“</w:t>
+      </w:r>
+      <w:r>
+        <w:rPr>
+          <w:lang w:val="en-GB"/>
+        </w:rPr>
+        <w:t>Add Second Camera</w:t>
+      </w:r>
+      <w:r>
+        <w:rPr>
+          <w:lang w:val="en-GB"/>
+        </w:rPr>
+        <w:t>”</w:t>
+      </w:r>
+      <w:r>
+        <w:rPr>
+          <w:lang w:val="en-GB"/>
+        </w:rPr>
+        <w:t xml:space="preserve"> button, allowing the user to connect an additional camera.</w:t>
       </w:r>
     </w:p>
     <w:p>
@@ -10202,8 +10342,9 @@
           <w:noProof/>
           <w:lang w:val="en-GB"/>
         </w:rPr>
+        <w:lastRenderedPageBreak/>
         <w:drawing>
-          <wp:inline distT="0" distB="0" distL="0" distR="0" wp14:anchorId="1B0A9370" wp14:editId="144E90BD">
+          <wp:inline distT="0" distB="0" distL="0" distR="0" wp14:anchorId="1B0A9370" wp14:editId="45CB470A">
             <wp:extent cx="5731510" cy="2593975"/>
             <wp:effectExtent l="0" t="0" r="2540" b="0"/>
             <wp:docPr id="1876490697" name="Picture 10" descr="A person taking a selfie&#10;&#10;AI-generated content may be incorrect."/>
@@ -10245,13 +10386,6 @@
         </w:drawing>
       </w:r>
     </w:p>
-    <w:p/>
-    <w:p/>
-    <w:p/>
-    <w:p/>
-    <w:p/>
-    <w:p/>
-    <w:p/>
     <w:p>
       <w:pPr>
         <w:pStyle w:val="Heading3"/>
@@ -10259,15 +10393,14 @@
           <w:lang w:val="en-GB"/>
         </w:rPr>
       </w:pPr>
-      <w:bookmarkStart w:id="36" w:name="_Toc196420758"/>
-      <w:r>
-        <w:rPr>
-          <w:lang w:val="en-GB"/>
-        </w:rPr>
-        <w:lastRenderedPageBreak/>
+      <w:bookmarkStart w:id="37" w:name="_Toc196423929"/>
+      <w:r>
+        <w:rPr>
+          <w:lang w:val="en-GB"/>
+        </w:rPr>
         <w:t>Main Page 2 Cameras</w:t>
       </w:r>
-      <w:bookmarkEnd w:id="36"/>
+      <w:bookmarkEnd w:id="37"/>
     </w:p>
     <w:p>
       <w:r>
@@ -10336,14 +10469,14 @@
           <w:lang w:val="en-GB"/>
         </w:rPr>
       </w:pPr>
-      <w:bookmarkStart w:id="37" w:name="_Toc196420759"/>
+      <w:bookmarkStart w:id="38" w:name="_Toc196423930"/>
       <w:r>
         <w:rPr>
           <w:lang w:val="en-GB"/>
         </w:rPr>
         <w:t>Email Service</w:t>
       </w:r>
-      <w:bookmarkEnd w:id="37"/>
+      <w:bookmarkEnd w:id="38"/>
     </w:p>
     <w:p>
       <w:pPr>
@@ -10406,7 +10539,14 @@
         <w:rPr>
           <w:lang w:val="en-GB"/>
         </w:rPr>
-        <w:t>The email is dynamically generated using detection data pulled from the database, including key details such as the detection timestamp and information about the camera that recorded the violation. Although the final version of the email does not currently include the detection image due to technical constraints, it still provides all critical context needed for prompt action.</w:t>
+        <w:t xml:space="preserve">The email is dynamically generated using detection data pulled from the database, including key details such as the detection timestamp and information about the camera that recorded the violation. Although the final version of the email does not </w:t>
+      </w:r>
+      <w:r>
+        <w:rPr>
+          <w:lang w:val="en-GB"/>
+        </w:rPr>
+        <w:lastRenderedPageBreak/>
+        <w:t>currently include the detection image due to technical constraints, it still provides all critical context needed for prompt action.</w:t>
       </w:r>
     </w:p>
     <w:p>
@@ -10455,108 +10595,171 @@
           <w:lang w:val="en-GB"/>
         </w:rPr>
       </w:pPr>
-      <w:bookmarkStart w:id="38" w:name="_Toc196420760"/>
-      <w:r>
-        <w:rPr>
-          <w:lang w:val="en-GB"/>
-        </w:rPr>
+      <w:bookmarkStart w:id="39" w:name="_Toc196423931"/>
+      <w:r>
+        <w:rPr>
+          <w:lang w:val="en-GB"/>
+        </w:rPr>
+        <w:t>Spam Protection</w:t>
+      </w:r>
+      <w:bookmarkEnd w:id="39"/>
+    </w:p>
+    <w:p>
+      <w:pPr>
+        <w:rPr>
+          <w:lang w:val="en-GB"/>
+        </w:rPr>
+      </w:pPr>
+      <w:r>
+        <w:rPr>
+          <w:lang w:val="en-GB"/>
+        </w:rPr>
+        <w:t xml:space="preserve">To ensure the alert system remains effective and user-friendly, a spam protection mechanism was successfully implemented as part of the final </w:t>
+      </w:r>
+      <w:proofErr w:type="spellStart"/>
+      <w:r>
+        <w:rPr>
+          <w:lang w:val="en-GB"/>
+        </w:rPr>
+        <w:t>SiteSafeAI</w:t>
+      </w:r>
+      <w:proofErr w:type="spellEnd"/>
+      <w:r>
+        <w:rPr>
+          <w:lang w:val="en-GB"/>
+        </w:rPr>
+        <w:t xml:space="preserve"> application. This system prevents users from being overwhelmed by redundant or excessive notifications triggered by repeated detections of the same type of violation within a short period.</w:t>
+      </w:r>
+    </w:p>
+    <w:p>
+      <w:pPr>
+        <w:rPr>
+          <w:lang w:val="en-GB"/>
+        </w:rPr>
+      </w:pPr>
+      <w:r>
+        <w:rPr>
+          <w:lang w:val="en-GB"/>
+        </w:rPr>
+        <w:t>A cooldown period mechanism was introduced to address this issue. Once an alert is triggered for a specific violation</w:t>
+      </w:r>
+      <w:r>
+        <w:rPr>
+          <w:lang w:val="en-GB"/>
+        </w:rPr>
+        <w:t xml:space="preserve">, </w:t>
+      </w:r>
+      <w:r>
+        <w:rPr>
+          <w:lang w:val="en-GB"/>
+        </w:rPr>
+        <w:t>such as a worker not wearing a helmet</w:t>
+      </w:r>
+      <w:r>
+        <w:rPr>
+          <w:lang w:val="en-GB"/>
+        </w:rPr>
+        <w:t xml:space="preserve">, </w:t>
+      </w:r>
+      <w:r>
+        <w:rPr>
+          <w:lang w:val="en-GB"/>
+        </w:rPr>
+        <w:t xml:space="preserve">the system initiates a cooldown period </w:t>
+      </w:r>
+      <w:r>
+        <w:rPr>
+          <w:lang w:val="en-GB"/>
+        </w:rPr>
+        <w:t>of 30 seconds</w:t>
+      </w:r>
+      <w:r>
+        <w:rPr>
+          <w:lang w:val="en-GB"/>
+        </w:rPr>
+        <w:t>. During this interval, no additional email alerts are sent for the same violation from the same camera, even if the detection persists or recurs. This significantly reduces notification noise and ensures only the most relevant and actionable alerts are sent.</w:t>
+      </w:r>
+    </w:p>
+    <w:p>
+      <w:pPr>
+        <w:rPr>
+          <w:lang w:val="en-GB"/>
+        </w:rPr>
+      </w:pPr>
+      <w:r>
+        <w:rPr>
+          <w:lang w:val="en-GB"/>
+        </w:rPr>
+        <w:t>In addition, the system was designed with the potential for future enhancements, such as aggregated reporting. While not implemented in this version, the system structure supports batching multiple similar detections into a single summari</w:t>
+      </w:r>
+      <w:r>
+        <w:rPr>
+          <w:lang w:val="en-GB"/>
+        </w:rPr>
+        <w:t>s</w:t>
+      </w:r>
+      <w:r>
+        <w:rPr>
+          <w:lang w:val="en-GB"/>
+        </w:rPr>
+        <w:t>ed alert, reducing clutter in the recipient’s inbox and improving the efficiency of the alerting process.</w:t>
+      </w:r>
+    </w:p>
+    <w:p>
+      <w:pPr>
+        <w:rPr>
+          <w:lang w:val="en-GB"/>
+        </w:rPr>
+      </w:pPr>
+      <w:r>
+        <w:rPr>
+          <w:lang w:val="en-GB"/>
+        </w:rPr>
+        <w:t>This spam protection feature played an important role in refining the alert system, improving overall usability, and ensuring that personnel such as safety officers or site managers receive notifications that are timely, relevant, and easy to act upon</w:t>
+      </w:r>
+      <w:r>
+        <w:rPr>
+          <w:lang w:val="en-GB"/>
+        </w:rPr>
+        <w:t xml:space="preserve">, </w:t>
+      </w:r>
+      <w:r>
+        <w:rPr>
+          <w:lang w:val="en-GB"/>
+        </w:rPr>
+        <w:t>without being overwhelmed.</w:t>
+      </w:r>
+    </w:p>
+    <w:p>
+      <w:pPr>
+        <w:pStyle w:val="Heading2"/>
+      </w:pPr>
+      <w:bookmarkStart w:id="40" w:name="_Toc196423932"/>
+      <w:r>
+        <w:t>Database</w:t>
+      </w:r>
+      <w:bookmarkEnd w:id="40"/>
+    </w:p>
+    <w:p>
+      <w:pPr>
+        <w:rPr>
+          <w:lang w:val="en-GB"/>
+        </w:rPr>
+      </w:pPr>
+      <w:r>
+        <w:rPr>
+          <w:lang w:val="en-GB"/>
+        </w:rPr>
+        <w:t>The database is a critical component of the Construction Safety Monitoring System. It will store key information related to video stream monitoring, object detection results, and user interactions with the system.</w:t>
+      </w:r>
+    </w:p>
+    <w:p>
+      <w:r>
+        <w:t xml:space="preserve">MySQL was selected as the database solution for the Construction Safety Monitoring System due to its robust performance, reliability, and widespread use in the industry. </w:t>
+      </w:r>
+      <w:r>
         <w:lastRenderedPageBreak/>
-        <w:t>Spam Protection</w:t>
-      </w:r>
-      <w:bookmarkEnd w:id="38"/>
-    </w:p>
-    <w:p>
-      <w:pPr>
-        <w:rPr>
-          <w:lang w:val="en-GB"/>
-        </w:rPr>
-      </w:pPr>
-      <w:r>
-        <w:rPr>
-          <w:lang w:val="en-GB"/>
-        </w:rPr>
-        <w:t xml:space="preserve">To ensure the alert system remains effective and user-friendly, a spam protection mechanism was successfully implemented as part of the final </w:t>
-      </w:r>
-      <w:proofErr w:type="spellStart"/>
-      <w:r>
-        <w:rPr>
-          <w:lang w:val="en-GB"/>
-        </w:rPr>
-        <w:t>SiteSafeAI</w:t>
-      </w:r>
-      <w:proofErr w:type="spellEnd"/>
-      <w:r>
-        <w:rPr>
-          <w:lang w:val="en-GB"/>
-        </w:rPr>
-        <w:t xml:space="preserve"> application. This system prevents users from being overwhelmed by redundant or excessive notifications triggered by repeated detections of the same type of violation within a short period.</w:t>
-      </w:r>
-    </w:p>
-    <w:p>
-      <w:pPr>
-        <w:rPr>
-          <w:lang w:val="en-GB"/>
-        </w:rPr>
-      </w:pPr>
-      <w:r>
-        <w:rPr>
-          <w:lang w:val="en-GB"/>
-        </w:rPr>
-        <w:t>A cooldown period mechanism was introduced to address this issue. Once an alert is triggered for a specific violation—such as a worker not wearing a helmet—the system initiates a cooldown period (e.g., 15 minutes). During this interval, no additional email alerts are sent for the same violation from the same camera, even if the detection persists or recurs. This significantly reduces notification noise and ensures only the most relevant and actionable alerts are sent.</w:t>
-      </w:r>
-    </w:p>
-    <w:p>
-      <w:pPr>
-        <w:rPr>
-          <w:lang w:val="en-GB"/>
-        </w:rPr>
-      </w:pPr>
-      <w:r>
-        <w:rPr>
-          <w:lang w:val="en-GB"/>
-        </w:rPr>
-        <w:t>In addition, the system was designed with the potential for future enhancements, such as aggregated reporting. While not implemented in this version, the system structure supports batching multiple similar detections into a single summarized alert, reducing clutter in the recipient’s inbox and improving the efficiency of the alerting process.</w:t>
-      </w:r>
-    </w:p>
-    <w:p>
-      <w:pPr>
-        <w:rPr>
-          <w:lang w:val="en-GB"/>
-        </w:rPr>
-      </w:pPr>
-      <w:r>
-        <w:rPr>
-          <w:lang w:val="en-GB"/>
-        </w:rPr>
-        <w:t>This spam protection feature played an important role in refining the alert system, improving overall usability, and ensuring that personnel such as safety officers or site managers receive notifications that are timely, relevant, and easy to act upon—without being overwhelmed.</w:t>
-      </w:r>
-    </w:p>
-    <w:p>
-      <w:pPr>
-        <w:pStyle w:val="Heading2"/>
-      </w:pPr>
-      <w:bookmarkStart w:id="39" w:name="_Toc196420761"/>
-      <w:r>
-        <w:t>Database</w:t>
-      </w:r>
-      <w:bookmarkEnd w:id="39"/>
-    </w:p>
-    <w:p>
-      <w:pPr>
-        <w:rPr>
-          <w:lang w:val="en-GB"/>
-        </w:rPr>
-      </w:pPr>
-      <w:r>
-        <w:rPr>
-          <w:lang w:val="en-GB"/>
-        </w:rPr>
-        <w:t>The database is a critical component of the Construction Safety Monitoring System. It will store key information related to video stream monitoring, object detection results, and user interactions with the system.</w:t>
-      </w:r>
-    </w:p>
-    <w:p>
-      <w:r>
-        <w:t>MySQL was selected as the database solution for the Construction Safety Monitoring System due to its robust performance, reliability, and widespread use in the industry. MySQL offers high scalability, ease of integration with Python and other web technologies, and strong support for complex queries, which are essential for storing and analy</w:t>
+        <w:t>MySQL offers high scalability, ease of integration with Python and other web technologies, and strong support for complex queries, which are essential for storing and analy</w:t>
       </w:r>
       <w:r>
         <w:t>s</w:t>
@@ -10611,71 +10814,20 @@
         <w:rPr>
           <w:lang w:val="en-GB"/>
         </w:rPr>
-        <w:t>Below is the Entity Relationship Diagram (ERD) that reveals the database layout and key directions. Followed by a</w:t>
-      </w:r>
-      <w:r>
-        <w:rPr>
-          <w:lang w:val="en-GB"/>
-        </w:rPr>
-        <w:t xml:space="preserve"> section</w:t>
-      </w:r>
-      <w:r>
-        <w:rPr>
-          <w:lang w:val="en-GB"/>
-        </w:rPr>
-        <w:t xml:space="preserve"> that</w:t>
-      </w:r>
-      <w:r>
-        <w:rPr>
-          <w:lang w:val="en-GB"/>
-        </w:rPr>
-        <w:t xml:space="preserve"> outlines the proposed </w:t>
-      </w:r>
-      <w:r>
-        <w:rPr>
-          <w:lang w:val="en-GB"/>
-        </w:rPr>
-        <w:t>table</w:t>
-      </w:r>
-      <w:r>
-        <w:rPr>
-          <w:lang w:val="en-GB"/>
-        </w:rPr>
-        <w:t xml:space="preserve"> structure</w:t>
-      </w:r>
-      <w:r>
-        <w:rPr>
-          <w:lang w:val="en-GB"/>
-        </w:rPr>
-        <w:t>.</w:t>
-      </w:r>
-    </w:p>
-    <w:p>
-      <w:pPr>
-        <w:rPr>
-          <w:lang w:val="en-GB"/>
-        </w:rPr>
-      </w:pPr>
-    </w:p>
-    <w:p>
-      <w:pPr>
-        <w:rPr>
-          <w:lang w:val="en-GB"/>
-        </w:rPr>
-      </w:pPr>
-    </w:p>
-    <w:p>
-      <w:pPr>
-        <w:pStyle w:val="Heading2"/>
-      </w:pPr>
-      <w:bookmarkStart w:id="40" w:name="_Toc190422360"/>
-      <w:bookmarkStart w:id="41" w:name="_Toc196420762"/>
-      <w:r>
-        <w:lastRenderedPageBreak/>
+        <w:t>Below is the Entity Relationship Diagram (ERD) that reveals the database layout and key directions.</w:t>
+      </w:r>
+    </w:p>
+    <w:p>
+      <w:pPr>
+        <w:pStyle w:val="Heading3"/>
+      </w:pPr>
+      <w:bookmarkStart w:id="41" w:name="_Toc190422360"/>
+      <w:bookmarkStart w:id="42" w:name="_Toc196423933"/>
+      <w:r>
         <w:t>Entity Relationship Diagram (ERD)</w:t>
       </w:r>
-      <w:bookmarkEnd w:id="40"/>
       <w:bookmarkEnd w:id="41"/>
+      <w:bookmarkEnd w:id="42"/>
     </w:p>
     <w:p>
       <w:pPr>
@@ -10756,501 +10908,278 @@
       <w:pPr>
         <w:pStyle w:val="Heading2"/>
       </w:pPr>
-      <w:bookmarkStart w:id="42" w:name="_Toc190422368"/>
-      <w:bookmarkStart w:id="43" w:name="_Toc196420763"/>
-      <w:r>
-        <w:t>Running inference on images with the model</w:t>
-      </w:r>
-      <w:bookmarkEnd w:id="42"/>
+      <w:bookmarkStart w:id="43" w:name="_Toc196423934"/>
+      <w:r>
+        <w:t>Evaluation of detection model</w:t>
+      </w:r>
       <w:bookmarkEnd w:id="43"/>
     </w:p>
     <w:p/>
     <w:p>
-      <w:r>
-        <w:t>1. Import necessary libraries (YOLO, OpenCV).</w:t>
-      </w:r>
-    </w:p>
-    <w:p>
-      <w:r>
-        <w:t>2. Load the YOLOv11 model using the specified weights file.</w:t>
-      </w:r>
-    </w:p>
-    <w:p>
-      <w:r>
-        <w:t xml:space="preserve">3. Define a dictionary with specific </w:t>
-      </w:r>
-      <w:proofErr w:type="spellStart"/>
-      <w:r>
-        <w:t>colors</w:t>
-      </w:r>
-      <w:proofErr w:type="spellEnd"/>
-      <w:r>
-        <w:t xml:space="preserve"> for each class (person, helmet, </w:t>
-      </w:r>
-      <w:proofErr w:type="spellStart"/>
-      <w:r>
-        <w:t>noHelmet</w:t>
-      </w:r>
-      <w:proofErr w:type="spellEnd"/>
-      <w:r>
-        <w:t>, vest).</w:t>
-      </w:r>
-    </w:p>
-    <w:p>
-      <w:r>
-        <w:t>4. Open the video source (webcam or video file).</w:t>
-      </w:r>
-    </w:p>
-    <w:p>
-      <w:r>
-        <w:t>5. Check if the video source is opened successfully.</w:t>
-      </w:r>
-    </w:p>
-    <w:p>
-      <w:r>
-        <w:t xml:space="preserve">   - If not, print an error message and exit.</w:t>
-      </w:r>
-    </w:p>
-    <w:p>
-      <w:r>
-        <w:t>6. Start a loop to process video frames:</w:t>
-      </w:r>
-    </w:p>
-    <w:p>
-      <w:r>
-        <w:t xml:space="preserve">   a. Read a frame from the video source.</w:t>
-      </w:r>
-    </w:p>
-    <w:p>
-      <w:r>
-        <w:t xml:space="preserve">   b. If the frame cannot be read, print a message and exit the loop.</w:t>
-      </w:r>
-    </w:p>
-    <w:p>
-      <w:r>
-        <w:t xml:space="preserve">   c. Run the YOLOv11 model on the frame to get detections.</w:t>
-      </w:r>
-    </w:p>
-    <w:p>
-      <w:r>
-        <w:t xml:space="preserve">   d. Extract bounding box data from the detection results.</w:t>
-      </w:r>
-    </w:p>
-    <w:p>
-      <w:r>
-        <w:t xml:space="preserve">   e. Loop through each detected object:</w:t>
-      </w:r>
-    </w:p>
-    <w:p>
-      <w:r>
-        <w:t xml:space="preserve">      </w:t>
-      </w:r>
-      <w:proofErr w:type="spellStart"/>
-      <w:r>
-        <w:t>i</w:t>
-      </w:r>
-      <w:proofErr w:type="spellEnd"/>
-      <w:r>
-        <w:t>. Extract bounding box coordinates, confidence score, and class ID.</w:t>
-      </w:r>
-    </w:p>
-    <w:p>
-      <w:r>
-        <w:t xml:space="preserve">      ii. Convert confidence score to float.</w:t>
-      </w:r>
-    </w:p>
-    <w:p>
-      <w:r>
-        <w:t xml:space="preserve">      iii. If confidence is greater than 0.6:</w:t>
-      </w:r>
-    </w:p>
-    <w:p>
-      <w:r>
+      <w:pPr>
+        <w:rPr>
+          <w:lang w:val="en-GB"/>
+        </w:rPr>
+      </w:pPr>
+      <w:r>
+        <w:rPr>
+          <w:lang w:val="en-GB"/>
+        </w:rPr>
+        <w:t xml:space="preserve">The evaluation of </w:t>
+      </w:r>
+      <w:r>
+        <w:rPr>
+          <w:lang w:val="en-GB"/>
+        </w:rPr>
+        <w:t xml:space="preserve">the </w:t>
+      </w:r>
+      <w:r>
+        <w:rPr>
+          <w:lang w:val="en-GB"/>
+        </w:rPr>
+        <w:t>detection model for helmets w</w:t>
+      </w:r>
+      <w:r>
+        <w:rPr>
+          <w:lang w:val="en-GB"/>
+        </w:rPr>
+        <w:t>as</w:t>
+      </w:r>
+      <w:r>
+        <w:rPr>
+          <w:lang w:val="en-GB"/>
+        </w:rPr>
+        <w:t xml:space="preserve"> focus</w:t>
+      </w:r>
+      <w:r>
+        <w:rPr>
+          <w:lang w:val="en-GB"/>
+        </w:rPr>
+        <w:t>ed</w:t>
+      </w:r>
+      <w:r>
+        <w:rPr>
+          <w:lang w:val="en-GB"/>
+        </w:rPr>
+        <w:t xml:space="preserve"> on key performance metrics to ensure the system meets safety monitoring standards. Metrics such as</w:t>
+      </w:r>
+      <w:r>
+        <w:rPr>
+          <w:lang w:val="en-GB"/>
+        </w:rPr>
+        <w:t xml:space="preserve"> confusion matrix,</w:t>
+      </w:r>
+      <w:r>
+        <w:rPr>
+          <w:lang w:val="en-GB"/>
+        </w:rPr>
+        <w:t xml:space="preserve"> precision, recall, and the F1-score </w:t>
+      </w:r>
+      <w:r>
+        <w:rPr>
+          <w:lang w:val="en-GB"/>
+        </w:rPr>
+        <w:t>were</w:t>
+      </w:r>
+      <w:r>
+        <w:rPr>
+          <w:lang w:val="en-GB"/>
+        </w:rPr>
+        <w:t xml:space="preserve"> used to assess the balance between the model's accuracy and its ability to minimi</w:t>
+      </w:r>
+      <w:r>
+        <w:rPr>
+          <w:lang w:val="en-GB"/>
+        </w:rPr>
+        <w:t>s</w:t>
+      </w:r>
+      <w:r>
+        <w:rPr>
+          <w:lang w:val="en-GB"/>
+        </w:rPr>
+        <w:t>e false positives and false negatives. A confusion matrix provide</w:t>
+      </w:r>
+      <w:r>
+        <w:rPr>
+          <w:lang w:val="en-GB"/>
+        </w:rPr>
+        <w:t>s</w:t>
+      </w:r>
+      <w:r>
+        <w:rPr>
+          <w:lang w:val="en-GB"/>
+        </w:rPr>
+        <w:t xml:space="preserve"> a detailed breakdown of true positives, false positives, true negatives, and false negatives, offering insights into areas of improvement for the model.</w:t>
+      </w:r>
+    </w:p>
+    <w:p>
+      <w:pPr>
+        <w:rPr>
+          <w:lang w:val="en-GB"/>
+        </w:rPr>
+      </w:pPr>
+      <w:r>
+        <w:rPr>
+          <w:lang w:val="en-GB"/>
+        </w:rPr>
+        <w:t>In addition to these metrics, the Precision-Recall (PR) curve w</w:t>
+      </w:r>
+      <w:r>
+        <w:rPr>
+          <w:lang w:val="en-GB"/>
+        </w:rPr>
+        <w:t>as</w:t>
+      </w:r>
+      <w:r>
+        <w:rPr>
+          <w:lang w:val="en-GB"/>
+        </w:rPr>
+        <w:t xml:space="preserve"> utili</w:t>
+      </w:r>
+      <w:r>
+        <w:rPr>
+          <w:lang w:val="en-GB"/>
+        </w:rPr>
+        <w:t>s</w:t>
+      </w:r>
+      <w:r>
+        <w:rPr>
+          <w:lang w:val="en-GB"/>
+        </w:rPr>
+        <w:t>ed to analyse the trade-off between precision and recall across different confidence thresholds. This evaluation help</w:t>
+      </w:r>
+      <w:r>
+        <w:rPr>
+          <w:lang w:val="en-GB"/>
+        </w:rPr>
+        <w:t>s</w:t>
+      </w:r>
+      <w:r>
+        <w:rPr>
+          <w:lang w:val="en-GB"/>
+        </w:rPr>
+        <w:t xml:space="preserve"> optimi</w:t>
+      </w:r>
+      <w:r>
+        <w:rPr>
+          <w:lang w:val="en-GB"/>
+        </w:rPr>
+        <w:t>s</w:t>
+      </w:r>
+      <w:r>
+        <w:rPr>
+          <w:lang w:val="en-GB"/>
+        </w:rPr>
+        <w:t>e the model's detection threshold for specific scenarios, such as ensuring that all workers wearing PPE are identified while minimi</w:t>
+      </w:r>
+      <w:r>
+        <w:rPr>
+          <w:lang w:val="en-GB"/>
+        </w:rPr>
+        <w:t>s</w:t>
+      </w:r>
+      <w:r>
+        <w:rPr>
+          <w:lang w:val="en-GB"/>
+        </w:rPr>
+        <w:t xml:space="preserve">ing false alarms. High recall </w:t>
+      </w:r>
+      <w:r>
+        <w:rPr>
+          <w:lang w:val="en-GB"/>
+        </w:rPr>
+        <w:t>was</w:t>
+      </w:r>
+      <w:r>
+        <w:rPr>
+          <w:lang w:val="en-GB"/>
+        </w:rPr>
+        <w:t xml:space="preserve"> prioriti</w:t>
+      </w:r>
+      <w:r>
+        <w:rPr>
+          <w:lang w:val="en-GB"/>
+        </w:rPr>
+        <w:t>s</w:t>
+      </w:r>
+      <w:r>
+        <w:rPr>
+          <w:lang w:val="en-GB"/>
+        </w:rPr>
+        <w:t>ed for detecting helmets, as missed detections pose significant safety risks.</w:t>
+      </w:r>
+    </w:p>
+    <w:p>
+      <w:pPr>
+        <w:rPr>
+          <w:lang w:val="en-GB"/>
+        </w:rPr>
+      </w:pPr>
+      <w:r>
+        <w:rPr>
+          <w:lang w:val="en-GB"/>
+        </w:rPr>
         <w:lastRenderedPageBreak/>
-        <w:t xml:space="preserve">         - Convert coordinates to integer values.</w:t>
-      </w:r>
-    </w:p>
-    <w:p>
-      <w:r>
-        <w:t xml:space="preserve">         - Get the class name using the class ID.</w:t>
-      </w:r>
-    </w:p>
-    <w:p>
-      <w:r>
-        <w:t xml:space="preserve">         - Assign a specific </w:t>
-      </w:r>
-      <w:proofErr w:type="spellStart"/>
-      <w:r>
-        <w:t>color</w:t>
-      </w:r>
-      <w:proofErr w:type="spellEnd"/>
-      <w:r>
-        <w:t xml:space="preserve"> to the class (default to white if not mapped).</w:t>
-      </w:r>
-    </w:p>
-    <w:p>
-      <w:r>
-        <w:t xml:space="preserve">         - Draw a bounding box around the detected object.</w:t>
-      </w:r>
-    </w:p>
-    <w:p>
-      <w:r>
-        <w:t xml:space="preserve">         - Display the class name and confidence score as text on the frame.</w:t>
-      </w:r>
-    </w:p>
-    <w:p>
-      <w:r>
-        <w:t xml:space="preserve">   f.  Resize the frame to a specified width and height.</w:t>
-      </w:r>
-    </w:p>
-    <w:p>
-      <w:r>
-        <w:t xml:space="preserve">   g. Display the processed frame in a window.</w:t>
-      </w:r>
-    </w:p>
-    <w:p>
-      <w:r>
-        <w:t xml:space="preserve">   h. Check if the 'q' key is pressed.</w:t>
-      </w:r>
-    </w:p>
-    <w:p>
-      <w:r>
-        <w:t xml:space="preserve">      - If pressed, break the loop.</w:t>
-      </w:r>
-    </w:p>
-    <w:p>
-      <w:r>
-        <w:t>7. Release the video capture object and close all display windows.</w:t>
-      </w:r>
-    </w:p>
-    <w:p/>
-    <w:p>
-      <w:pPr>
-        <w:pStyle w:val="Heading2"/>
-      </w:pPr>
-      <w:bookmarkStart w:id="44" w:name="_Toc190422369"/>
-      <w:bookmarkStart w:id="45" w:name="_Toc196420764"/>
-      <w:r>
-        <w:t xml:space="preserve">Adding a detection row to the database if the last 8/10 detections contain a </w:t>
-      </w:r>
-      <w:proofErr w:type="spellStart"/>
-      <w:r>
-        <w:t>noHelmet</w:t>
-      </w:r>
-      <w:proofErr w:type="spellEnd"/>
-      <w:r>
-        <w:t xml:space="preserve"> object with a dequeue</w:t>
+        <w:t>This evaluation</w:t>
+      </w:r>
+      <w:r>
+        <w:rPr>
+          <w:lang w:val="en-GB"/>
+        </w:rPr>
+        <w:t xml:space="preserve"> </w:t>
+      </w:r>
+      <w:r>
+        <w:rPr>
+          <w:lang w:val="en-GB"/>
+        </w:rPr>
+        <w:t>is</w:t>
+      </w:r>
+      <w:r>
+        <w:rPr>
+          <w:lang w:val="en-GB"/>
+        </w:rPr>
+        <w:t xml:space="preserve"> conducted on a diverse test dataset to account for variations in lighting, camera angles, and occlusions, ensuring the robustness of the detection system in real-world construction site environments. By iteratively refining the models based on these evaluation metrics, the system </w:t>
+      </w:r>
+      <w:r>
+        <w:rPr>
+          <w:lang w:val="en-GB"/>
+        </w:rPr>
+        <w:t>was able to</w:t>
+      </w:r>
+      <w:r>
+        <w:rPr>
+          <w:lang w:val="en-GB"/>
+        </w:rPr>
+        <w:t xml:space="preserve"> achieve high reliability and efficiency in monitoring safety compliance.</w:t>
+      </w:r>
+      <w:r>
+        <w:rPr>
+          <w:lang w:val="en-GB"/>
+        </w:rPr>
+        <w:t xml:space="preserve"> </w:t>
+      </w:r>
+      <w:r>
+        <w:rPr>
+          <w:lang w:val="en-GB"/>
+        </w:rPr>
+        <w:t>See results below.</w:t>
+      </w:r>
+    </w:p>
+    <w:p>
+      <w:pPr>
+        <w:pStyle w:val="Heading3"/>
+        <w:rPr>
+          <w:lang w:val="en-GB"/>
+        </w:rPr>
+      </w:pPr>
+      <w:bookmarkStart w:id="44" w:name="_Toc196423935"/>
+      <w:r>
+        <w:rPr>
+          <w:lang w:val="en-GB"/>
+        </w:rPr>
+        <w:t>Precision-Recall (PR) curve</w:t>
       </w:r>
       <w:bookmarkEnd w:id="44"/>
-      <w:bookmarkEnd w:id="45"/>
-    </w:p>
-    <w:p/>
-    <w:p>
-      <w:r>
-        <w:t>1. Listen for incoming frame data from WebSocket.</w:t>
-      </w:r>
-    </w:p>
-    <w:p>
-      <w:r>
-        <w:t>2. If valid image data is received:</w:t>
-      </w:r>
-    </w:p>
-    <w:p>
-      <w:r>
-        <w:t xml:space="preserve">   - Decode the image from base64.</w:t>
-      </w:r>
-    </w:p>
-    <w:p>
-      <w:r>
-        <w:t xml:space="preserve">   - Convert byte data into an OpenCV image.</w:t>
-      </w:r>
-    </w:p>
-    <w:p>
-      <w:r>
-        <w:t>3. Run YOLO detection on the image.</w:t>
-      </w:r>
-    </w:p>
-    <w:p>
-      <w:r>
-        <w:t xml:space="preserve">   - Check if any detection is "</w:t>
-      </w:r>
-      <w:proofErr w:type="spellStart"/>
-      <w:r>
-        <w:t>NoHelmet</w:t>
-      </w:r>
-      <w:proofErr w:type="spellEnd"/>
-      <w:r>
-        <w:t>."</w:t>
-      </w:r>
-    </w:p>
-    <w:p>
-      <w:r>
-        <w:t xml:space="preserve">   - If "</w:t>
-      </w:r>
-      <w:proofErr w:type="spellStart"/>
-      <w:r>
-        <w:t>NoHelmet</w:t>
-      </w:r>
-      <w:proofErr w:type="spellEnd"/>
-      <w:r>
-        <w:t>" is found, set a flag to True.</w:t>
-      </w:r>
-    </w:p>
-    <w:p>
-      <w:r>
-        <w:t>4. Store the detection result in a frame history list.</w:t>
-      </w:r>
-    </w:p>
-    <w:p>
-      <w:r>
-        <w:t xml:space="preserve">   - Count occurrences of "</w:t>
-      </w:r>
-      <w:proofErr w:type="spellStart"/>
-      <w:r>
-        <w:t>NoHelmet</w:t>
-      </w:r>
-      <w:proofErr w:type="spellEnd"/>
-      <w:r>
-        <w:t>" in the last 10 frames.</w:t>
-      </w:r>
-    </w:p>
-    <w:p>
-      <w:r>
-        <w:t>5. If at least 8 out of 10 frames detect "</w:t>
-      </w:r>
-      <w:proofErr w:type="spellStart"/>
-      <w:r>
-        <w:t>NoHelmet</w:t>
-      </w:r>
-      <w:proofErr w:type="spellEnd"/>
-      <w:r>
-        <w:t>":</w:t>
-      </w:r>
-    </w:p>
-    <w:p>
-      <w:r>
-        <w:t xml:space="preserve">   - Check if 30 seconds have passed since the last incident.</w:t>
-      </w:r>
-    </w:p>
-    <w:p>
-      <w:r>
-        <w:t xml:space="preserve">   - If cooldown time has passed:</w:t>
-      </w:r>
-    </w:p>
-    <w:p>
-      <w:r>
-        <w:t xml:space="preserve">     - Log the detection in the database.</w:t>
-      </w:r>
-    </w:p>
-    <w:p>
-      <w:r>
-        <w:t xml:space="preserve">     - Reset the cooldown timer.</w:t>
-      </w:r>
-    </w:p>
-    <w:p>
-      <w:r>
-        <w:t xml:space="preserve">   - Otherwise, print remaining cooldown time.</w:t>
-      </w:r>
-    </w:p>
-    <w:p>
-      <w:pPr>
-        <w:rPr>
-          <w:lang w:val="en-GB"/>
-        </w:rPr>
-      </w:pPr>
-    </w:p>
-    <w:p>
-      <w:pPr>
-        <w:pStyle w:val="Heading2"/>
-      </w:pPr>
-      <w:bookmarkStart w:id="46" w:name="_Toc196420765"/>
-      <w:r>
-        <w:lastRenderedPageBreak/>
-        <w:t>Evaluation of detection model</w:t>
-      </w:r>
-      <w:bookmarkEnd w:id="46"/>
-    </w:p>
-    <w:p/>
-    <w:p>
-      <w:pPr>
-        <w:rPr>
-          <w:lang w:val="en-GB"/>
-        </w:rPr>
-      </w:pPr>
-      <w:r>
-        <w:rPr>
-          <w:lang w:val="en-GB"/>
-        </w:rPr>
-        <w:t>The evaluation of detection model for helmets will focus on key performance metrics to ensure the system meets safety monitoring standards. Metrics such as</w:t>
-      </w:r>
-      <w:r>
-        <w:rPr>
-          <w:lang w:val="en-GB"/>
-        </w:rPr>
-        <w:t xml:space="preserve"> confusion matrix,</w:t>
-      </w:r>
-      <w:r>
-        <w:rPr>
-          <w:lang w:val="en-GB"/>
-        </w:rPr>
-        <w:t xml:space="preserve"> precision, recall, and the F1-score will be used to assess the balance between the model's accuracy and its ability to minimi</w:t>
-      </w:r>
-      <w:r>
-        <w:rPr>
-          <w:lang w:val="en-GB"/>
-        </w:rPr>
-        <w:t>s</w:t>
-      </w:r>
-      <w:r>
-        <w:rPr>
-          <w:lang w:val="en-GB"/>
-        </w:rPr>
-        <w:t>e false positives and false negatives. A confusion matrix will provide a detailed breakdown of true positives, false positives, true negatives, and false negatives, offering insights into areas of improvement for the model.</w:t>
-      </w:r>
-    </w:p>
-    <w:p>
-      <w:pPr>
-        <w:rPr>
-          <w:lang w:val="en-GB"/>
-        </w:rPr>
-      </w:pPr>
-      <w:r>
-        <w:rPr>
-          <w:lang w:val="en-GB"/>
-        </w:rPr>
-        <w:t>In addition to these metrics, the Precision-Recall (PR) curve will be utili</w:t>
-      </w:r>
-      <w:r>
-        <w:rPr>
-          <w:lang w:val="en-GB"/>
-        </w:rPr>
-        <w:t>s</w:t>
-      </w:r>
-      <w:r>
-        <w:rPr>
-          <w:lang w:val="en-GB"/>
-        </w:rPr>
-        <w:t>ed to analyse the trade-off between precision and recall across different confidence thresholds. This evaluation will help optimi</w:t>
-      </w:r>
-      <w:r>
-        <w:rPr>
-          <w:lang w:val="en-GB"/>
-        </w:rPr>
-        <w:t>s</w:t>
-      </w:r>
-      <w:r>
-        <w:rPr>
-          <w:lang w:val="en-GB"/>
-        </w:rPr>
-        <w:t>e the model's detection threshold for specific scenarios, such as ensuring that all workers wearing PPE are identified while minimi</w:t>
-      </w:r>
-      <w:r>
-        <w:rPr>
-          <w:lang w:val="en-GB"/>
-        </w:rPr>
-        <w:t>s</w:t>
-      </w:r>
-      <w:r>
-        <w:rPr>
-          <w:lang w:val="en-GB"/>
-        </w:rPr>
-        <w:t xml:space="preserve">ing false alarms. High recall </w:t>
-      </w:r>
-      <w:r>
-        <w:rPr>
-          <w:lang w:val="en-GB"/>
-        </w:rPr>
-        <w:t>was</w:t>
-      </w:r>
-      <w:r>
-        <w:rPr>
-          <w:lang w:val="en-GB"/>
-        </w:rPr>
-        <w:t xml:space="preserve"> prioriti</w:t>
-      </w:r>
-      <w:r>
-        <w:rPr>
-          <w:lang w:val="en-GB"/>
-        </w:rPr>
-        <w:t>s</w:t>
-      </w:r>
-      <w:r>
-        <w:rPr>
-          <w:lang w:val="en-GB"/>
-        </w:rPr>
-        <w:t>ed for detecting helmets, as missed detections pose significant safety risks.</w:t>
-      </w:r>
-    </w:p>
-    <w:p>
-      <w:pPr>
-        <w:rPr>
-          <w:lang w:val="en-GB"/>
-        </w:rPr>
-      </w:pPr>
-      <w:r>
-        <w:rPr>
-          <w:lang w:val="en-GB"/>
-        </w:rPr>
-        <w:t>This evaluation</w:t>
-      </w:r>
-      <w:r>
-        <w:rPr>
-          <w:lang w:val="en-GB"/>
-        </w:rPr>
-        <w:t xml:space="preserve"> </w:t>
-      </w:r>
-      <w:r>
-        <w:rPr>
-          <w:lang w:val="en-GB"/>
-        </w:rPr>
-        <w:t>is</w:t>
-      </w:r>
-      <w:r>
-        <w:rPr>
-          <w:lang w:val="en-GB"/>
-        </w:rPr>
-        <w:t xml:space="preserve"> conducted on a diverse test dataset to account for variations in lighting, camera angles, and occlusions, ensuring the robustness of the detection system in real-world construction site environments. By iteratively refining the models based on these evaluation metrics, the system </w:t>
-      </w:r>
-      <w:r>
-        <w:rPr>
-          <w:lang w:val="en-GB"/>
-        </w:rPr>
-        <w:t>was able to</w:t>
-      </w:r>
-      <w:r>
-        <w:rPr>
-          <w:lang w:val="en-GB"/>
-        </w:rPr>
-        <w:t xml:space="preserve"> achieve high reliability and efficiency in monitoring safety compliance.</w:t>
-      </w:r>
-      <w:r>
-        <w:rPr>
-          <w:lang w:val="en-GB"/>
-        </w:rPr>
-        <w:t xml:space="preserve"> </w:t>
-      </w:r>
-      <w:r>
-        <w:rPr>
-          <w:lang w:val="en-GB"/>
-        </w:rPr>
-        <w:t>See results below.</w:t>
-      </w:r>
-    </w:p>
-    <w:p>
-      <w:pPr>
-        <w:pStyle w:val="Heading3"/>
-        <w:rPr>
-          <w:lang w:val="en-GB"/>
-        </w:rPr>
-      </w:pPr>
-      <w:bookmarkStart w:id="47" w:name="_Toc196420766"/>
-      <w:r>
-        <w:rPr>
-          <w:lang w:val="en-GB"/>
-        </w:rPr>
-        <w:t>Precision-Recall (PR) curve</w:t>
-      </w:r>
-      <w:bookmarkEnd w:id="47"/>
     </w:p>
     <w:p>
       <w:pPr>
@@ -11397,45 +11326,16 @@
     </w:p>
     <w:p>
       <w:pPr>
-        <w:rPr>
-          <w:lang w:val="en-GB"/>
-        </w:rPr>
-      </w:pPr>
-    </w:p>
-    <w:p>
-      <w:pPr>
-        <w:rPr>
-          <w:lang w:val="en-GB"/>
-        </w:rPr>
-      </w:pPr>
-    </w:p>
-    <w:p>
-      <w:pPr>
-        <w:rPr>
-          <w:lang w:val="en-GB"/>
-        </w:rPr>
-      </w:pPr>
-    </w:p>
-    <w:p>
-      <w:pPr>
-        <w:rPr>
-          <w:lang w:val="en-GB"/>
-        </w:rPr>
-      </w:pPr>
-    </w:p>
-    <w:p>
-      <w:pPr>
         <w:pStyle w:val="Heading3"/>
         <w:rPr>
           <w:lang w:val="en-GB"/>
         </w:rPr>
       </w:pPr>
-      <w:bookmarkStart w:id="48" w:name="_Toc196420767"/>
+      <w:bookmarkStart w:id="45" w:name="_Toc196423936"/>
       <w:r>
         <w:rPr>
           <w:noProof/>
         </w:rPr>
-        <w:lastRenderedPageBreak/>
         <w:drawing>
           <wp:anchor distT="0" distB="0" distL="114300" distR="114300" simplePos="0" relativeHeight="251812864" behindDoc="0" locked="0" layoutInCell="1" allowOverlap="1" wp14:anchorId="0D34B4B1" wp14:editId="6E707065">
             <wp:simplePos x="0" y="0"/>
@@ -11505,7 +11405,7 @@
         </w:rPr>
         <w:t>Confusion Matrix</w:t>
       </w:r>
-      <w:bookmarkEnd w:id="48"/>
+      <w:bookmarkEnd w:id="45"/>
     </w:p>
     <w:p>
       <w:pPr>
@@ -11619,14 +11519,15 @@
           <w:lang w:val="en-GB"/>
         </w:rPr>
       </w:pPr>
-      <w:bookmarkStart w:id="49" w:name="_Toc196420768"/>
-      <w:r>
-        <w:rPr>
-          <w:lang w:val="en-GB"/>
-        </w:rPr>
+      <w:bookmarkStart w:id="46" w:name="_Toc196423937"/>
+      <w:r>
+        <w:rPr>
+          <w:lang w:val="en-GB"/>
+        </w:rPr>
+        <w:lastRenderedPageBreak/>
         <w:t>F1 – Confidence Curve</w:t>
       </w:r>
-      <w:bookmarkEnd w:id="49"/>
+      <w:bookmarkEnd w:id="46"/>
     </w:p>
     <w:p>
       <w:pPr>
@@ -11696,15 +11597,14 @@
           <w:lang w:val="en-GB"/>
         </w:rPr>
       </w:pPr>
-      <w:bookmarkStart w:id="50" w:name="_Toc196420769"/>
-      <w:r>
-        <w:rPr>
-          <w:lang w:val="en-GB"/>
-        </w:rPr>
-        <w:lastRenderedPageBreak/>
+      <w:bookmarkStart w:id="47" w:name="_Toc196423938"/>
+      <w:r>
+        <w:rPr>
+          <w:lang w:val="en-GB"/>
+        </w:rPr>
         <w:t>Precision – Confidence Curve</w:t>
       </w:r>
-      <w:bookmarkEnd w:id="50"/>
+      <w:bookmarkEnd w:id="47"/>
     </w:p>
     <w:p>
       <w:pPr>
@@ -11774,14 +11674,15 @@
           <w:lang w:val="en-GB"/>
         </w:rPr>
       </w:pPr>
-      <w:bookmarkStart w:id="51" w:name="_Toc196420770"/>
-      <w:r>
-        <w:rPr>
-          <w:lang w:val="en-GB"/>
-        </w:rPr>
+      <w:bookmarkStart w:id="48" w:name="_Toc196423939"/>
+      <w:r>
+        <w:rPr>
+          <w:lang w:val="en-GB"/>
+        </w:rPr>
+        <w:lastRenderedPageBreak/>
         <w:t>Recall – Confidence Curve</w:t>
       </w:r>
-      <w:bookmarkEnd w:id="51"/>
+      <w:bookmarkEnd w:id="48"/>
     </w:p>
     <w:p>
       <w:pPr>
@@ -11853,16 +11754,107 @@
     </w:p>
     <w:p>
       <w:pPr>
+        <w:rPr>
+          <w:lang w:val="en-GB"/>
+        </w:rPr>
+      </w:pPr>
+    </w:p>
+    <w:p>
+      <w:pPr>
+        <w:rPr>
+          <w:lang w:val="en-GB"/>
+        </w:rPr>
+      </w:pPr>
+    </w:p>
+    <w:p>
+      <w:pPr>
+        <w:rPr>
+          <w:lang w:val="en-GB"/>
+        </w:rPr>
+      </w:pPr>
+    </w:p>
+    <w:p>
+      <w:pPr>
+        <w:rPr>
+          <w:lang w:val="en-GB"/>
+        </w:rPr>
+      </w:pPr>
+    </w:p>
+    <w:p>
+      <w:pPr>
+        <w:rPr>
+          <w:lang w:val="en-GB"/>
+        </w:rPr>
+      </w:pPr>
+    </w:p>
+    <w:p>
+      <w:pPr>
+        <w:rPr>
+          <w:lang w:val="en-GB"/>
+        </w:rPr>
+      </w:pPr>
+    </w:p>
+    <w:p>
+      <w:pPr>
+        <w:rPr>
+          <w:lang w:val="en-GB"/>
+        </w:rPr>
+      </w:pPr>
+    </w:p>
+    <w:p>
+      <w:pPr>
+        <w:rPr>
+          <w:lang w:val="en-GB"/>
+        </w:rPr>
+      </w:pPr>
+    </w:p>
+    <w:p>
+      <w:pPr>
+        <w:rPr>
+          <w:lang w:val="en-GB"/>
+        </w:rPr>
+      </w:pPr>
+    </w:p>
+    <w:p>
+      <w:pPr>
+        <w:rPr>
+          <w:lang w:val="en-GB"/>
+        </w:rPr>
+      </w:pPr>
+    </w:p>
+    <w:p>
+      <w:pPr>
+        <w:rPr>
+          <w:lang w:val="en-GB"/>
+        </w:rPr>
+      </w:pPr>
+    </w:p>
+    <w:p>
+      <w:pPr>
+        <w:rPr>
+          <w:lang w:val="en-GB"/>
+        </w:rPr>
+      </w:pPr>
+    </w:p>
+    <w:p>
+      <w:pPr>
+        <w:rPr>
+          <w:lang w:val="en-GB"/>
+        </w:rPr>
+      </w:pPr>
+    </w:p>
+    <w:p>
+      <w:pPr>
         <w:pStyle w:val="Heading1"/>
       </w:pPr>
-      <w:bookmarkStart w:id="52" w:name="_Toc190422317"/>
-      <w:bookmarkStart w:id="53" w:name="_Toc196420771"/>
+      <w:bookmarkStart w:id="49" w:name="_Toc190422317"/>
+      <w:bookmarkStart w:id="50" w:name="_Toc196423940"/>
       <w:r>
         <w:lastRenderedPageBreak/>
         <w:t>Technologies</w:t>
       </w:r>
-      <w:bookmarkEnd w:id="52"/>
-      <w:bookmarkEnd w:id="53"/>
+      <w:bookmarkEnd w:id="49"/>
+      <w:bookmarkEnd w:id="50"/>
     </w:p>
     <w:p/>
     <w:p>
@@ -11915,14 +11907,14 @@
           <w:lang w:val="en-GB"/>
         </w:rPr>
       </w:pPr>
-      <w:bookmarkStart w:id="54" w:name="_Toc196420772"/>
+      <w:bookmarkStart w:id="51" w:name="_Toc196423941"/>
       <w:r>
         <w:rPr>
           <w:rStyle w:val="Heading3Char"/>
         </w:rPr>
         <w:t>Python</w:t>
       </w:r>
-      <w:bookmarkEnd w:id="54"/>
+      <w:bookmarkEnd w:id="51"/>
       <w:r>
         <w:rPr>
           <w:lang w:val="en-GB"/>
@@ -11941,21 +11933,24 @@
           <w:lang w:val="en-GB"/>
         </w:rPr>
       </w:pPr>
-      <w:bookmarkStart w:id="55" w:name="_Toc196420773"/>
+      <w:bookmarkStart w:id="52" w:name="_Toc196423942"/>
       <w:r>
         <w:rPr>
           <w:rStyle w:val="Heading3Char"/>
         </w:rPr>
         <w:t>YOLOv11</w:t>
       </w:r>
-      <w:bookmarkEnd w:id="55"/>
+      <w:bookmarkEnd w:id="52"/>
       <w:r>
         <w:rPr>
           <w:b/>
           <w:bCs/>
           <w:lang w:val="en-GB"/>
         </w:rPr>
-        <w:t xml:space="preserve"> (You Only Look Once)</w:t>
+        <w:t xml:space="preserve"> </w:t>
+      </w:r>
+      <w:r>
+        <w:t>(You Only Look Once)</w:t>
       </w:r>
       <w:r>
         <w:rPr>
@@ -11975,7 +11970,7 @@
           <w:lang w:val="en-GB"/>
         </w:rPr>
       </w:pPr>
-      <w:bookmarkStart w:id="56" w:name="_Toc196420774"/>
+      <w:bookmarkStart w:id="53" w:name="_Toc196423943"/>
       <w:proofErr w:type="spellStart"/>
       <w:r>
         <w:rPr>
@@ -11983,7 +11978,7 @@
         </w:rPr>
         <w:t>Ultralytics</w:t>
       </w:r>
-      <w:bookmarkEnd w:id="56"/>
+      <w:bookmarkEnd w:id="53"/>
       <w:proofErr w:type="spellEnd"/>
       <w:r>
         <w:rPr>
@@ -12003,14 +11998,14 @@
           <w:lang w:val="en-GB"/>
         </w:rPr>
       </w:pPr>
-      <w:bookmarkStart w:id="57" w:name="_Toc196420775"/>
+      <w:bookmarkStart w:id="54" w:name="_Toc196423944"/>
       <w:r>
         <w:rPr>
           <w:rStyle w:val="Heading3Char"/>
         </w:rPr>
         <w:t>OpenCV</w:t>
       </w:r>
-      <w:bookmarkEnd w:id="57"/>
+      <w:bookmarkEnd w:id="54"/>
       <w:r>
         <w:rPr>
           <w:lang w:val="en-GB"/>
@@ -12029,14 +12024,14 @@
           <w:lang w:val="en-GB"/>
         </w:rPr>
       </w:pPr>
-      <w:bookmarkStart w:id="58" w:name="_Toc196420776"/>
+      <w:bookmarkStart w:id="55" w:name="_Toc196423945"/>
       <w:r>
         <w:rPr>
           <w:rStyle w:val="Heading3Char"/>
         </w:rPr>
         <w:t>Flask</w:t>
       </w:r>
-      <w:bookmarkEnd w:id="58"/>
+      <w:bookmarkEnd w:id="55"/>
       <w:r>
         <w:rPr>
           <w:lang w:val="en-GB"/>
@@ -12055,14 +12050,14 @@
           <w:lang w:val="en-GB"/>
         </w:rPr>
       </w:pPr>
-      <w:bookmarkStart w:id="59" w:name="_Toc196420777"/>
+      <w:bookmarkStart w:id="56" w:name="_Toc196423946"/>
       <w:r>
         <w:rPr>
           <w:rStyle w:val="Heading3Char"/>
         </w:rPr>
         <w:t>React</w:t>
       </w:r>
-      <w:bookmarkEnd w:id="59"/>
+      <w:bookmarkEnd w:id="56"/>
       <w:r>
         <w:rPr>
           <w:lang w:val="en-GB"/>
@@ -12081,21 +12076,24 @@
           <w:lang w:val="en-GB"/>
         </w:rPr>
       </w:pPr>
-      <w:bookmarkStart w:id="60" w:name="_Toc196420778"/>
+      <w:bookmarkStart w:id="57" w:name="_Toc196423947"/>
       <w:r>
         <w:rPr>
           <w:rStyle w:val="Heading3Char"/>
         </w:rPr>
         <w:t>SMTP</w:t>
       </w:r>
-      <w:bookmarkEnd w:id="60"/>
+      <w:bookmarkEnd w:id="57"/>
       <w:r>
         <w:rPr>
           <w:b/>
           <w:bCs/>
           <w:lang w:val="en-GB"/>
         </w:rPr>
-        <w:t xml:space="preserve"> (Simple Mail Transfer Protocol)</w:t>
+        <w:t xml:space="preserve"> </w:t>
+      </w:r>
+      <w:r>
+        <w:t>(Simple Mail Transfer Protocol)</w:t>
       </w:r>
       <w:r>
         <w:rPr>
@@ -12115,14 +12113,14 @@
           <w:lang w:val="en-GB"/>
         </w:rPr>
       </w:pPr>
-      <w:bookmarkStart w:id="61" w:name="_Toc196420779"/>
+      <w:bookmarkStart w:id="58" w:name="_Toc196423948"/>
       <w:r>
         <w:rPr>
           <w:rStyle w:val="Heading3Char"/>
         </w:rPr>
         <w:t>MySQL</w:t>
       </w:r>
-      <w:bookmarkEnd w:id="61"/>
+      <w:bookmarkEnd w:id="58"/>
       <w:r>
         <w:rPr>
           <w:lang w:val="en-GB"/>
@@ -12219,7 +12217,7 @@
           <w:lang w:val="en-GB"/>
         </w:rPr>
       </w:pPr>
-      <w:bookmarkStart w:id="62" w:name="_Toc196420780"/>
+      <w:bookmarkStart w:id="59" w:name="_Toc196423949"/>
       <w:r>
         <w:rPr>
           <w:lang w:val="en-GB"/>
@@ -12227,7 +12225,7 @@
         <w:lastRenderedPageBreak/>
         <w:t>Challenges</w:t>
       </w:r>
-      <w:bookmarkEnd w:id="62"/>
+      <w:bookmarkEnd w:id="59"/>
     </w:p>
     <w:p>
       <w:pPr>
@@ -12281,14 +12279,14 @@
           <w:lang w:val="en-GB"/>
         </w:rPr>
       </w:pPr>
-      <w:bookmarkStart w:id="63" w:name="_Toc196420781"/>
+      <w:bookmarkStart w:id="60" w:name="_Toc196423950"/>
       <w:r>
         <w:rPr>
           <w:lang w:val="en-GB"/>
         </w:rPr>
         <w:t>Building a Full-Stack Application from Scratch</w:t>
       </w:r>
-      <w:bookmarkEnd w:id="63"/>
+      <w:bookmarkEnd w:id="60"/>
     </w:p>
     <w:p>
       <w:pPr>
@@ -12322,14 +12320,14 @@
           <w:lang w:val="en-GB"/>
         </w:rPr>
       </w:pPr>
-      <w:bookmarkStart w:id="64" w:name="_Toc196420782"/>
+      <w:bookmarkStart w:id="61" w:name="_Toc196423951"/>
       <w:r>
         <w:rPr>
           <w:lang w:val="en-GB"/>
         </w:rPr>
         <w:t>Learning and Implementing Flask</w:t>
       </w:r>
-      <w:bookmarkEnd w:id="64"/>
+      <w:bookmarkEnd w:id="61"/>
     </w:p>
     <w:p>
       <w:pPr>
@@ -12363,14 +12361,14 @@
           <w:lang w:val="en-GB"/>
         </w:rPr>
       </w:pPr>
-      <w:bookmarkStart w:id="65" w:name="_Toc196420783"/>
+      <w:bookmarkStart w:id="62" w:name="_Toc196423952"/>
       <w:r>
         <w:rPr>
           <w:lang w:val="en-GB"/>
         </w:rPr>
         <w:t>Training the Detection Model for Accuracy</w:t>
       </w:r>
-      <w:bookmarkEnd w:id="65"/>
+      <w:bookmarkEnd w:id="62"/>
     </w:p>
     <w:p>
       <w:pPr>
@@ -12440,14 +12438,14 @@
           <w:lang w:val="en-GB"/>
         </w:rPr>
       </w:pPr>
-      <w:bookmarkStart w:id="66" w:name="_Toc196420784"/>
+      <w:bookmarkStart w:id="63" w:name="_Toc196423953"/>
       <w:r>
         <w:rPr>
           <w:lang w:val="en-GB"/>
         </w:rPr>
         <w:t>Real-Time Video Streaming with Sockets</w:t>
       </w:r>
-      <w:bookmarkEnd w:id="66"/>
+      <w:bookmarkEnd w:id="63"/>
     </w:p>
     <w:p>
       <w:pPr>
@@ -12489,14 +12487,14 @@
           <w:lang w:val="en-GB"/>
         </w:rPr>
       </w:pPr>
-      <w:bookmarkStart w:id="67" w:name="_Toc196420785"/>
+      <w:bookmarkStart w:id="64" w:name="_Toc196423954"/>
       <w:r>
         <w:rPr>
           <w:lang w:val="en-GB"/>
         </w:rPr>
         <w:t>Creating a Reliable Detection Algorithm</w:t>
       </w:r>
-      <w:bookmarkEnd w:id="67"/>
+      <w:bookmarkEnd w:id="64"/>
     </w:p>
     <w:p>
       <w:pPr>
@@ -12651,7 +12649,7 @@
           <w:lang w:val="en-GB"/>
         </w:rPr>
       </w:pPr>
-      <w:bookmarkStart w:id="68" w:name="_Toc196420786"/>
+      <w:bookmarkStart w:id="65" w:name="_Toc196423955"/>
       <w:r>
         <w:rPr>
           <w:lang w:val="en-GB"/>
@@ -12659,7 +12657,7 @@
         <w:lastRenderedPageBreak/>
         <w:t>Learning Outcomes</w:t>
       </w:r>
-      <w:bookmarkEnd w:id="68"/>
+      <w:bookmarkEnd w:id="65"/>
     </w:p>
     <w:p>
       <w:pPr>
@@ -12706,14 +12704,14 @@
           <w:lang w:val="en-GB"/>
         </w:rPr>
       </w:pPr>
-      <w:bookmarkStart w:id="69" w:name="_Toc196420787"/>
+      <w:bookmarkStart w:id="66" w:name="_Toc196423956"/>
       <w:r>
         <w:rPr>
           <w:lang w:val="en-GB"/>
         </w:rPr>
         <w:t>Full-Stack Development Experience</w:t>
       </w:r>
-      <w:bookmarkEnd w:id="69"/>
+      <w:bookmarkEnd w:id="66"/>
     </w:p>
     <w:p>
       <w:pPr>
@@ -12726,7 +12724,7 @@
         <w:rPr>
           <w:lang w:val="en-GB"/>
         </w:rPr>
-        <w:t>This was my first time independently building and deploying a full-stack application, and the experience was both challenging and rewarding. I learned how to manage and coordinate a system that included a frontend, backend, database, and additional services like automated email alerts. Understanding how each layer communicates and fits into the broader system architecture helped me become more confident as a developer and gave me a clear picture of how large-scale applications are built in the real world.</w:t>
+        <w:t>This was my first time independently building a full-stack application, and the experience was both challenging and rewarding. I learned how to manage and coordinate a system that included a frontend, backend, database, and additional services like automated email alerts. Understanding how each layer communicates and fits into the broader system architecture helped me become more confident as a developer and gave me a clear picture of how large-scale applications are built in the real world.</w:t>
       </w:r>
     </w:p>
     <w:p>
@@ -12737,11 +12735,11 @@
           <w:numId w:val="39"/>
         </w:numPr>
       </w:pPr>
-      <w:bookmarkStart w:id="70" w:name="_Toc196420788"/>
+      <w:bookmarkStart w:id="67" w:name="_Toc196423957"/>
       <w:r>
         <w:t>Technical Skill Growth</w:t>
       </w:r>
-      <w:bookmarkEnd w:id="70"/>
+      <w:bookmarkEnd w:id="67"/>
     </w:p>
     <w:p>
       <w:pPr>
@@ -12768,14 +12766,14 @@
           <w:lang w:val="en-GB"/>
         </w:rPr>
       </w:pPr>
-      <w:bookmarkStart w:id="71" w:name="_Toc196420789"/>
+      <w:bookmarkStart w:id="68" w:name="_Toc196423958"/>
       <w:r>
         <w:rPr>
           <w:lang w:val="en-GB"/>
         </w:rPr>
         <w:t>Discovery of Personal Interests</w:t>
       </w:r>
-      <w:bookmarkEnd w:id="71"/>
+      <w:bookmarkEnd w:id="68"/>
     </w:p>
     <w:p>
       <w:pPr>
@@ -12816,14 +12814,14 @@
           <w:lang w:val="en-GB"/>
         </w:rPr>
       </w:pPr>
-      <w:bookmarkStart w:id="72" w:name="_Toc196420790"/>
+      <w:bookmarkStart w:id="69" w:name="_Toc196423959"/>
       <w:r>
         <w:rPr>
           <w:lang w:val="en-GB"/>
         </w:rPr>
         <w:t>Problem-Solving and Independence</w:t>
       </w:r>
-      <w:bookmarkEnd w:id="72"/>
+      <w:bookmarkEnd w:id="69"/>
     </w:p>
     <w:p>
       <w:pPr>
@@ -12882,12 +12880,12 @@
       <w:pPr>
         <w:pStyle w:val="Heading1"/>
       </w:pPr>
-      <w:bookmarkStart w:id="73" w:name="_Toc196420791"/>
+      <w:bookmarkStart w:id="70" w:name="_Toc196423960"/>
       <w:r>
         <w:lastRenderedPageBreak/>
         <w:t>Future Development</w:t>
       </w:r>
-      <w:bookmarkEnd w:id="73"/>
+      <w:bookmarkEnd w:id="70"/>
     </w:p>
     <w:p/>
     <w:p>
@@ -12935,14 +12933,14 @@
           <w:lang w:val="en-GB"/>
         </w:rPr>
       </w:pPr>
-      <w:bookmarkStart w:id="74" w:name="_Toc196420792"/>
+      <w:bookmarkStart w:id="71" w:name="_Toc196423961"/>
       <w:r>
         <w:rPr>
           <w:lang w:val="en-GB"/>
         </w:rPr>
         <w:t>Support for Unlimited Camera Connections</w:t>
       </w:r>
-      <w:bookmarkEnd w:id="74"/>
+      <w:bookmarkEnd w:id="71"/>
     </w:p>
     <w:p>
       <w:pPr>
@@ -12969,14 +12967,14 @@
           <w:lang w:val="en-GB"/>
         </w:rPr>
       </w:pPr>
-      <w:bookmarkStart w:id="75" w:name="_Toc196420793"/>
+      <w:bookmarkStart w:id="72" w:name="_Toc196423962"/>
       <w:r>
         <w:rPr>
           <w:lang w:val="en-GB"/>
         </w:rPr>
         <w:t>Adaptive User Interface for Multi-Camera Display</w:t>
       </w:r>
-      <w:bookmarkEnd w:id="75"/>
+      <w:bookmarkEnd w:id="72"/>
     </w:p>
     <w:p>
       <w:pPr>
@@ -12989,7 +12987,19 @@
         <w:rPr>
           <w:lang w:val="en-GB"/>
         </w:rPr>
-        <w:t>The user interface in its current form is optimized for one or two camera feeds. To support additional camera connections, the UI will need to be redesigned to dynamically adapt based on the number of active cameras. This includes creating a layout that allows easy navigation and monitoring of multiple feeds while maintaining a clean and functional design.</w:t>
+        <w:t>The user interface in its current form is optimi</w:t>
+      </w:r>
+      <w:r>
+        <w:rPr>
+          <w:lang w:val="en-GB"/>
+        </w:rPr>
+        <w:t>s</w:t>
+      </w:r>
+      <w:r>
+        <w:rPr>
+          <w:lang w:val="en-GB"/>
+        </w:rPr>
+        <w:t>ed for one or two camera feeds. To support additional camera connections, the UI will need to be redesigned to dynamically adapt based on the number of active cameras. This includes creating a layout that allows easy navigation and monitoring of multiple feeds while maintaining a clean and functional design.</w:t>
       </w:r>
     </w:p>
     <w:p>
@@ -13003,14 +13013,14 @@
           <w:lang w:val="en-GB"/>
         </w:rPr>
       </w:pPr>
-      <w:bookmarkStart w:id="76" w:name="_Toc196420794"/>
+      <w:bookmarkStart w:id="73" w:name="_Toc196423963"/>
       <w:r>
         <w:rPr>
           <w:lang w:val="en-GB"/>
         </w:rPr>
         <w:t>Expanded Detection Capabilities</w:t>
       </w:r>
-      <w:bookmarkEnd w:id="76"/>
+      <w:bookmarkEnd w:id="73"/>
     </w:p>
     <w:p>
       <w:pPr>
@@ -13023,7 +13033,19 @@
         <w:rPr>
           <w:lang w:val="en-GB"/>
         </w:rPr>
-        <w:t>While helmet detection is currently the focus, the model could be extended to include detection of high-visibility jackets and safety boots. These additional detection options could be made toggleable in the UI, allowing users to select which types of safety violations they want the system to monitor at any given time. This would offer greater flexibility and customization for different site requirements.</w:t>
+        <w:t>While helmet detection is currently the focus, the model could be extended to include detection of high-visibility jackets and safety boots. These additional detection options could be made toggleable in the UI, allowing users to select which types of safety violations they want the system to monitor at any given time. This would offer greater flexibility and customi</w:t>
+      </w:r>
+      <w:r>
+        <w:rPr>
+          <w:lang w:val="en-GB"/>
+        </w:rPr>
+        <w:t>s</w:t>
+      </w:r>
+      <w:r>
+        <w:rPr>
+          <w:lang w:val="en-GB"/>
+        </w:rPr>
+        <w:t>ation for different site requirements.</w:t>
       </w:r>
     </w:p>
     <w:p>
@@ -13037,14 +13059,14 @@
           <w:lang w:val="en-GB"/>
         </w:rPr>
       </w:pPr>
-      <w:bookmarkStart w:id="77" w:name="_Toc196420795"/>
+      <w:bookmarkStart w:id="74" w:name="_Toc196423964"/>
       <w:r>
         <w:rPr>
           <w:lang w:val="en-GB"/>
         </w:rPr>
         <w:t>Improved Email Notification System with Image Attachments</w:t>
       </w:r>
-      <w:bookmarkEnd w:id="77"/>
+      <w:bookmarkEnd w:id="74"/>
     </w:p>
     <w:p>
       <w:pPr>
@@ -13116,12 +13138,12 @@
           <w:lang w:val="en-GB"/>
         </w:rPr>
       </w:pPr>
-      <w:bookmarkStart w:id="78" w:name="_Toc196420796"/>
+      <w:bookmarkStart w:id="75" w:name="_Toc196423965"/>
       <w:r>
         <w:lastRenderedPageBreak/>
         <w:t>Project Requirement Fulfilment</w:t>
       </w:r>
-      <w:bookmarkEnd w:id="78"/>
+      <w:bookmarkEnd w:id="75"/>
     </w:p>
     <w:p>
       <w:pPr>
@@ -13171,7 +13193,7 @@
           <w:lang w:val="en-GB"/>
         </w:rPr>
       </w:pPr>
-      <w:bookmarkStart w:id="79" w:name="_Toc196420797"/>
+      <w:bookmarkStart w:id="76" w:name="_Toc196423966"/>
       <w:r>
         <w:rPr>
           <w:lang w:val="en-GB"/>
@@ -13184,7 +13206,7 @@
         </w:rPr>
         <w:t xml:space="preserve"> Requirements</w:t>
       </w:r>
-      <w:bookmarkEnd w:id="79"/>
+      <w:bookmarkEnd w:id="76"/>
     </w:p>
     <w:p>
       <w:pPr>
@@ -13404,7 +13426,7 @@
           <w:lang w:val="en-GB"/>
         </w:rPr>
       </w:pPr>
-      <w:bookmarkStart w:id="80" w:name="_Toc196420798"/>
+      <w:bookmarkStart w:id="77" w:name="_Toc196423967"/>
       <w:r>
         <w:rPr>
           <w:lang w:val="en-GB"/>
@@ -13417,7 +13439,7 @@
         </w:rPr>
         <w:t xml:space="preserve"> / Limitations</w:t>
       </w:r>
-      <w:bookmarkEnd w:id="80"/>
+      <w:bookmarkEnd w:id="77"/>
     </w:p>
     <w:p>
       <w:pPr>
@@ -13508,12 +13530,12 @@
       <w:pPr>
         <w:pStyle w:val="Heading1"/>
       </w:pPr>
-      <w:bookmarkStart w:id="81" w:name="_Toc196420799"/>
+      <w:bookmarkStart w:id="78" w:name="_Toc196423968"/>
       <w:r>
         <w:lastRenderedPageBreak/>
         <w:t>What I Would Do Differently If Starting Again</w:t>
       </w:r>
-      <w:bookmarkEnd w:id="81"/>
+      <w:bookmarkEnd w:id="78"/>
     </w:p>
     <w:p/>
     <w:p>
@@ -13729,7 +13751,7 @@
           <w:lang w:val="en-GB"/>
         </w:rPr>
       </w:pPr>
-      <w:bookmarkStart w:id="82" w:name="_Toc196420800"/>
+      <w:bookmarkStart w:id="79" w:name="_Toc196423969"/>
       <w:r>
         <w:rPr>
           <w:lang w:val="en-GB"/>
@@ -13737,7 +13759,7 @@
         <w:lastRenderedPageBreak/>
         <w:t>Testing</w:t>
       </w:r>
-      <w:bookmarkEnd w:id="82"/>
+      <w:bookmarkEnd w:id="79"/>
     </w:p>
     <w:p>
       <w:pPr>
@@ -13804,14 +13826,14 @@
           <w:lang w:val="en-GB"/>
         </w:rPr>
       </w:pPr>
-      <w:bookmarkStart w:id="83" w:name="_Toc196420801"/>
+      <w:bookmarkStart w:id="80" w:name="_Toc196423970"/>
       <w:r>
         <w:rPr>
           <w:lang w:val="en-GB"/>
         </w:rPr>
         <w:t>API Testing with Postman</w:t>
       </w:r>
-      <w:bookmarkEnd w:id="83"/>
+      <w:bookmarkEnd w:id="80"/>
     </w:p>
     <w:p>
       <w:pPr>
@@ -13918,14 +13940,14 @@
           <w:lang w:val="en-GB"/>
         </w:rPr>
       </w:pPr>
-      <w:bookmarkStart w:id="84" w:name="_Toc196420802"/>
+      <w:bookmarkStart w:id="81" w:name="_Toc196423971"/>
       <w:r>
         <w:rPr>
           <w:lang w:val="en-GB"/>
         </w:rPr>
         <w:t>Backend Unit and Regression Testing</w:t>
       </w:r>
-      <w:bookmarkEnd w:id="84"/>
+      <w:bookmarkEnd w:id="81"/>
     </w:p>
     <w:p>
       <w:pPr>
@@ -14002,14 +14024,14 @@
           <w:lang w:val="en-GB"/>
         </w:rPr>
       </w:pPr>
-      <w:bookmarkStart w:id="85" w:name="_Toc196420803"/>
+      <w:bookmarkStart w:id="82" w:name="_Toc196423972"/>
       <w:r>
         <w:rPr>
           <w:lang w:val="en-GB"/>
         </w:rPr>
         <w:t>Frontend-Backend Integration Testing</w:t>
       </w:r>
-      <w:bookmarkEnd w:id="85"/>
+      <w:bookmarkEnd w:id="82"/>
     </w:p>
     <w:p>
       <w:pPr>
@@ -14031,14 +14053,14 @@
           <w:lang w:val="en-GB"/>
         </w:rPr>
       </w:pPr>
-      <w:bookmarkStart w:id="86" w:name="_Toc196420804"/>
+      <w:bookmarkStart w:id="83" w:name="_Toc196423973"/>
       <w:r>
         <w:rPr>
           <w:lang w:val="en-GB"/>
         </w:rPr>
         <w:t>Detection Algorithm Validation</w:t>
       </w:r>
-      <w:bookmarkEnd w:id="86"/>
+      <w:bookmarkEnd w:id="83"/>
     </w:p>
     <w:p>
       <w:pPr>
@@ -14060,14 +14082,14 @@
           <w:lang w:val="en-GB"/>
         </w:rPr>
       </w:pPr>
-      <w:bookmarkStart w:id="87" w:name="_Toc196420805"/>
+      <w:bookmarkStart w:id="84" w:name="_Toc196423974"/>
       <w:r>
         <w:rPr>
           <w:lang w:val="en-GB"/>
         </w:rPr>
         <w:t>Emailing Service Testing</w:t>
       </w:r>
-      <w:bookmarkEnd w:id="87"/>
+      <w:bookmarkEnd w:id="84"/>
     </w:p>
     <w:p>
       <w:pPr>
@@ -14145,17 +14167,136 @@
     <w:p>
       <w:pPr>
         <w:pStyle w:val="Heading1"/>
-      </w:pPr>
-      <w:bookmarkStart w:id="88" w:name="_Toc190422375"/>
-      <w:bookmarkStart w:id="89" w:name="_Toc196420806"/>
+        <w:rPr>
+          <w:lang w:val="en-GB"/>
+        </w:rPr>
+      </w:pPr>
+      <w:bookmarkStart w:id="85" w:name="_Toc196423975"/>
+      <w:r>
+        <w:rPr>
+          <w:lang w:val="en-GB"/>
+        </w:rPr>
+        <w:lastRenderedPageBreak/>
+        <w:t>Conclusion</w:t>
+      </w:r>
+      <w:bookmarkEnd w:id="85"/>
+    </w:p>
+    <w:p>
+      <w:pPr>
+        <w:rPr>
+          <w:lang w:val="en-GB"/>
+        </w:rPr>
+      </w:pPr>
+    </w:p>
+    <w:p>
+      <w:pPr>
+        <w:rPr>
+          <w:lang w:val="en-GB"/>
+        </w:rPr>
+      </w:pPr>
+      <w:r>
+        <w:rPr>
+          <w:lang w:val="en-GB"/>
+        </w:rPr>
+        <w:t xml:space="preserve">The development of </w:t>
+      </w:r>
+      <w:proofErr w:type="spellStart"/>
+      <w:r>
+        <w:rPr>
+          <w:lang w:val="en-GB"/>
+        </w:rPr>
+        <w:t>SiteSafeAI</w:t>
+      </w:r>
+      <w:proofErr w:type="spellEnd"/>
+      <w:r>
+        <w:rPr>
+          <w:lang w:val="en-GB"/>
+        </w:rPr>
+        <w:t xml:space="preserve"> has been a deeply rewarding and educational journey, pushing me to expand my knowledge and skills across multiple areas of software development. As my first full-stack project built entirely from scratch, it provided an invaluable opportunity to integrate a range of technologies</w:t>
+      </w:r>
+      <w:r>
+        <w:rPr>
+          <w:lang w:val="en-GB"/>
+        </w:rPr>
+        <w:t xml:space="preserve">, </w:t>
+      </w:r>
+      <w:r>
+        <w:rPr>
+          <w:lang w:val="en-GB"/>
+        </w:rPr>
+        <w:t>spanning from a Flask backend and a React frontend, to MySQL databases and additional services like automated email notifications.</w:t>
+      </w:r>
+    </w:p>
+    <w:p>
+      <w:pPr>
+        <w:rPr>
+          <w:lang w:val="en-GB"/>
+        </w:rPr>
+      </w:pPr>
+      <w:r>
+        <w:rPr>
+          <w:lang w:val="en-GB"/>
+        </w:rPr>
+        <w:t>Throughout the project, I encountered numerous challenges, from learning how to structure a scalable application using Flask to implementing real-time video processing and training a custom object detection model. Each obstacle became a learning moment, helping me develop more robust problem-solving skills and a deeper understanding of how modern software systems work in practice. I also discovered a strong interest in computer vision and object detection, which I now plan to explore further in my future studies and career.</w:t>
+      </w:r>
+    </w:p>
+    <w:p>
+      <w:pPr>
+        <w:rPr>
+          <w:lang w:val="en-GB"/>
+        </w:rPr>
+      </w:pPr>
+      <w:r>
+        <w:rPr>
+          <w:lang w:val="en-GB"/>
+        </w:rPr>
+        <w:t>Although some features remain to be improved or expanded, such as support for additional cameras and better UI scalability, the core goals of the project have been successfully achieved. Most importantly, this project has made me a more confident and capable software developer, and I now feel much better prepared to take on large, complex software development challenges in a professional setting.</w:t>
+      </w:r>
+    </w:p>
+    <w:p/>
+    <w:p/>
+    <w:p/>
+    <w:p/>
+    <w:p/>
+    <w:p/>
+    <w:p/>
+    <w:p/>
+    <w:p/>
+    <w:p/>
+    <w:p/>
+    <w:p/>
+    <w:p/>
+    <w:p/>
+    <w:p>
+      <w:pPr>
+        <w:pStyle w:val="Heading1"/>
+      </w:pPr>
+      <w:bookmarkStart w:id="86" w:name="_Toc190422375"/>
+      <w:bookmarkStart w:id="87" w:name="_Toc196423976"/>
       <w:r>
         <w:lastRenderedPageBreak/>
         <w:t>References</w:t>
       </w:r>
+      <w:bookmarkEnd w:id="86"/>
+      <w:bookmarkEnd w:id="87"/>
+    </w:p>
+    <w:p/>
+    <w:p>
+      <w:pPr>
+        <w:pStyle w:val="Heading2"/>
+        <w:rPr>
+          <w:lang w:val="en-GB"/>
+        </w:rPr>
+      </w:pPr>
+      <w:bookmarkStart w:id="88" w:name="_Toc196423977"/>
+      <w:r>
+        <w:rPr>
+          <w:lang w:val="en-GB"/>
+        </w:rPr>
+        <w:t>Figures</w:t>
+      </w:r>
       <w:bookmarkEnd w:id="88"/>
-      <w:bookmarkEnd w:id="89"/>
-    </w:p>
-    <w:p/>
+    </w:p>
     <w:p>
       <w:pPr>
         <w:rPr>
@@ -14166,31 +14307,11 @@
           <w:lang w:val="en-GB"/>
         </w:rPr>
       </w:pPr>
-      <w:r>
-        <w:rPr>
-          <w:b/>
-          <w:bCs/>
-          <w:sz w:val="32"/>
-          <w:szCs w:val="32"/>
-          <w:lang w:val="en-GB"/>
-        </w:rPr>
-        <w:t>Figures</w:t>
-      </w:r>
-    </w:p>
-    <w:p>
-      <w:pPr>
-        <w:rPr>
-          <w:b/>
-          <w:bCs/>
-          <w:sz w:val="32"/>
-          <w:szCs w:val="32"/>
-          <w:lang w:val="en-GB"/>
-        </w:rPr>
-      </w:pPr>
     </w:p>
     <w:p>
       <w:pPr>
         <w:ind w:left="360"/>
+        <w:jc w:val="left"/>
         <w:rPr>
           <w:lang w:val="en-GB"/>
         </w:rPr>
@@ -14214,6 +14335,7 @@
     <w:p>
       <w:pPr>
         <w:ind w:left="360"/>
+        <w:jc w:val="left"/>
       </w:pPr>
       <w:r>
         <w:rPr>
@@ -14264,112 +14386,13 @@
     </w:p>
     <w:p>
       <w:pPr>
-        <w:ind w:left="360"/>
-        <w:rPr>
-          <w:lang w:val="en-GB"/>
-        </w:rPr>
-      </w:pPr>
-      <w:r>
-        <w:rPr>
-          <w:lang w:val="en-GB"/>
-        </w:rPr>
-        <w:t xml:space="preserve">Fig 3. </w:t>
-      </w:r>
-      <w:r>
-        <w:rPr>
-          <w:lang w:val="en-GB"/>
-        </w:rPr>
-        <w:t>No Helmet Worker</w:t>
-      </w:r>
-      <w:r>
-        <w:rPr>
-          <w:lang w:val="en-GB"/>
-        </w:rPr>
-        <w:t xml:space="preserve">: </w:t>
-      </w:r>
-      <w:hyperlink r:id="rId44" w:history="1">
-        <w:r>
-          <w:rPr>
-            <w:rStyle w:val="Hyperlink"/>
-            <w:lang w:val="en-GB"/>
-          </w:rPr>
-          <w:t>https://markhamglobal.com/products/conqor-ig200/</w:t>
-        </w:r>
-      </w:hyperlink>
-    </w:p>
-    <w:p>
-      <w:pPr>
-        <w:ind w:left="360"/>
-      </w:pPr>
-      <w:r>
-        <w:rPr>
-          <w:lang w:val="en-GB"/>
-        </w:rPr>
-        <w:t>Fig 4.</w:t>
-      </w:r>
-      <w:r>
-        <w:rPr>
-          <w:lang w:val="en-GB"/>
-        </w:rPr>
-        <w:t xml:space="preserve"> </w:t>
-      </w:r>
-      <w:r>
-        <w:rPr>
-          <w:lang w:val="en-GB"/>
-        </w:rPr>
-        <w:t>Safety Document</w:t>
-      </w:r>
-      <w:r>
-        <w:rPr>
-          <w:lang w:val="en-GB"/>
-        </w:rPr>
-        <w:t xml:space="preserve">: </w:t>
-      </w:r>
-      <w:hyperlink r:id="rId45" w:history="1">
-        <w:r>
-          <w:rPr>
-            <w:rStyle w:val="Hyperlink"/>
-          </w:rPr>
-          <w:t>https://workhealthsafetyresearch.org/wp-content/uploads/2015/02/0612-045-r1-measuring-the-leading-indicators-of-ohs-a-snapshot-review-for-public-release-2.pdf?utm_source=chatgpt.com</w:t>
-        </w:r>
-      </w:hyperlink>
-    </w:p>
-    <w:p>
-      <w:pPr>
-        <w:ind w:left="360"/>
-      </w:pPr>
-      <w:r>
-        <w:t xml:space="preserve">Fig 5. YOLO Training Code: </w:t>
-      </w:r>
-      <w:hyperlink r:id="rId46" w:history="1">
-        <w:r>
-          <w:rPr>
-            <w:rStyle w:val="Hyperlink"/>
-          </w:rPr>
-          <w:t>https://docs.ultralytics.com/modes/train/</w:t>
-        </w:r>
-      </w:hyperlink>
-    </w:p>
-    <w:p/>
-    <w:p>
-      <w:pPr>
         <w:pStyle w:val="Heading2"/>
-        <w:rPr>
-          <w:color w:val="auto"/>
-          <w:szCs w:val="32"/>
-          <w:lang w:val="en-GB"/>
-        </w:rPr>
-      </w:pPr>
-      <w:bookmarkStart w:id="90" w:name="_Toc196420807"/>
-      <w:r>
-        <w:rPr>
-          <w:color w:val="auto"/>
-          <w:szCs w:val="32"/>
-          <w:lang w:val="en-GB"/>
-        </w:rPr>
+      </w:pPr>
+      <w:bookmarkStart w:id="89" w:name="_Toc196423978"/>
+      <w:r>
         <w:t>General Information</w:t>
       </w:r>
-      <w:bookmarkEnd w:id="90"/>
+      <w:bookmarkEnd w:id="89"/>
     </w:p>
     <w:p>
       <w:pPr>
@@ -14401,7 +14424,7 @@
         </w:rPr>
         <w:t xml:space="preserve"> </w:t>
       </w:r>
-      <w:hyperlink r:id="rId47" w:tgtFrame="_new" w:history="1">
+      <w:hyperlink r:id="rId44" w:tgtFrame="_new" w:history="1">
         <w:r>
           <w:rPr>
             <w:rStyle w:val="Hyperlink"/>
@@ -14448,7 +14471,7 @@
         </w:rPr>
         <w:t xml:space="preserve"> </w:t>
       </w:r>
-      <w:hyperlink r:id="rId48" w:history="1">
+      <w:hyperlink r:id="rId45" w:history="1">
         <w:r>
           <w:rPr>
             <w:rStyle w:val="Hyperlink"/>
@@ -14491,7 +14514,7 @@
         </w:rPr>
         <w:t xml:space="preserve">: </w:t>
       </w:r>
-      <w:hyperlink r:id="rId49" w:history="1">
+      <w:hyperlink r:id="rId46" w:history="1">
         <w:r>
           <w:rPr>
             <w:rStyle w:val="Hyperlink"/>
@@ -14532,7 +14555,7 @@
         </w:rPr>
         <w:t xml:space="preserve">: </w:t>
       </w:r>
-      <w:hyperlink r:id="rId50" w:history="1">
+      <w:hyperlink r:id="rId47" w:history="1">
         <w:r>
           <w:rPr>
             <w:rStyle w:val="Hyperlink"/>
@@ -14573,7 +14596,7 @@
         </w:rPr>
         <w:t xml:space="preserve">: </w:t>
       </w:r>
-      <w:hyperlink r:id="rId51" w:history="1">
+      <w:hyperlink r:id="rId48" w:history="1">
         <w:r>
           <w:rPr>
             <w:rStyle w:val="Hyperlink"/>
@@ -14614,7 +14637,7 @@
         </w:rPr>
         <w:t xml:space="preserve">: </w:t>
       </w:r>
-      <w:hyperlink r:id="rId52" w:history="1">
+      <w:hyperlink r:id="rId49" w:history="1">
         <w:r>
           <w:rPr>
             <w:rStyle w:val="Hyperlink"/>
@@ -14661,7 +14684,7 @@
         </w:rPr>
         <w:t xml:space="preserve"> </w:t>
       </w:r>
-      <w:hyperlink r:id="rId53" w:history="1">
+      <w:hyperlink r:id="rId50" w:history="1">
         <w:r>
           <w:rPr>
             <w:rStyle w:val="Hyperlink"/>
@@ -14710,7 +14733,7 @@
         </w:rPr>
         <w:t xml:space="preserve"> </w:t>
       </w:r>
-      <w:hyperlink r:id="rId54" w:tgtFrame="_new" w:history="1">
+      <w:hyperlink r:id="rId51" w:tgtFrame="_new" w:history="1">
         <w:r>
           <w:rPr>
             <w:rStyle w:val="Hyperlink"/>
@@ -14724,8 +14747,17 @@
     <w:p/>
     <w:p/>
     <w:p/>
+    <w:p/>
+    <w:p/>
+    <w:p/>
+    <w:p/>
+    <w:p>
+      <w:pPr>
+        <w:jc w:val="right"/>
+      </w:pPr>
+    </w:p>
     <w:sectPr>
-      <w:footerReference w:type="default" r:id="rId55"/>
+      <w:footerReference w:type="default" r:id="rId52"/>
       <w:pgSz w:w="11906" w:h="16838"/>
       <w:pgMar w:top="1440" w:right="1440" w:bottom="1440" w:left="1440" w:header="708" w:footer="708" w:gutter="0"/>
       <w:pgBorders w:offsetFrom="page">
@@ -14847,7 +14879,7 @@
         <w:bCs/>
         <w:szCs w:val="24"/>
       </w:rPr>
-      <w:t>3</w:t>
+      <w:t>2</w:t>
     </w:r>
   </w:p>
   <w:p>
@@ -21387,15 +21419,16 @@
 </file>
 
 <file path=customXml/item1.xml><?xml version="1.0" encoding="utf-8"?>
-<p:properties xmlns:p="http://schemas.microsoft.com/office/2006/metadata/properties" xmlns:xsi="http://www.w3.org/2001/XMLSchema-instance" xmlns:pc="http://schemas.microsoft.com/office/infopath/2007/PartnerControls">
-  <documentManagement>
-    <_activity xmlns="d71ff2ac-62c7-44d6-abd7-1383af8796a8" xsi:nil="true"/>
-  </documentManagement>
-</p:properties>
+<b:Sources xmlns:b="http://schemas.openxmlformats.org/officeDocument/2006/bibliography" xmlns="http://schemas.openxmlformats.org/officeDocument/2006/bibliography" SelectedStyle="\APASixthEditionOfficeOnline.xsl" StyleName="APA" Version="6"/>
 </file>
 
 <file path=customXml/item2.xml><?xml version="1.0" encoding="utf-8"?>
-<b:Sources xmlns:b="http://schemas.openxmlformats.org/officeDocument/2006/bibliography" xmlns="http://schemas.openxmlformats.org/officeDocument/2006/bibliography" SelectedStyle="\APASixthEditionOfficeOnline.xsl" StyleName="APA" Version="6"/>
+<?mso-contentType ?>
+<FormTemplates xmlns="http://schemas.microsoft.com/sharepoint/v3/contenttype/forms">
+  <Display>DocumentLibraryForm</Display>
+  <Edit>DocumentLibraryForm</Edit>
+  <New>DocumentLibraryForm</New>
+</FormTemplates>
 </file>
 
 <file path=customXml/item3.xml><?xml version="1.0" encoding="utf-8"?>
@@ -21632,28 +21665,25 @@
 </file>
 
 <file path=customXml/item4.xml><?xml version="1.0" encoding="utf-8"?>
-<?mso-contentType ?>
-<FormTemplates xmlns="http://schemas.microsoft.com/sharepoint/v3/contenttype/forms">
-  <Display>DocumentLibraryForm</Display>
-  <Edit>DocumentLibraryForm</Edit>
-  <New>DocumentLibraryForm</New>
-</FormTemplates>
+<p:properties xmlns:p="http://schemas.microsoft.com/office/2006/metadata/properties" xmlns:xsi="http://www.w3.org/2001/XMLSchema-instance" xmlns:pc="http://schemas.microsoft.com/office/infopath/2007/PartnerControls">
+  <documentManagement>
+    <_activity xmlns="d71ff2ac-62c7-44d6-abd7-1383af8796a8" xsi:nil="true"/>
+  </documentManagement>
+</p:properties>
 </file>
 
 <file path=customXml/itemProps1.xml><?xml version="1.0" encoding="utf-8"?>
-<ds:datastoreItem xmlns:ds="http://schemas.openxmlformats.org/officeDocument/2006/customXml" ds:itemID="{3F2AE3CF-AF0A-42C7-BC75-AAA91D189F19}">
+<ds:datastoreItem xmlns:ds="http://schemas.openxmlformats.org/officeDocument/2006/customXml" ds:itemID="{500AA85C-6BEF-45D1-AD66-44E6B9A5378D}">
   <ds:schemaRefs>
-    <ds:schemaRef ds:uri="http://schemas.microsoft.com/office/2006/metadata/properties"/>
-    <ds:schemaRef ds:uri="http://schemas.microsoft.com/office/infopath/2007/PartnerControls"/>
-    <ds:schemaRef ds:uri="d71ff2ac-62c7-44d6-abd7-1383af8796a8"/>
+    <ds:schemaRef ds:uri="http://schemas.openxmlformats.org/officeDocument/2006/bibliography"/>
   </ds:schemaRefs>
 </ds:datastoreItem>
 </file>
 
 <file path=customXml/itemProps2.xml><?xml version="1.0" encoding="utf-8"?>
-<ds:datastoreItem xmlns:ds="http://schemas.openxmlformats.org/officeDocument/2006/customXml" ds:itemID="{500AA85C-6BEF-45D1-AD66-44E6B9A5378D}">
+<ds:datastoreItem xmlns:ds="http://schemas.openxmlformats.org/officeDocument/2006/customXml" ds:itemID="{DBC131DF-4F18-448B-B46F-936BB86E1BD6}">
   <ds:schemaRefs>
-    <ds:schemaRef ds:uri="http://schemas.openxmlformats.org/officeDocument/2006/bibliography"/>
+    <ds:schemaRef ds:uri="http://schemas.microsoft.com/sharepoint/v3/contenttype/forms"/>
   </ds:schemaRefs>
 </ds:datastoreItem>
 </file>
@@ -21678,9 +21708,11 @@
 </file>
 
 <file path=customXml/itemProps4.xml><?xml version="1.0" encoding="utf-8"?>
-<ds:datastoreItem xmlns:ds="http://schemas.openxmlformats.org/officeDocument/2006/customXml" ds:itemID="{DBC131DF-4F18-448B-B46F-936BB86E1BD6}">
+<ds:datastoreItem xmlns:ds="http://schemas.openxmlformats.org/officeDocument/2006/customXml" ds:itemID="{3F2AE3CF-AF0A-42C7-BC75-AAA91D189F19}">
   <ds:schemaRefs>
-    <ds:schemaRef ds:uri="http://schemas.microsoft.com/sharepoint/v3/contenttype/forms"/>
+    <ds:schemaRef ds:uri="http://schemas.microsoft.com/office/2006/metadata/properties"/>
+    <ds:schemaRef ds:uri="http://schemas.microsoft.com/office/infopath/2007/PartnerControls"/>
+    <ds:schemaRef ds:uri="d71ff2ac-62c7-44d6-abd7-1383af8796a8"/>
   </ds:schemaRefs>
 </ds:datastoreItem>
 </file>